--- a/Coda Full Description.docx
+++ b/Coda Full Description.docx
@@ -29,6 +29,7 @@
         <w:p>
           <w:pPr>
             <w:pStyle w:val="TOCHeading"/>
+            <w:spacing w:before="120" w:after="120"/>
             <w:jc w:val="center"/>
             <w:rPr>
               <w:rFonts w:ascii="Times New Roman" w:hAnsi="Times New Roman" w:cs="Times New Roman"/>
@@ -47,6 +48,7 @@
             <w:tabs>
               <w:tab w:val="right" w:leader="dot" w:pos="9350"/>
             </w:tabs>
+            <w:spacing w:after="120"/>
             <w:rPr>
               <w:rFonts w:asciiTheme="minorHAnsi" w:hAnsiTheme="minorHAnsi"/>
               <w:noProof/>
@@ -140,6 +142,7 @@
             <w:tabs>
               <w:tab w:val="right" w:leader="dot" w:pos="9350"/>
             </w:tabs>
+            <w:spacing w:after="120"/>
             <w:rPr>
               <w:rFonts w:asciiTheme="minorHAnsi" w:hAnsiTheme="minorHAnsi"/>
               <w:noProof/>
@@ -215,6 +218,7 @@
             <w:tabs>
               <w:tab w:val="right" w:leader="dot" w:pos="9350"/>
             </w:tabs>
+            <w:spacing w:after="120"/>
             <w:rPr>
               <w:rFonts w:asciiTheme="minorHAnsi" w:hAnsiTheme="minorHAnsi"/>
               <w:noProof/>
@@ -290,6 +294,7 @@
             <w:tabs>
               <w:tab w:val="right" w:leader="dot" w:pos="9350"/>
             </w:tabs>
+            <w:spacing w:after="120"/>
             <w:rPr>
               <w:rFonts w:asciiTheme="minorHAnsi" w:hAnsiTheme="minorHAnsi"/>
               <w:noProof/>
@@ -365,6 +370,7 @@
             <w:tabs>
               <w:tab w:val="right" w:leader="dot" w:pos="9350"/>
             </w:tabs>
+            <w:spacing w:after="120"/>
             <w:rPr>
               <w:rFonts w:asciiTheme="minorHAnsi" w:hAnsiTheme="minorHAnsi"/>
               <w:noProof/>
@@ -440,6 +446,7 @@
             <w:tabs>
               <w:tab w:val="right" w:leader="dot" w:pos="9350"/>
             </w:tabs>
+            <w:spacing w:after="120"/>
             <w:rPr>
               <w:rFonts w:asciiTheme="minorHAnsi" w:hAnsiTheme="minorHAnsi"/>
               <w:noProof/>
@@ -515,6 +522,7 @@
             <w:tabs>
               <w:tab w:val="right" w:leader="dot" w:pos="9350"/>
             </w:tabs>
+            <w:spacing w:after="120"/>
             <w:rPr>
               <w:rFonts w:asciiTheme="minorHAnsi" w:hAnsiTheme="minorHAnsi"/>
               <w:noProof/>
@@ -590,6 +598,7 @@
             <w:tabs>
               <w:tab w:val="right" w:leader="dot" w:pos="9350"/>
             </w:tabs>
+            <w:spacing w:after="120"/>
             <w:rPr>
               <w:rFonts w:asciiTheme="minorHAnsi" w:hAnsiTheme="minorHAnsi"/>
               <w:noProof/>
@@ -665,6 +674,7 @@
             <w:tabs>
               <w:tab w:val="right" w:leader="dot" w:pos="9350"/>
             </w:tabs>
+            <w:spacing w:after="120"/>
             <w:rPr>
               <w:rFonts w:asciiTheme="minorHAnsi" w:hAnsiTheme="minorHAnsi"/>
               <w:noProof/>
@@ -740,6 +750,7 @@
             <w:tabs>
               <w:tab w:val="right" w:leader="dot" w:pos="9350"/>
             </w:tabs>
+            <w:spacing w:after="120"/>
             <w:rPr>
               <w:rFonts w:asciiTheme="minorHAnsi" w:hAnsiTheme="minorHAnsi"/>
               <w:noProof/>
@@ -815,6 +826,7 @@
             <w:tabs>
               <w:tab w:val="right" w:leader="dot" w:pos="9350"/>
             </w:tabs>
+            <w:spacing w:after="120"/>
             <w:rPr>
               <w:rFonts w:asciiTheme="minorHAnsi" w:hAnsiTheme="minorHAnsi"/>
               <w:noProof/>
@@ -890,6 +902,7 @@
             <w:tabs>
               <w:tab w:val="right" w:leader="dot" w:pos="9350"/>
             </w:tabs>
+            <w:spacing w:after="120"/>
             <w:rPr>
               <w:rFonts w:asciiTheme="minorHAnsi" w:hAnsiTheme="minorHAnsi"/>
               <w:noProof/>
@@ -965,6 +978,7 @@
             <w:tabs>
               <w:tab w:val="right" w:leader="dot" w:pos="9350"/>
             </w:tabs>
+            <w:spacing w:after="120"/>
             <w:rPr>
               <w:rFonts w:asciiTheme="minorHAnsi" w:hAnsiTheme="minorHAnsi"/>
               <w:noProof/>
@@ -1040,6 +1054,7 @@
             <w:tabs>
               <w:tab w:val="right" w:leader="dot" w:pos="9350"/>
             </w:tabs>
+            <w:spacing w:after="120"/>
             <w:rPr>
               <w:rFonts w:asciiTheme="minorHAnsi" w:hAnsiTheme="minorHAnsi"/>
               <w:noProof/>
@@ -1115,6 +1130,7 @@
             <w:tabs>
               <w:tab w:val="right" w:leader="dot" w:pos="9350"/>
             </w:tabs>
+            <w:spacing w:after="120"/>
             <w:rPr>
               <w:rFonts w:asciiTheme="minorHAnsi" w:hAnsiTheme="minorHAnsi"/>
               <w:noProof/>
@@ -1190,6 +1206,7 @@
             <w:tabs>
               <w:tab w:val="right" w:leader="dot" w:pos="9350"/>
             </w:tabs>
+            <w:spacing w:after="120"/>
             <w:rPr>
               <w:rFonts w:asciiTheme="minorHAnsi" w:hAnsiTheme="minorHAnsi"/>
               <w:noProof/>
@@ -1265,6 +1282,7 @@
             <w:tabs>
               <w:tab w:val="right" w:leader="dot" w:pos="9350"/>
             </w:tabs>
+            <w:spacing w:after="120"/>
             <w:rPr>
               <w:rFonts w:asciiTheme="minorHAnsi" w:hAnsiTheme="minorHAnsi"/>
               <w:noProof/>
@@ -1340,6 +1358,7 @@
             <w:tabs>
               <w:tab w:val="right" w:leader="dot" w:pos="9350"/>
             </w:tabs>
+            <w:spacing w:after="120"/>
             <w:rPr>
               <w:rFonts w:asciiTheme="minorHAnsi" w:hAnsiTheme="minorHAnsi"/>
               <w:noProof/>
@@ -1415,6 +1434,7 @@
             <w:tabs>
               <w:tab w:val="right" w:leader="dot" w:pos="9350"/>
             </w:tabs>
+            <w:spacing w:after="120"/>
             <w:rPr>
               <w:rFonts w:asciiTheme="minorHAnsi" w:hAnsiTheme="minorHAnsi"/>
               <w:noProof/>
@@ -1490,6 +1510,7 @@
             <w:tabs>
               <w:tab w:val="right" w:leader="dot" w:pos="9350"/>
             </w:tabs>
+            <w:spacing w:after="120"/>
             <w:rPr>
               <w:rFonts w:asciiTheme="minorHAnsi" w:hAnsiTheme="minorHAnsi"/>
               <w:noProof/>
@@ -1565,6 +1586,7 @@
             <w:tabs>
               <w:tab w:val="right" w:leader="dot" w:pos="9350"/>
             </w:tabs>
+            <w:spacing w:after="120"/>
             <w:rPr>
               <w:rFonts w:asciiTheme="minorHAnsi" w:hAnsiTheme="minorHAnsi"/>
               <w:noProof/>
@@ -1640,6 +1662,7 @@
             <w:tabs>
               <w:tab w:val="right" w:leader="dot" w:pos="9350"/>
             </w:tabs>
+            <w:spacing w:after="120"/>
             <w:rPr>
               <w:rFonts w:asciiTheme="minorHAnsi" w:hAnsiTheme="minorHAnsi"/>
               <w:noProof/>
@@ -1715,6 +1738,7 @@
             <w:tabs>
               <w:tab w:val="right" w:leader="dot" w:pos="9350"/>
             </w:tabs>
+            <w:spacing w:after="120"/>
             <w:rPr>
               <w:rFonts w:asciiTheme="minorHAnsi" w:hAnsiTheme="minorHAnsi"/>
               <w:noProof/>
@@ -1790,6 +1814,7 @@
             <w:tabs>
               <w:tab w:val="right" w:leader="dot" w:pos="9350"/>
             </w:tabs>
+            <w:spacing w:after="120"/>
             <w:rPr>
               <w:rFonts w:asciiTheme="minorHAnsi" w:hAnsiTheme="minorHAnsi"/>
               <w:noProof/>
@@ -1865,6 +1890,7 @@
             <w:tabs>
               <w:tab w:val="right" w:leader="dot" w:pos="9350"/>
             </w:tabs>
+            <w:spacing w:after="120"/>
             <w:rPr>
               <w:rFonts w:asciiTheme="minorHAnsi" w:hAnsiTheme="minorHAnsi"/>
               <w:noProof/>
@@ -1940,6 +1966,7 @@
             <w:tabs>
               <w:tab w:val="right" w:leader="dot" w:pos="9350"/>
             </w:tabs>
+            <w:spacing w:after="120"/>
             <w:rPr>
               <w:rFonts w:asciiTheme="minorHAnsi" w:hAnsiTheme="minorHAnsi"/>
               <w:noProof/>
@@ -2015,6 +2042,7 @@
             <w:tabs>
               <w:tab w:val="right" w:leader="dot" w:pos="9350"/>
             </w:tabs>
+            <w:spacing w:after="120"/>
             <w:rPr>
               <w:rFonts w:asciiTheme="minorHAnsi" w:hAnsiTheme="minorHAnsi"/>
               <w:noProof/>
@@ -2032,7 +2060,23 @@
                 <w:rFonts w:cs="Times New Roman"/>
                 <w:noProof/>
               </w:rPr>
-              <w:t>2.2 Sign Up / Sign In</w:t>
+              <w:t>2.2 Sig</w:t>
+            </w:r>
+            <w:r>
+              <w:rPr>
+                <w:rStyle w:val="Hyperlink"/>
+                <w:rFonts w:cs="Times New Roman"/>
+                <w:noProof/>
+              </w:rPr>
+              <w:t>n</w:t>
+            </w:r>
+            <w:r>
+              <w:rPr>
+                <w:rStyle w:val="Hyperlink"/>
+                <w:rFonts w:cs="Times New Roman"/>
+                <w:noProof/>
+              </w:rPr>
+              <w:t xml:space="preserve"> Up / Sign In</w:t>
             </w:r>
             <w:r>
               <w:rPr>
@@ -2090,6 +2134,7 @@
             <w:tabs>
               <w:tab w:val="right" w:leader="dot" w:pos="9350"/>
             </w:tabs>
+            <w:spacing w:after="120"/>
             <w:rPr>
               <w:rFonts w:asciiTheme="minorHAnsi" w:hAnsiTheme="minorHAnsi"/>
               <w:noProof/>
@@ -2165,6 +2210,7 @@
             <w:tabs>
               <w:tab w:val="right" w:leader="dot" w:pos="9350"/>
             </w:tabs>
+            <w:spacing w:after="120"/>
             <w:rPr>
               <w:rFonts w:asciiTheme="minorHAnsi" w:hAnsiTheme="minorHAnsi"/>
               <w:noProof/>
@@ -2240,6 +2286,7 @@
             <w:tabs>
               <w:tab w:val="right" w:leader="dot" w:pos="9350"/>
             </w:tabs>
+            <w:spacing w:after="120"/>
             <w:rPr>
               <w:rFonts w:asciiTheme="minorHAnsi" w:hAnsiTheme="minorHAnsi"/>
               <w:noProof/>
@@ -2315,6 +2362,7 @@
             <w:tabs>
               <w:tab w:val="right" w:leader="dot" w:pos="9350"/>
             </w:tabs>
+            <w:spacing w:after="120"/>
             <w:rPr>
               <w:rFonts w:asciiTheme="minorHAnsi" w:hAnsiTheme="minorHAnsi"/>
               <w:noProof/>
@@ -2390,6 +2438,7 @@
             <w:tabs>
               <w:tab w:val="right" w:leader="dot" w:pos="9350"/>
             </w:tabs>
+            <w:spacing w:after="120"/>
             <w:rPr>
               <w:rFonts w:asciiTheme="minorHAnsi" w:hAnsiTheme="minorHAnsi"/>
               <w:noProof/>
@@ -2465,6 +2514,7 @@
             <w:tabs>
               <w:tab w:val="right" w:leader="dot" w:pos="9350"/>
             </w:tabs>
+            <w:spacing w:after="120"/>
             <w:rPr>
               <w:rFonts w:asciiTheme="minorHAnsi" w:hAnsiTheme="minorHAnsi"/>
               <w:noProof/>
@@ -2540,6 +2590,7 @@
             <w:tabs>
               <w:tab w:val="right" w:leader="dot" w:pos="9350"/>
             </w:tabs>
+            <w:spacing w:after="120"/>
             <w:rPr>
               <w:rFonts w:asciiTheme="minorHAnsi" w:hAnsiTheme="minorHAnsi"/>
               <w:noProof/>
@@ -2615,6 +2666,7 @@
             <w:tabs>
               <w:tab w:val="right" w:leader="dot" w:pos="9350"/>
             </w:tabs>
+            <w:spacing w:after="120"/>
             <w:rPr>
               <w:rFonts w:asciiTheme="minorHAnsi" w:hAnsiTheme="minorHAnsi"/>
               <w:noProof/>
@@ -2690,6 +2742,7 @@
             <w:tabs>
               <w:tab w:val="right" w:leader="dot" w:pos="9350"/>
             </w:tabs>
+            <w:spacing w:after="120"/>
             <w:rPr>
               <w:rFonts w:asciiTheme="minorHAnsi" w:hAnsiTheme="minorHAnsi"/>
               <w:noProof/>
@@ -2765,6 +2818,7 @@
             <w:tabs>
               <w:tab w:val="right" w:leader="dot" w:pos="9350"/>
             </w:tabs>
+            <w:spacing w:after="120"/>
             <w:rPr>
               <w:rFonts w:asciiTheme="minorHAnsi" w:hAnsiTheme="minorHAnsi"/>
               <w:noProof/>
@@ -2840,6 +2894,7 @@
             <w:tabs>
               <w:tab w:val="right" w:leader="dot" w:pos="9350"/>
             </w:tabs>
+            <w:spacing w:after="120"/>
             <w:rPr>
               <w:rFonts w:asciiTheme="minorHAnsi" w:hAnsiTheme="minorHAnsi"/>
               <w:noProof/>
@@ -2915,6 +2970,7 @@
             <w:tabs>
               <w:tab w:val="right" w:leader="dot" w:pos="9350"/>
             </w:tabs>
+            <w:spacing w:after="120"/>
             <w:rPr>
               <w:rFonts w:asciiTheme="minorHAnsi" w:hAnsiTheme="minorHAnsi"/>
               <w:noProof/>
@@ -2990,6 +3046,7 @@
             <w:tabs>
               <w:tab w:val="right" w:leader="dot" w:pos="9350"/>
             </w:tabs>
+            <w:spacing w:after="120"/>
             <w:rPr>
               <w:rFonts w:asciiTheme="minorHAnsi" w:hAnsiTheme="minorHAnsi"/>
               <w:noProof/>
@@ -3065,6 +3122,7 @@
             <w:tabs>
               <w:tab w:val="right" w:leader="dot" w:pos="9350"/>
             </w:tabs>
+            <w:spacing w:after="120"/>
             <w:rPr>
               <w:rFonts w:asciiTheme="minorHAnsi" w:hAnsiTheme="minorHAnsi"/>
               <w:noProof/>
@@ -3140,6 +3198,7 @@
             <w:tabs>
               <w:tab w:val="right" w:leader="dot" w:pos="9350"/>
             </w:tabs>
+            <w:spacing w:after="120"/>
             <w:rPr>
               <w:rFonts w:asciiTheme="minorHAnsi" w:hAnsiTheme="minorHAnsi"/>
               <w:noProof/>
@@ -3215,6 +3274,7 @@
             <w:tabs>
               <w:tab w:val="right" w:leader="dot" w:pos="9350"/>
             </w:tabs>
+            <w:spacing w:after="120"/>
             <w:rPr>
               <w:rFonts w:asciiTheme="minorHAnsi" w:hAnsiTheme="minorHAnsi"/>
               <w:noProof/>
@@ -3290,6 +3350,7 @@
             <w:tabs>
               <w:tab w:val="right" w:leader="dot" w:pos="9350"/>
             </w:tabs>
+            <w:spacing w:after="120"/>
             <w:rPr>
               <w:rFonts w:asciiTheme="minorHAnsi" w:hAnsiTheme="minorHAnsi"/>
               <w:noProof/>
@@ -3365,6 +3426,7 @@
             <w:tabs>
               <w:tab w:val="right" w:leader="dot" w:pos="9350"/>
             </w:tabs>
+            <w:spacing w:after="120"/>
             <w:rPr>
               <w:rFonts w:asciiTheme="minorHAnsi" w:hAnsiTheme="minorHAnsi"/>
               <w:noProof/>
@@ -3440,6 +3502,7 @@
             <w:tabs>
               <w:tab w:val="right" w:leader="dot" w:pos="9350"/>
             </w:tabs>
+            <w:spacing w:after="120"/>
             <w:rPr>
               <w:rFonts w:asciiTheme="minorHAnsi" w:hAnsiTheme="minorHAnsi"/>
               <w:noProof/>
@@ -3515,6 +3578,7 @@
             <w:tabs>
               <w:tab w:val="right" w:leader="dot" w:pos="9350"/>
             </w:tabs>
+            <w:spacing w:after="120"/>
             <w:rPr>
               <w:rFonts w:asciiTheme="minorHAnsi" w:hAnsiTheme="minorHAnsi"/>
               <w:noProof/>
@@ -3590,6 +3654,7 @@
             <w:tabs>
               <w:tab w:val="right" w:leader="dot" w:pos="9350"/>
             </w:tabs>
+            <w:spacing w:after="120"/>
             <w:rPr>
               <w:rFonts w:asciiTheme="minorHAnsi" w:hAnsiTheme="minorHAnsi"/>
               <w:noProof/>
@@ -3665,6 +3730,7 @@
             <w:tabs>
               <w:tab w:val="right" w:leader="dot" w:pos="9350"/>
             </w:tabs>
+            <w:spacing w:after="120"/>
             <w:rPr>
               <w:rFonts w:asciiTheme="minorHAnsi" w:hAnsiTheme="minorHAnsi"/>
               <w:noProof/>
@@ -3740,6 +3806,7 @@
             <w:tabs>
               <w:tab w:val="right" w:leader="dot" w:pos="9350"/>
             </w:tabs>
+            <w:spacing w:after="120"/>
             <w:rPr>
               <w:rFonts w:asciiTheme="minorHAnsi" w:hAnsiTheme="minorHAnsi"/>
               <w:noProof/>
@@ -3815,6 +3882,7 @@
             <w:tabs>
               <w:tab w:val="right" w:leader="dot" w:pos="9350"/>
             </w:tabs>
+            <w:spacing w:after="120"/>
             <w:rPr>
               <w:rFonts w:asciiTheme="minorHAnsi" w:hAnsiTheme="minorHAnsi"/>
               <w:noProof/>
@@ -3890,6 +3958,7 @@
             <w:tabs>
               <w:tab w:val="right" w:leader="dot" w:pos="9350"/>
             </w:tabs>
+            <w:spacing w:after="120"/>
             <w:rPr>
               <w:rFonts w:asciiTheme="minorHAnsi" w:hAnsiTheme="minorHAnsi"/>
               <w:noProof/>
@@ -3965,6 +4034,7 @@
             <w:tabs>
               <w:tab w:val="right" w:leader="dot" w:pos="9350"/>
             </w:tabs>
+            <w:spacing w:after="120"/>
             <w:rPr>
               <w:rFonts w:asciiTheme="minorHAnsi" w:hAnsiTheme="minorHAnsi"/>
               <w:noProof/>
@@ -4040,6 +4110,7 @@
             <w:tabs>
               <w:tab w:val="right" w:leader="dot" w:pos="9350"/>
             </w:tabs>
+            <w:spacing w:after="120"/>
             <w:rPr>
               <w:rFonts w:asciiTheme="minorHAnsi" w:hAnsiTheme="minorHAnsi"/>
               <w:noProof/>
@@ -4115,6 +4186,7 @@
             <w:tabs>
               <w:tab w:val="right" w:leader="dot" w:pos="9350"/>
             </w:tabs>
+            <w:spacing w:after="120"/>
             <w:rPr>
               <w:rFonts w:asciiTheme="minorHAnsi" w:hAnsiTheme="minorHAnsi"/>
               <w:noProof/>
@@ -4211,7 +4283,7 @@
     </w:p>
     <w:p>
       <w:pPr>
-        <w:spacing w:before="0" w:after="160" w:line="259" w:lineRule="auto"/>
+        <w:spacing w:line="259" w:lineRule="auto"/>
         <w:rPr>
           <w:rFonts w:cs="Times New Roman"/>
         </w:rPr>
@@ -7324,6 +7396,24 @@
         </w:rPr>
         <w:t xml:space="preserve"> Cyberpunk / high-contrast, code-friendly fonts, syntax highlighting</w:t>
       </w:r>
+      <w:r>
+        <w:rPr>
+          <w:rFonts w:cs="Times New Roman"/>
+        </w:rPr>
+        <w:t xml:space="preserve">, </w:t>
+      </w:r>
+      <w:r>
+        <w:rPr>
+          <w:rFonts w:cs="Times New Roman"/>
+        </w:rPr>
+        <w:t>mouse-tracking parallax</w:t>
+      </w:r>
+      <w:r>
+        <w:rPr>
+          <w:rFonts w:cs="Times New Roman"/>
+        </w:rPr>
+        <w:t xml:space="preserve"> background</w:t>
+      </w:r>
     </w:p>
     <w:p>
       <w:pPr>
@@ -8588,11 +8678,39 @@
     </w:p>
     <w:p>
       <w:pPr>
+        <w:numPr>
+          <w:ilvl w:val="0"/>
+          <w:numId w:val="27"/>
+        </w:numPr>
+        <w:rPr>
+          <w:rFonts w:cs="Times New Roman"/>
+        </w:rPr>
+      </w:pPr>
+      <w:r>
         <w:rPr>
           <w:rFonts w:cs="Times New Roman"/>
           <w:b/>
           <w:bCs/>
         </w:rPr>
+        <w:lastRenderedPageBreak/>
+        <w:t>Import Modal / Page</w:t>
+      </w:r>
+      <w:r>
+        <w:rPr>
+          <w:rFonts w:cs="Times New Roman"/>
+        </w:rPr>
+        <w:t xml:space="preserve"> – Upload files or paste code, auto-generate metadata</w:t>
+      </w:r>
+    </w:p>
+    <w:p>
+      <w:pPr>
+        <w:numPr>
+          <w:ilvl w:val="0"/>
+          <w:numId w:val="27"/>
+        </w:numPr>
+        <w:rPr>
+          <w:rFonts w:cs="Times New Roman"/>
+        </w:rPr>
       </w:pPr>
       <w:r>
         <w:rPr>
@@ -8600,7 +8718,23 @@
           <w:b/>
           <w:bCs/>
         </w:rPr>
-        <w:lastRenderedPageBreak/>
+        <w:t>Export Modal / Page</w:t>
+      </w:r>
+      <w:r>
+        <w:rPr>
+          <w:rFonts w:cs="Times New Roman"/>
+        </w:rPr>
+        <w:t xml:space="preserve"> – Export snippets as JSON or language-specific modules</w:t>
+      </w:r>
+    </w:p>
+    <w:p>
+      <w:pPr>
+        <w:pStyle w:val="Heading3"/>
+      </w:pPr>
+      <w:r>
+        <w:t xml:space="preserve">2.10 </w:t>
+      </w:r>
+      <w:r>
         <w:t>Smart Feature Panels</w:t>
       </w:r>
     </w:p>
@@ -8686,12 +8820,24 @@
           <w:rFonts w:cs="Times New Roman"/>
         </w:rPr>
       </w:pPr>
-      <w:bookmarkStart w:id="34" w:name="_Toc226132480"/>
-      <w:r>
-        <w:rPr>
-          <w:rFonts w:cs="Times New Roman"/>
-        </w:rPr>
-        <w:t>2.10. Import / Export</w:t>
+      <w:bookmarkStart w:id="34" w:name="_Toc226132481"/>
+      <w:r>
+        <w:rPr>
+          <w:rFonts w:cs="Times New Roman"/>
+        </w:rPr>
+        <w:t>2.1</w:t>
+      </w:r>
+      <w:r>
+        <w:rPr>
+          <w:rFonts w:cs="Times New Roman"/>
+        </w:rPr>
+        <w:t>1</w:t>
+      </w:r>
+      <w:r>
+        <w:rPr>
+          <w:rFonts w:cs="Times New Roman"/>
+        </w:rPr>
+        <w:t>. Settings &amp; Account</w:t>
       </w:r>
       <w:bookmarkEnd w:id="34"/>
     </w:p>
@@ -8699,7 +8845,7 @@
       <w:pPr>
         <w:numPr>
           <w:ilvl w:val="0"/>
-          <w:numId w:val="38"/>
+          <w:numId w:val="39"/>
         </w:numPr>
         <w:rPr>
           <w:rFonts w:cs="Times New Roman"/>
@@ -8711,20 +8857,31 @@
           <w:b/>
           <w:bCs/>
         </w:rPr>
-        <w:t>Import Modal / Page</w:t>
-      </w:r>
-      <w:r>
-        <w:rPr>
-          <w:rFonts w:cs="Times New Roman"/>
-        </w:rPr>
-        <w:t xml:space="preserve"> – Upload files or paste code, auto-generate metadata</w:t>
-      </w:r>
-    </w:p>
-    <w:p>
-      <w:pPr>
-        <w:numPr>
-          <w:ilvl w:val="0"/>
-          <w:numId w:val="38"/>
+        <w:t>App Settings Page</w:t>
+      </w:r>
+    </w:p>
+    <w:p>
+      <w:pPr>
+        <w:numPr>
+          <w:ilvl w:val="1"/>
+          <w:numId w:val="39"/>
+        </w:numPr>
+        <w:rPr>
+          <w:rFonts w:cs="Times New Roman"/>
+        </w:rPr>
+      </w:pPr>
+      <w:r>
+        <w:rPr>
+          <w:rFonts w:cs="Times New Roman"/>
+        </w:rPr>
+        <w:t>Lockout policy, notifications, theme, keyboard shortcuts</w:t>
+      </w:r>
+    </w:p>
+    <w:p>
+      <w:pPr>
+        <w:numPr>
+          <w:ilvl w:val="0"/>
+          <w:numId w:val="39"/>
         </w:numPr>
         <w:rPr>
           <w:rFonts w:cs="Times New Roman"/>
@@ -8736,30 +8893,14 @@
           <w:b/>
           <w:bCs/>
         </w:rPr>
-        <w:t>Export Modal / Page</w:t>
-      </w:r>
-      <w:r>
-        <w:rPr>
-          <w:rFonts w:cs="Times New Roman"/>
-        </w:rPr>
-        <w:t xml:space="preserve"> – Export snippets as JSON or language-specific modules</w:t>
-      </w:r>
-    </w:p>
-    <w:p>
-      <w:pPr>
-        <w:pStyle w:val="Heading3"/>
-        <w:rPr>
-          <w:rFonts w:cs="Times New Roman"/>
-        </w:rPr>
-      </w:pPr>
-      <w:bookmarkStart w:id="35" w:name="_Toc226132481"/>
-      <w:r>
-        <w:rPr>
-          <w:rFonts w:cs="Times New Roman"/>
-        </w:rPr>
-        <w:t>2.11. Settings &amp; Account</w:t>
-      </w:r>
-      <w:bookmarkEnd w:id="35"/>
+        <w:t>Local Backup / Restore Page</w:t>
+      </w:r>
+      <w:r>
+        <w:rPr>
+          <w:rFonts w:cs="Times New Roman"/>
+        </w:rPr>
+        <w:t xml:space="preserve"> – Optional export/import of entire database</w:t>
+      </w:r>
     </w:p>
     <w:p>
       <w:pPr>
@@ -8777,31 +8918,48 @@
           <w:b/>
           <w:bCs/>
         </w:rPr>
-        <w:t>App Settings Page</w:t>
-      </w:r>
-    </w:p>
-    <w:p>
-      <w:pPr>
-        <w:numPr>
-          <w:ilvl w:val="1"/>
-          <w:numId w:val="39"/>
-        </w:numPr>
-        <w:rPr>
-          <w:rFonts w:cs="Times New Roman"/>
-        </w:rPr>
-      </w:pPr>
-      <w:r>
-        <w:rPr>
-          <w:rFonts w:cs="Times New Roman"/>
-        </w:rPr>
-        <w:t>Lockout policy, notifications, theme, keyboard shortcuts</w:t>
-      </w:r>
-    </w:p>
-    <w:p>
-      <w:pPr>
-        <w:numPr>
-          <w:ilvl w:val="0"/>
-          <w:numId w:val="39"/>
+        <w:t>About / Version Info Page</w:t>
+      </w:r>
+      <w:r>
+        <w:rPr>
+          <w:rFonts w:cs="Times New Roman"/>
+        </w:rPr>
+        <w:t xml:space="preserve"> – App version, changelog</w:t>
+      </w:r>
+    </w:p>
+    <w:p>
+      <w:pPr>
+        <w:pStyle w:val="Heading3"/>
+        <w:rPr>
+          <w:rFonts w:cs="Times New Roman"/>
+        </w:rPr>
+      </w:pPr>
+      <w:bookmarkStart w:id="35" w:name="_Toc226132482"/>
+      <w:r>
+        <w:rPr>
+          <w:rFonts w:cs="Times New Roman"/>
+        </w:rPr>
+        <w:t>2.1</w:t>
+      </w:r>
+      <w:r>
+        <w:rPr>
+          <w:rFonts w:cs="Times New Roman"/>
+        </w:rPr>
+        <w:t>2</w:t>
+      </w:r>
+      <w:r>
+        <w:rPr>
+          <w:rFonts w:cs="Times New Roman"/>
+        </w:rPr>
+        <w:t>. Notifications &amp; Feedback</w:t>
+      </w:r>
+      <w:bookmarkEnd w:id="35"/>
+    </w:p>
+    <w:p>
+      <w:pPr>
+        <w:numPr>
+          <w:ilvl w:val="0"/>
+          <w:numId w:val="40"/>
         </w:numPr>
         <w:rPr>
           <w:rFonts w:cs="Times New Roman"/>
@@ -8813,20 +8971,20 @@
           <w:b/>
           <w:bCs/>
         </w:rPr>
-        <w:t>Local Backup / Restore Page</w:t>
-      </w:r>
-      <w:r>
-        <w:rPr>
-          <w:rFonts w:cs="Times New Roman"/>
-        </w:rPr>
-        <w:t xml:space="preserve"> – Optional export/import of entire database</w:t>
-      </w:r>
-    </w:p>
-    <w:p>
-      <w:pPr>
-        <w:numPr>
-          <w:ilvl w:val="0"/>
-          <w:numId w:val="39"/>
+        <w:t>Global Error Modal</w:t>
+      </w:r>
+      <w:r>
+        <w:rPr>
+          <w:rFonts w:cs="Times New Roman"/>
+        </w:rPr>
+        <w:t xml:space="preserve"> – Generic error messages + retry options</w:t>
+      </w:r>
+    </w:p>
+    <w:p>
+      <w:pPr>
+        <w:numPr>
+          <w:ilvl w:val="0"/>
+          <w:numId w:val="40"/>
         </w:numPr>
         <w:rPr>
           <w:rFonts w:cs="Times New Roman"/>
@@ -8838,28 +8996,28 @@
           <w:b/>
           <w:bCs/>
         </w:rPr>
-        <w:t>About / Version Info Page</w:t>
-      </w:r>
-      <w:r>
-        <w:rPr>
-          <w:rFonts w:cs="Times New Roman"/>
-        </w:rPr>
-        <w:t xml:space="preserve"> – App version, changelog</w:t>
-      </w:r>
-    </w:p>
-    <w:p>
-      <w:pPr>
-        <w:pStyle w:val="Heading3"/>
-        <w:rPr>
-          <w:rFonts w:cs="Times New Roman"/>
-        </w:rPr>
-      </w:pPr>
-      <w:bookmarkStart w:id="36" w:name="_Toc226132482"/>
-      <w:r>
-        <w:rPr>
-          <w:rFonts w:cs="Times New Roman"/>
-        </w:rPr>
-        <w:t>2.12. Notifications &amp; Feedback</w:t>
+        <w:t>Inline Validation Feedback</w:t>
+      </w:r>
+      <w:r>
+        <w:rPr>
+          <w:rFonts w:cs="Times New Roman"/>
+        </w:rPr>
+        <w:t xml:space="preserve"> – Shown on snippet editor or login forms</w:t>
+      </w:r>
+    </w:p>
+    <w:p>
+      <w:pPr>
+        <w:pStyle w:val="Heading2"/>
+        <w:rPr>
+          <w:rFonts w:cs="Times New Roman"/>
+        </w:rPr>
+      </w:pPr>
+      <w:bookmarkStart w:id="36" w:name="_Toc226132483"/>
+      <w:r>
+        <w:rPr>
+          <w:rFonts w:cs="Times New Roman"/>
+        </w:rPr>
+        <w:t>3. Navigation &amp; Interaction</w:t>
       </w:r>
       <w:bookmarkEnd w:id="36"/>
     </w:p>
@@ -8867,7 +9025,7 @@
       <w:pPr>
         <w:numPr>
           <w:ilvl w:val="0"/>
-          <w:numId w:val="40"/>
+          <w:numId w:val="28"/>
         </w:numPr>
         <w:rPr>
           <w:rFonts w:cs="Times New Roman"/>
@@ -8879,20 +9037,20 @@
           <w:b/>
           <w:bCs/>
         </w:rPr>
-        <w:t>Global Error Modal</w:t>
-      </w:r>
-      <w:r>
-        <w:rPr>
-          <w:rFonts w:cs="Times New Roman"/>
-        </w:rPr>
-        <w:t xml:space="preserve"> – Generic error messages + retry options</w:t>
-      </w:r>
-    </w:p>
-    <w:p>
-      <w:pPr>
-        <w:numPr>
-          <w:ilvl w:val="0"/>
-          <w:numId w:val="40"/>
+        <w:t>Routing:</w:t>
+      </w:r>
+      <w:r>
+        <w:rPr>
+          <w:rFonts w:cs="Times New Roman"/>
+        </w:rPr>
+        <w:t xml:space="preserve"> SPA style, sidebar + main content panel</w:t>
+      </w:r>
+    </w:p>
+    <w:p>
+      <w:pPr>
+        <w:numPr>
+          <w:ilvl w:val="0"/>
+          <w:numId w:val="28"/>
         </w:numPr>
         <w:rPr>
           <w:rFonts w:cs="Times New Roman"/>
@@ -8904,30 +9062,101 @@
           <w:b/>
           <w:bCs/>
         </w:rPr>
-        <w:t>Inline Validation Feedback</w:t>
-      </w:r>
-      <w:r>
-        <w:rPr>
-          <w:rFonts w:cs="Times New Roman"/>
-        </w:rPr>
-        <w:t xml:space="preserve"> – Shown on snippet editor or login forms</w:t>
-      </w:r>
-    </w:p>
-    <w:p>
-      <w:pPr>
-        <w:pStyle w:val="Heading2"/>
-        <w:rPr>
-          <w:rFonts w:cs="Times New Roman"/>
-        </w:rPr>
-      </w:pPr>
-      <w:bookmarkStart w:id="37" w:name="_Toc226132483"/>
-      <w:r>
-        <w:rPr>
-          <w:rFonts w:cs="Times New Roman"/>
-        </w:rPr>
-        <w:t>3. Navigation &amp; Interaction</w:t>
-      </w:r>
-      <w:bookmarkEnd w:id="37"/>
+        <w:t>Keyboard Shortcuts:</w:t>
+      </w:r>
+    </w:p>
+    <w:p>
+      <w:pPr>
+        <w:numPr>
+          <w:ilvl w:val="1"/>
+          <w:numId w:val="28"/>
+        </w:numPr>
+        <w:rPr>
+          <w:rFonts w:cs="Times New Roman"/>
+        </w:rPr>
+      </w:pPr>
+      <w:r>
+        <w:rPr>
+          <w:rFonts w:cs="Times New Roman"/>
+        </w:rPr>
+        <w:t>Copy snippet: Ctrl/</w:t>
+      </w:r>
+      <w:proofErr w:type="spellStart"/>
+      <w:r>
+        <w:rPr>
+          <w:rFonts w:cs="Times New Roman"/>
+        </w:rPr>
+        <w:t>Cmd</w:t>
+      </w:r>
+      <w:proofErr w:type="spellEnd"/>
+      <w:r>
+        <w:rPr>
+          <w:rFonts w:cs="Times New Roman"/>
+        </w:rPr>
+        <w:t xml:space="preserve"> + C</w:t>
+      </w:r>
+    </w:p>
+    <w:p>
+      <w:pPr>
+        <w:numPr>
+          <w:ilvl w:val="1"/>
+          <w:numId w:val="28"/>
+        </w:numPr>
+        <w:rPr>
+          <w:rFonts w:cs="Times New Roman"/>
+        </w:rPr>
+      </w:pPr>
+      <w:r>
+        <w:rPr>
+          <w:rFonts w:cs="Times New Roman"/>
+        </w:rPr>
+        <w:t>New snippet: Ctrl/</w:t>
+      </w:r>
+      <w:proofErr w:type="spellStart"/>
+      <w:r>
+        <w:rPr>
+          <w:rFonts w:cs="Times New Roman"/>
+        </w:rPr>
+        <w:t>Cmd</w:t>
+      </w:r>
+      <w:proofErr w:type="spellEnd"/>
+      <w:r>
+        <w:rPr>
+          <w:rFonts w:cs="Times New Roman"/>
+        </w:rPr>
+        <w:t xml:space="preserve"> + N</w:t>
+      </w:r>
+    </w:p>
+    <w:p>
+      <w:pPr>
+        <w:numPr>
+          <w:ilvl w:val="1"/>
+          <w:numId w:val="28"/>
+        </w:numPr>
+        <w:rPr>
+          <w:rFonts w:cs="Times New Roman"/>
+        </w:rPr>
+      </w:pPr>
+      <w:r>
+        <w:rPr>
+          <w:rFonts w:cs="Times New Roman"/>
+        </w:rPr>
+        <w:t>Search: Ctrl/</w:t>
+      </w:r>
+      <w:proofErr w:type="spellStart"/>
+      <w:r>
+        <w:rPr>
+          <w:rFonts w:cs="Times New Roman"/>
+        </w:rPr>
+        <w:t>Cmd</w:t>
+      </w:r>
+      <w:proofErr w:type="spellEnd"/>
+      <w:r>
+        <w:rPr>
+          <w:rFonts w:cs="Times New Roman"/>
+        </w:rPr>
+        <w:t xml:space="preserve"> + F</w:t>
+      </w:r>
     </w:p>
     <w:p>
       <w:pPr>
@@ -8945,13 +9174,47 @@
           <w:b/>
           <w:bCs/>
         </w:rPr>
-        <w:t>Routing:</w:t>
-      </w:r>
-      <w:r>
-        <w:rPr>
-          <w:rFonts w:cs="Times New Roman"/>
-        </w:rPr>
-        <w:t xml:space="preserve"> SPA style, sidebar + main content panel</w:t>
+        <w:t>Notifications:</w:t>
+      </w:r>
+      <w:r>
+        <w:rPr>
+          <w:rFonts w:cs="Times New Roman"/>
+        </w:rPr>
+        <w:t xml:space="preserve"> Desktop notifications for:</w:t>
+      </w:r>
+    </w:p>
+    <w:p>
+      <w:pPr>
+        <w:numPr>
+          <w:ilvl w:val="1"/>
+          <w:numId w:val="28"/>
+        </w:numPr>
+        <w:rPr>
+          <w:rFonts w:cs="Times New Roman"/>
+        </w:rPr>
+      </w:pPr>
+      <w:r>
+        <w:rPr>
+          <w:rFonts w:cs="Times New Roman"/>
+        </w:rPr>
+        <w:t>Auto-archive alerts</w:t>
+      </w:r>
+    </w:p>
+    <w:p>
+      <w:pPr>
+        <w:numPr>
+          <w:ilvl w:val="1"/>
+          <w:numId w:val="28"/>
+        </w:numPr>
+        <w:rPr>
+          <w:rFonts w:cs="Times New Roman"/>
+        </w:rPr>
+      </w:pPr>
+      <w:r>
+        <w:rPr>
+          <w:rFonts w:cs="Times New Roman"/>
+        </w:rPr>
+        <w:t>Import/export completion</w:t>
       </w:r>
     </w:p>
     <w:p>
@@ -8970,107 +9233,36 @@
           <w:b/>
           <w:bCs/>
         </w:rPr>
-        <w:t>Keyboard Shortcuts:</w:t>
-      </w:r>
-    </w:p>
-    <w:p>
-      <w:pPr>
-        <w:numPr>
-          <w:ilvl w:val="1"/>
-          <w:numId w:val="28"/>
-        </w:numPr>
-        <w:rPr>
-          <w:rFonts w:cs="Times New Roman"/>
-        </w:rPr>
-      </w:pPr>
-      <w:r>
-        <w:rPr>
-          <w:rFonts w:cs="Times New Roman"/>
-        </w:rPr>
-        <w:t>Copy snippet: Ctrl/</w:t>
-      </w:r>
-      <w:proofErr w:type="spellStart"/>
-      <w:r>
-        <w:rPr>
-          <w:rFonts w:cs="Times New Roman"/>
-        </w:rPr>
-        <w:t>Cmd</w:t>
-      </w:r>
-      <w:proofErr w:type="spellEnd"/>
-      <w:r>
-        <w:rPr>
-          <w:rFonts w:cs="Times New Roman"/>
-        </w:rPr>
-        <w:t xml:space="preserve"> + C</w:t>
-      </w:r>
-    </w:p>
-    <w:p>
-      <w:pPr>
-        <w:numPr>
-          <w:ilvl w:val="1"/>
-          <w:numId w:val="28"/>
-        </w:numPr>
-        <w:rPr>
-          <w:rFonts w:cs="Times New Roman"/>
-        </w:rPr>
-      </w:pPr>
-      <w:r>
-        <w:rPr>
-          <w:rFonts w:cs="Times New Roman"/>
-        </w:rPr>
-        <w:t>New snippet: Ctrl/</w:t>
-      </w:r>
-      <w:proofErr w:type="spellStart"/>
-      <w:r>
-        <w:rPr>
-          <w:rFonts w:cs="Times New Roman"/>
-        </w:rPr>
-        <w:t>Cmd</w:t>
-      </w:r>
-      <w:proofErr w:type="spellEnd"/>
-      <w:r>
-        <w:rPr>
-          <w:rFonts w:cs="Times New Roman"/>
-        </w:rPr>
-        <w:t xml:space="preserve"> + N</w:t>
-      </w:r>
-    </w:p>
-    <w:p>
-      <w:pPr>
-        <w:numPr>
-          <w:ilvl w:val="1"/>
-          <w:numId w:val="28"/>
-        </w:numPr>
-        <w:rPr>
-          <w:rFonts w:cs="Times New Roman"/>
-        </w:rPr>
-      </w:pPr>
-      <w:r>
-        <w:rPr>
-          <w:rFonts w:cs="Times New Roman"/>
-        </w:rPr>
-        <w:t>Search: Ctrl/</w:t>
-      </w:r>
-      <w:proofErr w:type="spellStart"/>
-      <w:r>
-        <w:rPr>
-          <w:rFonts w:cs="Times New Roman"/>
-        </w:rPr>
-        <w:t>Cmd</w:t>
-      </w:r>
-      <w:proofErr w:type="spellEnd"/>
-      <w:r>
-        <w:rPr>
-          <w:rFonts w:cs="Times New Roman"/>
-        </w:rPr>
-        <w:t xml:space="preserve"> + F</w:t>
-      </w:r>
-    </w:p>
-    <w:p>
-      <w:pPr>
-        <w:numPr>
-          <w:ilvl w:val="0"/>
-          <w:numId w:val="28"/>
+        <w:t>Drag &amp; Drop:</w:t>
+      </w:r>
+      <w:r>
+        <w:rPr>
+          <w:rFonts w:cs="Times New Roman"/>
+        </w:rPr>
+        <w:t xml:space="preserve"> Support for organizing snippets into projects/folders</w:t>
+      </w:r>
+    </w:p>
+    <w:p>
+      <w:pPr>
+        <w:pStyle w:val="Heading2"/>
+        <w:rPr>
+          <w:rFonts w:cs="Times New Roman"/>
+        </w:rPr>
+      </w:pPr>
+      <w:bookmarkStart w:id="37" w:name="_Toc226132484"/>
+      <w:r>
+        <w:rPr>
+          <w:rFonts w:cs="Times New Roman"/>
+        </w:rPr>
+        <w:t>4. UI/UX Design Principles</w:t>
+      </w:r>
+      <w:bookmarkEnd w:id="37"/>
+    </w:p>
+    <w:p>
+      <w:pPr>
+        <w:numPr>
+          <w:ilvl w:val="0"/>
+          <w:numId w:val="29"/>
         </w:numPr>
         <w:rPr>
           <w:rFonts w:cs="Times New Roman"/>
@@ -9082,54 +9274,20 @@
           <w:b/>
           <w:bCs/>
         </w:rPr>
-        <w:t>Notifications:</w:t>
-      </w:r>
-      <w:r>
-        <w:rPr>
-          <w:rFonts w:cs="Times New Roman"/>
-        </w:rPr>
-        <w:t xml:space="preserve"> Desktop notifications for:</w:t>
-      </w:r>
-    </w:p>
-    <w:p>
-      <w:pPr>
-        <w:numPr>
-          <w:ilvl w:val="1"/>
-          <w:numId w:val="28"/>
-        </w:numPr>
-        <w:rPr>
-          <w:rFonts w:cs="Times New Roman"/>
-        </w:rPr>
-      </w:pPr>
-      <w:r>
-        <w:rPr>
-          <w:rFonts w:cs="Times New Roman"/>
-        </w:rPr>
-        <w:t>Auto-archive alerts</w:t>
-      </w:r>
-    </w:p>
-    <w:p>
-      <w:pPr>
-        <w:numPr>
-          <w:ilvl w:val="1"/>
-          <w:numId w:val="28"/>
-        </w:numPr>
-        <w:rPr>
-          <w:rFonts w:cs="Times New Roman"/>
-        </w:rPr>
-      </w:pPr>
-      <w:r>
-        <w:rPr>
-          <w:rFonts w:cs="Times New Roman"/>
-        </w:rPr>
-        <w:t>Import/export completion</w:t>
-      </w:r>
-    </w:p>
-    <w:p>
-      <w:pPr>
-        <w:numPr>
-          <w:ilvl w:val="0"/>
-          <w:numId w:val="28"/>
+        <w:t>Developer-friendly:</w:t>
+      </w:r>
+      <w:r>
+        <w:rPr>
+          <w:rFonts w:cs="Times New Roman"/>
+        </w:rPr>
+        <w:t xml:space="preserve"> Monospaced fonts, dark mode by default</w:t>
+      </w:r>
+    </w:p>
+    <w:p>
+      <w:pPr>
+        <w:numPr>
+          <w:ilvl w:val="0"/>
+          <w:numId w:val="29"/>
         </w:numPr>
         <w:rPr>
           <w:rFonts w:cs="Times New Roman"/>
@@ -9141,30 +9299,14 @@
           <w:b/>
           <w:bCs/>
         </w:rPr>
-        <w:t>Drag &amp; Drop:</w:t>
-      </w:r>
-      <w:r>
-        <w:rPr>
-          <w:rFonts w:cs="Times New Roman"/>
-        </w:rPr>
-        <w:t xml:space="preserve"> Support for organizing snippets into projects/folders</w:t>
-      </w:r>
-    </w:p>
-    <w:p>
-      <w:pPr>
-        <w:pStyle w:val="Heading2"/>
-        <w:rPr>
-          <w:rFonts w:cs="Times New Roman"/>
-        </w:rPr>
-      </w:pPr>
-      <w:bookmarkStart w:id="38" w:name="_Toc226132484"/>
-      <w:r>
-        <w:rPr>
-          <w:rFonts w:cs="Times New Roman"/>
-        </w:rPr>
-        <w:t>4. UI/UX Design Principles</w:t>
-      </w:r>
-      <w:bookmarkEnd w:id="38"/>
+        <w:t>Minimal distractions:</w:t>
+      </w:r>
+      <w:r>
+        <w:rPr>
+          <w:rFonts w:cs="Times New Roman"/>
+        </w:rPr>
+        <w:t xml:space="preserve"> Focus on code readability</w:t>
+      </w:r>
     </w:p>
     <w:p>
       <w:pPr>
@@ -9182,13 +9324,13 @@
           <w:b/>
           <w:bCs/>
         </w:rPr>
-        <w:t>Developer-friendly:</w:t>
-      </w:r>
-      <w:r>
-        <w:rPr>
-          <w:rFonts w:cs="Times New Roman"/>
-        </w:rPr>
-        <w:t xml:space="preserve"> Monospaced fonts, dark mode by default</w:t>
+        <w:t>Responsive panels:</w:t>
+      </w:r>
+      <w:r>
+        <w:rPr>
+          <w:rFonts w:cs="Times New Roman"/>
+        </w:rPr>
+        <w:t xml:space="preserve"> Support multiple window sizes</w:t>
       </w:r>
     </w:p>
     <w:p>
@@ -9207,13 +9349,13 @@
           <w:b/>
           <w:bCs/>
         </w:rPr>
-        <w:t>Minimal distractions:</w:t>
-      </w:r>
-      <w:r>
-        <w:rPr>
-          <w:rFonts w:cs="Times New Roman"/>
-        </w:rPr>
-        <w:t xml:space="preserve"> Focus on code readability</w:t>
+        <w:t>Smart defaults:</w:t>
+      </w:r>
+      <w:r>
+        <w:rPr>
+          <w:rFonts w:cs="Times New Roman"/>
+        </w:rPr>
+        <w:t xml:space="preserve"> Auto-suggest languages, templates, and projects</w:t>
       </w:r>
     </w:p>
     <w:p>
@@ -9232,56 +9374,6 @@
           <w:b/>
           <w:bCs/>
         </w:rPr>
-        <w:t>Responsive panels:</w:t>
-      </w:r>
-      <w:r>
-        <w:rPr>
-          <w:rFonts w:cs="Times New Roman"/>
-        </w:rPr>
-        <w:t xml:space="preserve"> Support multiple window sizes</w:t>
-      </w:r>
-    </w:p>
-    <w:p>
-      <w:pPr>
-        <w:numPr>
-          <w:ilvl w:val="0"/>
-          <w:numId w:val="29"/>
-        </w:numPr>
-        <w:rPr>
-          <w:rFonts w:cs="Times New Roman"/>
-        </w:rPr>
-      </w:pPr>
-      <w:r>
-        <w:rPr>
-          <w:rFonts w:cs="Times New Roman"/>
-          <w:b/>
-          <w:bCs/>
-        </w:rPr>
-        <w:t>Smart defaults:</w:t>
-      </w:r>
-      <w:r>
-        <w:rPr>
-          <w:rFonts w:cs="Times New Roman"/>
-        </w:rPr>
-        <w:t xml:space="preserve"> Auto-suggest languages, templates, and projects</w:t>
-      </w:r>
-    </w:p>
-    <w:p>
-      <w:pPr>
-        <w:numPr>
-          <w:ilvl w:val="0"/>
-          <w:numId w:val="29"/>
-        </w:numPr>
-        <w:rPr>
-          <w:rFonts w:cs="Times New Roman"/>
-        </w:rPr>
-      </w:pPr>
-      <w:r>
-        <w:rPr>
-          <w:rFonts w:cs="Times New Roman"/>
-          <w:b/>
-          <w:bCs/>
-        </w:rPr>
         <w:t>Accessibility:</w:t>
       </w:r>
       <w:r>
@@ -9298,15 +9390,14 @@
           <w:rFonts w:cs="Times New Roman"/>
         </w:rPr>
       </w:pPr>
-      <w:bookmarkStart w:id="39" w:name="_Toc226132485"/>
-      <w:r>
-        <w:rPr>
-          <w:rFonts w:cs="Times New Roman"/>
-        </w:rPr>
-        <w:lastRenderedPageBreak/>
+      <w:bookmarkStart w:id="38" w:name="_Toc226132485"/>
+      <w:r>
+        <w:rPr>
+          <w:rFonts w:cs="Times New Roman"/>
+        </w:rPr>
         <w:t>5. Smart Feature Behavior</w:t>
       </w:r>
-      <w:bookmarkEnd w:id="39"/>
+      <w:bookmarkEnd w:id="38"/>
     </w:p>
     <w:tbl>
       <w:tblPr>
@@ -9435,6 +9526,7 @@
               <w:rPr>
                 <w:rFonts w:cs="Times New Roman"/>
               </w:rPr>
+              <w:lastRenderedPageBreak/>
               <w:t>Snippet Recommendations</w:t>
             </w:r>
           </w:p>
@@ -10137,14 +10229,14 @@
           <w:rFonts w:cs="Times New Roman"/>
         </w:rPr>
       </w:pPr>
-      <w:bookmarkStart w:id="40" w:name="_Toc226132486"/>
+      <w:bookmarkStart w:id="39" w:name="_Toc226132486"/>
       <w:r>
         <w:rPr>
           <w:rFonts w:cs="Times New Roman"/>
         </w:rPr>
         <w:t>6. Error &amp; Feedback Design</w:t>
       </w:r>
-      <w:bookmarkEnd w:id="40"/>
+      <w:bookmarkEnd w:id="39"/>
     </w:p>
     <w:p>
       <w:pPr>
@@ -10253,14 +10345,14 @@
           <w:rFonts w:cs="Times New Roman"/>
         </w:rPr>
       </w:pPr>
-      <w:bookmarkStart w:id="41" w:name="_Toc226132487"/>
+      <w:bookmarkStart w:id="40" w:name="_Toc226132487"/>
       <w:r>
         <w:rPr>
           <w:rFonts w:cs="Times New Roman"/>
         </w:rPr>
         <w:t>7. Caching &amp; State Design</w:t>
       </w:r>
-      <w:bookmarkEnd w:id="41"/>
+      <w:bookmarkEnd w:id="40"/>
     </w:p>
     <w:p>
       <w:pPr>
@@ -10391,14 +10483,14 @@
           <w:rFonts w:cs="Times New Roman"/>
         </w:rPr>
       </w:pPr>
-      <w:bookmarkStart w:id="42" w:name="_Toc226132488"/>
+      <w:bookmarkStart w:id="41" w:name="_Toc226132488"/>
       <w:r>
         <w:rPr>
           <w:rFonts w:cs="Times New Roman"/>
         </w:rPr>
         <w:t>8. Design Constraints</w:t>
       </w:r>
-      <w:bookmarkEnd w:id="42"/>
+      <w:bookmarkEnd w:id="41"/>
     </w:p>
     <w:p>
       <w:pPr>
@@ -10503,31 +10595,31 @@
           <w:b/>
           <w:bCs/>
         </w:rPr>
+        <w:t>Zero-cost app:</w:t>
+      </w:r>
+      <w:r>
+        <w:rPr>
+          <w:rFonts w:cs="Times New Roman"/>
+        </w:rPr>
+        <w:t xml:space="preserve"> Lightweight, no cloud services required for MVP</w:t>
+      </w:r>
+    </w:p>
+    <w:p>
+      <w:pPr>
+        <w:pStyle w:val="Heading2"/>
+        <w:rPr>
+          <w:rFonts w:cs="Times New Roman"/>
+        </w:rPr>
+      </w:pPr>
+      <w:bookmarkStart w:id="42" w:name="_Toc226132489"/>
+      <w:r>
+        <w:rPr>
+          <w:rFonts w:cs="Times New Roman"/>
+        </w:rPr>
         <w:lastRenderedPageBreak/>
-        <w:t>Zero-cost app:</w:t>
-      </w:r>
-      <w:r>
-        <w:rPr>
-          <w:rFonts w:cs="Times New Roman"/>
-        </w:rPr>
-        <w:t xml:space="preserve"> Lightweight, no cloud services required for MVP</w:t>
-      </w:r>
-    </w:p>
-    <w:p>
-      <w:pPr>
-        <w:pStyle w:val="Heading2"/>
-        <w:rPr>
-          <w:rFonts w:cs="Times New Roman"/>
-        </w:rPr>
-      </w:pPr>
-      <w:bookmarkStart w:id="43" w:name="_Toc226132489"/>
-      <w:r>
-        <w:rPr>
-          <w:rFonts w:cs="Times New Roman"/>
-        </w:rPr>
         <w:t>9. Branding / Visual Style</w:t>
       </w:r>
-      <w:bookmarkEnd w:id="43"/>
+      <w:bookmarkEnd w:id="42"/>
     </w:p>
     <w:p>
       <w:pPr>
@@ -10553,6 +10645,12 @@
         </w:rPr>
         <w:t xml:space="preserve"> Cyberpunk, dark mode</w:t>
       </w:r>
+      <w:r>
+        <w:rPr>
+          <w:rFonts w:cs="Times New Roman"/>
+        </w:rPr>
+        <w:t>, Crimson</w:t>
+      </w:r>
     </w:p>
     <w:p>
       <w:pPr>
@@ -10644,30 +10742,30 @@
           <w:rFonts w:cs="Times New Roman"/>
         </w:rPr>
       </w:pPr>
-      <w:bookmarkStart w:id="44" w:name="_Toc226132490"/>
+      <w:bookmarkStart w:id="43" w:name="_Toc226132490"/>
       <w:r>
         <w:rPr>
           <w:rFonts w:cs="Times New Roman"/>
         </w:rPr>
         <w:t>Sprints</w:t>
       </w:r>
+      <w:bookmarkEnd w:id="43"/>
+    </w:p>
+    <w:p>
+      <w:pPr>
+        <w:pStyle w:val="Heading2"/>
+        <w:rPr>
+          <w:rFonts w:cs="Times New Roman"/>
+        </w:rPr>
+      </w:pPr>
+      <w:bookmarkStart w:id="44" w:name="_Toc226132491"/>
+      <w:r>
+        <w:rPr>
+          <w:rFonts w:cs="Times New Roman"/>
+        </w:rPr>
+        <w:t>Sprint 1: Core Setup &amp; User Authentication</w:t>
+      </w:r>
       <w:bookmarkEnd w:id="44"/>
-    </w:p>
-    <w:p>
-      <w:pPr>
-        <w:pStyle w:val="Heading2"/>
-        <w:rPr>
-          <w:rFonts w:cs="Times New Roman"/>
-        </w:rPr>
-      </w:pPr>
-      <w:bookmarkStart w:id="45" w:name="_Toc226132491"/>
-      <w:r>
-        <w:rPr>
-          <w:rFonts w:cs="Times New Roman"/>
-        </w:rPr>
-        <w:t>Sprint 1: Core Setup &amp; User Authentication</w:t>
-      </w:r>
-      <w:bookmarkEnd w:id="45"/>
     </w:p>
     <w:p>
       <w:pPr>
@@ -10884,11 +10982,18 @@
     <w:p>
       <w:pPr>
         <w:pStyle w:val="NormalWeb"/>
+        <w:spacing w:before="120" w:beforeAutospacing="0" w:after="120" w:afterAutospacing="0"/>
+        <w:rPr>
+          <w:sz w:val="22"/>
+          <w:szCs w:val="22"/>
+        </w:rPr>
       </w:pPr>
       <w:r>
         <w:rPr>
           <w:rStyle w:val="Strong"/>
           <w:rFonts w:eastAsiaTheme="majorEastAsia"/>
+          <w:sz w:val="22"/>
+          <w:szCs w:val="22"/>
         </w:rPr>
         <w:t>Pages Implemented:</w:t>
       </w:r>
@@ -10900,8 +11005,17 @@
           <w:ilvl w:val="0"/>
           <w:numId w:val="53"/>
         </w:numPr>
-      </w:pPr>
-      <w:r>
+        <w:spacing w:before="120" w:beforeAutospacing="0" w:after="120" w:afterAutospacing="0"/>
+        <w:rPr>
+          <w:sz w:val="22"/>
+          <w:szCs w:val="22"/>
+        </w:rPr>
+      </w:pPr>
+      <w:r>
+        <w:rPr>
+          <w:sz w:val="22"/>
+          <w:szCs w:val="22"/>
+        </w:rPr>
         <w:t>Welcome Page</w:t>
       </w:r>
     </w:p>
@@ -10912,8 +11026,17 @@
           <w:ilvl w:val="0"/>
           <w:numId w:val="53"/>
         </w:numPr>
-      </w:pPr>
-      <w:r>
+        <w:spacing w:before="120" w:beforeAutospacing="0" w:after="120" w:afterAutospacing="0"/>
+        <w:rPr>
+          <w:sz w:val="22"/>
+          <w:szCs w:val="22"/>
+        </w:rPr>
+      </w:pPr>
+      <w:r>
+        <w:rPr>
+          <w:sz w:val="22"/>
+          <w:szCs w:val="22"/>
+        </w:rPr>
         <w:t>Signup Page</w:t>
       </w:r>
     </w:p>
@@ -10924,13 +11047,26 @@
           <w:ilvl w:val="0"/>
           <w:numId w:val="53"/>
         </w:numPr>
+        <w:spacing w:before="120" w:beforeAutospacing="0" w:after="120" w:afterAutospacing="0"/>
+        <w:rPr>
+          <w:sz w:val="22"/>
+          <w:szCs w:val="22"/>
+        </w:rPr>
       </w:pPr>
       <w:proofErr w:type="spellStart"/>
       <w:r>
+        <w:rPr>
+          <w:sz w:val="22"/>
+          <w:szCs w:val="22"/>
+        </w:rPr>
         <w:t>Signin</w:t>
       </w:r>
       <w:proofErr w:type="spellEnd"/>
       <w:r>
+        <w:rPr>
+          <w:sz w:val="22"/>
+          <w:szCs w:val="22"/>
+        </w:rPr>
         <w:t xml:space="preserve"> Page</w:t>
       </w:r>
     </w:p>
@@ -10941,14 +11077,14 @@
           <w:rFonts w:cs="Times New Roman"/>
         </w:rPr>
       </w:pPr>
-      <w:bookmarkStart w:id="46" w:name="_Toc226132492"/>
+      <w:bookmarkStart w:id="45" w:name="_Toc226132492"/>
       <w:r>
         <w:rPr>
           <w:rFonts w:cs="Times New Roman"/>
         </w:rPr>
         <w:t>Sprint 2: Snippet CRUD &amp; Dashboard</w:t>
       </w:r>
-      <w:bookmarkEnd w:id="46"/>
+      <w:bookmarkEnd w:id="45"/>
     </w:p>
     <w:p>
       <w:pPr>
@@ -11096,7 +11232,6 @@
         <w:rPr>
           <w:rFonts w:cs="Times New Roman"/>
         </w:rPr>
-        <w:lastRenderedPageBreak/>
         <w:t>Implement in-memory cache for frequently accessed snippets</w:t>
       </w:r>
     </w:p>
@@ -11129,6 +11264,7 @@
         <w:rPr>
           <w:rFonts w:cs="Times New Roman"/>
         </w:rPr>
+        <w:lastRenderedPageBreak/>
         <w:t>Full snippet CRUD operations with local persistence</w:t>
       </w:r>
     </w:p>
@@ -11148,6 +11284,83 @@
         </w:rPr>
         <w:t>Dashboard displaying snippet list with basic filters</w:t>
       </w:r>
+    </w:p>
+    <w:p>
+      <w:pPr>
+        <w:pStyle w:val="NormalWeb"/>
+        <w:spacing w:before="120" w:beforeAutospacing="0" w:after="120" w:afterAutospacing="0"/>
+        <w:rPr>
+          <w:sz w:val="22"/>
+          <w:szCs w:val="22"/>
+        </w:rPr>
+      </w:pPr>
+      <w:r>
+        <w:rPr>
+          <w:rStyle w:val="Strong"/>
+          <w:rFonts w:eastAsiaTheme="majorEastAsia"/>
+          <w:sz w:val="22"/>
+          <w:szCs w:val="22"/>
+        </w:rPr>
+        <w:t>Pages Implemented:</w:t>
+      </w:r>
+    </w:p>
+    <w:p>
+      <w:pPr>
+        <w:pStyle w:val="NormalWeb"/>
+        <w:numPr>
+          <w:ilvl w:val="0"/>
+          <w:numId w:val="57"/>
+        </w:numPr>
+        <w:spacing w:before="120" w:beforeAutospacing="0" w:after="120" w:afterAutospacing="0"/>
+        <w:rPr>
+          <w:sz w:val="22"/>
+          <w:szCs w:val="22"/>
+        </w:rPr>
+      </w:pPr>
+      <w:r>
+        <w:rPr>
+          <w:sz w:val="22"/>
+          <w:szCs w:val="22"/>
+        </w:rPr>
+        <w:t>Home / Dashboard</w:t>
+      </w:r>
+    </w:p>
+    <w:p>
+      <w:pPr>
+        <w:pStyle w:val="NormalWeb"/>
+        <w:numPr>
+          <w:ilvl w:val="0"/>
+          <w:numId w:val="57"/>
+        </w:numPr>
+        <w:spacing w:before="120" w:beforeAutospacing="0" w:after="120" w:afterAutospacing="0"/>
+        <w:rPr>
+          <w:sz w:val="22"/>
+          <w:szCs w:val="22"/>
+        </w:rPr>
+      </w:pPr>
+      <w:r>
+        <w:rPr>
+          <w:sz w:val="22"/>
+          <w:szCs w:val="22"/>
+        </w:rPr>
+        <w:t>Sidebar (project/folder navigation)</w:t>
+      </w:r>
+    </w:p>
+    <w:p>
+      <w:pPr>
+        <w:pStyle w:val="Heading2"/>
+        <w:rPr>
+          <w:rFonts w:cs="Times New Roman"/>
+        </w:rPr>
+      </w:pPr>
+      <w:bookmarkStart w:id="46" w:name="_Toc226132493"/>
+      <w:r>
+        <w:rPr>
+          <w:rFonts w:cs="Times New Roman"/>
+        </w:rPr>
+        <w:t>Sprint 3: Snippet Editor &amp; Versioning</w:t>
+      </w:r>
+      <w:bookmarkEnd w:id="46"/>
     </w:p>
     <w:p>
       <w:pPr>
@@ -11161,60 +11374,42 @@
           <w:b/>
           <w:bCs/>
         </w:rPr>
-        <w:t>Pages Implemented:</w:t>
-      </w:r>
-    </w:p>
-    <w:p>
-      <w:pPr>
-        <w:pStyle w:val="NormalWeb"/>
-      </w:pPr>
-      <w:r>
-        <w:rPr>
-          <w:rStyle w:val="Strong"/>
-          <w:rFonts w:eastAsiaTheme="majorEastAsia"/>
-        </w:rPr>
-        <w:t>Pages Implemented:</w:t>
-      </w:r>
-    </w:p>
-    <w:p>
-      <w:pPr>
-        <w:pStyle w:val="NormalWeb"/>
-        <w:numPr>
-          <w:ilvl w:val="0"/>
-          <w:numId w:val="57"/>
-        </w:numPr>
-      </w:pPr>
-      <w:r>
-        <w:t>Home / Dashboard</w:t>
-      </w:r>
-    </w:p>
-    <w:p>
-      <w:pPr>
-        <w:pStyle w:val="NormalWeb"/>
-        <w:numPr>
-          <w:ilvl w:val="0"/>
-          <w:numId w:val="57"/>
-        </w:numPr>
-      </w:pPr>
-      <w:r>
-        <w:t>Sidebar (project/folder navigation)</w:t>
-      </w:r>
-    </w:p>
-    <w:p>
-      <w:pPr>
-        <w:pStyle w:val="Heading2"/>
-        <w:rPr>
-          <w:rFonts w:cs="Times New Roman"/>
-        </w:rPr>
-      </w:pPr>
-      <w:bookmarkStart w:id="47" w:name="_Toc226132493"/>
-      <w:r>
-        <w:rPr>
-          <w:rFonts w:cs="Times New Roman"/>
-        </w:rPr>
-        <w:t>Sprint 3: Snippet Editor &amp; Versioning</w:t>
-      </w:r>
-      <w:bookmarkEnd w:id="47"/>
+        <w:t>Goals:</w:t>
+      </w:r>
+    </w:p>
+    <w:p>
+      <w:pPr>
+        <w:numPr>
+          <w:ilvl w:val="0"/>
+          <w:numId w:val="58"/>
+        </w:numPr>
+        <w:rPr>
+          <w:rFonts w:cs="Times New Roman"/>
+        </w:rPr>
+      </w:pPr>
+      <w:r>
+        <w:rPr>
+          <w:rFonts w:cs="Times New Roman"/>
+        </w:rPr>
+        <w:t>Build snippet editor with syntax highlighting</w:t>
+      </w:r>
+    </w:p>
+    <w:p>
+      <w:pPr>
+        <w:numPr>
+          <w:ilvl w:val="0"/>
+          <w:numId w:val="58"/>
+        </w:numPr>
+        <w:rPr>
+          <w:rFonts w:cs="Times New Roman"/>
+        </w:rPr>
+      </w:pPr>
+      <w:r>
+        <w:rPr>
+          <w:rFonts w:cs="Times New Roman"/>
+        </w:rPr>
+        <w:t>Implement snippet versioning and history</w:t>
+      </w:r>
     </w:p>
     <w:p>
       <w:pPr>
@@ -11228,41 +11423,92 @@
           <w:b/>
           <w:bCs/>
         </w:rPr>
-        <w:t>Goals:</w:t>
-      </w:r>
-    </w:p>
-    <w:p>
-      <w:pPr>
-        <w:numPr>
-          <w:ilvl w:val="0"/>
-          <w:numId w:val="58"/>
-        </w:numPr>
-        <w:rPr>
-          <w:rFonts w:cs="Times New Roman"/>
-        </w:rPr>
-      </w:pPr>
-      <w:r>
-        <w:rPr>
-          <w:rFonts w:cs="Times New Roman"/>
-        </w:rPr>
-        <w:t>Build snippet editor with syntax highlighting</w:t>
-      </w:r>
-    </w:p>
-    <w:p>
-      <w:pPr>
-        <w:numPr>
-          <w:ilvl w:val="0"/>
-          <w:numId w:val="58"/>
-        </w:numPr>
-        <w:rPr>
-          <w:rFonts w:cs="Times New Roman"/>
-        </w:rPr>
-      </w:pPr>
-      <w:r>
-        <w:rPr>
-          <w:rFonts w:cs="Times New Roman"/>
-        </w:rPr>
-        <w:t>Implement snippet versioning and history</w:t>
+        <w:t>Tasks:</w:t>
+      </w:r>
+    </w:p>
+    <w:p>
+      <w:pPr>
+        <w:numPr>
+          <w:ilvl w:val="0"/>
+          <w:numId w:val="59"/>
+        </w:numPr>
+        <w:rPr>
+          <w:rFonts w:cs="Times New Roman"/>
+        </w:rPr>
+      </w:pPr>
+      <w:r>
+        <w:rPr>
+          <w:rFonts w:cs="Times New Roman"/>
+        </w:rPr>
+        <w:t>Add snippet editor component (title, language, description, code editor)</w:t>
+      </w:r>
+    </w:p>
+    <w:p>
+      <w:pPr>
+        <w:numPr>
+          <w:ilvl w:val="0"/>
+          <w:numId w:val="59"/>
+        </w:numPr>
+        <w:rPr>
+          <w:rFonts w:cs="Times New Roman"/>
+        </w:rPr>
+      </w:pPr>
+      <w:r>
+        <w:rPr>
+          <w:rFonts w:cs="Times New Roman"/>
+        </w:rPr>
+        <w:t>Implement syntax highlighting per language</w:t>
+      </w:r>
+    </w:p>
+    <w:p>
+      <w:pPr>
+        <w:numPr>
+          <w:ilvl w:val="0"/>
+          <w:numId w:val="59"/>
+        </w:numPr>
+        <w:rPr>
+          <w:rFonts w:cs="Times New Roman"/>
+        </w:rPr>
+      </w:pPr>
+      <w:r>
+        <w:rPr>
+          <w:rFonts w:cs="Times New Roman"/>
+        </w:rPr>
+        <w:t>Store snippet versions on every edit</w:t>
+      </w:r>
+    </w:p>
+    <w:p>
+      <w:pPr>
+        <w:numPr>
+          <w:ilvl w:val="0"/>
+          <w:numId w:val="59"/>
+        </w:numPr>
+        <w:rPr>
+          <w:rFonts w:cs="Times New Roman"/>
+        </w:rPr>
+      </w:pPr>
+      <w:r>
+        <w:rPr>
+          <w:rFonts w:cs="Times New Roman"/>
+        </w:rPr>
+        <w:t>Create version history panel with diff view and rollback</w:t>
+      </w:r>
+    </w:p>
+    <w:p>
+      <w:pPr>
+        <w:numPr>
+          <w:ilvl w:val="0"/>
+          <w:numId w:val="59"/>
+        </w:numPr>
+        <w:rPr>
+          <w:rFonts w:cs="Times New Roman"/>
+        </w:rPr>
+      </w:pPr>
+      <w:r>
+        <w:rPr>
+          <w:rFonts w:cs="Times New Roman"/>
+        </w:rPr>
+        <w:t>Add undo/redo support in editor</w:t>
       </w:r>
     </w:p>
     <w:p>
@@ -11277,92 +11523,41 @@
           <w:b/>
           <w:bCs/>
         </w:rPr>
-        <w:t>Tasks:</w:t>
-      </w:r>
-    </w:p>
-    <w:p>
-      <w:pPr>
-        <w:numPr>
-          <w:ilvl w:val="0"/>
-          <w:numId w:val="59"/>
-        </w:numPr>
-        <w:rPr>
-          <w:rFonts w:cs="Times New Roman"/>
-        </w:rPr>
-      </w:pPr>
-      <w:r>
-        <w:rPr>
-          <w:rFonts w:cs="Times New Roman"/>
-        </w:rPr>
-        <w:t>Add snippet editor component (title, language, description, code editor)</w:t>
-      </w:r>
-    </w:p>
-    <w:p>
-      <w:pPr>
-        <w:numPr>
-          <w:ilvl w:val="0"/>
-          <w:numId w:val="59"/>
-        </w:numPr>
-        <w:rPr>
-          <w:rFonts w:cs="Times New Roman"/>
-        </w:rPr>
-      </w:pPr>
-      <w:r>
-        <w:rPr>
-          <w:rFonts w:cs="Times New Roman"/>
-        </w:rPr>
-        <w:t>Implement syntax highlighting per language</w:t>
-      </w:r>
-    </w:p>
-    <w:p>
-      <w:pPr>
-        <w:numPr>
-          <w:ilvl w:val="0"/>
-          <w:numId w:val="59"/>
-        </w:numPr>
-        <w:rPr>
-          <w:rFonts w:cs="Times New Roman"/>
-        </w:rPr>
-      </w:pPr>
-      <w:r>
-        <w:rPr>
-          <w:rFonts w:cs="Times New Roman"/>
-        </w:rPr>
-        <w:t>Store snippet versions on every edit</w:t>
-      </w:r>
-    </w:p>
-    <w:p>
-      <w:pPr>
-        <w:numPr>
-          <w:ilvl w:val="0"/>
-          <w:numId w:val="59"/>
-        </w:numPr>
-        <w:rPr>
-          <w:rFonts w:cs="Times New Roman"/>
-        </w:rPr>
-      </w:pPr>
-      <w:r>
-        <w:rPr>
-          <w:rFonts w:cs="Times New Roman"/>
-        </w:rPr>
-        <w:t>Create version history panel with diff view and rollback</w:t>
-      </w:r>
-    </w:p>
-    <w:p>
-      <w:pPr>
-        <w:numPr>
-          <w:ilvl w:val="0"/>
-          <w:numId w:val="59"/>
-        </w:numPr>
-        <w:rPr>
-          <w:rFonts w:cs="Times New Roman"/>
-        </w:rPr>
-      </w:pPr>
-      <w:r>
-        <w:rPr>
-          <w:rFonts w:cs="Times New Roman"/>
-        </w:rPr>
-        <w:t>Add undo/redo support in editor</w:t>
+        <w:t>Deliverables:</w:t>
+      </w:r>
+    </w:p>
+    <w:p>
+      <w:pPr>
+        <w:numPr>
+          <w:ilvl w:val="0"/>
+          <w:numId w:val="60"/>
+        </w:numPr>
+        <w:rPr>
+          <w:rFonts w:cs="Times New Roman"/>
+        </w:rPr>
+      </w:pPr>
+      <w:r>
+        <w:rPr>
+          <w:rFonts w:cs="Times New Roman"/>
+        </w:rPr>
+        <w:t>Editor capable of creating/editing snippets with syntax-aware features</w:t>
+      </w:r>
+    </w:p>
+    <w:p>
+      <w:pPr>
+        <w:numPr>
+          <w:ilvl w:val="0"/>
+          <w:numId w:val="60"/>
+        </w:numPr>
+        <w:rPr>
+          <w:rFonts w:cs="Times New Roman"/>
+        </w:rPr>
+      </w:pPr>
+      <w:r>
+        <w:rPr>
+          <w:rFonts w:cs="Times New Roman"/>
+        </w:rPr>
+        <w:t>Version history fully functional with rollback</w:t>
       </w:r>
     </w:p>
     <w:p>
@@ -11377,42 +11572,58 @@
           <w:b/>
           <w:bCs/>
         </w:rPr>
-        <w:t>Deliverables:</w:t>
-      </w:r>
-    </w:p>
-    <w:p>
-      <w:pPr>
-        <w:numPr>
-          <w:ilvl w:val="0"/>
-          <w:numId w:val="60"/>
-        </w:numPr>
-        <w:rPr>
-          <w:rFonts w:cs="Times New Roman"/>
-        </w:rPr>
-      </w:pPr>
-      <w:r>
-        <w:rPr>
-          <w:rFonts w:cs="Times New Roman"/>
-        </w:rPr>
-        <w:t>Editor capable of creating/editing snippets with syntax-aware features</w:t>
-      </w:r>
-    </w:p>
-    <w:p>
-      <w:pPr>
-        <w:numPr>
-          <w:ilvl w:val="0"/>
-          <w:numId w:val="60"/>
-        </w:numPr>
-        <w:rPr>
-          <w:rFonts w:cs="Times New Roman"/>
-        </w:rPr>
-      </w:pPr>
-      <w:r>
-        <w:rPr>
-          <w:rFonts w:cs="Times New Roman"/>
-        </w:rPr>
-        <w:t>Version history fully functional with rollback</w:t>
-      </w:r>
+        <w:t>Pages Implemented:</w:t>
+      </w:r>
+    </w:p>
+    <w:p>
+      <w:pPr>
+        <w:numPr>
+          <w:ilvl w:val="0"/>
+          <w:numId w:val="61"/>
+        </w:numPr>
+        <w:rPr>
+          <w:rFonts w:cs="Times New Roman"/>
+        </w:rPr>
+      </w:pPr>
+      <w:r>
+        <w:rPr>
+          <w:rFonts w:cs="Times New Roman"/>
+        </w:rPr>
+        <w:t>Snippet Editor Page / Modal</w:t>
+      </w:r>
+    </w:p>
+    <w:p>
+      <w:pPr>
+        <w:numPr>
+          <w:ilvl w:val="0"/>
+          <w:numId w:val="61"/>
+        </w:numPr>
+        <w:rPr>
+          <w:rFonts w:cs="Times New Roman"/>
+        </w:rPr>
+      </w:pPr>
+      <w:r>
+        <w:rPr>
+          <w:rFonts w:cs="Times New Roman"/>
+        </w:rPr>
+        <w:t>Version History Panel</w:t>
+      </w:r>
+    </w:p>
+    <w:p>
+      <w:pPr>
+        <w:pStyle w:val="Heading2"/>
+        <w:rPr>
+          <w:rFonts w:cs="Times New Roman"/>
+        </w:rPr>
+      </w:pPr>
+      <w:bookmarkStart w:id="47" w:name="_Toc226132494"/>
+      <w:r>
+        <w:rPr>
+          <w:rFonts w:cs="Times New Roman"/>
+        </w:rPr>
+        <w:t>Sprint 4: Smart Search &amp; Filters</w:t>
+      </w:r>
+      <w:bookmarkEnd w:id="47"/>
     </w:p>
     <w:p>
       <w:pPr>
@@ -11426,58 +11637,42 @@
           <w:b/>
           <w:bCs/>
         </w:rPr>
-        <w:t>Pages Implemented:</w:t>
-      </w:r>
-    </w:p>
-    <w:p>
-      <w:pPr>
-        <w:numPr>
-          <w:ilvl w:val="0"/>
-          <w:numId w:val="61"/>
-        </w:numPr>
-        <w:rPr>
-          <w:rFonts w:cs="Times New Roman"/>
-        </w:rPr>
-      </w:pPr>
-      <w:r>
-        <w:rPr>
-          <w:rFonts w:cs="Times New Roman"/>
-        </w:rPr>
-        <w:t>Snippet Editor Page / Modal</w:t>
-      </w:r>
-    </w:p>
-    <w:p>
-      <w:pPr>
-        <w:numPr>
-          <w:ilvl w:val="0"/>
-          <w:numId w:val="61"/>
-        </w:numPr>
-        <w:rPr>
-          <w:rFonts w:cs="Times New Roman"/>
-        </w:rPr>
-      </w:pPr>
-      <w:r>
-        <w:rPr>
-          <w:rFonts w:cs="Times New Roman"/>
-        </w:rPr>
-        <w:t>Version History Panel</w:t>
-      </w:r>
-    </w:p>
-    <w:p>
-      <w:pPr>
-        <w:pStyle w:val="Heading2"/>
-        <w:rPr>
-          <w:rFonts w:cs="Times New Roman"/>
-        </w:rPr>
-      </w:pPr>
-      <w:bookmarkStart w:id="48" w:name="_Toc226132494"/>
-      <w:r>
-        <w:rPr>
-          <w:rFonts w:cs="Times New Roman"/>
-        </w:rPr>
-        <w:t>Sprint 4: Smart Search &amp; Filters</w:t>
-      </w:r>
-      <w:bookmarkEnd w:id="48"/>
+        <w:t>Goals:</w:t>
+      </w:r>
+    </w:p>
+    <w:p>
+      <w:pPr>
+        <w:numPr>
+          <w:ilvl w:val="0"/>
+          <w:numId w:val="62"/>
+        </w:numPr>
+        <w:rPr>
+          <w:rFonts w:cs="Times New Roman"/>
+        </w:rPr>
+      </w:pPr>
+      <w:r>
+        <w:rPr>
+          <w:rFonts w:cs="Times New Roman"/>
+        </w:rPr>
+        <w:t>Implement search functionality with fuzzy and full-text search</w:t>
+      </w:r>
+    </w:p>
+    <w:p>
+      <w:pPr>
+        <w:numPr>
+          <w:ilvl w:val="0"/>
+          <w:numId w:val="62"/>
+        </w:numPr>
+        <w:rPr>
+          <w:rFonts w:cs="Times New Roman"/>
+        </w:rPr>
+      </w:pPr>
+      <w:r>
+        <w:rPr>
+          <w:rFonts w:cs="Times New Roman"/>
+        </w:rPr>
+        <w:t>Add snippet filtering and sorting</w:t>
+      </w:r>
     </w:p>
     <w:p>
       <w:pPr>
@@ -11491,41 +11686,75 @@
           <w:b/>
           <w:bCs/>
         </w:rPr>
-        <w:t>Goals:</w:t>
-      </w:r>
-    </w:p>
-    <w:p>
-      <w:pPr>
-        <w:numPr>
-          <w:ilvl w:val="0"/>
-          <w:numId w:val="62"/>
-        </w:numPr>
-        <w:rPr>
-          <w:rFonts w:cs="Times New Roman"/>
-        </w:rPr>
-      </w:pPr>
-      <w:r>
-        <w:rPr>
-          <w:rFonts w:cs="Times New Roman"/>
-        </w:rPr>
-        <w:t>Implement search functionality with fuzzy and full-text search</w:t>
-      </w:r>
-    </w:p>
-    <w:p>
-      <w:pPr>
-        <w:numPr>
-          <w:ilvl w:val="0"/>
-          <w:numId w:val="62"/>
-        </w:numPr>
-        <w:rPr>
-          <w:rFonts w:cs="Times New Roman"/>
-        </w:rPr>
-      </w:pPr>
-      <w:r>
-        <w:rPr>
-          <w:rFonts w:cs="Times New Roman"/>
-        </w:rPr>
-        <w:t>Add snippet filtering and sorting</w:t>
+        <w:t>Tasks:</w:t>
+      </w:r>
+    </w:p>
+    <w:p>
+      <w:pPr>
+        <w:numPr>
+          <w:ilvl w:val="0"/>
+          <w:numId w:val="63"/>
+        </w:numPr>
+        <w:rPr>
+          <w:rFonts w:cs="Times New Roman"/>
+        </w:rPr>
+      </w:pPr>
+      <w:r>
+        <w:rPr>
+          <w:rFonts w:cs="Times New Roman"/>
+        </w:rPr>
+        <w:t>Implement full-text indexing in SQLite for code and title</w:t>
+      </w:r>
+    </w:p>
+    <w:p>
+      <w:pPr>
+        <w:numPr>
+          <w:ilvl w:val="0"/>
+          <w:numId w:val="63"/>
+        </w:numPr>
+        <w:rPr>
+          <w:rFonts w:cs="Times New Roman"/>
+        </w:rPr>
+      </w:pPr>
+      <w:r>
+        <w:rPr>
+          <w:rFonts w:cs="Times New Roman"/>
+        </w:rPr>
+        <w:t>Add fuzzy search support for typos</w:t>
+      </w:r>
+    </w:p>
+    <w:p>
+      <w:pPr>
+        <w:numPr>
+          <w:ilvl w:val="0"/>
+          <w:numId w:val="63"/>
+        </w:numPr>
+        <w:rPr>
+          <w:rFonts w:cs="Times New Roman"/>
+        </w:rPr>
+      </w:pPr>
+      <w:r>
+        <w:rPr>
+          <w:rFonts w:cs="Times New Roman"/>
+        </w:rPr>
+        <w:t>Create filters by language, tags, date created/modified</w:t>
+      </w:r>
+    </w:p>
+    <w:p>
+      <w:pPr>
+        <w:numPr>
+          <w:ilvl w:val="0"/>
+          <w:numId w:val="63"/>
+        </w:numPr>
+        <w:rPr>
+          <w:rFonts w:cs="Times New Roman"/>
+        </w:rPr>
+      </w:pPr>
+      <w:r>
+        <w:rPr>
+          <w:rFonts w:cs="Times New Roman"/>
+        </w:rPr>
+        <w:t>Highlight matching snippets in search results</w:t>
       </w:r>
     </w:p>
     <w:p>
@@ -11540,75 +11769,41 @@
           <w:b/>
           <w:bCs/>
         </w:rPr>
-        <w:t>Tasks:</w:t>
-      </w:r>
-    </w:p>
-    <w:p>
-      <w:pPr>
-        <w:numPr>
-          <w:ilvl w:val="0"/>
-          <w:numId w:val="63"/>
-        </w:numPr>
-        <w:rPr>
-          <w:rFonts w:cs="Times New Roman"/>
-        </w:rPr>
-      </w:pPr>
-      <w:r>
-        <w:rPr>
-          <w:rFonts w:cs="Times New Roman"/>
-        </w:rPr>
-        <w:t>Implement full-text indexing in SQLite for code and title</w:t>
-      </w:r>
-    </w:p>
-    <w:p>
-      <w:pPr>
-        <w:numPr>
-          <w:ilvl w:val="0"/>
-          <w:numId w:val="63"/>
-        </w:numPr>
-        <w:rPr>
-          <w:rFonts w:cs="Times New Roman"/>
-        </w:rPr>
-      </w:pPr>
-      <w:r>
-        <w:rPr>
-          <w:rFonts w:cs="Times New Roman"/>
-        </w:rPr>
-        <w:t>Add fuzzy search support for typos</w:t>
-      </w:r>
-    </w:p>
-    <w:p>
-      <w:pPr>
-        <w:numPr>
-          <w:ilvl w:val="0"/>
-          <w:numId w:val="63"/>
-        </w:numPr>
-        <w:rPr>
-          <w:rFonts w:cs="Times New Roman"/>
-        </w:rPr>
-      </w:pPr>
-      <w:r>
-        <w:rPr>
-          <w:rFonts w:cs="Times New Roman"/>
-        </w:rPr>
-        <w:t>Create filters by language, tags, date created/modified</w:t>
-      </w:r>
-    </w:p>
-    <w:p>
-      <w:pPr>
-        <w:numPr>
-          <w:ilvl w:val="0"/>
-          <w:numId w:val="63"/>
-        </w:numPr>
-        <w:rPr>
-          <w:rFonts w:cs="Times New Roman"/>
-        </w:rPr>
-      </w:pPr>
-      <w:r>
-        <w:rPr>
-          <w:rFonts w:cs="Times New Roman"/>
-        </w:rPr>
-        <w:t>Highlight matching snippets in search results</w:t>
+        <w:t>Deliverables:</w:t>
+      </w:r>
+    </w:p>
+    <w:p>
+      <w:pPr>
+        <w:numPr>
+          <w:ilvl w:val="0"/>
+          <w:numId w:val="64"/>
+        </w:numPr>
+        <w:rPr>
+          <w:rFonts w:cs="Times New Roman"/>
+        </w:rPr>
+      </w:pPr>
+      <w:r>
+        <w:rPr>
+          <w:rFonts w:cs="Times New Roman"/>
+        </w:rPr>
+        <w:t>Search bar functional with full-text and fuzzy search</w:t>
+      </w:r>
+    </w:p>
+    <w:p>
+      <w:pPr>
+        <w:numPr>
+          <w:ilvl w:val="0"/>
+          <w:numId w:val="64"/>
+        </w:numPr>
+        <w:rPr>
+          <w:rFonts w:cs="Times New Roman"/>
+        </w:rPr>
+      </w:pPr>
+      <w:r>
+        <w:rPr>
+          <w:rFonts w:cs="Times New Roman"/>
+        </w:rPr>
+        <w:t>Filtering system integrated into dashboard</w:t>
       </w:r>
     </w:p>
     <w:p>
@@ -11623,43 +11818,42 @@
           <w:b/>
           <w:bCs/>
         </w:rPr>
+        <w:t>Pages Implemented:</w:t>
+      </w:r>
+    </w:p>
+    <w:p>
+      <w:pPr>
+        <w:numPr>
+          <w:ilvl w:val="0"/>
+          <w:numId w:val="65"/>
+        </w:numPr>
+        <w:rPr>
+          <w:rFonts w:cs="Times New Roman"/>
+        </w:rPr>
+      </w:pPr>
+      <w:r>
+        <w:rPr>
+          <w:rFonts w:cs="Times New Roman"/>
+        </w:rPr>
         <w:lastRenderedPageBreak/>
-        <w:t>Deliverables:</w:t>
-      </w:r>
-    </w:p>
-    <w:p>
-      <w:pPr>
-        <w:numPr>
-          <w:ilvl w:val="0"/>
-          <w:numId w:val="64"/>
-        </w:numPr>
-        <w:rPr>
-          <w:rFonts w:cs="Times New Roman"/>
-        </w:rPr>
-      </w:pPr>
-      <w:r>
-        <w:rPr>
-          <w:rFonts w:cs="Times New Roman"/>
-        </w:rPr>
-        <w:t>Search bar functional with full-text and fuzzy search</w:t>
-      </w:r>
-    </w:p>
-    <w:p>
-      <w:pPr>
-        <w:numPr>
-          <w:ilvl w:val="0"/>
-          <w:numId w:val="64"/>
-        </w:numPr>
-        <w:rPr>
-          <w:rFonts w:cs="Times New Roman"/>
-        </w:rPr>
-      </w:pPr>
-      <w:r>
-        <w:rPr>
-          <w:rFonts w:cs="Times New Roman"/>
-        </w:rPr>
-        <w:t>Filtering system integrated into dashboard</w:t>
-      </w:r>
+        <w:t>Home / Dashboard (enhanced with search and filters)</w:t>
+      </w:r>
+    </w:p>
+    <w:p>
+      <w:pPr>
+        <w:pStyle w:val="Heading2"/>
+        <w:rPr>
+          <w:rFonts w:cs="Times New Roman"/>
+        </w:rPr>
+      </w:pPr>
+      <w:bookmarkStart w:id="48" w:name="_Toc226132495"/>
+      <w:r>
+        <w:rPr>
+          <w:rFonts w:cs="Times New Roman"/>
+        </w:rPr>
+        <w:t>Sprint 5: Templates &amp; Boilerplates</w:t>
+      </w:r>
+      <w:bookmarkEnd w:id="48"/>
     </w:p>
     <w:p>
       <w:pPr>
@@ -11673,41 +11867,42 @@
           <w:b/>
           <w:bCs/>
         </w:rPr>
-        <w:t>Pages Implemented:</w:t>
-      </w:r>
-    </w:p>
-    <w:p>
-      <w:pPr>
-        <w:numPr>
-          <w:ilvl w:val="0"/>
-          <w:numId w:val="65"/>
-        </w:numPr>
-        <w:rPr>
-          <w:rFonts w:cs="Times New Roman"/>
-        </w:rPr>
-      </w:pPr>
-      <w:r>
-        <w:rPr>
-          <w:rFonts w:cs="Times New Roman"/>
-        </w:rPr>
-        <w:t>Home / Dashboard (enhanced with search and filters)</w:t>
-      </w:r>
-    </w:p>
-    <w:p>
-      <w:pPr>
-        <w:pStyle w:val="Heading2"/>
-        <w:rPr>
-          <w:rFonts w:cs="Times New Roman"/>
-        </w:rPr>
-      </w:pPr>
-      <w:bookmarkStart w:id="49" w:name="_Toc226132495"/>
-      <w:r>
-        <w:rPr>
-          <w:rFonts w:cs="Times New Roman"/>
-        </w:rPr>
-        <w:t>Sprint 5: Templates &amp; Boilerplates</w:t>
-      </w:r>
-      <w:bookmarkEnd w:id="49"/>
+        <w:t>Goals:</w:t>
+      </w:r>
+    </w:p>
+    <w:p>
+      <w:pPr>
+        <w:numPr>
+          <w:ilvl w:val="0"/>
+          <w:numId w:val="66"/>
+        </w:numPr>
+        <w:rPr>
+          <w:rFonts w:cs="Times New Roman"/>
+        </w:rPr>
+      </w:pPr>
+      <w:r>
+        <w:rPr>
+          <w:rFonts w:cs="Times New Roman"/>
+        </w:rPr>
+        <w:t>Implement snippet templates / boilerplates</w:t>
+      </w:r>
+    </w:p>
+    <w:p>
+      <w:pPr>
+        <w:numPr>
+          <w:ilvl w:val="0"/>
+          <w:numId w:val="66"/>
+        </w:numPr>
+        <w:rPr>
+          <w:rFonts w:cs="Times New Roman"/>
+        </w:rPr>
+      </w:pPr>
+      <w:r>
+        <w:rPr>
+          <w:rFonts w:cs="Times New Roman"/>
+        </w:rPr>
+        <w:t>Allow auto-fill into editor</w:t>
+      </w:r>
     </w:p>
     <w:p>
       <w:pPr>
@@ -11721,41 +11916,75 @@
           <w:b/>
           <w:bCs/>
         </w:rPr>
-        <w:t>Goals:</w:t>
-      </w:r>
-    </w:p>
-    <w:p>
-      <w:pPr>
-        <w:numPr>
-          <w:ilvl w:val="0"/>
-          <w:numId w:val="66"/>
-        </w:numPr>
-        <w:rPr>
-          <w:rFonts w:cs="Times New Roman"/>
-        </w:rPr>
-      </w:pPr>
-      <w:r>
-        <w:rPr>
-          <w:rFonts w:cs="Times New Roman"/>
-        </w:rPr>
-        <w:t>Implement snippet templates / boilerplates</w:t>
-      </w:r>
-    </w:p>
-    <w:p>
-      <w:pPr>
-        <w:numPr>
-          <w:ilvl w:val="0"/>
-          <w:numId w:val="66"/>
-        </w:numPr>
-        <w:rPr>
-          <w:rFonts w:cs="Times New Roman"/>
-        </w:rPr>
-      </w:pPr>
-      <w:r>
-        <w:rPr>
-          <w:rFonts w:cs="Times New Roman"/>
-        </w:rPr>
-        <w:t>Allow auto-fill into editor</w:t>
+        <w:t>Tasks:</w:t>
+      </w:r>
+    </w:p>
+    <w:p>
+      <w:pPr>
+        <w:numPr>
+          <w:ilvl w:val="0"/>
+          <w:numId w:val="67"/>
+        </w:numPr>
+        <w:rPr>
+          <w:rFonts w:cs="Times New Roman"/>
+        </w:rPr>
+      </w:pPr>
+      <w:r>
+        <w:rPr>
+          <w:rFonts w:cs="Times New Roman"/>
+        </w:rPr>
+        <w:t>Design template data structure (language, pattern, description)</w:t>
+      </w:r>
+    </w:p>
+    <w:p>
+      <w:pPr>
+        <w:numPr>
+          <w:ilvl w:val="0"/>
+          <w:numId w:val="67"/>
+        </w:numPr>
+        <w:rPr>
+          <w:rFonts w:cs="Times New Roman"/>
+        </w:rPr>
+      </w:pPr>
+      <w:r>
+        <w:rPr>
+          <w:rFonts w:cs="Times New Roman"/>
+        </w:rPr>
+        <w:t>Build template selector modal or side panel</w:t>
+      </w:r>
+    </w:p>
+    <w:p>
+      <w:pPr>
+        <w:numPr>
+          <w:ilvl w:val="0"/>
+          <w:numId w:val="67"/>
+        </w:numPr>
+        <w:rPr>
+          <w:rFonts w:cs="Times New Roman"/>
+        </w:rPr>
+      </w:pPr>
+      <w:r>
+        <w:rPr>
+          <w:rFonts w:cs="Times New Roman"/>
+        </w:rPr>
+        <w:t>Integrate template auto-fill into snippet editor</w:t>
+      </w:r>
+    </w:p>
+    <w:p>
+      <w:pPr>
+        <w:numPr>
+          <w:ilvl w:val="0"/>
+          <w:numId w:val="67"/>
+        </w:numPr>
+        <w:rPr>
+          <w:rFonts w:cs="Times New Roman"/>
+        </w:rPr>
+      </w:pPr>
+      <w:r>
+        <w:rPr>
+          <w:rFonts w:cs="Times New Roman"/>
+        </w:rPr>
+        <w:t>Filter templates by programming language</w:t>
       </w:r>
     </w:p>
     <w:p>
@@ -11770,75 +11999,41 @@
           <w:b/>
           <w:bCs/>
         </w:rPr>
-        <w:t>Tasks:</w:t>
-      </w:r>
-    </w:p>
-    <w:p>
-      <w:pPr>
-        <w:numPr>
-          <w:ilvl w:val="0"/>
-          <w:numId w:val="67"/>
-        </w:numPr>
-        <w:rPr>
-          <w:rFonts w:cs="Times New Roman"/>
-        </w:rPr>
-      </w:pPr>
-      <w:r>
-        <w:rPr>
-          <w:rFonts w:cs="Times New Roman"/>
-        </w:rPr>
-        <w:t>Design template data structure (language, pattern, description)</w:t>
-      </w:r>
-    </w:p>
-    <w:p>
-      <w:pPr>
-        <w:numPr>
-          <w:ilvl w:val="0"/>
-          <w:numId w:val="67"/>
-        </w:numPr>
-        <w:rPr>
-          <w:rFonts w:cs="Times New Roman"/>
-        </w:rPr>
-      </w:pPr>
-      <w:r>
-        <w:rPr>
-          <w:rFonts w:cs="Times New Roman"/>
-        </w:rPr>
-        <w:t>Build template selector modal or side panel</w:t>
-      </w:r>
-    </w:p>
-    <w:p>
-      <w:pPr>
-        <w:numPr>
-          <w:ilvl w:val="0"/>
-          <w:numId w:val="67"/>
-        </w:numPr>
-        <w:rPr>
-          <w:rFonts w:cs="Times New Roman"/>
-        </w:rPr>
-      </w:pPr>
-      <w:r>
-        <w:rPr>
-          <w:rFonts w:cs="Times New Roman"/>
-        </w:rPr>
-        <w:t>Integrate template auto-fill into snippet editor</w:t>
-      </w:r>
-    </w:p>
-    <w:p>
-      <w:pPr>
-        <w:numPr>
-          <w:ilvl w:val="0"/>
-          <w:numId w:val="67"/>
-        </w:numPr>
-        <w:rPr>
-          <w:rFonts w:cs="Times New Roman"/>
-        </w:rPr>
-      </w:pPr>
-      <w:r>
-        <w:rPr>
-          <w:rFonts w:cs="Times New Roman"/>
-        </w:rPr>
-        <w:t>Filter templates by programming language</w:t>
+        <w:t>Deliverables:</w:t>
+      </w:r>
+    </w:p>
+    <w:p>
+      <w:pPr>
+        <w:numPr>
+          <w:ilvl w:val="0"/>
+          <w:numId w:val="68"/>
+        </w:numPr>
+        <w:rPr>
+          <w:rFonts w:cs="Times New Roman"/>
+        </w:rPr>
+      </w:pPr>
+      <w:r>
+        <w:rPr>
+          <w:rFonts w:cs="Times New Roman"/>
+        </w:rPr>
+        <w:t>Template management functional</w:t>
+      </w:r>
+    </w:p>
+    <w:p>
+      <w:pPr>
+        <w:numPr>
+          <w:ilvl w:val="0"/>
+          <w:numId w:val="68"/>
+        </w:numPr>
+        <w:rPr>
+          <w:rFonts w:cs="Times New Roman"/>
+        </w:rPr>
+      </w:pPr>
+      <w:r>
+        <w:rPr>
+          <w:rFonts w:cs="Times New Roman"/>
+        </w:rPr>
+        <w:t>Editor can auto-fill boilerplate snippets</w:t>
       </w:r>
     </w:p>
     <w:p>
@@ -11853,42 +12048,41 @@
           <w:b/>
           <w:bCs/>
         </w:rPr>
-        <w:t>Deliverables:</w:t>
-      </w:r>
-    </w:p>
-    <w:p>
-      <w:pPr>
-        <w:numPr>
-          <w:ilvl w:val="0"/>
-          <w:numId w:val="68"/>
-        </w:numPr>
-        <w:rPr>
-          <w:rFonts w:cs="Times New Roman"/>
-        </w:rPr>
-      </w:pPr>
-      <w:r>
-        <w:rPr>
-          <w:rFonts w:cs="Times New Roman"/>
-        </w:rPr>
-        <w:t>Template management functional</w:t>
-      </w:r>
-    </w:p>
-    <w:p>
-      <w:pPr>
-        <w:numPr>
-          <w:ilvl w:val="0"/>
-          <w:numId w:val="68"/>
-        </w:numPr>
-        <w:rPr>
-          <w:rFonts w:cs="Times New Roman"/>
-        </w:rPr>
-      </w:pPr>
-      <w:r>
-        <w:rPr>
-          <w:rFonts w:cs="Times New Roman"/>
-        </w:rPr>
-        <w:t>Editor can auto-fill boilerplate snippets</w:t>
-      </w:r>
+        <w:t>Pages Implemented:</w:t>
+      </w:r>
+    </w:p>
+    <w:p>
+      <w:pPr>
+        <w:numPr>
+          <w:ilvl w:val="0"/>
+          <w:numId w:val="69"/>
+        </w:numPr>
+        <w:rPr>
+          <w:rFonts w:cs="Times New Roman"/>
+        </w:rPr>
+      </w:pPr>
+      <w:r>
+        <w:rPr>
+          <w:rFonts w:cs="Times New Roman"/>
+        </w:rPr>
+        <w:t>Snippet Templates / Boilerplate Selector</w:t>
+      </w:r>
+    </w:p>
+    <w:p>
+      <w:pPr>
+        <w:pStyle w:val="Heading2"/>
+        <w:rPr>
+          <w:rFonts w:cs="Times New Roman"/>
+        </w:rPr>
+      </w:pPr>
+      <w:bookmarkStart w:id="49" w:name="_Toc226132496"/>
+      <w:r>
+        <w:rPr>
+          <w:rFonts w:cs="Times New Roman"/>
+        </w:rPr>
+        <w:t>Sprint 6: Smart Recommendations &amp; Analytics</w:t>
+      </w:r>
+      <w:bookmarkEnd w:id="49"/>
     </w:p>
     <w:p>
       <w:pPr>
@@ -11902,41 +12096,42 @@
           <w:b/>
           <w:bCs/>
         </w:rPr>
-        <w:t>Pages Implemented:</w:t>
-      </w:r>
-    </w:p>
-    <w:p>
-      <w:pPr>
-        <w:numPr>
-          <w:ilvl w:val="0"/>
-          <w:numId w:val="69"/>
-        </w:numPr>
-        <w:rPr>
-          <w:rFonts w:cs="Times New Roman"/>
-        </w:rPr>
-      </w:pPr>
-      <w:r>
-        <w:rPr>
-          <w:rFonts w:cs="Times New Roman"/>
-        </w:rPr>
-        <w:t>Snippet Templates / Boilerplate Selector</w:t>
-      </w:r>
-    </w:p>
-    <w:p>
-      <w:pPr>
-        <w:pStyle w:val="Heading2"/>
-        <w:rPr>
-          <w:rFonts w:cs="Times New Roman"/>
-        </w:rPr>
-      </w:pPr>
-      <w:bookmarkStart w:id="50" w:name="_Toc226132496"/>
-      <w:r>
-        <w:rPr>
-          <w:rFonts w:cs="Times New Roman"/>
-        </w:rPr>
-        <w:t>Sprint 6: Smart Recommendations &amp; Analytics</w:t>
-      </w:r>
-      <w:bookmarkEnd w:id="50"/>
+        <w:t>Goals:</w:t>
+      </w:r>
+    </w:p>
+    <w:p>
+      <w:pPr>
+        <w:numPr>
+          <w:ilvl w:val="0"/>
+          <w:numId w:val="70"/>
+        </w:numPr>
+        <w:rPr>
+          <w:rFonts w:cs="Times New Roman"/>
+        </w:rPr>
+      </w:pPr>
+      <w:r>
+        <w:rPr>
+          <w:rFonts w:cs="Times New Roman"/>
+        </w:rPr>
+        <w:t>Build recommendations engine (rule-based)</w:t>
+      </w:r>
+    </w:p>
+    <w:p>
+      <w:pPr>
+        <w:numPr>
+          <w:ilvl w:val="0"/>
+          <w:numId w:val="70"/>
+        </w:numPr>
+        <w:rPr>
+          <w:rFonts w:cs="Times New Roman"/>
+        </w:rPr>
+      </w:pPr>
+      <w:r>
+        <w:rPr>
+          <w:rFonts w:cs="Times New Roman"/>
+        </w:rPr>
+        <w:t>Track snippet usage analytics</w:t>
+      </w:r>
     </w:p>
     <w:p>
       <w:pPr>
@@ -11950,41 +12145,75 @@
           <w:b/>
           <w:bCs/>
         </w:rPr>
-        <w:t>Goals:</w:t>
-      </w:r>
-    </w:p>
-    <w:p>
-      <w:pPr>
-        <w:numPr>
-          <w:ilvl w:val="0"/>
-          <w:numId w:val="70"/>
-        </w:numPr>
-        <w:rPr>
-          <w:rFonts w:cs="Times New Roman"/>
-        </w:rPr>
-      </w:pPr>
-      <w:r>
-        <w:rPr>
-          <w:rFonts w:cs="Times New Roman"/>
-        </w:rPr>
-        <w:t>Build recommendations engine (rule-based)</w:t>
-      </w:r>
-    </w:p>
-    <w:p>
-      <w:pPr>
-        <w:numPr>
-          <w:ilvl w:val="0"/>
-          <w:numId w:val="70"/>
-        </w:numPr>
-        <w:rPr>
-          <w:rFonts w:cs="Times New Roman"/>
-        </w:rPr>
-      </w:pPr>
-      <w:r>
-        <w:rPr>
-          <w:rFonts w:cs="Times New Roman"/>
-        </w:rPr>
-        <w:t>Track snippet usage analytics</w:t>
+        <w:t>Tasks:</w:t>
+      </w:r>
+    </w:p>
+    <w:p>
+      <w:pPr>
+        <w:numPr>
+          <w:ilvl w:val="0"/>
+          <w:numId w:val="71"/>
+        </w:numPr>
+        <w:rPr>
+          <w:rFonts w:cs="Times New Roman"/>
+        </w:rPr>
+      </w:pPr>
+      <w:r>
+        <w:rPr>
+          <w:rFonts w:cs="Times New Roman"/>
+        </w:rPr>
+        <w:t>Implement rule-based snippet recommendation engine</w:t>
+      </w:r>
+    </w:p>
+    <w:p>
+      <w:pPr>
+        <w:numPr>
+          <w:ilvl w:val="0"/>
+          <w:numId w:val="71"/>
+        </w:numPr>
+        <w:rPr>
+          <w:rFonts w:cs="Times New Roman"/>
+        </w:rPr>
+      </w:pPr>
+      <w:r>
+        <w:rPr>
+          <w:rFonts w:cs="Times New Roman"/>
+        </w:rPr>
+        <w:t>Track copy count, last used date, snippet popularity</w:t>
+      </w:r>
+    </w:p>
+    <w:p>
+      <w:pPr>
+        <w:numPr>
+          <w:ilvl w:val="0"/>
+          <w:numId w:val="71"/>
+        </w:numPr>
+        <w:rPr>
+          <w:rFonts w:cs="Times New Roman"/>
+        </w:rPr>
+      </w:pPr>
+      <w:r>
+        <w:rPr>
+          <w:rFonts w:cs="Times New Roman"/>
+        </w:rPr>
+        <w:t>Display recommendations in sidebar or hover panel</w:t>
+      </w:r>
+    </w:p>
+    <w:p>
+      <w:pPr>
+        <w:numPr>
+          <w:ilvl w:val="0"/>
+          <w:numId w:val="71"/>
+        </w:numPr>
+        <w:rPr>
+          <w:rFonts w:cs="Times New Roman"/>
+        </w:rPr>
+      </w:pPr>
+      <w:r>
+        <w:rPr>
+          <w:rFonts w:cs="Times New Roman"/>
+        </w:rPr>
+        <w:t>Dashboard widget for snippet analytics</w:t>
       </w:r>
     </w:p>
     <w:p>
@@ -11999,75 +12228,41 @@
           <w:b/>
           <w:bCs/>
         </w:rPr>
-        <w:t>Tasks:</w:t>
-      </w:r>
-    </w:p>
-    <w:p>
-      <w:pPr>
-        <w:numPr>
-          <w:ilvl w:val="0"/>
-          <w:numId w:val="71"/>
-        </w:numPr>
-        <w:rPr>
-          <w:rFonts w:cs="Times New Roman"/>
-        </w:rPr>
-      </w:pPr>
-      <w:r>
-        <w:rPr>
-          <w:rFonts w:cs="Times New Roman"/>
-        </w:rPr>
-        <w:t>Implement rule-based snippet recommendation engine</w:t>
-      </w:r>
-    </w:p>
-    <w:p>
-      <w:pPr>
-        <w:numPr>
-          <w:ilvl w:val="0"/>
-          <w:numId w:val="71"/>
-        </w:numPr>
-        <w:rPr>
-          <w:rFonts w:cs="Times New Roman"/>
-        </w:rPr>
-      </w:pPr>
-      <w:r>
-        <w:rPr>
-          <w:rFonts w:cs="Times New Roman"/>
-        </w:rPr>
-        <w:t>Track copy count, last used date, snippet popularity</w:t>
-      </w:r>
-    </w:p>
-    <w:p>
-      <w:pPr>
-        <w:numPr>
-          <w:ilvl w:val="0"/>
-          <w:numId w:val="71"/>
-        </w:numPr>
-        <w:rPr>
-          <w:rFonts w:cs="Times New Roman"/>
-        </w:rPr>
-      </w:pPr>
-      <w:r>
-        <w:rPr>
-          <w:rFonts w:cs="Times New Roman"/>
-        </w:rPr>
-        <w:t>Display recommendations in sidebar or hover panel</w:t>
-      </w:r>
-    </w:p>
-    <w:p>
-      <w:pPr>
-        <w:numPr>
-          <w:ilvl w:val="0"/>
-          <w:numId w:val="71"/>
-        </w:numPr>
-        <w:rPr>
-          <w:rFonts w:cs="Times New Roman"/>
-        </w:rPr>
-      </w:pPr>
-      <w:r>
-        <w:rPr>
-          <w:rFonts w:cs="Times New Roman"/>
-        </w:rPr>
-        <w:t>Dashboard widget for snippet analytics</w:t>
+        <w:t>Deliverables:</w:t>
+      </w:r>
+    </w:p>
+    <w:p>
+      <w:pPr>
+        <w:numPr>
+          <w:ilvl w:val="0"/>
+          <w:numId w:val="72"/>
+        </w:numPr>
+        <w:rPr>
+          <w:rFonts w:cs="Times New Roman"/>
+        </w:rPr>
+      </w:pPr>
+      <w:r>
+        <w:rPr>
+          <w:rFonts w:cs="Times New Roman"/>
+        </w:rPr>
+        <w:t>Recommendations panel functional</w:t>
+      </w:r>
+    </w:p>
+    <w:p>
+      <w:pPr>
+        <w:numPr>
+          <w:ilvl w:val="0"/>
+          <w:numId w:val="72"/>
+        </w:numPr>
+        <w:rPr>
+          <w:rFonts w:cs="Times New Roman"/>
+        </w:rPr>
+      </w:pPr>
+      <w:r>
+        <w:rPr>
+          <w:rFonts w:cs="Times New Roman"/>
+        </w:rPr>
+        <w:t>Analytics tracking and display operational</w:t>
       </w:r>
     </w:p>
     <w:p>
@@ -12082,42 +12277,58 @@
           <w:b/>
           <w:bCs/>
         </w:rPr>
-        <w:t>Deliverables:</w:t>
-      </w:r>
-    </w:p>
-    <w:p>
-      <w:pPr>
-        <w:numPr>
-          <w:ilvl w:val="0"/>
-          <w:numId w:val="72"/>
-        </w:numPr>
-        <w:rPr>
-          <w:rFonts w:cs="Times New Roman"/>
-        </w:rPr>
-      </w:pPr>
-      <w:r>
-        <w:rPr>
-          <w:rFonts w:cs="Times New Roman"/>
-        </w:rPr>
-        <w:t>Recommendations panel functional</w:t>
-      </w:r>
-    </w:p>
-    <w:p>
-      <w:pPr>
-        <w:numPr>
-          <w:ilvl w:val="0"/>
-          <w:numId w:val="72"/>
-        </w:numPr>
-        <w:rPr>
-          <w:rFonts w:cs="Times New Roman"/>
-        </w:rPr>
-      </w:pPr>
-      <w:r>
-        <w:rPr>
-          <w:rFonts w:cs="Times New Roman"/>
-        </w:rPr>
-        <w:t>Analytics tracking and display operational</w:t>
-      </w:r>
+        <w:t>Pages Implemented:</w:t>
+      </w:r>
+    </w:p>
+    <w:p>
+      <w:pPr>
+        <w:numPr>
+          <w:ilvl w:val="0"/>
+          <w:numId w:val="73"/>
+        </w:numPr>
+        <w:rPr>
+          <w:rFonts w:cs="Times New Roman"/>
+        </w:rPr>
+      </w:pPr>
+      <w:r>
+        <w:rPr>
+          <w:rFonts w:cs="Times New Roman"/>
+        </w:rPr>
+        <w:t>Smart Recommendations Panel</w:t>
+      </w:r>
+    </w:p>
+    <w:p>
+      <w:pPr>
+        <w:numPr>
+          <w:ilvl w:val="0"/>
+          <w:numId w:val="73"/>
+        </w:numPr>
+        <w:rPr>
+          <w:rFonts w:cs="Times New Roman"/>
+        </w:rPr>
+      </w:pPr>
+      <w:r>
+        <w:rPr>
+          <w:rFonts w:cs="Times New Roman"/>
+        </w:rPr>
+        <w:t>Analytics &amp; Usage Panel / Modal</w:t>
+      </w:r>
+    </w:p>
+    <w:p>
+      <w:pPr>
+        <w:pStyle w:val="Heading2"/>
+        <w:rPr>
+          <w:rFonts w:cs="Times New Roman"/>
+        </w:rPr>
+      </w:pPr>
+      <w:bookmarkStart w:id="50" w:name="_Toc226132497"/>
+      <w:r>
+        <w:rPr>
+          <w:rFonts w:cs="Times New Roman"/>
+        </w:rPr>
+        <w:t>Sprint 7: Cross-Project Linking &amp; Smart Archiving</w:t>
+      </w:r>
+      <w:bookmarkEnd w:id="50"/>
     </w:p>
     <w:p>
       <w:pPr>
@@ -12131,59 +12342,42 @@
           <w:b/>
           <w:bCs/>
         </w:rPr>
-        <w:t>Pages Implemented:</w:t>
-      </w:r>
-    </w:p>
-    <w:p>
-      <w:pPr>
-        <w:numPr>
-          <w:ilvl w:val="0"/>
-          <w:numId w:val="73"/>
-        </w:numPr>
-        <w:rPr>
-          <w:rFonts w:cs="Times New Roman"/>
-        </w:rPr>
-      </w:pPr>
-      <w:r>
-        <w:rPr>
-          <w:rFonts w:cs="Times New Roman"/>
-        </w:rPr>
-        <w:t>Smart Recommendations Panel</w:t>
-      </w:r>
-    </w:p>
-    <w:p>
-      <w:pPr>
-        <w:numPr>
-          <w:ilvl w:val="0"/>
-          <w:numId w:val="73"/>
-        </w:numPr>
-        <w:rPr>
-          <w:rFonts w:cs="Times New Roman"/>
-        </w:rPr>
-      </w:pPr>
-      <w:r>
-        <w:rPr>
-          <w:rFonts w:cs="Times New Roman"/>
-        </w:rPr>
-        <w:t>Analytics &amp; Usage Panel / Modal</w:t>
-      </w:r>
-    </w:p>
-    <w:p>
-      <w:pPr>
-        <w:pStyle w:val="Heading2"/>
-        <w:rPr>
-          <w:rFonts w:cs="Times New Roman"/>
-        </w:rPr>
-      </w:pPr>
-      <w:bookmarkStart w:id="51" w:name="_Toc226132497"/>
-      <w:r>
-        <w:rPr>
-          <w:rFonts w:cs="Times New Roman"/>
-        </w:rPr>
-        <w:lastRenderedPageBreak/>
-        <w:t>Sprint 7: Cross-Project Linking &amp; Smart Archiving</w:t>
-      </w:r>
-      <w:bookmarkEnd w:id="51"/>
+        <w:t>Goals:</w:t>
+      </w:r>
+    </w:p>
+    <w:p>
+      <w:pPr>
+        <w:numPr>
+          <w:ilvl w:val="0"/>
+          <w:numId w:val="74"/>
+        </w:numPr>
+        <w:rPr>
+          <w:rFonts w:cs="Times New Roman"/>
+        </w:rPr>
+      </w:pPr>
+      <w:r>
+        <w:rPr>
+          <w:rFonts w:cs="Times New Roman"/>
+        </w:rPr>
+        <w:t>Implement project tagging and related snippet linking</w:t>
+      </w:r>
+    </w:p>
+    <w:p>
+      <w:pPr>
+        <w:numPr>
+          <w:ilvl w:val="0"/>
+          <w:numId w:val="74"/>
+        </w:numPr>
+        <w:rPr>
+          <w:rFonts w:cs="Times New Roman"/>
+        </w:rPr>
+      </w:pPr>
+      <w:r>
+        <w:rPr>
+          <w:rFonts w:cs="Times New Roman"/>
+        </w:rPr>
+        <w:t>Build smart archiving mechanism</w:t>
+      </w:r>
     </w:p>
     <w:p>
       <w:pPr>
@@ -12197,41 +12391,76 @@
           <w:b/>
           <w:bCs/>
         </w:rPr>
-        <w:t>Goals:</w:t>
-      </w:r>
-    </w:p>
-    <w:p>
-      <w:pPr>
-        <w:numPr>
-          <w:ilvl w:val="0"/>
-          <w:numId w:val="74"/>
-        </w:numPr>
-        <w:rPr>
-          <w:rFonts w:cs="Times New Roman"/>
-        </w:rPr>
-      </w:pPr>
-      <w:r>
-        <w:rPr>
-          <w:rFonts w:cs="Times New Roman"/>
-        </w:rPr>
-        <w:t>Implement project tagging and related snippet linking</w:t>
-      </w:r>
-    </w:p>
-    <w:p>
-      <w:pPr>
-        <w:numPr>
-          <w:ilvl w:val="0"/>
-          <w:numId w:val="74"/>
-        </w:numPr>
-        <w:rPr>
-          <w:rFonts w:cs="Times New Roman"/>
-        </w:rPr>
-      </w:pPr>
-      <w:r>
-        <w:rPr>
-          <w:rFonts w:cs="Times New Roman"/>
-        </w:rPr>
-        <w:t>Build smart archiving mechanism</w:t>
+        <w:lastRenderedPageBreak/>
+        <w:t>Tasks:</w:t>
+      </w:r>
+    </w:p>
+    <w:p>
+      <w:pPr>
+        <w:numPr>
+          <w:ilvl w:val="0"/>
+          <w:numId w:val="75"/>
+        </w:numPr>
+        <w:rPr>
+          <w:rFonts w:cs="Times New Roman"/>
+        </w:rPr>
+      </w:pPr>
+      <w:r>
+        <w:rPr>
+          <w:rFonts w:cs="Times New Roman"/>
+        </w:rPr>
+        <w:t>Implement projects table and snippet-project associations</w:t>
+      </w:r>
+    </w:p>
+    <w:p>
+      <w:pPr>
+        <w:numPr>
+          <w:ilvl w:val="0"/>
+          <w:numId w:val="75"/>
+        </w:numPr>
+        <w:rPr>
+          <w:rFonts w:cs="Times New Roman"/>
+        </w:rPr>
+      </w:pPr>
+      <w:r>
+        <w:rPr>
+          <w:rFonts w:cs="Times New Roman"/>
+        </w:rPr>
+        <w:t>Show related snippets across projects in sidebar/editor</w:t>
+      </w:r>
+    </w:p>
+    <w:p>
+      <w:pPr>
+        <w:numPr>
+          <w:ilvl w:val="0"/>
+          <w:numId w:val="75"/>
+        </w:numPr>
+        <w:rPr>
+          <w:rFonts w:cs="Times New Roman"/>
+        </w:rPr>
+      </w:pPr>
+      <w:r>
+        <w:rPr>
+          <w:rFonts w:cs="Times New Roman"/>
+        </w:rPr>
+        <w:t>Implement auto-archive for unused snippets</w:t>
+      </w:r>
+    </w:p>
+    <w:p>
+      <w:pPr>
+        <w:numPr>
+          <w:ilvl w:val="0"/>
+          <w:numId w:val="75"/>
+        </w:numPr>
+        <w:rPr>
+          <w:rFonts w:cs="Times New Roman"/>
+        </w:rPr>
+      </w:pPr>
+      <w:r>
+        <w:rPr>
+          <w:rFonts w:cs="Times New Roman"/>
+        </w:rPr>
+        <w:t>Display notifications before archive / deletion</w:t>
       </w:r>
     </w:p>
     <w:p>
@@ -12246,75 +12475,41 @@
           <w:b/>
           <w:bCs/>
         </w:rPr>
-        <w:t>Tasks:</w:t>
-      </w:r>
-    </w:p>
-    <w:p>
-      <w:pPr>
-        <w:numPr>
-          <w:ilvl w:val="0"/>
-          <w:numId w:val="75"/>
-        </w:numPr>
-        <w:rPr>
-          <w:rFonts w:cs="Times New Roman"/>
-        </w:rPr>
-      </w:pPr>
-      <w:r>
-        <w:rPr>
-          <w:rFonts w:cs="Times New Roman"/>
-        </w:rPr>
-        <w:t>Implement projects table and snippet-project associations</w:t>
-      </w:r>
-    </w:p>
-    <w:p>
-      <w:pPr>
-        <w:numPr>
-          <w:ilvl w:val="0"/>
-          <w:numId w:val="75"/>
-        </w:numPr>
-        <w:rPr>
-          <w:rFonts w:cs="Times New Roman"/>
-        </w:rPr>
-      </w:pPr>
-      <w:r>
-        <w:rPr>
-          <w:rFonts w:cs="Times New Roman"/>
-        </w:rPr>
-        <w:t>Show related snippets across projects in sidebar/editor</w:t>
-      </w:r>
-    </w:p>
-    <w:p>
-      <w:pPr>
-        <w:numPr>
-          <w:ilvl w:val="0"/>
-          <w:numId w:val="75"/>
-        </w:numPr>
-        <w:rPr>
-          <w:rFonts w:cs="Times New Roman"/>
-        </w:rPr>
-      </w:pPr>
-      <w:r>
-        <w:rPr>
-          <w:rFonts w:cs="Times New Roman"/>
-        </w:rPr>
-        <w:t>Implement auto-archive for unused snippets</w:t>
-      </w:r>
-    </w:p>
-    <w:p>
-      <w:pPr>
-        <w:numPr>
-          <w:ilvl w:val="0"/>
-          <w:numId w:val="75"/>
-        </w:numPr>
-        <w:rPr>
-          <w:rFonts w:cs="Times New Roman"/>
-        </w:rPr>
-      </w:pPr>
-      <w:r>
-        <w:rPr>
-          <w:rFonts w:cs="Times New Roman"/>
-        </w:rPr>
-        <w:t>Display notifications before archive / deletion</w:t>
+        <w:t>Deliverables:</w:t>
+      </w:r>
+    </w:p>
+    <w:p>
+      <w:pPr>
+        <w:numPr>
+          <w:ilvl w:val="0"/>
+          <w:numId w:val="76"/>
+        </w:numPr>
+        <w:rPr>
+          <w:rFonts w:cs="Times New Roman"/>
+        </w:rPr>
+      </w:pPr>
+      <w:r>
+        <w:rPr>
+          <w:rFonts w:cs="Times New Roman"/>
+        </w:rPr>
+        <w:t>Cross-project linking fully functional</w:t>
+      </w:r>
+    </w:p>
+    <w:p>
+      <w:pPr>
+        <w:numPr>
+          <w:ilvl w:val="0"/>
+          <w:numId w:val="76"/>
+        </w:numPr>
+        <w:rPr>
+          <w:rFonts w:cs="Times New Roman"/>
+        </w:rPr>
+      </w:pPr>
+      <w:r>
+        <w:rPr>
+          <w:rFonts w:cs="Times New Roman"/>
+        </w:rPr>
+        <w:t>Smart archiving system operational with notifications</w:t>
       </w:r>
     </w:p>
     <w:p>
@@ -12329,42 +12524,64 @@
           <w:b/>
           <w:bCs/>
         </w:rPr>
-        <w:t>Deliverables:</w:t>
-      </w:r>
-    </w:p>
-    <w:p>
-      <w:pPr>
-        <w:numPr>
-          <w:ilvl w:val="0"/>
-          <w:numId w:val="76"/>
-        </w:numPr>
-        <w:rPr>
-          <w:rFonts w:cs="Times New Roman"/>
-        </w:rPr>
-      </w:pPr>
-      <w:r>
-        <w:rPr>
-          <w:rFonts w:cs="Times New Roman"/>
-        </w:rPr>
-        <w:t>Cross-project linking fully functional</w:t>
-      </w:r>
-    </w:p>
-    <w:p>
-      <w:pPr>
-        <w:numPr>
-          <w:ilvl w:val="0"/>
-          <w:numId w:val="76"/>
-        </w:numPr>
-        <w:rPr>
-          <w:rFonts w:cs="Times New Roman"/>
-        </w:rPr>
-      </w:pPr>
-      <w:r>
-        <w:rPr>
-          <w:rFonts w:cs="Times New Roman"/>
-        </w:rPr>
-        <w:t>Smart archiving system operational with notifications</w:t>
-      </w:r>
+        <w:t>Pages Implemented:</w:t>
+      </w:r>
+    </w:p>
+    <w:p>
+      <w:pPr>
+        <w:numPr>
+          <w:ilvl w:val="0"/>
+          <w:numId w:val="77"/>
+        </w:numPr>
+        <w:rPr>
+          <w:rFonts w:cs="Times New Roman"/>
+        </w:rPr>
+      </w:pPr>
+      <w:r>
+        <w:rPr>
+          <w:rFonts w:cs="Times New Roman"/>
+        </w:rPr>
+        <w:t>Cross-Project Linking Panel</w:t>
+      </w:r>
+    </w:p>
+    <w:p>
+      <w:pPr>
+        <w:numPr>
+          <w:ilvl w:val="0"/>
+          <w:numId w:val="77"/>
+        </w:numPr>
+        <w:rPr>
+          <w:rFonts w:cs="Times New Roman"/>
+        </w:rPr>
+      </w:pPr>
+      <w:r>
+        <w:rPr>
+          <w:rFonts w:cs="Times New Roman"/>
+        </w:rPr>
+        <w:t>Smart Archiving Notifications</w:t>
+      </w:r>
+      <w:r>
+        <w:rPr>
+          <w:rFonts w:cs="Times New Roman"/>
+        </w:rPr>
+        <w:t xml:space="preserve"> Modal</w:t>
+      </w:r>
+    </w:p>
+    <w:p>
+      <w:pPr>
+        <w:pStyle w:val="Heading2"/>
+        <w:rPr>
+          <w:rFonts w:cs="Times New Roman"/>
+        </w:rPr>
+      </w:pPr>
+      <w:bookmarkStart w:id="51" w:name="_Toc226132498"/>
+      <w:r>
+        <w:rPr>
+          <w:rFonts w:cs="Times New Roman"/>
+        </w:rPr>
+        <w:t>Sprint 8: Export &amp; Import Intelligence</w:t>
+      </w:r>
+      <w:bookmarkEnd w:id="51"/>
     </w:p>
     <w:p>
       <w:pPr>
@@ -12378,64 +12595,42 @@
           <w:b/>
           <w:bCs/>
         </w:rPr>
-        <w:t>Pages Implemented:</w:t>
-      </w:r>
-    </w:p>
-    <w:p>
-      <w:pPr>
-        <w:numPr>
-          <w:ilvl w:val="0"/>
-          <w:numId w:val="77"/>
-        </w:numPr>
-        <w:rPr>
-          <w:rFonts w:cs="Times New Roman"/>
-        </w:rPr>
-      </w:pPr>
-      <w:r>
-        <w:rPr>
-          <w:rFonts w:cs="Times New Roman"/>
-        </w:rPr>
-        <w:t>Cross-Project Linking Panel</w:t>
-      </w:r>
-    </w:p>
-    <w:p>
-      <w:pPr>
-        <w:numPr>
-          <w:ilvl w:val="0"/>
-          <w:numId w:val="77"/>
-        </w:numPr>
-        <w:rPr>
-          <w:rFonts w:cs="Times New Roman"/>
-        </w:rPr>
-      </w:pPr>
-      <w:r>
-        <w:rPr>
-          <w:rFonts w:cs="Times New Roman"/>
-        </w:rPr>
-        <w:t>Smart Archiving Notifications</w:t>
-      </w:r>
-      <w:r>
-        <w:rPr>
-          <w:rFonts w:cs="Times New Roman"/>
-        </w:rPr>
-        <w:t xml:space="preserve"> Modal</w:t>
-      </w:r>
-    </w:p>
-    <w:p>
-      <w:pPr>
-        <w:pStyle w:val="Heading2"/>
-        <w:rPr>
-          <w:rFonts w:cs="Times New Roman"/>
-        </w:rPr>
-      </w:pPr>
-      <w:bookmarkStart w:id="52" w:name="_Toc226132498"/>
-      <w:r>
-        <w:rPr>
-          <w:rFonts w:cs="Times New Roman"/>
-        </w:rPr>
-        <w:t>Sprint 8: Export &amp; Import Intelligence</w:t>
-      </w:r>
-      <w:bookmarkEnd w:id="52"/>
+        <w:t>Goals:</w:t>
+      </w:r>
+    </w:p>
+    <w:p>
+      <w:pPr>
+        <w:numPr>
+          <w:ilvl w:val="0"/>
+          <w:numId w:val="78"/>
+        </w:numPr>
+        <w:rPr>
+          <w:rFonts w:cs="Times New Roman"/>
+        </w:rPr>
+      </w:pPr>
+      <w:r>
+        <w:rPr>
+          <w:rFonts w:cs="Times New Roman"/>
+        </w:rPr>
+        <w:t>Allow snippet export/import with metadata generation</w:t>
+      </w:r>
+    </w:p>
+    <w:p>
+      <w:pPr>
+        <w:numPr>
+          <w:ilvl w:val="0"/>
+          <w:numId w:val="78"/>
+        </w:numPr>
+        <w:rPr>
+          <w:rFonts w:cs="Times New Roman"/>
+        </w:rPr>
+      </w:pPr>
+      <w:r>
+        <w:rPr>
+          <w:rFonts w:cs="Times New Roman"/>
+        </w:rPr>
+        <w:t>Support language-specific module export</w:t>
+      </w:r>
     </w:p>
     <w:p>
       <w:pPr>
@@ -12449,41 +12644,75 @@
           <w:b/>
           <w:bCs/>
         </w:rPr>
-        <w:t>Goals:</w:t>
-      </w:r>
-    </w:p>
-    <w:p>
-      <w:pPr>
-        <w:numPr>
-          <w:ilvl w:val="0"/>
-          <w:numId w:val="78"/>
-        </w:numPr>
-        <w:rPr>
-          <w:rFonts w:cs="Times New Roman"/>
-        </w:rPr>
-      </w:pPr>
-      <w:r>
-        <w:rPr>
-          <w:rFonts w:cs="Times New Roman"/>
-        </w:rPr>
-        <w:t>Allow snippet export/import with metadata generation</w:t>
-      </w:r>
-    </w:p>
-    <w:p>
-      <w:pPr>
-        <w:numPr>
-          <w:ilvl w:val="0"/>
-          <w:numId w:val="78"/>
-        </w:numPr>
-        <w:rPr>
-          <w:rFonts w:cs="Times New Roman"/>
-        </w:rPr>
-      </w:pPr>
-      <w:r>
-        <w:rPr>
-          <w:rFonts w:cs="Times New Roman"/>
-        </w:rPr>
-        <w:t>Support language-specific module export</w:t>
+        <w:t>Tasks:</w:t>
+      </w:r>
+    </w:p>
+    <w:p>
+      <w:pPr>
+        <w:numPr>
+          <w:ilvl w:val="0"/>
+          <w:numId w:val="79"/>
+        </w:numPr>
+        <w:rPr>
+          <w:rFonts w:cs="Times New Roman"/>
+        </w:rPr>
+      </w:pPr>
+      <w:r>
+        <w:rPr>
+          <w:rFonts w:cs="Times New Roman"/>
+        </w:rPr>
+        <w:t>Build import modal with file/paste options</w:t>
+      </w:r>
+    </w:p>
+    <w:p>
+      <w:pPr>
+        <w:numPr>
+          <w:ilvl w:val="0"/>
+          <w:numId w:val="79"/>
+        </w:numPr>
+        <w:rPr>
+          <w:rFonts w:cs="Times New Roman"/>
+        </w:rPr>
+      </w:pPr>
+      <w:r>
+        <w:rPr>
+          <w:rFonts w:cs="Times New Roman"/>
+        </w:rPr>
+        <w:t>Parse imports and generate snippet metadata automatically</w:t>
+      </w:r>
+    </w:p>
+    <w:p>
+      <w:pPr>
+        <w:numPr>
+          <w:ilvl w:val="0"/>
+          <w:numId w:val="79"/>
+        </w:numPr>
+        <w:rPr>
+          <w:rFonts w:cs="Times New Roman"/>
+        </w:rPr>
+      </w:pPr>
+      <w:r>
+        <w:rPr>
+          <w:rFonts w:cs="Times New Roman"/>
+        </w:rPr>
+        <w:t>Build export modal with JSON and language-specific module options</w:t>
+      </w:r>
+    </w:p>
+    <w:p>
+      <w:pPr>
+        <w:numPr>
+          <w:ilvl w:val="0"/>
+          <w:numId w:val="79"/>
+        </w:numPr>
+        <w:rPr>
+          <w:rFonts w:cs="Times New Roman"/>
+        </w:rPr>
+      </w:pPr>
+      <w:r>
+        <w:rPr>
+          <w:rFonts w:cs="Times New Roman"/>
+        </w:rPr>
+        <w:t>Add notifications for import/export success/failure</w:t>
       </w:r>
     </w:p>
     <w:p>
@@ -12498,75 +12727,41 @@
           <w:b/>
           <w:bCs/>
         </w:rPr>
-        <w:t>Tasks:</w:t>
-      </w:r>
-    </w:p>
-    <w:p>
-      <w:pPr>
-        <w:numPr>
-          <w:ilvl w:val="0"/>
-          <w:numId w:val="79"/>
-        </w:numPr>
-        <w:rPr>
-          <w:rFonts w:cs="Times New Roman"/>
-        </w:rPr>
-      </w:pPr>
-      <w:r>
-        <w:rPr>
-          <w:rFonts w:cs="Times New Roman"/>
-        </w:rPr>
-        <w:t>Build import modal with file/paste options</w:t>
-      </w:r>
-    </w:p>
-    <w:p>
-      <w:pPr>
-        <w:numPr>
-          <w:ilvl w:val="0"/>
-          <w:numId w:val="79"/>
-        </w:numPr>
-        <w:rPr>
-          <w:rFonts w:cs="Times New Roman"/>
-        </w:rPr>
-      </w:pPr>
-      <w:r>
-        <w:rPr>
-          <w:rFonts w:cs="Times New Roman"/>
-        </w:rPr>
-        <w:t>Parse imports and generate snippet metadata automatically</w:t>
-      </w:r>
-    </w:p>
-    <w:p>
-      <w:pPr>
-        <w:numPr>
-          <w:ilvl w:val="0"/>
-          <w:numId w:val="79"/>
-        </w:numPr>
-        <w:rPr>
-          <w:rFonts w:cs="Times New Roman"/>
-        </w:rPr>
-      </w:pPr>
-      <w:r>
-        <w:rPr>
-          <w:rFonts w:cs="Times New Roman"/>
-        </w:rPr>
-        <w:t>Build export modal with JSON and language-specific module options</w:t>
-      </w:r>
-    </w:p>
-    <w:p>
-      <w:pPr>
-        <w:numPr>
-          <w:ilvl w:val="0"/>
-          <w:numId w:val="79"/>
-        </w:numPr>
-        <w:rPr>
-          <w:rFonts w:cs="Times New Roman"/>
-        </w:rPr>
-      </w:pPr>
-      <w:r>
-        <w:rPr>
-          <w:rFonts w:cs="Times New Roman"/>
-        </w:rPr>
-        <w:t>Add notifications for import/export success/failure</w:t>
+        <w:t>Deliverables:</w:t>
+      </w:r>
+    </w:p>
+    <w:p>
+      <w:pPr>
+        <w:numPr>
+          <w:ilvl w:val="0"/>
+          <w:numId w:val="80"/>
+        </w:numPr>
+        <w:rPr>
+          <w:rFonts w:cs="Times New Roman"/>
+        </w:rPr>
+      </w:pPr>
+      <w:r>
+        <w:rPr>
+          <w:rFonts w:cs="Times New Roman"/>
+        </w:rPr>
+        <w:t>Export &amp; Import functionality fully operational</w:t>
+      </w:r>
+    </w:p>
+    <w:p>
+      <w:pPr>
+        <w:numPr>
+          <w:ilvl w:val="0"/>
+          <w:numId w:val="80"/>
+        </w:numPr>
+        <w:rPr>
+          <w:rFonts w:cs="Times New Roman"/>
+        </w:rPr>
+      </w:pPr>
+      <w:r>
+        <w:rPr>
+          <w:rFonts w:cs="Times New Roman"/>
+        </w:rPr>
+        <w:t>Metadata generated automatically during import</w:t>
       </w:r>
     </w:p>
     <w:p>
@@ -12581,42 +12776,58 @@
           <w:b/>
           <w:bCs/>
         </w:rPr>
-        <w:t>Deliverables:</w:t>
-      </w:r>
-    </w:p>
-    <w:p>
-      <w:pPr>
-        <w:numPr>
-          <w:ilvl w:val="0"/>
-          <w:numId w:val="80"/>
-        </w:numPr>
-        <w:rPr>
-          <w:rFonts w:cs="Times New Roman"/>
-        </w:rPr>
-      </w:pPr>
-      <w:r>
-        <w:rPr>
-          <w:rFonts w:cs="Times New Roman"/>
-        </w:rPr>
-        <w:t>Export &amp; Import functionality fully operational</w:t>
-      </w:r>
-    </w:p>
-    <w:p>
-      <w:pPr>
-        <w:numPr>
-          <w:ilvl w:val="0"/>
-          <w:numId w:val="80"/>
-        </w:numPr>
-        <w:rPr>
-          <w:rFonts w:cs="Times New Roman"/>
-        </w:rPr>
-      </w:pPr>
-      <w:r>
-        <w:rPr>
-          <w:rFonts w:cs="Times New Roman"/>
-        </w:rPr>
-        <w:t>Metadata generated automatically during import</w:t>
-      </w:r>
+        <w:t>Pages Implemented:</w:t>
+      </w:r>
+    </w:p>
+    <w:p>
+      <w:pPr>
+        <w:numPr>
+          <w:ilvl w:val="0"/>
+          <w:numId w:val="81"/>
+        </w:numPr>
+        <w:rPr>
+          <w:rFonts w:cs="Times New Roman"/>
+        </w:rPr>
+      </w:pPr>
+      <w:r>
+        <w:rPr>
+          <w:rFonts w:cs="Times New Roman"/>
+        </w:rPr>
+        <w:t>Import Modal / Page</w:t>
+      </w:r>
+    </w:p>
+    <w:p>
+      <w:pPr>
+        <w:numPr>
+          <w:ilvl w:val="0"/>
+          <w:numId w:val="81"/>
+        </w:numPr>
+        <w:rPr>
+          <w:rFonts w:cs="Times New Roman"/>
+        </w:rPr>
+      </w:pPr>
+      <w:r>
+        <w:rPr>
+          <w:rFonts w:cs="Times New Roman"/>
+        </w:rPr>
+        <w:t>Export Modal / Page</w:t>
+      </w:r>
+    </w:p>
+    <w:p>
+      <w:pPr>
+        <w:pStyle w:val="Heading2"/>
+        <w:rPr>
+          <w:rFonts w:cs="Times New Roman"/>
+        </w:rPr>
+      </w:pPr>
+      <w:bookmarkStart w:id="52" w:name="_Toc226132499"/>
+      <w:r>
+        <w:rPr>
+          <w:rFonts w:cs="Times New Roman"/>
+        </w:rPr>
+        <w:t>Sprint 9: Syntax-Aware Enhancements &amp; Validation</w:t>
+      </w:r>
+      <w:bookmarkEnd w:id="52"/>
     </w:p>
     <w:p>
       <w:pPr>
@@ -12630,58 +12841,42 @@
           <w:b/>
           <w:bCs/>
         </w:rPr>
-        <w:t>Pages Implemented:</w:t>
-      </w:r>
-    </w:p>
-    <w:p>
-      <w:pPr>
-        <w:numPr>
-          <w:ilvl w:val="0"/>
-          <w:numId w:val="81"/>
-        </w:numPr>
-        <w:rPr>
-          <w:rFonts w:cs="Times New Roman"/>
-        </w:rPr>
-      </w:pPr>
-      <w:r>
-        <w:rPr>
-          <w:rFonts w:cs="Times New Roman"/>
-        </w:rPr>
-        <w:t>Import Modal / Page</w:t>
-      </w:r>
-    </w:p>
-    <w:p>
-      <w:pPr>
-        <w:numPr>
-          <w:ilvl w:val="0"/>
-          <w:numId w:val="81"/>
-        </w:numPr>
-        <w:rPr>
-          <w:rFonts w:cs="Times New Roman"/>
-        </w:rPr>
-      </w:pPr>
-      <w:r>
-        <w:rPr>
-          <w:rFonts w:cs="Times New Roman"/>
-        </w:rPr>
-        <w:t>Export Modal / Page</w:t>
-      </w:r>
-    </w:p>
-    <w:p>
-      <w:pPr>
-        <w:pStyle w:val="Heading2"/>
-        <w:rPr>
-          <w:rFonts w:cs="Times New Roman"/>
-        </w:rPr>
-      </w:pPr>
-      <w:bookmarkStart w:id="53" w:name="_Toc226132499"/>
-      <w:r>
-        <w:rPr>
-          <w:rFonts w:cs="Times New Roman"/>
-        </w:rPr>
-        <w:t>Sprint 9: Syntax-Aware Enhancements &amp; Validation</w:t>
-      </w:r>
-      <w:bookmarkEnd w:id="53"/>
+        <w:t>Goals:</w:t>
+      </w:r>
+    </w:p>
+    <w:p>
+      <w:pPr>
+        <w:numPr>
+          <w:ilvl w:val="0"/>
+          <w:numId w:val="82"/>
+        </w:numPr>
+        <w:rPr>
+          <w:rFonts w:cs="Times New Roman"/>
+        </w:rPr>
+      </w:pPr>
+      <w:r>
+        <w:rPr>
+          <w:rFonts w:cs="Times New Roman"/>
+        </w:rPr>
+        <w:t>Detect formatting issues, TODOs, and light linting</w:t>
+      </w:r>
+    </w:p>
+    <w:p>
+      <w:pPr>
+        <w:numPr>
+          <w:ilvl w:val="0"/>
+          <w:numId w:val="82"/>
+        </w:numPr>
+        <w:rPr>
+          <w:rFonts w:cs="Times New Roman"/>
+        </w:rPr>
+      </w:pPr>
+      <w:r>
+        <w:rPr>
+          <w:rFonts w:cs="Times New Roman"/>
+        </w:rPr>
+        <w:t>Validate snippet inputs before saving</w:t>
+      </w:r>
     </w:p>
     <w:p>
       <w:pPr>
@@ -12695,41 +12890,76 @@
           <w:b/>
           <w:bCs/>
         </w:rPr>
-        <w:t>Goals:</w:t>
-      </w:r>
-    </w:p>
-    <w:p>
-      <w:pPr>
-        <w:numPr>
-          <w:ilvl w:val="0"/>
-          <w:numId w:val="82"/>
-        </w:numPr>
-        <w:rPr>
-          <w:rFonts w:cs="Times New Roman"/>
-        </w:rPr>
-      </w:pPr>
-      <w:r>
-        <w:rPr>
-          <w:rFonts w:cs="Times New Roman"/>
-        </w:rPr>
-        <w:t>Detect formatting issues, TODOs, and light linting</w:t>
-      </w:r>
-    </w:p>
-    <w:p>
-      <w:pPr>
-        <w:numPr>
-          <w:ilvl w:val="0"/>
-          <w:numId w:val="82"/>
-        </w:numPr>
-        <w:rPr>
-          <w:rFonts w:cs="Times New Roman"/>
-        </w:rPr>
-      </w:pPr>
-      <w:r>
-        <w:rPr>
-          <w:rFonts w:cs="Times New Roman"/>
-        </w:rPr>
-        <w:t>Validate snippet inputs before saving</w:t>
+        <w:t>Tasks:</w:t>
+      </w:r>
+    </w:p>
+    <w:p>
+      <w:pPr>
+        <w:numPr>
+          <w:ilvl w:val="0"/>
+          <w:numId w:val="83"/>
+        </w:numPr>
+        <w:rPr>
+          <w:rFonts w:cs="Times New Roman"/>
+        </w:rPr>
+      </w:pPr>
+      <w:r>
+        <w:rPr>
+          <w:rFonts w:cs="Times New Roman"/>
+        </w:rPr>
+        <w:t>Add inline formatting/syntax warnings in editor</w:t>
+      </w:r>
+    </w:p>
+    <w:p>
+      <w:pPr>
+        <w:numPr>
+          <w:ilvl w:val="0"/>
+          <w:numId w:val="83"/>
+        </w:numPr>
+        <w:rPr>
+          <w:rFonts w:cs="Times New Roman"/>
+        </w:rPr>
+      </w:pPr>
+      <w:r>
+        <w:rPr>
+          <w:rFonts w:cs="Times New Roman"/>
+        </w:rPr>
+        <w:t>Highlight TODOs and important comments automatically</w:t>
+      </w:r>
+    </w:p>
+    <w:p>
+      <w:pPr>
+        <w:numPr>
+          <w:ilvl w:val="0"/>
+          <w:numId w:val="83"/>
+        </w:numPr>
+        <w:rPr>
+          <w:rFonts w:cs="Times New Roman"/>
+        </w:rPr>
+      </w:pPr>
+      <w:r>
+        <w:rPr>
+          <w:rFonts w:cs="Times New Roman"/>
+        </w:rPr>
+        <w:t>Validate snippet size, duplicate titles, and language selection</w:t>
+      </w:r>
+    </w:p>
+    <w:p>
+      <w:pPr>
+        <w:numPr>
+          <w:ilvl w:val="0"/>
+          <w:numId w:val="83"/>
+        </w:numPr>
+        <w:rPr>
+          <w:rFonts w:cs="Times New Roman"/>
+        </w:rPr>
+      </w:pPr>
+      <w:r>
+        <w:rPr>
+          <w:rFonts w:cs="Times New Roman"/>
+        </w:rPr>
+        <w:lastRenderedPageBreak/>
+        <w:t>Provide inline error messages / global fallback modal</w:t>
       </w:r>
     </w:p>
     <w:p>
@@ -12744,76 +12974,41 @@
           <w:b/>
           <w:bCs/>
         </w:rPr>
-        <w:lastRenderedPageBreak/>
-        <w:t>Tasks:</w:t>
-      </w:r>
-    </w:p>
-    <w:p>
-      <w:pPr>
-        <w:numPr>
-          <w:ilvl w:val="0"/>
-          <w:numId w:val="83"/>
-        </w:numPr>
-        <w:rPr>
-          <w:rFonts w:cs="Times New Roman"/>
-        </w:rPr>
-      </w:pPr>
-      <w:r>
-        <w:rPr>
-          <w:rFonts w:cs="Times New Roman"/>
-        </w:rPr>
-        <w:t>Add inline formatting/syntax warnings in editor</w:t>
-      </w:r>
-    </w:p>
-    <w:p>
-      <w:pPr>
-        <w:numPr>
-          <w:ilvl w:val="0"/>
-          <w:numId w:val="83"/>
-        </w:numPr>
-        <w:rPr>
-          <w:rFonts w:cs="Times New Roman"/>
-        </w:rPr>
-      </w:pPr>
-      <w:r>
-        <w:rPr>
-          <w:rFonts w:cs="Times New Roman"/>
-        </w:rPr>
-        <w:t>Highlight TODOs and important comments automatically</w:t>
-      </w:r>
-    </w:p>
-    <w:p>
-      <w:pPr>
-        <w:numPr>
-          <w:ilvl w:val="0"/>
-          <w:numId w:val="83"/>
-        </w:numPr>
-        <w:rPr>
-          <w:rFonts w:cs="Times New Roman"/>
-        </w:rPr>
-      </w:pPr>
-      <w:r>
-        <w:rPr>
-          <w:rFonts w:cs="Times New Roman"/>
-        </w:rPr>
-        <w:t>Validate snippet size, duplicate titles, and language selection</w:t>
-      </w:r>
-    </w:p>
-    <w:p>
-      <w:pPr>
-        <w:numPr>
-          <w:ilvl w:val="0"/>
-          <w:numId w:val="83"/>
-        </w:numPr>
-        <w:rPr>
-          <w:rFonts w:cs="Times New Roman"/>
-        </w:rPr>
-      </w:pPr>
-      <w:r>
-        <w:rPr>
-          <w:rFonts w:cs="Times New Roman"/>
-        </w:rPr>
-        <w:t>Provide inline error messages / global fallback modal</w:t>
+        <w:t>Deliverables:</w:t>
+      </w:r>
+    </w:p>
+    <w:p>
+      <w:pPr>
+        <w:numPr>
+          <w:ilvl w:val="0"/>
+          <w:numId w:val="84"/>
+        </w:numPr>
+        <w:rPr>
+          <w:rFonts w:cs="Times New Roman"/>
+        </w:rPr>
+      </w:pPr>
+      <w:r>
+        <w:rPr>
+          <w:rFonts w:cs="Times New Roman"/>
+        </w:rPr>
+        <w:t>Syntax-aware enhancements operational</w:t>
+      </w:r>
+    </w:p>
+    <w:p>
+      <w:pPr>
+        <w:numPr>
+          <w:ilvl w:val="0"/>
+          <w:numId w:val="84"/>
+        </w:numPr>
+        <w:rPr>
+          <w:rFonts w:cs="Times New Roman"/>
+        </w:rPr>
+      </w:pPr>
+      <w:r>
+        <w:rPr>
+          <w:rFonts w:cs="Times New Roman"/>
+        </w:rPr>
+        <w:t>Validation and error handling integrated</w:t>
       </w:r>
     </w:p>
     <w:p>
@@ -12828,42 +13023,58 @@
           <w:b/>
           <w:bCs/>
         </w:rPr>
-        <w:t>Deliverables:</w:t>
-      </w:r>
-    </w:p>
-    <w:p>
-      <w:pPr>
-        <w:numPr>
-          <w:ilvl w:val="0"/>
-          <w:numId w:val="84"/>
-        </w:numPr>
-        <w:rPr>
-          <w:rFonts w:cs="Times New Roman"/>
-        </w:rPr>
-      </w:pPr>
-      <w:r>
-        <w:rPr>
-          <w:rFonts w:cs="Times New Roman"/>
-        </w:rPr>
-        <w:t>Syntax-aware enhancements operational</w:t>
-      </w:r>
-    </w:p>
-    <w:p>
-      <w:pPr>
-        <w:numPr>
-          <w:ilvl w:val="0"/>
-          <w:numId w:val="84"/>
-        </w:numPr>
-        <w:rPr>
-          <w:rFonts w:cs="Times New Roman"/>
-        </w:rPr>
-      </w:pPr>
-      <w:r>
-        <w:rPr>
-          <w:rFonts w:cs="Times New Roman"/>
-        </w:rPr>
-        <w:t>Validation and error handling integrated</w:t>
-      </w:r>
+        <w:t>Pages Implemented:</w:t>
+      </w:r>
+    </w:p>
+    <w:p>
+      <w:pPr>
+        <w:numPr>
+          <w:ilvl w:val="0"/>
+          <w:numId w:val="85"/>
+        </w:numPr>
+        <w:rPr>
+          <w:rFonts w:cs="Times New Roman"/>
+        </w:rPr>
+      </w:pPr>
+      <w:r>
+        <w:rPr>
+          <w:rFonts w:cs="Times New Roman"/>
+        </w:rPr>
+        <w:t>Snippet Editor Page / Modal (enhanced)</w:t>
+      </w:r>
+    </w:p>
+    <w:p>
+      <w:pPr>
+        <w:numPr>
+          <w:ilvl w:val="0"/>
+          <w:numId w:val="85"/>
+        </w:numPr>
+        <w:rPr>
+          <w:rFonts w:cs="Times New Roman"/>
+        </w:rPr>
+      </w:pPr>
+      <w:r>
+        <w:rPr>
+          <w:rFonts w:cs="Times New Roman"/>
+        </w:rPr>
+        <w:t>Global Error Modal</w:t>
+      </w:r>
+    </w:p>
+    <w:p>
+      <w:pPr>
+        <w:pStyle w:val="Heading2"/>
+        <w:rPr>
+          <w:rFonts w:cs="Times New Roman"/>
+        </w:rPr>
+      </w:pPr>
+      <w:bookmarkStart w:id="53" w:name="_Toc226132500"/>
+      <w:r>
+        <w:rPr>
+          <w:rFonts w:cs="Times New Roman"/>
+        </w:rPr>
+        <w:t>Sprint 10: Settings, Notifications &amp; Final Polish</w:t>
+      </w:r>
+      <w:bookmarkEnd w:id="53"/>
     </w:p>
     <w:p>
       <w:pPr>
@@ -12877,58 +13088,42 @@
           <w:b/>
           <w:bCs/>
         </w:rPr>
-        <w:t>Pages Implemented:</w:t>
-      </w:r>
-    </w:p>
-    <w:p>
-      <w:pPr>
-        <w:numPr>
-          <w:ilvl w:val="0"/>
-          <w:numId w:val="85"/>
-        </w:numPr>
-        <w:rPr>
-          <w:rFonts w:cs="Times New Roman"/>
-        </w:rPr>
-      </w:pPr>
-      <w:r>
-        <w:rPr>
-          <w:rFonts w:cs="Times New Roman"/>
-        </w:rPr>
-        <w:t>Snippet Editor Page / Modal (enhanced)</w:t>
-      </w:r>
-    </w:p>
-    <w:p>
-      <w:pPr>
-        <w:numPr>
-          <w:ilvl w:val="0"/>
-          <w:numId w:val="85"/>
-        </w:numPr>
-        <w:rPr>
-          <w:rFonts w:cs="Times New Roman"/>
-        </w:rPr>
-      </w:pPr>
-      <w:r>
-        <w:rPr>
-          <w:rFonts w:cs="Times New Roman"/>
-        </w:rPr>
-        <w:t>Global Error Modal</w:t>
-      </w:r>
-    </w:p>
-    <w:p>
-      <w:pPr>
-        <w:pStyle w:val="Heading2"/>
-        <w:rPr>
-          <w:rFonts w:cs="Times New Roman"/>
-        </w:rPr>
-      </w:pPr>
-      <w:bookmarkStart w:id="54" w:name="_Toc226132500"/>
-      <w:r>
-        <w:rPr>
-          <w:rFonts w:cs="Times New Roman"/>
-        </w:rPr>
-        <w:t>Sprint 10: Settings, Notifications &amp; Final Polish</w:t>
-      </w:r>
-      <w:bookmarkEnd w:id="54"/>
+        <w:t>Goals:</w:t>
+      </w:r>
+    </w:p>
+    <w:p>
+      <w:pPr>
+        <w:numPr>
+          <w:ilvl w:val="0"/>
+          <w:numId w:val="86"/>
+        </w:numPr>
+        <w:rPr>
+          <w:rFonts w:cs="Times New Roman"/>
+        </w:rPr>
+      </w:pPr>
+      <w:r>
+        <w:rPr>
+          <w:rFonts w:cs="Times New Roman"/>
+        </w:rPr>
+        <w:t>Complete settings, backup, and notifications</w:t>
+      </w:r>
+    </w:p>
+    <w:p>
+      <w:pPr>
+        <w:numPr>
+          <w:ilvl w:val="0"/>
+          <w:numId w:val="86"/>
+        </w:numPr>
+        <w:rPr>
+          <w:rFonts w:cs="Times New Roman"/>
+        </w:rPr>
+      </w:pPr>
+      <w:r>
+        <w:rPr>
+          <w:rFonts w:cs="Times New Roman"/>
+        </w:rPr>
+        <w:t>Final UI polish and keyboard shortcuts</w:t>
+      </w:r>
     </w:p>
     <w:p>
       <w:pPr>
@@ -12942,41 +13137,92 @@
           <w:b/>
           <w:bCs/>
         </w:rPr>
-        <w:t>Goals:</w:t>
-      </w:r>
-    </w:p>
-    <w:p>
-      <w:pPr>
-        <w:numPr>
-          <w:ilvl w:val="0"/>
-          <w:numId w:val="86"/>
-        </w:numPr>
-        <w:rPr>
-          <w:rFonts w:cs="Times New Roman"/>
-        </w:rPr>
-      </w:pPr>
-      <w:r>
-        <w:rPr>
-          <w:rFonts w:cs="Times New Roman"/>
-        </w:rPr>
-        <w:t>Complete settings, backup, and notifications</w:t>
-      </w:r>
-    </w:p>
-    <w:p>
-      <w:pPr>
-        <w:numPr>
-          <w:ilvl w:val="0"/>
-          <w:numId w:val="86"/>
-        </w:numPr>
-        <w:rPr>
-          <w:rFonts w:cs="Times New Roman"/>
-        </w:rPr>
-      </w:pPr>
-      <w:r>
-        <w:rPr>
-          <w:rFonts w:cs="Times New Roman"/>
-        </w:rPr>
-        <w:t>Final UI polish and keyboard shortcuts</w:t>
+        <w:t>Tasks:</w:t>
+      </w:r>
+    </w:p>
+    <w:p>
+      <w:pPr>
+        <w:numPr>
+          <w:ilvl w:val="0"/>
+          <w:numId w:val="87"/>
+        </w:numPr>
+        <w:rPr>
+          <w:rFonts w:cs="Times New Roman"/>
+        </w:rPr>
+      </w:pPr>
+      <w:r>
+        <w:rPr>
+          <w:rFonts w:cs="Times New Roman"/>
+        </w:rPr>
+        <w:t>Build Settings page (theme, shortcuts, lockout policy)</w:t>
+      </w:r>
+    </w:p>
+    <w:p>
+      <w:pPr>
+        <w:numPr>
+          <w:ilvl w:val="0"/>
+          <w:numId w:val="87"/>
+        </w:numPr>
+        <w:rPr>
+          <w:rFonts w:cs="Times New Roman"/>
+        </w:rPr>
+      </w:pPr>
+      <w:r>
+        <w:rPr>
+          <w:rFonts w:cs="Times New Roman"/>
+        </w:rPr>
+        <w:t>Implement desktop notifications for key events</w:t>
+      </w:r>
+    </w:p>
+    <w:p>
+      <w:pPr>
+        <w:numPr>
+          <w:ilvl w:val="0"/>
+          <w:numId w:val="87"/>
+        </w:numPr>
+        <w:rPr>
+          <w:rFonts w:cs="Times New Roman"/>
+        </w:rPr>
+      </w:pPr>
+      <w:r>
+        <w:rPr>
+          <w:rFonts w:cs="Times New Roman"/>
+        </w:rPr>
+        <w:t>Add optional local backup/restore functionality</w:t>
+      </w:r>
+    </w:p>
+    <w:p>
+      <w:pPr>
+        <w:numPr>
+          <w:ilvl w:val="0"/>
+          <w:numId w:val="87"/>
+        </w:numPr>
+        <w:rPr>
+          <w:rFonts w:cs="Times New Roman"/>
+        </w:rPr>
+      </w:pPr>
+      <w:r>
+        <w:rPr>
+          <w:rFonts w:cs="Times New Roman"/>
+        </w:rPr>
+        <w:t>Keyboard shortcut support for snippet operations</w:t>
+      </w:r>
+    </w:p>
+    <w:p>
+      <w:pPr>
+        <w:numPr>
+          <w:ilvl w:val="0"/>
+          <w:numId w:val="87"/>
+        </w:numPr>
+        <w:rPr>
+          <w:rFonts w:cs="Times New Roman"/>
+        </w:rPr>
+      </w:pPr>
+      <w:r>
+        <w:rPr>
+          <w:rFonts w:cs="Times New Roman"/>
+        </w:rPr>
+        <w:t>Perform final UI polish (dark mode, fonts, icons)</w:t>
       </w:r>
     </w:p>
     <w:p>
@@ -12991,92 +13237,41 @@
           <w:b/>
           <w:bCs/>
         </w:rPr>
-        <w:t>Tasks:</w:t>
-      </w:r>
-    </w:p>
-    <w:p>
-      <w:pPr>
-        <w:numPr>
-          <w:ilvl w:val="0"/>
-          <w:numId w:val="87"/>
-        </w:numPr>
-        <w:rPr>
-          <w:rFonts w:cs="Times New Roman"/>
-        </w:rPr>
-      </w:pPr>
-      <w:r>
-        <w:rPr>
-          <w:rFonts w:cs="Times New Roman"/>
-        </w:rPr>
-        <w:t>Build Settings page (theme, shortcuts, lockout policy)</w:t>
-      </w:r>
-    </w:p>
-    <w:p>
-      <w:pPr>
-        <w:numPr>
-          <w:ilvl w:val="0"/>
-          <w:numId w:val="87"/>
-        </w:numPr>
-        <w:rPr>
-          <w:rFonts w:cs="Times New Roman"/>
-        </w:rPr>
-      </w:pPr>
-      <w:r>
-        <w:rPr>
-          <w:rFonts w:cs="Times New Roman"/>
-        </w:rPr>
-        <w:t>Implement desktop notifications for key events</w:t>
-      </w:r>
-    </w:p>
-    <w:p>
-      <w:pPr>
-        <w:numPr>
-          <w:ilvl w:val="0"/>
-          <w:numId w:val="87"/>
-        </w:numPr>
-        <w:rPr>
-          <w:rFonts w:cs="Times New Roman"/>
-        </w:rPr>
-      </w:pPr>
-      <w:r>
-        <w:rPr>
-          <w:rFonts w:cs="Times New Roman"/>
-        </w:rPr>
-        <w:t>Add optional local backup/restore functionality</w:t>
-      </w:r>
-    </w:p>
-    <w:p>
-      <w:pPr>
-        <w:numPr>
-          <w:ilvl w:val="0"/>
-          <w:numId w:val="87"/>
-        </w:numPr>
-        <w:rPr>
-          <w:rFonts w:cs="Times New Roman"/>
-        </w:rPr>
-      </w:pPr>
-      <w:r>
-        <w:rPr>
-          <w:rFonts w:cs="Times New Roman"/>
-        </w:rPr>
-        <w:t>Keyboard shortcut support for snippet operations</w:t>
-      </w:r>
-    </w:p>
-    <w:p>
-      <w:pPr>
-        <w:numPr>
-          <w:ilvl w:val="0"/>
-          <w:numId w:val="87"/>
-        </w:numPr>
-        <w:rPr>
-          <w:rFonts w:cs="Times New Roman"/>
-        </w:rPr>
-      </w:pPr>
-      <w:r>
-        <w:rPr>
-          <w:rFonts w:cs="Times New Roman"/>
-        </w:rPr>
-        <w:t>Perform final UI polish (dark mode, fonts, icons)</w:t>
+        <w:t>Deliverables:</w:t>
+      </w:r>
+    </w:p>
+    <w:p>
+      <w:pPr>
+        <w:numPr>
+          <w:ilvl w:val="0"/>
+          <w:numId w:val="88"/>
+        </w:numPr>
+        <w:rPr>
+          <w:rFonts w:cs="Times New Roman"/>
+        </w:rPr>
+      </w:pPr>
+      <w:r>
+        <w:rPr>
+          <w:rFonts w:cs="Times New Roman"/>
+        </w:rPr>
+        <w:t>Settings and notifications functional</w:t>
+      </w:r>
+    </w:p>
+    <w:p>
+      <w:pPr>
+        <w:numPr>
+          <w:ilvl w:val="0"/>
+          <w:numId w:val="88"/>
+        </w:numPr>
+        <w:rPr>
+          <w:rFonts w:cs="Times New Roman"/>
+        </w:rPr>
+      </w:pPr>
+      <w:r>
+        <w:rPr>
+          <w:rFonts w:cs="Times New Roman"/>
+        </w:rPr>
+        <w:t>App fully polished and ready for release</w:t>
       </w:r>
     </w:p>
     <w:p>
@@ -13091,41 +13286,100 @@
           <w:b/>
           <w:bCs/>
         </w:rPr>
-        <w:t>Deliverables:</w:t>
-      </w:r>
-    </w:p>
-    <w:p>
-      <w:pPr>
-        <w:numPr>
-          <w:ilvl w:val="0"/>
-          <w:numId w:val="88"/>
-        </w:numPr>
-        <w:rPr>
-          <w:rFonts w:cs="Times New Roman"/>
-        </w:rPr>
-      </w:pPr>
-      <w:r>
-        <w:rPr>
-          <w:rFonts w:cs="Times New Roman"/>
-        </w:rPr>
-        <w:t>Settings and notifications functional</w:t>
-      </w:r>
-    </w:p>
-    <w:p>
-      <w:pPr>
-        <w:numPr>
-          <w:ilvl w:val="0"/>
-          <w:numId w:val="88"/>
-        </w:numPr>
-        <w:rPr>
-          <w:rFonts w:cs="Times New Roman"/>
-        </w:rPr>
-      </w:pPr>
-      <w:r>
-        <w:rPr>
-          <w:rFonts w:cs="Times New Roman"/>
-        </w:rPr>
-        <w:t>App fully polished and ready for release</w:t>
+        <w:t>Pages Implemented:</w:t>
+      </w:r>
+    </w:p>
+    <w:p>
+      <w:pPr>
+        <w:numPr>
+          <w:ilvl w:val="0"/>
+          <w:numId w:val="89"/>
+        </w:numPr>
+        <w:rPr>
+          <w:rFonts w:cs="Times New Roman"/>
+        </w:rPr>
+      </w:pPr>
+      <w:r>
+        <w:rPr>
+          <w:rFonts w:cs="Times New Roman"/>
+        </w:rPr>
+        <w:t>App Settings Page</w:t>
+      </w:r>
+    </w:p>
+    <w:p>
+      <w:pPr>
+        <w:numPr>
+          <w:ilvl w:val="0"/>
+          <w:numId w:val="89"/>
+        </w:numPr>
+        <w:rPr>
+          <w:rFonts w:cs="Times New Roman"/>
+        </w:rPr>
+      </w:pPr>
+      <w:r>
+        <w:rPr>
+          <w:rFonts w:cs="Times New Roman"/>
+        </w:rPr>
+        <w:t>Logout Conformation Page</w:t>
+      </w:r>
+    </w:p>
+    <w:p>
+      <w:pPr>
+        <w:numPr>
+          <w:ilvl w:val="0"/>
+          <w:numId w:val="89"/>
+        </w:numPr>
+        <w:rPr>
+          <w:rFonts w:cs="Times New Roman"/>
+        </w:rPr>
+      </w:pPr>
+      <w:r>
+        <w:rPr>
+          <w:rFonts w:cs="Times New Roman"/>
+        </w:rPr>
+        <w:t>Change Master Password Page</w:t>
+      </w:r>
+    </w:p>
+    <w:p>
+      <w:pPr>
+        <w:numPr>
+          <w:ilvl w:val="0"/>
+          <w:numId w:val="89"/>
+        </w:numPr>
+        <w:rPr>
+          <w:rFonts w:cs="Times New Roman"/>
+        </w:rPr>
+      </w:pPr>
+      <w:r>
+        <w:rPr>
+          <w:rFonts w:cs="Times New Roman"/>
+        </w:rPr>
+        <w:t>Local Backup / Restore Page</w:t>
+      </w:r>
+    </w:p>
+    <w:p>
+      <w:pPr>
+        <w:numPr>
+          <w:ilvl w:val="0"/>
+          <w:numId w:val="89"/>
+        </w:numPr>
+        <w:rPr>
+          <w:rFonts w:cs="Times New Roman"/>
+        </w:rPr>
+      </w:pPr>
+      <w:r>
+        <w:rPr>
+          <w:rFonts w:cs="Times New Roman"/>
+        </w:rPr>
+        <w:t>Version Info Page</w:t>
+      </w:r>
+    </w:p>
+    <w:p>
+      <w:pPr>
+        <w:pStyle w:val="Heading2"/>
+      </w:pPr>
+      <w:r>
+        <w:t>Sprint 11: Favorites, Tags, and Trash</w:t>
       </w:r>
     </w:p>
     <w:p>
@@ -13140,6 +13394,273 @@
           <w:b/>
           <w:bCs/>
         </w:rPr>
+        <w:t>Goals:</w:t>
+      </w:r>
+    </w:p>
+    <w:p>
+      <w:pPr>
+        <w:numPr>
+          <w:ilvl w:val="0"/>
+          <w:numId w:val="92"/>
+        </w:numPr>
+        <w:rPr>
+          <w:rFonts w:cs="Times New Roman"/>
+        </w:rPr>
+      </w:pPr>
+      <w:r>
+        <w:rPr>
+          <w:rFonts w:cs="Times New Roman"/>
+        </w:rPr>
+        <w:t xml:space="preserve">Improve organization and recovery </w:t>
+      </w:r>
+    </w:p>
+    <w:p>
+      <w:pPr>
+        <w:numPr>
+          <w:ilvl w:val="0"/>
+          <w:numId w:val="92"/>
+        </w:numPr>
+        <w:rPr>
+          <w:rFonts w:cs="Times New Roman"/>
+        </w:rPr>
+      </w:pPr>
+      <w:r>
+        <w:rPr>
+          <w:rFonts w:cs="Times New Roman"/>
+        </w:rPr>
+        <w:t xml:space="preserve">Add fast access to important snippets </w:t>
+      </w:r>
+    </w:p>
+    <w:p>
+      <w:pPr>
+        <w:numPr>
+          <w:ilvl w:val="0"/>
+          <w:numId w:val="92"/>
+        </w:numPr>
+        <w:rPr>
+          <w:rFonts w:cs="Times New Roman"/>
+        </w:rPr>
+      </w:pPr>
+      <w:r>
+        <w:rPr>
+          <w:rFonts w:cs="Times New Roman"/>
+        </w:rPr>
+        <w:t xml:space="preserve">Prevent accidental deletion </w:t>
+      </w:r>
+    </w:p>
+    <w:p>
+      <w:pPr>
+        <w:rPr>
+          <w:rFonts w:cs="Times New Roman"/>
+        </w:rPr>
+      </w:pPr>
+      <w:r>
+        <w:rPr>
+          <w:rFonts w:cs="Times New Roman"/>
+          <w:b/>
+          <w:bCs/>
+        </w:rPr>
+        <w:t>Tasks:</w:t>
+      </w:r>
+    </w:p>
+    <w:p>
+      <w:pPr>
+        <w:numPr>
+          <w:ilvl w:val="0"/>
+          <w:numId w:val="93"/>
+        </w:numPr>
+        <w:rPr>
+          <w:rFonts w:cs="Times New Roman"/>
+        </w:rPr>
+      </w:pPr>
+      <w:r>
+        <w:rPr>
+          <w:rFonts w:cs="Times New Roman"/>
+        </w:rPr>
+        <w:t xml:space="preserve">Add favorites flag to snippets table </w:t>
+      </w:r>
+    </w:p>
+    <w:p>
+      <w:pPr>
+        <w:numPr>
+          <w:ilvl w:val="0"/>
+          <w:numId w:val="93"/>
+        </w:numPr>
+        <w:rPr>
+          <w:rFonts w:cs="Times New Roman"/>
+        </w:rPr>
+      </w:pPr>
+      <w:r>
+        <w:rPr>
+          <w:rFonts w:cs="Times New Roman"/>
+        </w:rPr>
+        <w:t xml:space="preserve">Add favorite toggle button (star icon) </w:t>
+      </w:r>
+    </w:p>
+    <w:p>
+      <w:pPr>
+        <w:numPr>
+          <w:ilvl w:val="0"/>
+          <w:numId w:val="93"/>
+        </w:numPr>
+        <w:rPr>
+          <w:rFonts w:cs="Times New Roman"/>
+        </w:rPr>
+      </w:pPr>
+      <w:r>
+        <w:rPr>
+          <w:rFonts w:cs="Times New Roman"/>
+        </w:rPr>
+        <w:lastRenderedPageBreak/>
+        <w:t xml:space="preserve">Create tags table and snippet-tag relation table </w:t>
+      </w:r>
+    </w:p>
+    <w:p>
+      <w:pPr>
+        <w:numPr>
+          <w:ilvl w:val="0"/>
+          <w:numId w:val="93"/>
+        </w:numPr>
+        <w:rPr>
+          <w:rFonts w:cs="Times New Roman"/>
+        </w:rPr>
+      </w:pPr>
+      <w:r>
+        <w:rPr>
+          <w:rFonts w:cs="Times New Roman"/>
+        </w:rPr>
+        <w:t xml:space="preserve">Add tag creation, edit, delete </w:t>
+      </w:r>
+    </w:p>
+    <w:p>
+      <w:pPr>
+        <w:numPr>
+          <w:ilvl w:val="0"/>
+          <w:numId w:val="93"/>
+        </w:numPr>
+        <w:rPr>
+          <w:rFonts w:cs="Times New Roman"/>
+        </w:rPr>
+      </w:pPr>
+      <w:r>
+        <w:rPr>
+          <w:rFonts w:cs="Times New Roman"/>
+        </w:rPr>
+        <w:t xml:space="preserve">Add tag filtering in dashboard </w:t>
+      </w:r>
+    </w:p>
+    <w:p>
+      <w:pPr>
+        <w:numPr>
+          <w:ilvl w:val="0"/>
+          <w:numId w:val="93"/>
+        </w:numPr>
+        <w:rPr>
+          <w:rFonts w:cs="Times New Roman"/>
+        </w:rPr>
+      </w:pPr>
+      <w:r>
+        <w:rPr>
+          <w:rFonts w:cs="Times New Roman"/>
+        </w:rPr>
+        <w:t xml:space="preserve">Implement soft delete (trash instead of permanent delete) </w:t>
+      </w:r>
+    </w:p>
+    <w:p>
+      <w:pPr>
+        <w:numPr>
+          <w:ilvl w:val="0"/>
+          <w:numId w:val="93"/>
+        </w:numPr>
+        <w:rPr>
+          <w:rFonts w:cs="Times New Roman"/>
+        </w:rPr>
+      </w:pPr>
+      <w:r>
+        <w:rPr>
+          <w:rFonts w:cs="Times New Roman"/>
+        </w:rPr>
+        <w:t xml:space="preserve">Create restore and permanent delete actions </w:t>
+      </w:r>
+    </w:p>
+    <w:p>
+      <w:pPr>
+        <w:rPr>
+          <w:rFonts w:cs="Times New Roman"/>
+        </w:rPr>
+      </w:pPr>
+      <w:r>
+        <w:rPr>
+          <w:rFonts w:cs="Times New Roman"/>
+          <w:b/>
+          <w:bCs/>
+        </w:rPr>
+        <w:t>Deliverables:</w:t>
+      </w:r>
+    </w:p>
+    <w:p>
+      <w:pPr>
+        <w:numPr>
+          <w:ilvl w:val="0"/>
+          <w:numId w:val="94"/>
+        </w:numPr>
+        <w:rPr>
+          <w:rFonts w:cs="Times New Roman"/>
+        </w:rPr>
+      </w:pPr>
+      <w:r>
+        <w:rPr>
+          <w:rFonts w:cs="Times New Roman"/>
+        </w:rPr>
+        <w:t xml:space="preserve">Favorites system working with quick filter </w:t>
+      </w:r>
+    </w:p>
+    <w:p>
+      <w:pPr>
+        <w:numPr>
+          <w:ilvl w:val="0"/>
+          <w:numId w:val="94"/>
+        </w:numPr>
+        <w:rPr>
+          <w:rFonts w:cs="Times New Roman"/>
+        </w:rPr>
+      </w:pPr>
+      <w:r>
+        <w:rPr>
+          <w:rFonts w:cs="Times New Roman"/>
+        </w:rPr>
+        <w:t xml:space="preserve">Tagging system integrated with search and filters </w:t>
+      </w:r>
+    </w:p>
+    <w:p>
+      <w:pPr>
+        <w:numPr>
+          <w:ilvl w:val="0"/>
+          <w:numId w:val="94"/>
+        </w:numPr>
+        <w:rPr>
+          <w:rFonts w:cs="Times New Roman"/>
+        </w:rPr>
+      </w:pPr>
+      <w:r>
+        <w:rPr>
+          <w:rFonts w:cs="Times New Roman"/>
+        </w:rPr>
+        <w:t xml:space="preserve">Trash system with restore and permanent delete </w:t>
+      </w:r>
+    </w:p>
+    <w:p>
+      <w:pPr>
+        <w:rPr>
+          <w:rFonts w:cs="Times New Roman"/>
+        </w:rPr>
+      </w:pPr>
+      <w:r>
+        <w:rPr>
+          <w:rFonts w:cs="Times New Roman"/>
+          <w:b/>
+          <w:bCs/>
+        </w:rPr>
         <w:t>Pages Implemented:</w:t>
       </w:r>
     </w:p>
@@ -13147,67 +13668,651 @@
       <w:pPr>
         <w:numPr>
           <w:ilvl w:val="0"/>
-          <w:numId w:val="89"/>
-        </w:numPr>
-        <w:rPr>
-          <w:rFonts w:cs="Times New Roman"/>
-        </w:rPr>
-      </w:pPr>
-      <w:r>
-        <w:rPr>
-          <w:rFonts w:cs="Times New Roman"/>
-        </w:rPr>
-        <w:t>App Settings Page</w:t>
-      </w:r>
-    </w:p>
-    <w:p>
-      <w:pPr>
-        <w:numPr>
-          <w:ilvl w:val="0"/>
-          <w:numId w:val="89"/>
-        </w:numPr>
-        <w:rPr>
-          <w:rFonts w:cs="Times New Roman"/>
-        </w:rPr>
-      </w:pPr>
-      <w:r>
-        <w:rPr>
-          <w:rFonts w:cs="Times New Roman"/>
-        </w:rPr>
-        <w:t>Local Backup / Restore Page</w:t>
-      </w:r>
-    </w:p>
-    <w:p>
-      <w:pPr>
-        <w:numPr>
-          <w:ilvl w:val="0"/>
-          <w:numId w:val="89"/>
-        </w:numPr>
-        <w:rPr>
-          <w:rFonts w:cs="Times New Roman"/>
-        </w:rPr>
-      </w:pPr>
-      <w:r>
-        <w:rPr>
-          <w:rFonts w:cs="Times New Roman"/>
-        </w:rPr>
-        <w:t>Version Info Page</w:t>
-      </w:r>
-    </w:p>
-    <w:p>
-      <w:pPr>
-        <w:ind w:left="360"/>
-        <w:rPr>
-          <w:rFonts w:cs="Times New Roman"/>
-        </w:rPr>
-      </w:pPr>
-    </w:p>
-    <w:p>
-      <w:pPr>
-        <w:rPr>
-          <w:rFonts w:cs="Times New Roman"/>
-        </w:rPr>
-      </w:pPr>
+          <w:numId w:val="95"/>
+        </w:numPr>
+        <w:rPr>
+          <w:rFonts w:cs="Times New Roman"/>
+        </w:rPr>
+      </w:pPr>
+      <w:r>
+        <w:rPr>
+          <w:rFonts w:cs="Times New Roman"/>
+        </w:rPr>
+        <w:t>Favorites Filter</w:t>
+      </w:r>
+      <w:r>
+        <w:rPr>
+          <w:rFonts w:cs="Times New Roman"/>
+        </w:rPr>
+        <w:t>ed Page</w:t>
+      </w:r>
+    </w:p>
+    <w:p>
+      <w:pPr>
+        <w:numPr>
+          <w:ilvl w:val="0"/>
+          <w:numId w:val="95"/>
+        </w:numPr>
+        <w:rPr>
+          <w:rFonts w:cs="Times New Roman"/>
+        </w:rPr>
+      </w:pPr>
+      <w:r>
+        <w:rPr>
+          <w:rFonts w:cs="Times New Roman"/>
+        </w:rPr>
+        <w:t xml:space="preserve">Tags Management </w:t>
+      </w:r>
+    </w:p>
+    <w:p>
+      <w:pPr>
+        <w:numPr>
+          <w:ilvl w:val="0"/>
+          <w:numId w:val="95"/>
+        </w:numPr>
+        <w:rPr>
+          <w:rFonts w:cs="Times New Roman"/>
+        </w:rPr>
+      </w:pPr>
+      <w:r>
+        <w:rPr>
+          <w:rFonts w:cs="Times New Roman"/>
+        </w:rPr>
+        <w:t xml:space="preserve">Trash Page </w:t>
+      </w:r>
+    </w:p>
+    <w:p>
+      <w:pPr>
+        <w:numPr>
+          <w:ilvl w:val="0"/>
+          <w:numId w:val="95"/>
+        </w:numPr>
+        <w:rPr>
+          <w:rFonts w:cs="Times New Roman"/>
+        </w:rPr>
+      </w:pPr>
+      <w:r>
+        <w:rPr>
+          <w:rFonts w:cs="Times New Roman"/>
+        </w:rPr>
+        <w:t>Trash Restore Confirmation Modal</w:t>
+      </w:r>
+    </w:p>
+    <w:p>
+      <w:pPr>
+        <w:pStyle w:val="Heading2"/>
+      </w:pPr>
+      <w:r>
+        <w:t>Sprint 12: Build, Packaging, Security Hardening, and Optimization</w:t>
+      </w:r>
+    </w:p>
+    <w:p>
+      <w:pPr>
+        <w:rPr>
+          <w:rFonts w:cs="Times New Roman"/>
+        </w:rPr>
+      </w:pPr>
+      <w:r>
+        <w:rPr>
+          <w:rFonts w:cs="Times New Roman"/>
+          <w:b/>
+          <w:bCs/>
+        </w:rPr>
+        <w:t>Goals:</w:t>
+      </w:r>
+    </w:p>
+    <w:p>
+      <w:pPr>
+        <w:numPr>
+          <w:ilvl w:val="0"/>
+          <w:numId w:val="96"/>
+        </w:numPr>
+        <w:rPr>
+          <w:rFonts w:cs="Times New Roman"/>
+        </w:rPr>
+      </w:pPr>
+      <w:r>
+        <w:rPr>
+          <w:rFonts w:cs="Times New Roman"/>
+        </w:rPr>
+        <w:t xml:space="preserve">Produce production .exe build </w:t>
+      </w:r>
+    </w:p>
+    <w:p>
+      <w:pPr>
+        <w:numPr>
+          <w:ilvl w:val="0"/>
+          <w:numId w:val="96"/>
+        </w:numPr>
+        <w:rPr>
+          <w:rFonts w:cs="Times New Roman"/>
+        </w:rPr>
+      </w:pPr>
+      <w:r>
+        <w:rPr>
+          <w:rFonts w:cs="Times New Roman"/>
+        </w:rPr>
+        <w:t xml:space="preserve">Reduce app size </w:t>
+      </w:r>
+    </w:p>
+    <w:p>
+      <w:pPr>
+        <w:numPr>
+          <w:ilvl w:val="0"/>
+          <w:numId w:val="96"/>
+        </w:numPr>
+        <w:rPr>
+          <w:rFonts w:cs="Times New Roman"/>
+        </w:rPr>
+      </w:pPr>
+      <w:r>
+        <w:rPr>
+          <w:rFonts w:cs="Times New Roman"/>
+        </w:rPr>
+        <w:t xml:space="preserve">Harden security before release </w:t>
+      </w:r>
+    </w:p>
+    <w:p>
+      <w:pPr>
+        <w:rPr>
+          <w:rFonts w:cs="Times New Roman"/>
+        </w:rPr>
+      </w:pPr>
+      <w:r>
+        <w:rPr>
+          <w:rFonts w:cs="Times New Roman"/>
+          <w:b/>
+          <w:bCs/>
+        </w:rPr>
+        <w:t>Tasks:</w:t>
+      </w:r>
+    </w:p>
+    <w:p>
+      <w:pPr>
+        <w:numPr>
+          <w:ilvl w:val="0"/>
+          <w:numId w:val="97"/>
+        </w:numPr>
+        <w:rPr>
+          <w:rFonts w:cs="Times New Roman"/>
+        </w:rPr>
+      </w:pPr>
+      <w:r>
+        <w:rPr>
+          <w:rFonts w:cs="Times New Roman"/>
+        </w:rPr>
+        <w:t xml:space="preserve">Configure Tauri production build settings </w:t>
+      </w:r>
+    </w:p>
+    <w:p>
+      <w:pPr>
+        <w:numPr>
+          <w:ilvl w:val="0"/>
+          <w:numId w:val="97"/>
+        </w:numPr>
+        <w:rPr>
+          <w:rFonts w:cs="Times New Roman"/>
+        </w:rPr>
+      </w:pPr>
+      <w:r>
+        <w:rPr>
+          <w:rFonts w:cs="Times New Roman"/>
+        </w:rPr>
+        <w:t xml:space="preserve">Remove debug logs and dev dependencies </w:t>
+      </w:r>
+    </w:p>
+    <w:p>
+      <w:pPr>
+        <w:numPr>
+          <w:ilvl w:val="0"/>
+          <w:numId w:val="97"/>
+        </w:numPr>
+        <w:rPr>
+          <w:rFonts w:cs="Times New Roman"/>
+        </w:rPr>
+      </w:pPr>
+      <w:r>
+        <w:rPr>
+          <w:rFonts w:cs="Times New Roman"/>
+        </w:rPr>
+        <w:t xml:space="preserve">Enable Rust release optimizations (cargo build --release) </w:t>
+      </w:r>
+    </w:p>
+    <w:p>
+      <w:pPr>
+        <w:numPr>
+          <w:ilvl w:val="0"/>
+          <w:numId w:val="97"/>
+        </w:numPr>
+        <w:rPr>
+          <w:rFonts w:cs="Times New Roman"/>
+        </w:rPr>
+      </w:pPr>
+      <w:r>
+        <w:rPr>
+          <w:rFonts w:cs="Times New Roman"/>
+        </w:rPr>
+        <w:t xml:space="preserve">Strip unused binaries and assets </w:t>
+      </w:r>
+    </w:p>
+    <w:p>
+      <w:pPr>
+        <w:numPr>
+          <w:ilvl w:val="0"/>
+          <w:numId w:val="97"/>
+        </w:numPr>
+        <w:rPr>
+          <w:rFonts w:cs="Times New Roman"/>
+        </w:rPr>
+      </w:pPr>
+      <w:r>
+        <w:rPr>
+          <w:rFonts w:cs="Times New Roman"/>
+        </w:rPr>
+        <w:t xml:space="preserve">Enable Tauri asset compression </w:t>
+      </w:r>
+    </w:p>
+    <w:p>
+      <w:pPr>
+        <w:numPr>
+          <w:ilvl w:val="0"/>
+          <w:numId w:val="97"/>
+        </w:numPr>
+        <w:rPr>
+          <w:rFonts w:cs="Times New Roman"/>
+        </w:rPr>
+      </w:pPr>
+      <w:r>
+        <w:rPr>
+          <w:rFonts w:cs="Times New Roman"/>
+        </w:rPr>
+        <w:t xml:space="preserve">Implement CSP (Content Security Policy) </w:t>
+      </w:r>
+    </w:p>
+    <w:p>
+      <w:pPr>
+        <w:numPr>
+          <w:ilvl w:val="0"/>
+          <w:numId w:val="97"/>
+        </w:numPr>
+        <w:rPr>
+          <w:rFonts w:cs="Times New Roman"/>
+        </w:rPr>
+      </w:pPr>
+      <w:r>
+        <w:rPr>
+          <w:rFonts w:cs="Times New Roman"/>
+        </w:rPr>
+        <w:t xml:space="preserve">Disable unsafe browser APIs (eval, remote URLs) </w:t>
+      </w:r>
+    </w:p>
+    <w:p>
+      <w:pPr>
+        <w:numPr>
+          <w:ilvl w:val="0"/>
+          <w:numId w:val="97"/>
+        </w:numPr>
+        <w:rPr>
+          <w:rFonts w:cs="Times New Roman"/>
+        </w:rPr>
+      </w:pPr>
+      <w:r>
+        <w:rPr>
+          <w:rFonts w:cs="Times New Roman"/>
+        </w:rPr>
+        <w:t xml:space="preserve">Encrypt sensitive local data (snippet content optional, credentials mandatory) </w:t>
+      </w:r>
+    </w:p>
+    <w:p>
+      <w:pPr>
+        <w:numPr>
+          <w:ilvl w:val="0"/>
+          <w:numId w:val="97"/>
+        </w:numPr>
+        <w:rPr>
+          <w:rFonts w:cs="Times New Roman"/>
+        </w:rPr>
+      </w:pPr>
+      <w:r>
+        <w:rPr>
+          <w:rFonts w:cs="Times New Roman"/>
+        </w:rPr>
+        <w:t xml:space="preserve">Verify Argon2 parameters (memory cost, iterations) </w:t>
+      </w:r>
+    </w:p>
+    <w:p>
+      <w:pPr>
+        <w:numPr>
+          <w:ilvl w:val="0"/>
+          <w:numId w:val="97"/>
+        </w:numPr>
+        <w:rPr>
+          <w:rFonts w:cs="Times New Roman"/>
+        </w:rPr>
+      </w:pPr>
+      <w:r>
+        <w:rPr>
+          <w:rFonts w:cs="Times New Roman"/>
+        </w:rPr>
+        <w:t xml:space="preserve">Add SQL injection protection (prepared statements everywhere) </w:t>
+      </w:r>
+    </w:p>
+    <w:p>
+      <w:pPr>
+        <w:numPr>
+          <w:ilvl w:val="0"/>
+          <w:numId w:val="97"/>
+        </w:numPr>
+        <w:rPr>
+          <w:rFonts w:cs="Times New Roman"/>
+        </w:rPr>
+      </w:pPr>
+      <w:r>
+        <w:rPr>
+          <w:rFonts w:cs="Times New Roman"/>
+        </w:rPr>
+        <w:t xml:space="preserve">Add rate limiting on login attempts </w:t>
+      </w:r>
+    </w:p>
+    <w:p>
+      <w:pPr>
+        <w:numPr>
+          <w:ilvl w:val="0"/>
+          <w:numId w:val="97"/>
+        </w:numPr>
+        <w:rPr>
+          <w:rFonts w:cs="Times New Roman"/>
+        </w:rPr>
+      </w:pPr>
+      <w:r>
+        <w:rPr>
+          <w:rFonts w:cs="Times New Roman"/>
+        </w:rPr>
+        <w:t xml:space="preserve">Test JWT expiration and invalidation logic </w:t>
+      </w:r>
+    </w:p>
+    <w:p>
+      <w:pPr>
+        <w:numPr>
+          <w:ilvl w:val="0"/>
+          <w:numId w:val="97"/>
+        </w:numPr>
+        <w:rPr>
+          <w:rFonts w:cs="Times New Roman"/>
+        </w:rPr>
+      </w:pPr>
+      <w:r>
+        <w:rPr>
+          <w:rFonts w:cs="Times New Roman"/>
+        </w:rPr>
+        <w:t xml:space="preserve">Run dependency vulnerability scan (cargo audit, </w:t>
+      </w:r>
+      <w:proofErr w:type="spellStart"/>
+      <w:r>
+        <w:rPr>
+          <w:rFonts w:cs="Times New Roman"/>
+        </w:rPr>
+        <w:t>npm</w:t>
+      </w:r>
+      <w:proofErr w:type="spellEnd"/>
+      <w:r>
+        <w:rPr>
+          <w:rFonts w:cs="Times New Roman"/>
+        </w:rPr>
+        <w:t xml:space="preserve"> audit) </w:t>
+      </w:r>
+    </w:p>
+    <w:p>
+      <w:pPr>
+        <w:numPr>
+          <w:ilvl w:val="0"/>
+          <w:numId w:val="97"/>
+        </w:numPr>
+        <w:rPr>
+          <w:rFonts w:cs="Times New Roman"/>
+        </w:rPr>
+      </w:pPr>
+      <w:r>
+        <w:rPr>
+          <w:rFonts w:cs="Times New Roman"/>
+        </w:rPr>
+        <w:t xml:space="preserve">Add code signing preparation (optional but recommended) </w:t>
+      </w:r>
+    </w:p>
+    <w:p>
+      <w:pPr>
+        <w:numPr>
+          <w:ilvl w:val="0"/>
+          <w:numId w:val="97"/>
+        </w:numPr>
+        <w:rPr>
+          <w:rFonts w:cs="Times New Roman"/>
+        </w:rPr>
+      </w:pPr>
+      <w:r>
+        <w:rPr>
+          <w:rFonts w:cs="Times New Roman"/>
+        </w:rPr>
+        <w:lastRenderedPageBreak/>
+        <w:t xml:space="preserve">Test clean install on fresh Windows VM </w:t>
+      </w:r>
+    </w:p>
+    <w:p>
+      <w:pPr>
+        <w:numPr>
+          <w:ilvl w:val="0"/>
+          <w:numId w:val="97"/>
+        </w:numPr>
+        <w:rPr>
+          <w:rFonts w:cs="Times New Roman"/>
+        </w:rPr>
+      </w:pPr>
+      <w:r>
+        <w:rPr>
+          <w:rFonts w:cs="Times New Roman"/>
+        </w:rPr>
+        <w:t xml:space="preserve">Measure bundle size and remove heavy libraries </w:t>
+      </w:r>
+    </w:p>
+    <w:p>
+      <w:pPr>
+        <w:numPr>
+          <w:ilvl w:val="0"/>
+          <w:numId w:val="97"/>
+        </w:numPr>
+        <w:rPr>
+          <w:rFonts w:cs="Times New Roman"/>
+        </w:rPr>
+      </w:pPr>
+      <w:r>
+        <w:rPr>
+          <w:rFonts w:cs="Times New Roman"/>
+        </w:rPr>
+        <w:t xml:space="preserve">Enable tree-shaking and code splitting (Next.js build optimization) </w:t>
+      </w:r>
+    </w:p>
+    <w:p>
+      <w:pPr>
+        <w:numPr>
+          <w:ilvl w:val="0"/>
+          <w:numId w:val="97"/>
+        </w:numPr>
+        <w:rPr>
+          <w:rFonts w:cs="Times New Roman"/>
+        </w:rPr>
+      </w:pPr>
+      <w:r>
+        <w:rPr>
+          <w:rFonts w:cs="Times New Roman"/>
+        </w:rPr>
+        <w:t xml:space="preserve">Add error logging (local only) </w:t>
+      </w:r>
+    </w:p>
+    <w:p>
+      <w:pPr>
+        <w:numPr>
+          <w:ilvl w:val="0"/>
+          <w:numId w:val="97"/>
+        </w:numPr>
+        <w:rPr>
+          <w:rFonts w:cs="Times New Roman"/>
+        </w:rPr>
+      </w:pPr>
+      <w:r>
+        <w:rPr>
+          <w:rFonts w:cs="Times New Roman"/>
+        </w:rPr>
+        <w:t xml:space="preserve">Verify database file permissions </w:t>
+      </w:r>
+    </w:p>
+    <w:p>
+      <w:pPr>
+        <w:numPr>
+          <w:ilvl w:val="0"/>
+          <w:numId w:val="97"/>
+        </w:numPr>
+        <w:rPr>
+          <w:rFonts w:cs="Times New Roman"/>
+        </w:rPr>
+      </w:pPr>
+      <w:r>
+        <w:rPr>
+          <w:rFonts w:cs="Times New Roman"/>
+        </w:rPr>
+        <w:t xml:space="preserve">Test backup/restore integrity </w:t>
+      </w:r>
+    </w:p>
+    <w:p>
+      <w:pPr>
+        <w:rPr>
+          <w:rFonts w:cs="Times New Roman"/>
+        </w:rPr>
+      </w:pPr>
+      <w:r>
+        <w:rPr>
+          <w:rFonts w:cs="Times New Roman"/>
+          <w:b/>
+          <w:bCs/>
+        </w:rPr>
+        <w:t>Deliverables:</w:t>
+      </w:r>
+    </w:p>
+    <w:p>
+      <w:pPr>
+        <w:numPr>
+          <w:ilvl w:val="0"/>
+          <w:numId w:val="98"/>
+        </w:numPr>
+        <w:rPr>
+          <w:rFonts w:cs="Times New Roman"/>
+        </w:rPr>
+      </w:pPr>
+      <w:r>
+        <w:rPr>
+          <w:rFonts w:cs="Times New Roman"/>
+        </w:rPr>
+        <w:t xml:space="preserve">Production .exe installer </w:t>
+      </w:r>
+    </w:p>
+    <w:p>
+      <w:pPr>
+        <w:numPr>
+          <w:ilvl w:val="0"/>
+          <w:numId w:val="98"/>
+        </w:numPr>
+        <w:rPr>
+          <w:rFonts w:cs="Times New Roman"/>
+        </w:rPr>
+      </w:pPr>
+      <w:r>
+        <w:rPr>
+          <w:rFonts w:cs="Times New Roman"/>
+        </w:rPr>
+        <w:t xml:space="preserve">Optimized build with reduced size </w:t>
+      </w:r>
+    </w:p>
+    <w:p>
+      <w:pPr>
+        <w:numPr>
+          <w:ilvl w:val="0"/>
+          <w:numId w:val="98"/>
+        </w:numPr>
+        <w:rPr>
+          <w:rFonts w:cs="Times New Roman"/>
+        </w:rPr>
+      </w:pPr>
+      <w:r>
+        <w:rPr>
+          <w:rFonts w:cs="Times New Roman"/>
+        </w:rPr>
+        <w:t xml:space="preserve">Security checklist completed </w:t>
+      </w:r>
+    </w:p>
+    <w:p>
+      <w:pPr>
+        <w:numPr>
+          <w:ilvl w:val="0"/>
+          <w:numId w:val="98"/>
+        </w:numPr>
+        <w:rPr>
+          <w:rFonts w:cs="Times New Roman"/>
+        </w:rPr>
+      </w:pPr>
+      <w:r>
+        <w:rPr>
+          <w:rFonts w:cs="Times New Roman"/>
+        </w:rPr>
+        <w:t xml:space="preserve">Installation test report </w:t>
+      </w:r>
+    </w:p>
+    <w:p>
+      <w:pPr>
+        <w:rPr>
+          <w:rFonts w:cs="Times New Roman"/>
+        </w:rPr>
+      </w:pPr>
+      <w:r>
+        <w:rPr>
+          <w:rFonts w:cs="Times New Roman"/>
+          <w:b/>
+          <w:bCs/>
+        </w:rPr>
+        <w:t>Pages Implemented:</w:t>
+      </w:r>
+    </w:p>
+    <w:p>
+      <w:pPr>
+        <w:numPr>
+          <w:ilvl w:val="0"/>
+          <w:numId w:val="99"/>
+        </w:numPr>
+        <w:rPr>
+          <w:rFonts w:cs="Times New Roman"/>
+        </w:rPr>
+      </w:pPr>
+      <w:r>
+        <w:rPr>
+          <w:rFonts w:cs="Times New Roman"/>
+        </w:rPr>
+        <w:t xml:space="preserve">None (engineering sprint) </w:t>
+      </w:r>
+    </w:p>
+    <w:p>
+      <w:pPr>
+        <w:numPr>
+          <w:ilvl w:val="0"/>
+          <w:numId w:val="99"/>
+        </w:numPr>
+        <w:rPr>
+          <w:rFonts w:cs="Times New Roman"/>
+        </w:rPr>
+      </w:pPr>
+      <w:r>
+        <w:rPr>
+          <w:rFonts w:cs="Times New Roman"/>
+        </w:rPr>
+        <w:t>About / Version Info Page (final version info update)</w:t>
+      </w:r>
     </w:p>
     <w:p>
       <w:pPr>
@@ -13632,6 +14737,119 @@
     </w:lvl>
   </w:abstractNum>
   <w:abstractNum w:abstractNumId="2" w15:restartNumberingAfterBreak="0">
+    <w:nsid w:val="031E41A1"/>
+    <w:multiLevelType w:val="multilevel"/>
+    <w:tmpl w:val="FD0A30CC"/>
+    <w:lvl w:ilvl="0">
+      <w:start w:val="1"/>
+      <w:numFmt w:val="decimal"/>
+      <w:lvlText w:val="%1."/>
+      <w:lvlJc w:val="left"/>
+      <w:pPr>
+        <w:tabs>
+          <w:tab w:val="num" w:pos="720"/>
+        </w:tabs>
+        <w:ind w:left="720" w:hanging="360"/>
+      </w:pPr>
+    </w:lvl>
+    <w:lvl w:ilvl="1" w:tentative="1">
+      <w:start w:val="1"/>
+      <w:numFmt w:val="decimal"/>
+      <w:lvlText w:val="%2."/>
+      <w:lvlJc w:val="left"/>
+      <w:pPr>
+        <w:tabs>
+          <w:tab w:val="num" w:pos="1440"/>
+        </w:tabs>
+        <w:ind w:left="1440" w:hanging="360"/>
+      </w:pPr>
+    </w:lvl>
+    <w:lvl w:ilvl="2" w:tentative="1">
+      <w:start w:val="1"/>
+      <w:numFmt w:val="decimal"/>
+      <w:lvlText w:val="%3."/>
+      <w:lvlJc w:val="left"/>
+      <w:pPr>
+        <w:tabs>
+          <w:tab w:val="num" w:pos="2160"/>
+        </w:tabs>
+        <w:ind w:left="2160" w:hanging="360"/>
+      </w:pPr>
+    </w:lvl>
+    <w:lvl w:ilvl="3" w:tentative="1">
+      <w:start w:val="1"/>
+      <w:numFmt w:val="decimal"/>
+      <w:lvlText w:val="%4."/>
+      <w:lvlJc w:val="left"/>
+      <w:pPr>
+        <w:tabs>
+          <w:tab w:val="num" w:pos="2880"/>
+        </w:tabs>
+        <w:ind w:left="2880" w:hanging="360"/>
+      </w:pPr>
+    </w:lvl>
+    <w:lvl w:ilvl="4" w:tentative="1">
+      <w:start w:val="1"/>
+      <w:numFmt w:val="decimal"/>
+      <w:lvlText w:val="%5."/>
+      <w:lvlJc w:val="left"/>
+      <w:pPr>
+        <w:tabs>
+          <w:tab w:val="num" w:pos="3600"/>
+        </w:tabs>
+        <w:ind w:left="3600" w:hanging="360"/>
+      </w:pPr>
+    </w:lvl>
+    <w:lvl w:ilvl="5" w:tentative="1">
+      <w:start w:val="1"/>
+      <w:numFmt w:val="decimal"/>
+      <w:lvlText w:val="%6."/>
+      <w:lvlJc w:val="left"/>
+      <w:pPr>
+        <w:tabs>
+          <w:tab w:val="num" w:pos="4320"/>
+        </w:tabs>
+        <w:ind w:left="4320" w:hanging="360"/>
+      </w:pPr>
+    </w:lvl>
+    <w:lvl w:ilvl="6" w:tentative="1">
+      <w:start w:val="1"/>
+      <w:numFmt w:val="decimal"/>
+      <w:lvlText w:val="%7."/>
+      <w:lvlJc w:val="left"/>
+      <w:pPr>
+        <w:tabs>
+          <w:tab w:val="num" w:pos="5040"/>
+        </w:tabs>
+        <w:ind w:left="5040" w:hanging="360"/>
+      </w:pPr>
+    </w:lvl>
+    <w:lvl w:ilvl="7" w:tentative="1">
+      <w:start w:val="1"/>
+      <w:numFmt w:val="decimal"/>
+      <w:lvlText w:val="%8."/>
+      <w:lvlJc w:val="left"/>
+      <w:pPr>
+        <w:tabs>
+          <w:tab w:val="num" w:pos="5760"/>
+        </w:tabs>
+        <w:ind w:left="5760" w:hanging="360"/>
+      </w:pPr>
+    </w:lvl>
+    <w:lvl w:ilvl="8" w:tentative="1">
+      <w:start w:val="1"/>
+      <w:numFmt w:val="decimal"/>
+      <w:lvlText w:val="%9."/>
+      <w:lvlJc w:val="left"/>
+      <w:pPr>
+        <w:tabs>
+          <w:tab w:val="num" w:pos="6480"/>
+        </w:tabs>
+        <w:ind w:left="6480" w:hanging="360"/>
+      </w:pPr>
+    </w:lvl>
+  </w:abstractNum>
+  <w:abstractNum w:abstractNumId="3" w15:restartNumberingAfterBreak="0">
     <w:nsid w:val="04607FC9"/>
     <w:multiLevelType w:val="multilevel"/>
     <w:tmpl w:val="36222EFA"/>
@@ -13780,7 +14998,7 @@
       </w:rPr>
     </w:lvl>
   </w:abstractNum>
-  <w:abstractNum w:abstractNumId="3" w15:restartNumberingAfterBreak="0">
+  <w:abstractNum w:abstractNumId="4" w15:restartNumberingAfterBreak="0">
     <w:nsid w:val="049C7B72"/>
     <w:multiLevelType w:val="multilevel"/>
     <w:tmpl w:val="31F2A230"/>
@@ -13929,7 +15147,7 @@
       </w:rPr>
     </w:lvl>
   </w:abstractNum>
-  <w:abstractNum w:abstractNumId="4" w15:restartNumberingAfterBreak="0">
+  <w:abstractNum w:abstractNumId="5" w15:restartNumberingAfterBreak="0">
     <w:nsid w:val="058022D4"/>
     <w:multiLevelType w:val="multilevel"/>
     <w:tmpl w:val="BEC89872"/>
@@ -14078,7 +15296,7 @@
       </w:rPr>
     </w:lvl>
   </w:abstractNum>
-  <w:abstractNum w:abstractNumId="5" w15:restartNumberingAfterBreak="0">
+  <w:abstractNum w:abstractNumId="6" w15:restartNumberingAfterBreak="0">
     <w:nsid w:val="06977B43"/>
     <w:multiLevelType w:val="multilevel"/>
     <w:tmpl w:val="3AD2F86A"/>
@@ -14191,7 +15409,7 @@
       </w:pPr>
     </w:lvl>
   </w:abstractNum>
-  <w:abstractNum w:abstractNumId="6" w15:restartNumberingAfterBreak="0">
+  <w:abstractNum w:abstractNumId="7" w15:restartNumberingAfterBreak="0">
     <w:nsid w:val="09B62B2E"/>
     <w:multiLevelType w:val="multilevel"/>
     <w:tmpl w:val="9138B314"/>
@@ -14304,7 +15522,7 @@
       </w:pPr>
     </w:lvl>
   </w:abstractNum>
-  <w:abstractNum w:abstractNumId="7" w15:restartNumberingAfterBreak="0">
+  <w:abstractNum w:abstractNumId="8" w15:restartNumberingAfterBreak="0">
     <w:nsid w:val="0C41430A"/>
     <w:multiLevelType w:val="multilevel"/>
     <w:tmpl w:val="575CDB04"/>
@@ -14417,7 +15635,7 @@
       </w:pPr>
     </w:lvl>
   </w:abstractNum>
-  <w:abstractNum w:abstractNumId="8" w15:restartNumberingAfterBreak="0">
+  <w:abstractNum w:abstractNumId="9" w15:restartNumberingAfterBreak="0">
     <w:nsid w:val="0DDB3EAF"/>
     <w:multiLevelType w:val="multilevel"/>
     <w:tmpl w:val="1EE80C46"/>
@@ -14566,7 +15784,7 @@
       </w:rPr>
     </w:lvl>
   </w:abstractNum>
-  <w:abstractNum w:abstractNumId="9" w15:restartNumberingAfterBreak="0">
+  <w:abstractNum w:abstractNumId="10" w15:restartNumberingAfterBreak="0">
     <w:nsid w:val="0FB70F4F"/>
     <w:multiLevelType w:val="multilevel"/>
     <w:tmpl w:val="D8583AE2"/>
@@ -14715,7 +15933,7 @@
       </w:rPr>
     </w:lvl>
   </w:abstractNum>
-  <w:abstractNum w:abstractNumId="10" w15:restartNumberingAfterBreak="0">
+  <w:abstractNum w:abstractNumId="11" w15:restartNumberingAfterBreak="0">
     <w:nsid w:val="10C924B3"/>
     <w:multiLevelType w:val="multilevel"/>
     <w:tmpl w:val="26B2C214"/>
@@ -14864,7 +16082,7 @@
       </w:rPr>
     </w:lvl>
   </w:abstractNum>
-  <w:abstractNum w:abstractNumId="11" w15:restartNumberingAfterBreak="0">
+  <w:abstractNum w:abstractNumId="12" w15:restartNumberingAfterBreak="0">
     <w:nsid w:val="12E75C04"/>
     <w:multiLevelType w:val="multilevel"/>
     <w:tmpl w:val="806C4350"/>
@@ -15009,7 +16227,7 @@
       </w:rPr>
     </w:lvl>
   </w:abstractNum>
-  <w:abstractNum w:abstractNumId="12" w15:restartNumberingAfterBreak="0">
+  <w:abstractNum w:abstractNumId="13" w15:restartNumberingAfterBreak="0">
     <w:nsid w:val="13932941"/>
     <w:multiLevelType w:val="multilevel"/>
     <w:tmpl w:val="B560B844"/>
@@ -15122,7 +16340,7 @@
       </w:pPr>
     </w:lvl>
   </w:abstractNum>
-  <w:abstractNum w:abstractNumId="13" w15:restartNumberingAfterBreak="0">
+  <w:abstractNum w:abstractNumId="14" w15:restartNumberingAfterBreak="0">
     <w:nsid w:val="1602008C"/>
     <w:multiLevelType w:val="multilevel"/>
     <w:tmpl w:val="4F4EEB6A"/>
@@ -15271,7 +16489,7 @@
       </w:rPr>
     </w:lvl>
   </w:abstractNum>
-  <w:abstractNum w:abstractNumId="14" w15:restartNumberingAfterBreak="0">
+  <w:abstractNum w:abstractNumId="15" w15:restartNumberingAfterBreak="0">
     <w:nsid w:val="16CB2389"/>
     <w:multiLevelType w:val="multilevel"/>
     <w:tmpl w:val="CFAC72B8"/>
@@ -15384,7 +16602,120 @@
       </w:pPr>
     </w:lvl>
   </w:abstractNum>
-  <w:abstractNum w:abstractNumId="15" w15:restartNumberingAfterBreak="0">
+  <w:abstractNum w:abstractNumId="16" w15:restartNumberingAfterBreak="0">
+    <w:nsid w:val="17C62C2B"/>
+    <w:multiLevelType w:val="multilevel"/>
+    <w:tmpl w:val="4F96ABD8"/>
+    <w:lvl w:ilvl="0">
+      <w:start w:val="1"/>
+      <w:numFmt w:val="decimal"/>
+      <w:lvlText w:val="%1."/>
+      <w:lvlJc w:val="left"/>
+      <w:pPr>
+        <w:tabs>
+          <w:tab w:val="num" w:pos="720"/>
+        </w:tabs>
+        <w:ind w:left="720" w:hanging="360"/>
+      </w:pPr>
+    </w:lvl>
+    <w:lvl w:ilvl="1" w:tentative="1">
+      <w:start w:val="1"/>
+      <w:numFmt w:val="decimal"/>
+      <w:lvlText w:val="%2."/>
+      <w:lvlJc w:val="left"/>
+      <w:pPr>
+        <w:tabs>
+          <w:tab w:val="num" w:pos="1440"/>
+        </w:tabs>
+        <w:ind w:left="1440" w:hanging="360"/>
+      </w:pPr>
+    </w:lvl>
+    <w:lvl w:ilvl="2" w:tentative="1">
+      <w:start w:val="1"/>
+      <w:numFmt w:val="decimal"/>
+      <w:lvlText w:val="%3."/>
+      <w:lvlJc w:val="left"/>
+      <w:pPr>
+        <w:tabs>
+          <w:tab w:val="num" w:pos="2160"/>
+        </w:tabs>
+        <w:ind w:left="2160" w:hanging="360"/>
+      </w:pPr>
+    </w:lvl>
+    <w:lvl w:ilvl="3" w:tentative="1">
+      <w:start w:val="1"/>
+      <w:numFmt w:val="decimal"/>
+      <w:lvlText w:val="%4."/>
+      <w:lvlJc w:val="left"/>
+      <w:pPr>
+        <w:tabs>
+          <w:tab w:val="num" w:pos="2880"/>
+        </w:tabs>
+        <w:ind w:left="2880" w:hanging="360"/>
+      </w:pPr>
+    </w:lvl>
+    <w:lvl w:ilvl="4" w:tentative="1">
+      <w:start w:val="1"/>
+      <w:numFmt w:val="decimal"/>
+      <w:lvlText w:val="%5."/>
+      <w:lvlJc w:val="left"/>
+      <w:pPr>
+        <w:tabs>
+          <w:tab w:val="num" w:pos="3600"/>
+        </w:tabs>
+        <w:ind w:left="3600" w:hanging="360"/>
+      </w:pPr>
+    </w:lvl>
+    <w:lvl w:ilvl="5" w:tentative="1">
+      <w:start w:val="1"/>
+      <w:numFmt w:val="decimal"/>
+      <w:lvlText w:val="%6."/>
+      <w:lvlJc w:val="left"/>
+      <w:pPr>
+        <w:tabs>
+          <w:tab w:val="num" w:pos="4320"/>
+        </w:tabs>
+        <w:ind w:left="4320" w:hanging="360"/>
+      </w:pPr>
+    </w:lvl>
+    <w:lvl w:ilvl="6" w:tentative="1">
+      <w:start w:val="1"/>
+      <w:numFmt w:val="decimal"/>
+      <w:lvlText w:val="%7."/>
+      <w:lvlJc w:val="left"/>
+      <w:pPr>
+        <w:tabs>
+          <w:tab w:val="num" w:pos="5040"/>
+        </w:tabs>
+        <w:ind w:left="5040" w:hanging="360"/>
+      </w:pPr>
+    </w:lvl>
+    <w:lvl w:ilvl="7" w:tentative="1">
+      <w:start w:val="1"/>
+      <w:numFmt w:val="decimal"/>
+      <w:lvlText w:val="%8."/>
+      <w:lvlJc w:val="left"/>
+      <w:pPr>
+        <w:tabs>
+          <w:tab w:val="num" w:pos="5760"/>
+        </w:tabs>
+        <w:ind w:left="5760" w:hanging="360"/>
+      </w:pPr>
+    </w:lvl>
+    <w:lvl w:ilvl="8" w:tentative="1">
+      <w:start w:val="1"/>
+      <w:numFmt w:val="decimal"/>
+      <w:lvlText w:val="%9."/>
+      <w:lvlJc w:val="left"/>
+      <w:pPr>
+        <w:tabs>
+          <w:tab w:val="num" w:pos="6480"/>
+        </w:tabs>
+        <w:ind w:left="6480" w:hanging="360"/>
+      </w:pPr>
+    </w:lvl>
+  </w:abstractNum>
+  <w:abstractNum w:abstractNumId="17" w15:restartNumberingAfterBreak="0">
     <w:nsid w:val="18AA7593"/>
     <w:multiLevelType w:val="multilevel"/>
     <w:tmpl w:val="9C84E954"/>
@@ -15497,7 +16828,7 @@
       </w:pPr>
     </w:lvl>
   </w:abstractNum>
-  <w:abstractNum w:abstractNumId="16" w15:restartNumberingAfterBreak="0">
+  <w:abstractNum w:abstractNumId="18" w15:restartNumberingAfterBreak="0">
     <w:nsid w:val="19CA21BF"/>
     <w:multiLevelType w:val="multilevel"/>
     <w:tmpl w:val="97D0930C"/>
@@ -15646,7 +16977,7 @@
       </w:rPr>
     </w:lvl>
   </w:abstractNum>
-  <w:abstractNum w:abstractNumId="17" w15:restartNumberingAfterBreak="0">
+  <w:abstractNum w:abstractNumId="19" w15:restartNumberingAfterBreak="0">
     <w:nsid w:val="1A223B26"/>
     <w:multiLevelType w:val="multilevel"/>
     <w:tmpl w:val="B40E1430"/>
@@ -15795,7 +17126,7 @@
       </w:rPr>
     </w:lvl>
   </w:abstractNum>
-  <w:abstractNum w:abstractNumId="18" w15:restartNumberingAfterBreak="0">
+  <w:abstractNum w:abstractNumId="20" w15:restartNumberingAfterBreak="0">
     <w:nsid w:val="1AF72D51"/>
     <w:multiLevelType w:val="multilevel"/>
     <w:tmpl w:val="7BCCB972"/>
@@ -15908,7 +17239,7 @@
       </w:pPr>
     </w:lvl>
   </w:abstractNum>
-  <w:abstractNum w:abstractNumId="19" w15:restartNumberingAfterBreak="0">
+  <w:abstractNum w:abstractNumId="21" w15:restartNumberingAfterBreak="0">
     <w:nsid w:val="1BB22119"/>
     <w:multiLevelType w:val="multilevel"/>
     <w:tmpl w:val="60FE4D9C"/>
@@ -16053,7 +17384,7 @@
       </w:rPr>
     </w:lvl>
   </w:abstractNum>
-  <w:abstractNum w:abstractNumId="20" w15:restartNumberingAfterBreak="0">
+  <w:abstractNum w:abstractNumId="22" w15:restartNumberingAfterBreak="0">
     <w:nsid w:val="1CB46389"/>
     <w:multiLevelType w:val="multilevel"/>
     <w:tmpl w:val="8DFA5820"/>
@@ -16202,7 +17533,7 @@
       </w:rPr>
     </w:lvl>
   </w:abstractNum>
-  <w:abstractNum w:abstractNumId="21" w15:restartNumberingAfterBreak="0">
+  <w:abstractNum w:abstractNumId="23" w15:restartNumberingAfterBreak="0">
     <w:nsid w:val="1CB75472"/>
     <w:multiLevelType w:val="multilevel"/>
     <w:tmpl w:val="B9F802C4"/>
@@ -16315,7 +17646,156 @@
       </w:pPr>
     </w:lvl>
   </w:abstractNum>
-  <w:abstractNum w:abstractNumId="22" w15:restartNumberingAfterBreak="0">
+  <w:abstractNum w:abstractNumId="24" w15:restartNumberingAfterBreak="0">
+    <w:nsid w:val="1EB5409B"/>
+    <w:multiLevelType w:val="multilevel"/>
+    <w:tmpl w:val="5C98AF5A"/>
+    <w:lvl w:ilvl="0">
+      <w:start w:val="1"/>
+      <w:numFmt w:val="bullet"/>
+      <w:lvlText w:val=""/>
+      <w:lvlJc w:val="left"/>
+      <w:pPr>
+        <w:tabs>
+          <w:tab w:val="num" w:pos="720"/>
+        </w:tabs>
+        <w:ind w:left="720" w:hanging="360"/>
+      </w:pPr>
+      <w:rPr>
+        <w:rFonts w:ascii="Symbol" w:hAnsi="Symbol" w:hint="default"/>
+        <w:sz w:val="20"/>
+      </w:rPr>
+    </w:lvl>
+    <w:lvl w:ilvl="1" w:tentative="1">
+      <w:start w:val="1"/>
+      <w:numFmt w:val="bullet"/>
+      <w:lvlText w:val="o"/>
+      <w:lvlJc w:val="left"/>
+      <w:pPr>
+        <w:tabs>
+          <w:tab w:val="num" w:pos="1440"/>
+        </w:tabs>
+        <w:ind w:left="1440" w:hanging="360"/>
+      </w:pPr>
+      <w:rPr>
+        <w:rFonts w:ascii="Courier New" w:hAnsi="Courier New" w:hint="default"/>
+        <w:sz w:val="20"/>
+      </w:rPr>
+    </w:lvl>
+    <w:lvl w:ilvl="2" w:tentative="1">
+      <w:start w:val="1"/>
+      <w:numFmt w:val="bullet"/>
+      <w:lvlText w:val=""/>
+      <w:lvlJc w:val="left"/>
+      <w:pPr>
+        <w:tabs>
+          <w:tab w:val="num" w:pos="2160"/>
+        </w:tabs>
+        <w:ind w:left="2160" w:hanging="360"/>
+      </w:pPr>
+      <w:rPr>
+        <w:rFonts w:ascii="Wingdings" w:hAnsi="Wingdings" w:hint="default"/>
+        <w:sz w:val="20"/>
+      </w:rPr>
+    </w:lvl>
+    <w:lvl w:ilvl="3" w:tentative="1">
+      <w:start w:val="1"/>
+      <w:numFmt w:val="bullet"/>
+      <w:lvlText w:val=""/>
+      <w:lvlJc w:val="left"/>
+      <w:pPr>
+        <w:tabs>
+          <w:tab w:val="num" w:pos="2880"/>
+        </w:tabs>
+        <w:ind w:left="2880" w:hanging="360"/>
+      </w:pPr>
+      <w:rPr>
+        <w:rFonts w:ascii="Wingdings" w:hAnsi="Wingdings" w:hint="default"/>
+        <w:sz w:val="20"/>
+      </w:rPr>
+    </w:lvl>
+    <w:lvl w:ilvl="4" w:tentative="1">
+      <w:start w:val="1"/>
+      <w:numFmt w:val="bullet"/>
+      <w:lvlText w:val=""/>
+      <w:lvlJc w:val="left"/>
+      <w:pPr>
+        <w:tabs>
+          <w:tab w:val="num" w:pos="3600"/>
+        </w:tabs>
+        <w:ind w:left="3600" w:hanging="360"/>
+      </w:pPr>
+      <w:rPr>
+        <w:rFonts w:ascii="Wingdings" w:hAnsi="Wingdings" w:hint="default"/>
+        <w:sz w:val="20"/>
+      </w:rPr>
+    </w:lvl>
+    <w:lvl w:ilvl="5" w:tentative="1">
+      <w:start w:val="1"/>
+      <w:numFmt w:val="bullet"/>
+      <w:lvlText w:val=""/>
+      <w:lvlJc w:val="left"/>
+      <w:pPr>
+        <w:tabs>
+          <w:tab w:val="num" w:pos="4320"/>
+        </w:tabs>
+        <w:ind w:left="4320" w:hanging="360"/>
+      </w:pPr>
+      <w:rPr>
+        <w:rFonts w:ascii="Wingdings" w:hAnsi="Wingdings" w:hint="default"/>
+        <w:sz w:val="20"/>
+      </w:rPr>
+    </w:lvl>
+    <w:lvl w:ilvl="6" w:tentative="1">
+      <w:start w:val="1"/>
+      <w:numFmt w:val="bullet"/>
+      <w:lvlText w:val=""/>
+      <w:lvlJc w:val="left"/>
+      <w:pPr>
+        <w:tabs>
+          <w:tab w:val="num" w:pos="5040"/>
+        </w:tabs>
+        <w:ind w:left="5040" w:hanging="360"/>
+      </w:pPr>
+      <w:rPr>
+        <w:rFonts w:ascii="Wingdings" w:hAnsi="Wingdings" w:hint="default"/>
+        <w:sz w:val="20"/>
+      </w:rPr>
+    </w:lvl>
+    <w:lvl w:ilvl="7" w:tentative="1">
+      <w:start w:val="1"/>
+      <w:numFmt w:val="bullet"/>
+      <w:lvlText w:val=""/>
+      <w:lvlJc w:val="left"/>
+      <w:pPr>
+        <w:tabs>
+          <w:tab w:val="num" w:pos="5760"/>
+        </w:tabs>
+        <w:ind w:left="5760" w:hanging="360"/>
+      </w:pPr>
+      <w:rPr>
+        <w:rFonts w:ascii="Wingdings" w:hAnsi="Wingdings" w:hint="default"/>
+        <w:sz w:val="20"/>
+      </w:rPr>
+    </w:lvl>
+    <w:lvl w:ilvl="8" w:tentative="1">
+      <w:start w:val="1"/>
+      <w:numFmt w:val="bullet"/>
+      <w:lvlText w:val=""/>
+      <w:lvlJc w:val="left"/>
+      <w:pPr>
+        <w:tabs>
+          <w:tab w:val="num" w:pos="6480"/>
+        </w:tabs>
+        <w:ind w:left="6480" w:hanging="360"/>
+      </w:pPr>
+      <w:rPr>
+        <w:rFonts w:ascii="Wingdings" w:hAnsi="Wingdings" w:hint="default"/>
+        <w:sz w:val="20"/>
+      </w:rPr>
+    </w:lvl>
+  </w:abstractNum>
+  <w:abstractNum w:abstractNumId="25" w15:restartNumberingAfterBreak="0">
     <w:nsid w:val="1F110C09"/>
     <w:multiLevelType w:val="multilevel"/>
     <w:tmpl w:val="E3CA6E36"/>
@@ -16464,7 +17944,7 @@
       </w:rPr>
     </w:lvl>
   </w:abstractNum>
-  <w:abstractNum w:abstractNumId="23" w15:restartNumberingAfterBreak="0">
+  <w:abstractNum w:abstractNumId="26" w15:restartNumberingAfterBreak="0">
     <w:nsid w:val="208F43F7"/>
     <w:multiLevelType w:val="multilevel"/>
     <w:tmpl w:val="27D8E2F0"/>
@@ -16613,7 +18093,7 @@
       </w:rPr>
     </w:lvl>
   </w:abstractNum>
-  <w:abstractNum w:abstractNumId="24" w15:restartNumberingAfterBreak="0">
+  <w:abstractNum w:abstractNumId="27" w15:restartNumberingAfterBreak="0">
     <w:nsid w:val="240B6A2C"/>
     <w:multiLevelType w:val="multilevel"/>
     <w:tmpl w:val="AC9A1740"/>
@@ -16762,7 +18242,7 @@
       </w:rPr>
     </w:lvl>
   </w:abstractNum>
-  <w:abstractNum w:abstractNumId="25" w15:restartNumberingAfterBreak="0">
+  <w:abstractNum w:abstractNumId="28" w15:restartNumberingAfterBreak="0">
     <w:nsid w:val="253521F6"/>
     <w:multiLevelType w:val="multilevel"/>
     <w:tmpl w:val="20A47FBA"/>
@@ -16875,7 +18355,7 @@
       </w:pPr>
     </w:lvl>
   </w:abstractNum>
-  <w:abstractNum w:abstractNumId="26" w15:restartNumberingAfterBreak="0">
+  <w:abstractNum w:abstractNumId="29" w15:restartNumberingAfterBreak="0">
     <w:nsid w:val="25641CAE"/>
     <w:multiLevelType w:val="multilevel"/>
     <w:tmpl w:val="F65E3AC6"/>
@@ -16988,7 +18468,7 @@
       </w:pPr>
     </w:lvl>
   </w:abstractNum>
-  <w:abstractNum w:abstractNumId="27" w15:restartNumberingAfterBreak="0">
+  <w:abstractNum w:abstractNumId="30" w15:restartNumberingAfterBreak="0">
     <w:nsid w:val="279F2947"/>
     <w:multiLevelType w:val="multilevel"/>
     <w:tmpl w:val="6386901E"/>
@@ -17101,7 +18581,7 @@
       </w:pPr>
     </w:lvl>
   </w:abstractNum>
-  <w:abstractNum w:abstractNumId="28" w15:restartNumberingAfterBreak="0">
+  <w:abstractNum w:abstractNumId="31" w15:restartNumberingAfterBreak="0">
     <w:nsid w:val="27BA384A"/>
     <w:multiLevelType w:val="multilevel"/>
     <w:tmpl w:val="5EF8D430"/>
@@ -17214,7 +18694,7 @@
       </w:pPr>
     </w:lvl>
   </w:abstractNum>
-  <w:abstractNum w:abstractNumId="29" w15:restartNumberingAfterBreak="0">
+  <w:abstractNum w:abstractNumId="32" w15:restartNumberingAfterBreak="0">
     <w:nsid w:val="28DA7723"/>
     <w:multiLevelType w:val="multilevel"/>
     <w:tmpl w:val="B6DE1C46"/>
@@ -17363,7 +18843,7 @@
       </w:rPr>
     </w:lvl>
   </w:abstractNum>
-  <w:abstractNum w:abstractNumId="30" w15:restartNumberingAfterBreak="0">
+  <w:abstractNum w:abstractNumId="33" w15:restartNumberingAfterBreak="0">
     <w:nsid w:val="29CE7CE2"/>
     <w:multiLevelType w:val="multilevel"/>
     <w:tmpl w:val="9CE8118C"/>
@@ -17512,7 +18992,7 @@
       </w:rPr>
     </w:lvl>
   </w:abstractNum>
-  <w:abstractNum w:abstractNumId="31" w15:restartNumberingAfterBreak="0">
+  <w:abstractNum w:abstractNumId="34" w15:restartNumberingAfterBreak="0">
     <w:nsid w:val="2A8A336E"/>
     <w:multiLevelType w:val="multilevel"/>
     <w:tmpl w:val="935C9DA2"/>
@@ -17661,7 +19141,7 @@
       </w:rPr>
     </w:lvl>
   </w:abstractNum>
-  <w:abstractNum w:abstractNumId="32" w15:restartNumberingAfterBreak="0">
+  <w:abstractNum w:abstractNumId="35" w15:restartNumberingAfterBreak="0">
     <w:nsid w:val="2B3420F5"/>
     <w:multiLevelType w:val="multilevel"/>
     <w:tmpl w:val="280A50A0"/>
@@ -17810,7 +19290,7 @@
       </w:rPr>
     </w:lvl>
   </w:abstractNum>
-  <w:abstractNum w:abstractNumId="33" w15:restartNumberingAfterBreak="0">
+  <w:abstractNum w:abstractNumId="36" w15:restartNumberingAfterBreak="0">
     <w:nsid w:val="2B5B07B3"/>
     <w:multiLevelType w:val="multilevel"/>
     <w:tmpl w:val="326CDD36"/>
@@ -17959,7 +19439,7 @@
       </w:rPr>
     </w:lvl>
   </w:abstractNum>
-  <w:abstractNum w:abstractNumId="34" w15:restartNumberingAfterBreak="0">
+  <w:abstractNum w:abstractNumId="37" w15:restartNumberingAfterBreak="0">
     <w:nsid w:val="2B86625A"/>
     <w:multiLevelType w:val="multilevel"/>
     <w:tmpl w:val="D46CC164"/>
@@ -18108,7 +19588,7 @@
       </w:rPr>
     </w:lvl>
   </w:abstractNum>
-  <w:abstractNum w:abstractNumId="35" w15:restartNumberingAfterBreak="0">
+  <w:abstractNum w:abstractNumId="38" w15:restartNumberingAfterBreak="0">
     <w:nsid w:val="2B9B1804"/>
     <w:multiLevelType w:val="multilevel"/>
     <w:tmpl w:val="5866BA0A"/>
@@ -18253,7 +19733,7 @@
       </w:rPr>
     </w:lvl>
   </w:abstractNum>
-  <w:abstractNum w:abstractNumId="36" w15:restartNumberingAfterBreak="0">
+  <w:abstractNum w:abstractNumId="39" w15:restartNumberingAfterBreak="0">
     <w:nsid w:val="2DD90D07"/>
     <w:multiLevelType w:val="multilevel"/>
     <w:tmpl w:val="10726800"/>
@@ -18402,7 +19882,156 @@
       </w:rPr>
     </w:lvl>
   </w:abstractNum>
-  <w:abstractNum w:abstractNumId="37" w15:restartNumberingAfterBreak="0">
+  <w:abstractNum w:abstractNumId="40" w15:restartNumberingAfterBreak="0">
+    <w:nsid w:val="330F721A"/>
+    <w:multiLevelType w:val="multilevel"/>
+    <w:tmpl w:val="378EABBE"/>
+    <w:lvl w:ilvl="0">
+      <w:start w:val="1"/>
+      <w:numFmt w:val="bullet"/>
+      <w:lvlText w:val=""/>
+      <w:lvlJc w:val="left"/>
+      <w:pPr>
+        <w:tabs>
+          <w:tab w:val="num" w:pos="720"/>
+        </w:tabs>
+        <w:ind w:left="720" w:hanging="360"/>
+      </w:pPr>
+      <w:rPr>
+        <w:rFonts w:ascii="Symbol" w:hAnsi="Symbol" w:hint="default"/>
+        <w:sz w:val="20"/>
+      </w:rPr>
+    </w:lvl>
+    <w:lvl w:ilvl="1" w:tentative="1">
+      <w:start w:val="1"/>
+      <w:numFmt w:val="bullet"/>
+      <w:lvlText w:val="o"/>
+      <w:lvlJc w:val="left"/>
+      <w:pPr>
+        <w:tabs>
+          <w:tab w:val="num" w:pos="1440"/>
+        </w:tabs>
+        <w:ind w:left="1440" w:hanging="360"/>
+      </w:pPr>
+      <w:rPr>
+        <w:rFonts w:ascii="Courier New" w:hAnsi="Courier New" w:hint="default"/>
+        <w:sz w:val="20"/>
+      </w:rPr>
+    </w:lvl>
+    <w:lvl w:ilvl="2" w:tentative="1">
+      <w:start w:val="1"/>
+      <w:numFmt w:val="bullet"/>
+      <w:lvlText w:val=""/>
+      <w:lvlJc w:val="left"/>
+      <w:pPr>
+        <w:tabs>
+          <w:tab w:val="num" w:pos="2160"/>
+        </w:tabs>
+        <w:ind w:left="2160" w:hanging="360"/>
+      </w:pPr>
+      <w:rPr>
+        <w:rFonts w:ascii="Wingdings" w:hAnsi="Wingdings" w:hint="default"/>
+        <w:sz w:val="20"/>
+      </w:rPr>
+    </w:lvl>
+    <w:lvl w:ilvl="3" w:tentative="1">
+      <w:start w:val="1"/>
+      <w:numFmt w:val="bullet"/>
+      <w:lvlText w:val=""/>
+      <w:lvlJc w:val="left"/>
+      <w:pPr>
+        <w:tabs>
+          <w:tab w:val="num" w:pos="2880"/>
+        </w:tabs>
+        <w:ind w:left="2880" w:hanging="360"/>
+      </w:pPr>
+      <w:rPr>
+        <w:rFonts w:ascii="Wingdings" w:hAnsi="Wingdings" w:hint="default"/>
+        <w:sz w:val="20"/>
+      </w:rPr>
+    </w:lvl>
+    <w:lvl w:ilvl="4" w:tentative="1">
+      <w:start w:val="1"/>
+      <w:numFmt w:val="bullet"/>
+      <w:lvlText w:val=""/>
+      <w:lvlJc w:val="left"/>
+      <w:pPr>
+        <w:tabs>
+          <w:tab w:val="num" w:pos="3600"/>
+        </w:tabs>
+        <w:ind w:left="3600" w:hanging="360"/>
+      </w:pPr>
+      <w:rPr>
+        <w:rFonts w:ascii="Wingdings" w:hAnsi="Wingdings" w:hint="default"/>
+        <w:sz w:val="20"/>
+      </w:rPr>
+    </w:lvl>
+    <w:lvl w:ilvl="5" w:tentative="1">
+      <w:start w:val="1"/>
+      <w:numFmt w:val="bullet"/>
+      <w:lvlText w:val=""/>
+      <w:lvlJc w:val="left"/>
+      <w:pPr>
+        <w:tabs>
+          <w:tab w:val="num" w:pos="4320"/>
+        </w:tabs>
+        <w:ind w:left="4320" w:hanging="360"/>
+      </w:pPr>
+      <w:rPr>
+        <w:rFonts w:ascii="Wingdings" w:hAnsi="Wingdings" w:hint="default"/>
+        <w:sz w:val="20"/>
+      </w:rPr>
+    </w:lvl>
+    <w:lvl w:ilvl="6" w:tentative="1">
+      <w:start w:val="1"/>
+      <w:numFmt w:val="bullet"/>
+      <w:lvlText w:val=""/>
+      <w:lvlJc w:val="left"/>
+      <w:pPr>
+        <w:tabs>
+          <w:tab w:val="num" w:pos="5040"/>
+        </w:tabs>
+        <w:ind w:left="5040" w:hanging="360"/>
+      </w:pPr>
+      <w:rPr>
+        <w:rFonts w:ascii="Wingdings" w:hAnsi="Wingdings" w:hint="default"/>
+        <w:sz w:val="20"/>
+      </w:rPr>
+    </w:lvl>
+    <w:lvl w:ilvl="7" w:tentative="1">
+      <w:start w:val="1"/>
+      <w:numFmt w:val="bullet"/>
+      <w:lvlText w:val=""/>
+      <w:lvlJc w:val="left"/>
+      <w:pPr>
+        <w:tabs>
+          <w:tab w:val="num" w:pos="5760"/>
+        </w:tabs>
+        <w:ind w:left="5760" w:hanging="360"/>
+      </w:pPr>
+      <w:rPr>
+        <w:rFonts w:ascii="Wingdings" w:hAnsi="Wingdings" w:hint="default"/>
+        <w:sz w:val="20"/>
+      </w:rPr>
+    </w:lvl>
+    <w:lvl w:ilvl="8" w:tentative="1">
+      <w:start w:val="1"/>
+      <w:numFmt w:val="bullet"/>
+      <w:lvlText w:val=""/>
+      <w:lvlJc w:val="left"/>
+      <w:pPr>
+        <w:tabs>
+          <w:tab w:val="num" w:pos="6480"/>
+        </w:tabs>
+        <w:ind w:left="6480" w:hanging="360"/>
+      </w:pPr>
+      <w:rPr>
+        <w:rFonts w:ascii="Wingdings" w:hAnsi="Wingdings" w:hint="default"/>
+        <w:sz w:val="20"/>
+      </w:rPr>
+    </w:lvl>
+  </w:abstractNum>
+  <w:abstractNum w:abstractNumId="41" w15:restartNumberingAfterBreak="0">
     <w:nsid w:val="347E7C09"/>
     <w:multiLevelType w:val="multilevel"/>
     <w:tmpl w:val="7972790C"/>
@@ -18551,7 +20180,7 @@
       </w:rPr>
     </w:lvl>
   </w:abstractNum>
-  <w:abstractNum w:abstractNumId="38" w15:restartNumberingAfterBreak="0">
+  <w:abstractNum w:abstractNumId="42" w15:restartNumberingAfterBreak="0">
     <w:nsid w:val="37574FA6"/>
     <w:multiLevelType w:val="multilevel"/>
     <w:tmpl w:val="A83EE576"/>
@@ -18700,7 +20329,7 @@
       </w:rPr>
     </w:lvl>
   </w:abstractNum>
-  <w:abstractNum w:abstractNumId="39" w15:restartNumberingAfterBreak="0">
+  <w:abstractNum w:abstractNumId="43" w15:restartNumberingAfterBreak="0">
     <w:nsid w:val="376A28DA"/>
     <w:multiLevelType w:val="multilevel"/>
     <w:tmpl w:val="D0EEE99E"/>
@@ -18849,7 +20478,7 @@
       </w:rPr>
     </w:lvl>
   </w:abstractNum>
-  <w:abstractNum w:abstractNumId="40" w15:restartNumberingAfterBreak="0">
+  <w:abstractNum w:abstractNumId="44" w15:restartNumberingAfterBreak="0">
     <w:nsid w:val="37E16113"/>
     <w:multiLevelType w:val="multilevel"/>
     <w:tmpl w:val="DE76DD34"/>
@@ -18998,7 +20627,7 @@
       </w:rPr>
     </w:lvl>
   </w:abstractNum>
-  <w:abstractNum w:abstractNumId="41" w15:restartNumberingAfterBreak="0">
+  <w:abstractNum w:abstractNumId="45" w15:restartNumberingAfterBreak="0">
     <w:nsid w:val="386B1DBE"/>
     <w:multiLevelType w:val="multilevel"/>
     <w:tmpl w:val="767AC314"/>
@@ -19111,7 +20740,7 @@
       </w:pPr>
     </w:lvl>
   </w:abstractNum>
-  <w:abstractNum w:abstractNumId="42" w15:restartNumberingAfterBreak="0">
+  <w:abstractNum w:abstractNumId="46" w15:restartNumberingAfterBreak="0">
     <w:nsid w:val="38CC2CC7"/>
     <w:multiLevelType w:val="multilevel"/>
     <w:tmpl w:val="EF60D922"/>
@@ -19224,7 +20853,120 @@
       </w:pPr>
     </w:lvl>
   </w:abstractNum>
-  <w:abstractNum w:abstractNumId="43" w15:restartNumberingAfterBreak="0">
+  <w:abstractNum w:abstractNumId="47" w15:restartNumberingAfterBreak="0">
+    <w:nsid w:val="38ED0F68"/>
+    <w:multiLevelType w:val="multilevel"/>
+    <w:tmpl w:val="84482972"/>
+    <w:lvl w:ilvl="0">
+      <w:start w:val="1"/>
+      <w:numFmt w:val="decimal"/>
+      <w:lvlText w:val="%1."/>
+      <w:lvlJc w:val="left"/>
+      <w:pPr>
+        <w:tabs>
+          <w:tab w:val="num" w:pos="720"/>
+        </w:tabs>
+        <w:ind w:left="720" w:hanging="360"/>
+      </w:pPr>
+    </w:lvl>
+    <w:lvl w:ilvl="1" w:tentative="1">
+      <w:start w:val="1"/>
+      <w:numFmt w:val="decimal"/>
+      <w:lvlText w:val="%2."/>
+      <w:lvlJc w:val="left"/>
+      <w:pPr>
+        <w:tabs>
+          <w:tab w:val="num" w:pos="1440"/>
+        </w:tabs>
+        <w:ind w:left="1440" w:hanging="360"/>
+      </w:pPr>
+    </w:lvl>
+    <w:lvl w:ilvl="2" w:tentative="1">
+      <w:start w:val="1"/>
+      <w:numFmt w:val="decimal"/>
+      <w:lvlText w:val="%3."/>
+      <w:lvlJc w:val="left"/>
+      <w:pPr>
+        <w:tabs>
+          <w:tab w:val="num" w:pos="2160"/>
+        </w:tabs>
+        <w:ind w:left="2160" w:hanging="360"/>
+      </w:pPr>
+    </w:lvl>
+    <w:lvl w:ilvl="3" w:tentative="1">
+      <w:start w:val="1"/>
+      <w:numFmt w:val="decimal"/>
+      <w:lvlText w:val="%4."/>
+      <w:lvlJc w:val="left"/>
+      <w:pPr>
+        <w:tabs>
+          <w:tab w:val="num" w:pos="2880"/>
+        </w:tabs>
+        <w:ind w:left="2880" w:hanging="360"/>
+      </w:pPr>
+    </w:lvl>
+    <w:lvl w:ilvl="4" w:tentative="1">
+      <w:start w:val="1"/>
+      <w:numFmt w:val="decimal"/>
+      <w:lvlText w:val="%5."/>
+      <w:lvlJc w:val="left"/>
+      <w:pPr>
+        <w:tabs>
+          <w:tab w:val="num" w:pos="3600"/>
+        </w:tabs>
+        <w:ind w:left="3600" w:hanging="360"/>
+      </w:pPr>
+    </w:lvl>
+    <w:lvl w:ilvl="5" w:tentative="1">
+      <w:start w:val="1"/>
+      <w:numFmt w:val="decimal"/>
+      <w:lvlText w:val="%6."/>
+      <w:lvlJc w:val="left"/>
+      <w:pPr>
+        <w:tabs>
+          <w:tab w:val="num" w:pos="4320"/>
+        </w:tabs>
+        <w:ind w:left="4320" w:hanging="360"/>
+      </w:pPr>
+    </w:lvl>
+    <w:lvl w:ilvl="6" w:tentative="1">
+      <w:start w:val="1"/>
+      <w:numFmt w:val="decimal"/>
+      <w:lvlText w:val="%7."/>
+      <w:lvlJc w:val="left"/>
+      <w:pPr>
+        <w:tabs>
+          <w:tab w:val="num" w:pos="5040"/>
+        </w:tabs>
+        <w:ind w:left="5040" w:hanging="360"/>
+      </w:pPr>
+    </w:lvl>
+    <w:lvl w:ilvl="7" w:tentative="1">
+      <w:start w:val="1"/>
+      <w:numFmt w:val="decimal"/>
+      <w:lvlText w:val="%8."/>
+      <w:lvlJc w:val="left"/>
+      <w:pPr>
+        <w:tabs>
+          <w:tab w:val="num" w:pos="5760"/>
+        </w:tabs>
+        <w:ind w:left="5760" w:hanging="360"/>
+      </w:pPr>
+    </w:lvl>
+    <w:lvl w:ilvl="8" w:tentative="1">
+      <w:start w:val="1"/>
+      <w:numFmt w:val="decimal"/>
+      <w:lvlText w:val="%9."/>
+      <w:lvlJc w:val="left"/>
+      <w:pPr>
+        <w:tabs>
+          <w:tab w:val="num" w:pos="6480"/>
+        </w:tabs>
+        <w:ind w:left="6480" w:hanging="360"/>
+      </w:pPr>
+    </w:lvl>
+  </w:abstractNum>
+  <w:abstractNum w:abstractNumId="48" w15:restartNumberingAfterBreak="0">
     <w:nsid w:val="3ADE11E3"/>
     <w:multiLevelType w:val="multilevel"/>
     <w:tmpl w:val="D146EEDE"/>
@@ -19337,7 +21079,7 @@
       </w:pPr>
     </w:lvl>
   </w:abstractNum>
-  <w:abstractNum w:abstractNumId="44" w15:restartNumberingAfterBreak="0">
+  <w:abstractNum w:abstractNumId="49" w15:restartNumberingAfterBreak="0">
     <w:nsid w:val="3B3D562E"/>
     <w:multiLevelType w:val="multilevel"/>
     <w:tmpl w:val="F85EF790"/>
@@ -19450,7 +21192,7 @@
       </w:pPr>
     </w:lvl>
   </w:abstractNum>
-  <w:abstractNum w:abstractNumId="45" w15:restartNumberingAfterBreak="0">
+  <w:abstractNum w:abstractNumId="50" w15:restartNumberingAfterBreak="0">
     <w:nsid w:val="3BAC784C"/>
     <w:multiLevelType w:val="multilevel"/>
     <w:tmpl w:val="9382678E"/>
@@ -19599,7 +21341,7 @@
       </w:rPr>
     </w:lvl>
   </w:abstractNum>
-  <w:abstractNum w:abstractNumId="46" w15:restartNumberingAfterBreak="0">
+  <w:abstractNum w:abstractNumId="51" w15:restartNumberingAfterBreak="0">
     <w:nsid w:val="3CA96E09"/>
     <w:multiLevelType w:val="multilevel"/>
     <w:tmpl w:val="56D0F33A"/>
@@ -19712,7 +21454,7 @@
       </w:pPr>
     </w:lvl>
   </w:abstractNum>
-  <w:abstractNum w:abstractNumId="47" w15:restartNumberingAfterBreak="0">
+  <w:abstractNum w:abstractNumId="52" w15:restartNumberingAfterBreak="0">
     <w:nsid w:val="3CC75BEE"/>
     <w:multiLevelType w:val="multilevel"/>
     <w:tmpl w:val="21481F66"/>
@@ -19861,7 +21603,7 @@
       </w:rPr>
     </w:lvl>
   </w:abstractNum>
-  <w:abstractNum w:abstractNumId="48" w15:restartNumberingAfterBreak="0">
+  <w:abstractNum w:abstractNumId="53" w15:restartNumberingAfterBreak="0">
     <w:nsid w:val="3D6B682C"/>
     <w:multiLevelType w:val="multilevel"/>
     <w:tmpl w:val="5540F590"/>
@@ -20010,7 +21752,7 @@
       </w:rPr>
     </w:lvl>
   </w:abstractNum>
-  <w:abstractNum w:abstractNumId="49" w15:restartNumberingAfterBreak="0">
+  <w:abstractNum w:abstractNumId="54" w15:restartNumberingAfterBreak="0">
     <w:nsid w:val="3E335B58"/>
     <w:multiLevelType w:val="multilevel"/>
     <w:tmpl w:val="10DC39C6"/>
@@ -20159,7 +21901,7 @@
       </w:rPr>
     </w:lvl>
   </w:abstractNum>
-  <w:abstractNum w:abstractNumId="50" w15:restartNumberingAfterBreak="0">
+  <w:abstractNum w:abstractNumId="55" w15:restartNumberingAfterBreak="0">
     <w:nsid w:val="3E3E0E6F"/>
     <w:multiLevelType w:val="multilevel"/>
     <w:tmpl w:val="D11465C0"/>
@@ -20308,7 +22050,7 @@
       </w:rPr>
     </w:lvl>
   </w:abstractNum>
-  <w:abstractNum w:abstractNumId="51" w15:restartNumberingAfterBreak="0">
+  <w:abstractNum w:abstractNumId="56" w15:restartNumberingAfterBreak="0">
     <w:nsid w:val="41E52897"/>
     <w:multiLevelType w:val="multilevel"/>
     <w:tmpl w:val="B8725F76"/>
@@ -20421,7 +22163,120 @@
       </w:pPr>
     </w:lvl>
   </w:abstractNum>
-  <w:abstractNum w:abstractNumId="52" w15:restartNumberingAfterBreak="0">
+  <w:abstractNum w:abstractNumId="57" w15:restartNumberingAfterBreak="0">
+    <w:nsid w:val="45020F0C"/>
+    <w:multiLevelType w:val="multilevel"/>
+    <w:tmpl w:val="D688B6C4"/>
+    <w:lvl w:ilvl="0">
+      <w:start w:val="1"/>
+      <w:numFmt w:val="decimal"/>
+      <w:lvlText w:val="%1."/>
+      <w:lvlJc w:val="left"/>
+      <w:pPr>
+        <w:tabs>
+          <w:tab w:val="num" w:pos="720"/>
+        </w:tabs>
+        <w:ind w:left="720" w:hanging="360"/>
+      </w:pPr>
+    </w:lvl>
+    <w:lvl w:ilvl="1" w:tentative="1">
+      <w:start w:val="1"/>
+      <w:numFmt w:val="decimal"/>
+      <w:lvlText w:val="%2."/>
+      <w:lvlJc w:val="left"/>
+      <w:pPr>
+        <w:tabs>
+          <w:tab w:val="num" w:pos="1440"/>
+        </w:tabs>
+        <w:ind w:left="1440" w:hanging="360"/>
+      </w:pPr>
+    </w:lvl>
+    <w:lvl w:ilvl="2" w:tentative="1">
+      <w:start w:val="1"/>
+      <w:numFmt w:val="decimal"/>
+      <w:lvlText w:val="%3."/>
+      <w:lvlJc w:val="left"/>
+      <w:pPr>
+        <w:tabs>
+          <w:tab w:val="num" w:pos="2160"/>
+        </w:tabs>
+        <w:ind w:left="2160" w:hanging="360"/>
+      </w:pPr>
+    </w:lvl>
+    <w:lvl w:ilvl="3" w:tentative="1">
+      <w:start w:val="1"/>
+      <w:numFmt w:val="decimal"/>
+      <w:lvlText w:val="%4."/>
+      <w:lvlJc w:val="left"/>
+      <w:pPr>
+        <w:tabs>
+          <w:tab w:val="num" w:pos="2880"/>
+        </w:tabs>
+        <w:ind w:left="2880" w:hanging="360"/>
+      </w:pPr>
+    </w:lvl>
+    <w:lvl w:ilvl="4" w:tentative="1">
+      <w:start w:val="1"/>
+      <w:numFmt w:val="decimal"/>
+      <w:lvlText w:val="%5."/>
+      <w:lvlJc w:val="left"/>
+      <w:pPr>
+        <w:tabs>
+          <w:tab w:val="num" w:pos="3600"/>
+        </w:tabs>
+        <w:ind w:left="3600" w:hanging="360"/>
+      </w:pPr>
+    </w:lvl>
+    <w:lvl w:ilvl="5" w:tentative="1">
+      <w:start w:val="1"/>
+      <w:numFmt w:val="decimal"/>
+      <w:lvlText w:val="%6."/>
+      <w:lvlJc w:val="left"/>
+      <w:pPr>
+        <w:tabs>
+          <w:tab w:val="num" w:pos="4320"/>
+        </w:tabs>
+        <w:ind w:left="4320" w:hanging="360"/>
+      </w:pPr>
+    </w:lvl>
+    <w:lvl w:ilvl="6" w:tentative="1">
+      <w:start w:val="1"/>
+      <w:numFmt w:val="decimal"/>
+      <w:lvlText w:val="%7."/>
+      <w:lvlJc w:val="left"/>
+      <w:pPr>
+        <w:tabs>
+          <w:tab w:val="num" w:pos="5040"/>
+        </w:tabs>
+        <w:ind w:left="5040" w:hanging="360"/>
+      </w:pPr>
+    </w:lvl>
+    <w:lvl w:ilvl="7" w:tentative="1">
+      <w:start w:val="1"/>
+      <w:numFmt w:val="decimal"/>
+      <w:lvlText w:val="%8."/>
+      <w:lvlJc w:val="left"/>
+      <w:pPr>
+        <w:tabs>
+          <w:tab w:val="num" w:pos="5760"/>
+        </w:tabs>
+        <w:ind w:left="5760" w:hanging="360"/>
+      </w:pPr>
+    </w:lvl>
+    <w:lvl w:ilvl="8" w:tentative="1">
+      <w:start w:val="1"/>
+      <w:numFmt w:val="decimal"/>
+      <w:lvlText w:val="%9."/>
+      <w:lvlJc w:val="left"/>
+      <w:pPr>
+        <w:tabs>
+          <w:tab w:val="num" w:pos="6480"/>
+        </w:tabs>
+        <w:ind w:left="6480" w:hanging="360"/>
+      </w:pPr>
+    </w:lvl>
+  </w:abstractNum>
+  <w:abstractNum w:abstractNumId="58" w15:restartNumberingAfterBreak="0">
     <w:nsid w:val="45200D9F"/>
     <w:multiLevelType w:val="multilevel"/>
     <w:tmpl w:val="768EAFB8"/>
@@ -20570,7 +22425,7 @@
       </w:rPr>
     </w:lvl>
   </w:abstractNum>
-  <w:abstractNum w:abstractNumId="53" w15:restartNumberingAfterBreak="0">
+  <w:abstractNum w:abstractNumId="59" w15:restartNumberingAfterBreak="0">
     <w:nsid w:val="466F5315"/>
     <w:multiLevelType w:val="multilevel"/>
     <w:tmpl w:val="398E7464"/>
@@ -20719,7 +22574,7 @@
       </w:rPr>
     </w:lvl>
   </w:abstractNum>
-  <w:abstractNum w:abstractNumId="54" w15:restartNumberingAfterBreak="0">
+  <w:abstractNum w:abstractNumId="60" w15:restartNumberingAfterBreak="0">
     <w:nsid w:val="49144418"/>
     <w:multiLevelType w:val="multilevel"/>
     <w:tmpl w:val="22BE5F10"/>
@@ -20832,7 +22687,7 @@
       </w:pPr>
     </w:lvl>
   </w:abstractNum>
-  <w:abstractNum w:abstractNumId="55" w15:restartNumberingAfterBreak="0">
+  <w:abstractNum w:abstractNumId="61" w15:restartNumberingAfterBreak="0">
     <w:nsid w:val="4921366B"/>
     <w:multiLevelType w:val="multilevel"/>
     <w:tmpl w:val="C8026EB8"/>
@@ -20843,9 +22698,9 @@
       <w:lvlJc w:val="left"/>
       <w:pPr>
         <w:tabs>
-          <w:tab w:val="num" w:pos="720"/>
-        </w:tabs>
-        <w:ind w:left="720" w:hanging="360"/>
+          <w:tab w:val="num" w:pos="360"/>
+        </w:tabs>
+        <w:ind w:left="360" w:hanging="360"/>
       </w:pPr>
       <w:rPr>
         <w:rFonts w:ascii="Symbol" w:hAnsi="Symbol" w:hint="default"/>
@@ -20859,9 +22714,9 @@
       <w:lvlJc w:val="left"/>
       <w:pPr>
         <w:tabs>
-          <w:tab w:val="num" w:pos="1440"/>
-        </w:tabs>
-        <w:ind w:left="1440" w:hanging="360"/>
+          <w:tab w:val="num" w:pos="1080"/>
+        </w:tabs>
+        <w:ind w:left="1080" w:hanging="360"/>
       </w:pPr>
       <w:rPr>
         <w:rFonts w:ascii="Courier New" w:hAnsi="Courier New" w:hint="default"/>
@@ -20875,9 +22730,9 @@
       <w:lvlJc w:val="left"/>
       <w:pPr>
         <w:tabs>
-          <w:tab w:val="num" w:pos="2160"/>
-        </w:tabs>
-        <w:ind w:left="2160" w:hanging="360"/>
+          <w:tab w:val="num" w:pos="1800"/>
+        </w:tabs>
+        <w:ind w:left="1800" w:hanging="360"/>
       </w:pPr>
       <w:rPr>
         <w:rFonts w:ascii="Wingdings" w:hAnsi="Wingdings" w:hint="default"/>
@@ -20891,9 +22746,9 @@
       <w:lvlJc w:val="left"/>
       <w:pPr>
         <w:tabs>
-          <w:tab w:val="num" w:pos="2880"/>
-        </w:tabs>
-        <w:ind w:left="2880" w:hanging="360"/>
+          <w:tab w:val="num" w:pos="2520"/>
+        </w:tabs>
+        <w:ind w:left="2520" w:hanging="360"/>
       </w:pPr>
       <w:rPr>
         <w:rFonts w:ascii="Wingdings" w:hAnsi="Wingdings" w:hint="default"/>
@@ -20907,9 +22762,9 @@
       <w:lvlJc w:val="left"/>
       <w:pPr>
         <w:tabs>
-          <w:tab w:val="num" w:pos="3600"/>
-        </w:tabs>
-        <w:ind w:left="3600" w:hanging="360"/>
+          <w:tab w:val="num" w:pos="3240"/>
+        </w:tabs>
+        <w:ind w:left="3240" w:hanging="360"/>
       </w:pPr>
       <w:rPr>
         <w:rFonts w:ascii="Wingdings" w:hAnsi="Wingdings" w:hint="default"/>
@@ -20923,9 +22778,9 @@
       <w:lvlJc w:val="left"/>
       <w:pPr>
         <w:tabs>
-          <w:tab w:val="num" w:pos="4320"/>
-        </w:tabs>
-        <w:ind w:left="4320" w:hanging="360"/>
+          <w:tab w:val="num" w:pos="3960"/>
+        </w:tabs>
+        <w:ind w:left="3960" w:hanging="360"/>
       </w:pPr>
       <w:rPr>
         <w:rFonts w:ascii="Wingdings" w:hAnsi="Wingdings" w:hint="default"/>
@@ -20939,9 +22794,9 @@
       <w:lvlJc w:val="left"/>
       <w:pPr>
         <w:tabs>
-          <w:tab w:val="num" w:pos="5040"/>
-        </w:tabs>
-        <w:ind w:left="5040" w:hanging="360"/>
+          <w:tab w:val="num" w:pos="4680"/>
+        </w:tabs>
+        <w:ind w:left="4680" w:hanging="360"/>
       </w:pPr>
       <w:rPr>
         <w:rFonts w:ascii="Wingdings" w:hAnsi="Wingdings" w:hint="default"/>
@@ -20955,9 +22810,9 @@
       <w:lvlJc w:val="left"/>
       <w:pPr>
         <w:tabs>
-          <w:tab w:val="num" w:pos="5760"/>
-        </w:tabs>
-        <w:ind w:left="5760" w:hanging="360"/>
+          <w:tab w:val="num" w:pos="5400"/>
+        </w:tabs>
+        <w:ind w:left="5400" w:hanging="360"/>
       </w:pPr>
       <w:rPr>
         <w:rFonts w:ascii="Wingdings" w:hAnsi="Wingdings" w:hint="default"/>
@@ -20971,9 +22826,9 @@
       <w:lvlJc w:val="left"/>
       <w:pPr>
         <w:tabs>
-          <w:tab w:val="num" w:pos="6480"/>
-        </w:tabs>
-        <w:ind w:left="6480" w:hanging="360"/>
+          <w:tab w:val="num" w:pos="6120"/>
+        </w:tabs>
+        <w:ind w:left="6120" w:hanging="360"/>
       </w:pPr>
       <w:rPr>
         <w:rFonts w:ascii="Wingdings" w:hAnsi="Wingdings" w:hint="default"/>
@@ -20981,7 +22836,7 @@
       </w:rPr>
     </w:lvl>
   </w:abstractNum>
-  <w:abstractNum w:abstractNumId="56" w15:restartNumberingAfterBreak="0">
+  <w:abstractNum w:abstractNumId="62" w15:restartNumberingAfterBreak="0">
     <w:nsid w:val="4A9029A0"/>
     <w:multiLevelType w:val="multilevel"/>
     <w:tmpl w:val="3C90E960"/>
@@ -21130,7 +22985,7 @@
       </w:rPr>
     </w:lvl>
   </w:abstractNum>
-  <w:abstractNum w:abstractNumId="57" w15:restartNumberingAfterBreak="0">
+  <w:abstractNum w:abstractNumId="63" w15:restartNumberingAfterBreak="0">
     <w:nsid w:val="4D922B09"/>
     <w:multiLevelType w:val="multilevel"/>
     <w:tmpl w:val="8252146C"/>
@@ -21279,7 +23134,7 @@
       </w:rPr>
     </w:lvl>
   </w:abstractNum>
-  <w:abstractNum w:abstractNumId="58" w15:restartNumberingAfterBreak="0">
+  <w:abstractNum w:abstractNumId="64" w15:restartNumberingAfterBreak="0">
     <w:nsid w:val="4ED63451"/>
     <w:multiLevelType w:val="multilevel"/>
     <w:tmpl w:val="7290A134"/>
@@ -21428,7 +23283,7 @@
       </w:rPr>
     </w:lvl>
   </w:abstractNum>
-  <w:abstractNum w:abstractNumId="59" w15:restartNumberingAfterBreak="0">
+  <w:abstractNum w:abstractNumId="65" w15:restartNumberingAfterBreak="0">
     <w:nsid w:val="4F97188C"/>
     <w:multiLevelType w:val="multilevel"/>
     <w:tmpl w:val="B89A6D40"/>
@@ -21577,7 +23432,7 @@
       </w:rPr>
     </w:lvl>
   </w:abstractNum>
-  <w:abstractNum w:abstractNumId="60" w15:restartNumberingAfterBreak="0">
+  <w:abstractNum w:abstractNumId="66" w15:restartNumberingAfterBreak="0">
     <w:nsid w:val="4FA65DFC"/>
     <w:multiLevelType w:val="multilevel"/>
     <w:tmpl w:val="99EA3BB4"/>
@@ -21726,7 +23581,7 @@
       </w:rPr>
     </w:lvl>
   </w:abstractNum>
-  <w:abstractNum w:abstractNumId="61" w15:restartNumberingAfterBreak="0">
+  <w:abstractNum w:abstractNumId="67" w15:restartNumberingAfterBreak="0">
     <w:nsid w:val="4FB47787"/>
     <w:multiLevelType w:val="multilevel"/>
     <w:tmpl w:val="9E3E2584"/>
@@ -21839,7 +23694,7 @@
       </w:pPr>
     </w:lvl>
   </w:abstractNum>
-  <w:abstractNum w:abstractNumId="62" w15:restartNumberingAfterBreak="0">
+  <w:abstractNum w:abstractNumId="68" w15:restartNumberingAfterBreak="0">
     <w:nsid w:val="50244E21"/>
     <w:multiLevelType w:val="multilevel"/>
     <w:tmpl w:val="0AFE1D4E"/>
@@ -21952,7 +23807,7 @@
       </w:pPr>
     </w:lvl>
   </w:abstractNum>
-  <w:abstractNum w:abstractNumId="63" w15:restartNumberingAfterBreak="0">
+  <w:abstractNum w:abstractNumId="69" w15:restartNumberingAfterBreak="0">
     <w:nsid w:val="50A169E7"/>
     <w:multiLevelType w:val="multilevel"/>
     <w:tmpl w:val="38E2C3B2"/>
@@ -22065,7 +23920,120 @@
       </w:pPr>
     </w:lvl>
   </w:abstractNum>
-  <w:abstractNum w:abstractNumId="64" w15:restartNumberingAfterBreak="0">
+  <w:abstractNum w:abstractNumId="70" w15:restartNumberingAfterBreak="0">
+    <w:nsid w:val="54190045"/>
+    <w:multiLevelType w:val="multilevel"/>
+    <w:tmpl w:val="FF32E9A6"/>
+    <w:lvl w:ilvl="0">
+      <w:start w:val="1"/>
+      <w:numFmt w:val="decimal"/>
+      <w:lvlText w:val="%1."/>
+      <w:lvlJc w:val="left"/>
+      <w:pPr>
+        <w:tabs>
+          <w:tab w:val="num" w:pos="720"/>
+        </w:tabs>
+        <w:ind w:left="720" w:hanging="360"/>
+      </w:pPr>
+    </w:lvl>
+    <w:lvl w:ilvl="1" w:tentative="1">
+      <w:start w:val="1"/>
+      <w:numFmt w:val="decimal"/>
+      <w:lvlText w:val="%2."/>
+      <w:lvlJc w:val="left"/>
+      <w:pPr>
+        <w:tabs>
+          <w:tab w:val="num" w:pos="1440"/>
+        </w:tabs>
+        <w:ind w:left="1440" w:hanging="360"/>
+      </w:pPr>
+    </w:lvl>
+    <w:lvl w:ilvl="2" w:tentative="1">
+      <w:start w:val="1"/>
+      <w:numFmt w:val="decimal"/>
+      <w:lvlText w:val="%3."/>
+      <w:lvlJc w:val="left"/>
+      <w:pPr>
+        <w:tabs>
+          <w:tab w:val="num" w:pos="2160"/>
+        </w:tabs>
+        <w:ind w:left="2160" w:hanging="360"/>
+      </w:pPr>
+    </w:lvl>
+    <w:lvl w:ilvl="3" w:tentative="1">
+      <w:start w:val="1"/>
+      <w:numFmt w:val="decimal"/>
+      <w:lvlText w:val="%4."/>
+      <w:lvlJc w:val="left"/>
+      <w:pPr>
+        <w:tabs>
+          <w:tab w:val="num" w:pos="2880"/>
+        </w:tabs>
+        <w:ind w:left="2880" w:hanging="360"/>
+      </w:pPr>
+    </w:lvl>
+    <w:lvl w:ilvl="4" w:tentative="1">
+      <w:start w:val="1"/>
+      <w:numFmt w:val="decimal"/>
+      <w:lvlText w:val="%5."/>
+      <w:lvlJc w:val="left"/>
+      <w:pPr>
+        <w:tabs>
+          <w:tab w:val="num" w:pos="3600"/>
+        </w:tabs>
+        <w:ind w:left="3600" w:hanging="360"/>
+      </w:pPr>
+    </w:lvl>
+    <w:lvl w:ilvl="5" w:tentative="1">
+      <w:start w:val="1"/>
+      <w:numFmt w:val="decimal"/>
+      <w:lvlText w:val="%6."/>
+      <w:lvlJc w:val="left"/>
+      <w:pPr>
+        <w:tabs>
+          <w:tab w:val="num" w:pos="4320"/>
+        </w:tabs>
+        <w:ind w:left="4320" w:hanging="360"/>
+      </w:pPr>
+    </w:lvl>
+    <w:lvl w:ilvl="6" w:tentative="1">
+      <w:start w:val="1"/>
+      <w:numFmt w:val="decimal"/>
+      <w:lvlText w:val="%7."/>
+      <w:lvlJc w:val="left"/>
+      <w:pPr>
+        <w:tabs>
+          <w:tab w:val="num" w:pos="5040"/>
+        </w:tabs>
+        <w:ind w:left="5040" w:hanging="360"/>
+      </w:pPr>
+    </w:lvl>
+    <w:lvl w:ilvl="7" w:tentative="1">
+      <w:start w:val="1"/>
+      <w:numFmt w:val="decimal"/>
+      <w:lvlText w:val="%8."/>
+      <w:lvlJc w:val="left"/>
+      <w:pPr>
+        <w:tabs>
+          <w:tab w:val="num" w:pos="5760"/>
+        </w:tabs>
+        <w:ind w:left="5760" w:hanging="360"/>
+      </w:pPr>
+    </w:lvl>
+    <w:lvl w:ilvl="8" w:tentative="1">
+      <w:start w:val="1"/>
+      <w:numFmt w:val="decimal"/>
+      <w:lvlText w:val="%9."/>
+      <w:lvlJc w:val="left"/>
+      <w:pPr>
+        <w:tabs>
+          <w:tab w:val="num" w:pos="6480"/>
+        </w:tabs>
+        <w:ind w:left="6480" w:hanging="360"/>
+      </w:pPr>
+    </w:lvl>
+  </w:abstractNum>
+  <w:abstractNum w:abstractNumId="71" w15:restartNumberingAfterBreak="0">
     <w:nsid w:val="557B17F9"/>
     <w:multiLevelType w:val="multilevel"/>
     <w:tmpl w:val="DE6A1736"/>
@@ -22178,7 +24146,7 @@
       </w:pPr>
     </w:lvl>
   </w:abstractNum>
-  <w:abstractNum w:abstractNumId="65" w15:restartNumberingAfterBreak="0">
+  <w:abstractNum w:abstractNumId="72" w15:restartNumberingAfterBreak="0">
     <w:nsid w:val="57C90D88"/>
     <w:multiLevelType w:val="multilevel"/>
     <w:tmpl w:val="96FE2AC8"/>
@@ -22327,7 +24295,7 @@
       </w:rPr>
     </w:lvl>
   </w:abstractNum>
-  <w:abstractNum w:abstractNumId="66" w15:restartNumberingAfterBreak="0">
+  <w:abstractNum w:abstractNumId="73" w15:restartNumberingAfterBreak="0">
     <w:nsid w:val="590909F1"/>
     <w:multiLevelType w:val="multilevel"/>
     <w:tmpl w:val="2BEECC5C"/>
@@ -22476,7 +24444,7 @@
       </w:rPr>
     </w:lvl>
   </w:abstractNum>
-  <w:abstractNum w:abstractNumId="67" w15:restartNumberingAfterBreak="0">
+  <w:abstractNum w:abstractNumId="74" w15:restartNumberingAfterBreak="0">
     <w:nsid w:val="5A37430D"/>
     <w:multiLevelType w:val="multilevel"/>
     <w:tmpl w:val="E35AB092"/>
@@ -22589,7 +24557,7 @@
       </w:pPr>
     </w:lvl>
   </w:abstractNum>
-  <w:abstractNum w:abstractNumId="68" w15:restartNumberingAfterBreak="0">
+  <w:abstractNum w:abstractNumId="75" w15:restartNumberingAfterBreak="0">
     <w:nsid w:val="5AC50D18"/>
     <w:multiLevelType w:val="multilevel"/>
     <w:tmpl w:val="0A64F05A"/>
@@ -22702,10 +24670,10 @@
       </w:pPr>
     </w:lvl>
   </w:abstractNum>
-  <w:abstractNum w:abstractNumId="69" w15:restartNumberingAfterBreak="0">
+  <w:abstractNum w:abstractNumId="76" w15:restartNumberingAfterBreak="0">
     <w:nsid w:val="5BA87BC1"/>
     <w:multiLevelType w:val="multilevel"/>
-    <w:tmpl w:val="F87C51B0"/>
+    <w:tmpl w:val="07AC9870"/>
     <w:lvl w:ilvl="0">
       <w:start w:val="1"/>
       <w:numFmt w:val="bullet"/>
@@ -22725,17 +24693,13 @@
     <w:lvl w:ilvl="1">
       <w:start w:val="1"/>
       <w:numFmt w:val="bullet"/>
-      <w:lvlText w:val="o"/>
-      <w:lvlJc w:val="left"/>
-      <w:pPr>
-        <w:tabs>
-          <w:tab w:val="num" w:pos="1080"/>
-        </w:tabs>
+      <w:lvlText w:val=""/>
+      <w:lvlJc w:val="left"/>
+      <w:pPr>
         <w:ind w:left="1080" w:hanging="360"/>
       </w:pPr>
       <w:rPr>
-        <w:rFonts w:ascii="Courier New" w:hAnsi="Courier New" w:hint="default"/>
-        <w:sz w:val="20"/>
+        <w:rFonts w:ascii="Symbol" w:hAnsi="Symbol" w:hint="default"/>
       </w:rPr>
     </w:lvl>
     <w:lvl w:ilvl="2" w:tentative="1">
@@ -22851,7 +24815,7 @@
       </w:rPr>
     </w:lvl>
   </w:abstractNum>
-  <w:abstractNum w:abstractNumId="70" w15:restartNumberingAfterBreak="0">
+  <w:abstractNum w:abstractNumId="77" w15:restartNumberingAfterBreak="0">
     <w:nsid w:val="5C0E515A"/>
     <w:multiLevelType w:val="multilevel"/>
     <w:tmpl w:val="73643614"/>
@@ -23000,7 +24964,7 @@
       </w:rPr>
     </w:lvl>
   </w:abstractNum>
-  <w:abstractNum w:abstractNumId="71" w15:restartNumberingAfterBreak="0">
+  <w:abstractNum w:abstractNumId="78" w15:restartNumberingAfterBreak="0">
     <w:nsid w:val="5C2F3709"/>
     <w:multiLevelType w:val="multilevel"/>
     <w:tmpl w:val="2C787536"/>
@@ -23113,7 +25077,7 @@
       </w:pPr>
     </w:lvl>
   </w:abstractNum>
-  <w:abstractNum w:abstractNumId="72" w15:restartNumberingAfterBreak="0">
+  <w:abstractNum w:abstractNumId="79" w15:restartNumberingAfterBreak="0">
     <w:nsid w:val="60BE1BD1"/>
     <w:multiLevelType w:val="multilevel"/>
     <w:tmpl w:val="92485686"/>
@@ -23226,7 +25190,7 @@
       </w:pPr>
     </w:lvl>
   </w:abstractNum>
-  <w:abstractNum w:abstractNumId="73" w15:restartNumberingAfterBreak="0">
+  <w:abstractNum w:abstractNumId="80" w15:restartNumberingAfterBreak="0">
     <w:nsid w:val="61717056"/>
     <w:multiLevelType w:val="multilevel"/>
     <w:tmpl w:val="E57C4CD4"/>
@@ -23339,7 +25303,7 @@
       </w:pPr>
     </w:lvl>
   </w:abstractNum>
-  <w:abstractNum w:abstractNumId="74" w15:restartNumberingAfterBreak="0">
+  <w:abstractNum w:abstractNumId="81" w15:restartNumberingAfterBreak="0">
     <w:nsid w:val="63050B90"/>
     <w:multiLevelType w:val="multilevel"/>
     <w:tmpl w:val="8458B1F6"/>
@@ -23488,7 +25452,7 @@
       </w:rPr>
     </w:lvl>
   </w:abstractNum>
-  <w:abstractNum w:abstractNumId="75" w15:restartNumberingAfterBreak="0">
+  <w:abstractNum w:abstractNumId="82" w15:restartNumberingAfterBreak="0">
     <w:nsid w:val="636D188F"/>
     <w:multiLevelType w:val="multilevel"/>
     <w:tmpl w:val="9B128350"/>
@@ -23601,7 +25565,7 @@
       </w:pPr>
     </w:lvl>
   </w:abstractNum>
-  <w:abstractNum w:abstractNumId="76" w15:restartNumberingAfterBreak="0">
+  <w:abstractNum w:abstractNumId="83" w15:restartNumberingAfterBreak="0">
     <w:nsid w:val="64874BC5"/>
     <w:multiLevelType w:val="multilevel"/>
     <w:tmpl w:val="0DE0B358"/>
@@ -23750,7 +25714,7 @@
       </w:rPr>
     </w:lvl>
   </w:abstractNum>
-  <w:abstractNum w:abstractNumId="77" w15:restartNumberingAfterBreak="0">
+  <w:abstractNum w:abstractNumId="84" w15:restartNumberingAfterBreak="0">
     <w:nsid w:val="668F52A0"/>
     <w:multiLevelType w:val="multilevel"/>
     <w:tmpl w:val="FE8CC984"/>
@@ -23899,7 +25863,7 @@
       </w:rPr>
     </w:lvl>
   </w:abstractNum>
-  <w:abstractNum w:abstractNumId="78" w15:restartNumberingAfterBreak="0">
+  <w:abstractNum w:abstractNumId="85" w15:restartNumberingAfterBreak="0">
     <w:nsid w:val="66A81766"/>
     <w:multiLevelType w:val="multilevel"/>
     <w:tmpl w:val="A0926E8A"/>
@@ -24048,7 +26012,7 @@
       </w:rPr>
     </w:lvl>
   </w:abstractNum>
-  <w:abstractNum w:abstractNumId="79" w15:restartNumberingAfterBreak="0">
+  <w:abstractNum w:abstractNumId="86" w15:restartNumberingAfterBreak="0">
     <w:nsid w:val="6B5019CC"/>
     <w:multiLevelType w:val="multilevel"/>
     <w:tmpl w:val="C34CB002"/>
@@ -24193,10 +26157,10 @@
       </w:rPr>
     </w:lvl>
   </w:abstractNum>
-  <w:abstractNum w:abstractNumId="80" w15:restartNumberingAfterBreak="0">
+  <w:abstractNum w:abstractNumId="87" w15:restartNumberingAfterBreak="0">
     <w:nsid w:val="6CA4237C"/>
     <w:multiLevelType w:val="multilevel"/>
-    <w:tmpl w:val="149614A6"/>
+    <w:tmpl w:val="90C2D3D0"/>
     <w:lvl w:ilvl="0">
       <w:start w:val="1"/>
       <w:numFmt w:val="bullet"/>
@@ -24216,17 +26180,13 @@
     <w:lvl w:ilvl="1">
       <w:start w:val="1"/>
       <w:numFmt w:val="bullet"/>
-      <w:lvlText w:val="o"/>
-      <w:lvlJc w:val="left"/>
-      <w:pPr>
-        <w:tabs>
-          <w:tab w:val="num" w:pos="1080"/>
-        </w:tabs>
+      <w:lvlText w:val=""/>
+      <w:lvlJc w:val="left"/>
+      <w:pPr>
         <w:ind w:left="1080" w:hanging="360"/>
       </w:pPr>
       <w:rPr>
-        <w:rFonts w:ascii="Courier New" w:hAnsi="Courier New" w:hint="default"/>
-        <w:sz w:val="20"/>
+        <w:rFonts w:ascii="Symbol" w:hAnsi="Symbol" w:hint="default"/>
       </w:rPr>
     </w:lvl>
     <w:lvl w:ilvl="2" w:tentative="1">
@@ -24342,7 +26302,7 @@
       </w:rPr>
     </w:lvl>
   </w:abstractNum>
-  <w:abstractNum w:abstractNumId="81" w15:restartNumberingAfterBreak="0">
+  <w:abstractNum w:abstractNumId="88" w15:restartNumberingAfterBreak="0">
     <w:nsid w:val="71F16AA6"/>
     <w:multiLevelType w:val="multilevel"/>
     <w:tmpl w:val="718C759E"/>
@@ -24455,7 +26415,7 @@
       </w:pPr>
     </w:lvl>
   </w:abstractNum>
-  <w:abstractNum w:abstractNumId="82" w15:restartNumberingAfterBreak="0">
+  <w:abstractNum w:abstractNumId="89" w15:restartNumberingAfterBreak="0">
     <w:nsid w:val="74C15120"/>
     <w:multiLevelType w:val="multilevel"/>
     <w:tmpl w:val="1A84AD6C"/>
@@ -24604,7 +26564,7 @@
       </w:rPr>
     </w:lvl>
   </w:abstractNum>
-  <w:abstractNum w:abstractNumId="83" w15:restartNumberingAfterBreak="0">
+  <w:abstractNum w:abstractNumId="90" w15:restartNumberingAfterBreak="0">
     <w:nsid w:val="7636516F"/>
     <w:multiLevelType w:val="multilevel"/>
     <w:tmpl w:val="8DCE8D66"/>
@@ -24717,7 +26677,7 @@
       </w:pPr>
     </w:lvl>
   </w:abstractNum>
-  <w:abstractNum w:abstractNumId="84" w15:restartNumberingAfterBreak="0">
+  <w:abstractNum w:abstractNumId="91" w15:restartNumberingAfterBreak="0">
     <w:nsid w:val="76921C18"/>
     <w:multiLevelType w:val="multilevel"/>
     <w:tmpl w:val="1556D09A"/>
@@ -24866,7 +26826,120 @@
       </w:rPr>
     </w:lvl>
   </w:abstractNum>
-  <w:abstractNum w:abstractNumId="85" w15:restartNumberingAfterBreak="0">
+  <w:abstractNum w:abstractNumId="92" w15:restartNumberingAfterBreak="0">
+    <w:nsid w:val="78A119C4"/>
+    <w:multiLevelType w:val="multilevel"/>
+    <w:tmpl w:val="68B69A8C"/>
+    <w:lvl w:ilvl="0">
+      <w:start w:val="1"/>
+      <w:numFmt w:val="decimal"/>
+      <w:lvlText w:val="%1."/>
+      <w:lvlJc w:val="left"/>
+      <w:pPr>
+        <w:tabs>
+          <w:tab w:val="num" w:pos="720"/>
+        </w:tabs>
+        <w:ind w:left="720" w:hanging="360"/>
+      </w:pPr>
+    </w:lvl>
+    <w:lvl w:ilvl="1" w:tentative="1">
+      <w:start w:val="1"/>
+      <w:numFmt w:val="decimal"/>
+      <w:lvlText w:val="%2."/>
+      <w:lvlJc w:val="left"/>
+      <w:pPr>
+        <w:tabs>
+          <w:tab w:val="num" w:pos="1440"/>
+        </w:tabs>
+        <w:ind w:left="1440" w:hanging="360"/>
+      </w:pPr>
+    </w:lvl>
+    <w:lvl w:ilvl="2" w:tentative="1">
+      <w:start w:val="1"/>
+      <w:numFmt w:val="decimal"/>
+      <w:lvlText w:val="%3."/>
+      <w:lvlJc w:val="left"/>
+      <w:pPr>
+        <w:tabs>
+          <w:tab w:val="num" w:pos="2160"/>
+        </w:tabs>
+        <w:ind w:left="2160" w:hanging="360"/>
+      </w:pPr>
+    </w:lvl>
+    <w:lvl w:ilvl="3" w:tentative="1">
+      <w:start w:val="1"/>
+      <w:numFmt w:val="decimal"/>
+      <w:lvlText w:val="%4."/>
+      <w:lvlJc w:val="left"/>
+      <w:pPr>
+        <w:tabs>
+          <w:tab w:val="num" w:pos="2880"/>
+        </w:tabs>
+        <w:ind w:left="2880" w:hanging="360"/>
+      </w:pPr>
+    </w:lvl>
+    <w:lvl w:ilvl="4" w:tentative="1">
+      <w:start w:val="1"/>
+      <w:numFmt w:val="decimal"/>
+      <w:lvlText w:val="%5."/>
+      <w:lvlJc w:val="left"/>
+      <w:pPr>
+        <w:tabs>
+          <w:tab w:val="num" w:pos="3600"/>
+        </w:tabs>
+        <w:ind w:left="3600" w:hanging="360"/>
+      </w:pPr>
+    </w:lvl>
+    <w:lvl w:ilvl="5" w:tentative="1">
+      <w:start w:val="1"/>
+      <w:numFmt w:val="decimal"/>
+      <w:lvlText w:val="%6."/>
+      <w:lvlJc w:val="left"/>
+      <w:pPr>
+        <w:tabs>
+          <w:tab w:val="num" w:pos="4320"/>
+        </w:tabs>
+        <w:ind w:left="4320" w:hanging="360"/>
+      </w:pPr>
+    </w:lvl>
+    <w:lvl w:ilvl="6" w:tentative="1">
+      <w:start w:val="1"/>
+      <w:numFmt w:val="decimal"/>
+      <w:lvlText w:val="%7."/>
+      <w:lvlJc w:val="left"/>
+      <w:pPr>
+        <w:tabs>
+          <w:tab w:val="num" w:pos="5040"/>
+        </w:tabs>
+        <w:ind w:left="5040" w:hanging="360"/>
+      </w:pPr>
+    </w:lvl>
+    <w:lvl w:ilvl="7" w:tentative="1">
+      <w:start w:val="1"/>
+      <w:numFmt w:val="decimal"/>
+      <w:lvlText w:val="%8."/>
+      <w:lvlJc w:val="left"/>
+      <w:pPr>
+        <w:tabs>
+          <w:tab w:val="num" w:pos="5760"/>
+        </w:tabs>
+        <w:ind w:left="5760" w:hanging="360"/>
+      </w:pPr>
+    </w:lvl>
+    <w:lvl w:ilvl="8" w:tentative="1">
+      <w:start w:val="1"/>
+      <w:numFmt w:val="decimal"/>
+      <w:lvlText w:val="%9."/>
+      <w:lvlJc w:val="left"/>
+      <w:pPr>
+        <w:tabs>
+          <w:tab w:val="num" w:pos="6480"/>
+        </w:tabs>
+        <w:ind w:left="6480" w:hanging="360"/>
+      </w:pPr>
+    </w:lvl>
+  </w:abstractNum>
+  <w:abstractNum w:abstractNumId="93" w15:restartNumberingAfterBreak="0">
     <w:nsid w:val="7C593B46"/>
     <w:multiLevelType w:val="multilevel"/>
     <w:tmpl w:val="3BC68F2A"/>
@@ -24979,7 +27052,7 @@
       </w:pPr>
     </w:lvl>
   </w:abstractNum>
-  <w:abstractNum w:abstractNumId="86" w15:restartNumberingAfterBreak="0">
+  <w:abstractNum w:abstractNumId="94" w15:restartNumberingAfterBreak="0">
     <w:nsid w:val="7C5E697B"/>
     <w:multiLevelType w:val="multilevel"/>
     <w:tmpl w:val="C02A7BAA"/>
@@ -25092,7 +27165,7 @@
       </w:pPr>
     </w:lvl>
   </w:abstractNum>
-  <w:abstractNum w:abstractNumId="87" w15:restartNumberingAfterBreak="0">
+  <w:abstractNum w:abstractNumId="95" w15:restartNumberingAfterBreak="0">
     <w:nsid w:val="7CAE7295"/>
     <w:multiLevelType w:val="multilevel"/>
     <w:tmpl w:val="215C0D12"/>
@@ -25205,7 +27278,7 @@
       </w:pPr>
     </w:lvl>
   </w:abstractNum>
-  <w:abstractNum w:abstractNumId="88" w15:restartNumberingAfterBreak="0">
+  <w:abstractNum w:abstractNumId="96" w15:restartNumberingAfterBreak="0">
     <w:nsid w:val="7EBA6FEE"/>
     <w:multiLevelType w:val="multilevel"/>
     <w:tmpl w:val="90521802"/>
@@ -25354,7 +27427,7 @@
       </w:rPr>
     </w:lvl>
   </w:abstractNum>
-  <w:abstractNum w:abstractNumId="89" w15:restartNumberingAfterBreak="0">
+  <w:abstractNum w:abstractNumId="97" w15:restartNumberingAfterBreak="0">
     <w:nsid w:val="7EC64166"/>
     <w:multiLevelType w:val="multilevel"/>
     <w:tmpl w:val="5B4E36D6"/>
@@ -25504,28 +27577,28 @@
     </w:lvl>
   </w:abstractNum>
   <w:num w:numId="1" w16cid:durableId="1485967246">
-    <w:abstractNumId w:val="40"/>
+    <w:abstractNumId w:val="44"/>
   </w:num>
   <w:num w:numId="2" w16cid:durableId="1060515020">
-    <w:abstractNumId w:val="82"/>
+    <w:abstractNumId w:val="89"/>
   </w:num>
   <w:num w:numId="3" w16cid:durableId="166214235">
-    <w:abstractNumId w:val="45"/>
+    <w:abstractNumId w:val="50"/>
   </w:num>
   <w:num w:numId="4" w16cid:durableId="635063584">
-    <w:abstractNumId w:val="84"/>
+    <w:abstractNumId w:val="91"/>
   </w:num>
   <w:num w:numId="5" w16cid:durableId="1488328455">
     <w:abstractNumId w:val="0"/>
   </w:num>
   <w:num w:numId="6" w16cid:durableId="1820532546">
-    <w:abstractNumId w:val="17"/>
+    <w:abstractNumId w:val="19"/>
   </w:num>
   <w:num w:numId="7" w16cid:durableId="217979751">
-    <w:abstractNumId w:val="67"/>
+    <w:abstractNumId w:val="74"/>
   </w:num>
   <w:num w:numId="8" w16cid:durableId="824931281">
-    <w:abstractNumId w:val="67"/>
+    <w:abstractNumId w:val="74"/>
     <w:lvlOverride w:ilvl="1">
       <w:lvl w:ilvl="1">
         <w:numFmt w:val="decimal"/>
@@ -25535,253 +27608,277 @@
     </w:lvlOverride>
   </w:num>
   <w:num w:numId="9" w16cid:durableId="1247495937">
+    <w:abstractNumId w:val="65"/>
+  </w:num>
+  <w:num w:numId="10" w16cid:durableId="2115979461">
+    <w:abstractNumId w:val="36"/>
+  </w:num>
+  <w:num w:numId="11" w16cid:durableId="1488744066">
+    <w:abstractNumId w:val="4"/>
+  </w:num>
+  <w:num w:numId="12" w16cid:durableId="739714594">
+    <w:abstractNumId w:val="53"/>
+  </w:num>
+  <w:num w:numId="13" w16cid:durableId="742068307">
+    <w:abstractNumId w:val="22"/>
+  </w:num>
+  <w:num w:numId="14" w16cid:durableId="911890441">
+    <w:abstractNumId w:val="84"/>
+  </w:num>
+  <w:num w:numId="15" w16cid:durableId="1337803996">
+    <w:abstractNumId w:val="18"/>
+  </w:num>
+  <w:num w:numId="16" w16cid:durableId="32273097">
+    <w:abstractNumId w:val="97"/>
+  </w:num>
+  <w:num w:numId="17" w16cid:durableId="528950544">
+    <w:abstractNumId w:val="85"/>
+  </w:num>
+  <w:num w:numId="18" w16cid:durableId="381173997">
+    <w:abstractNumId w:val="9"/>
+  </w:num>
+  <w:num w:numId="19" w16cid:durableId="905799505">
+    <w:abstractNumId w:val="25"/>
+  </w:num>
+  <w:num w:numId="20" w16cid:durableId="360477177">
+    <w:abstractNumId w:val="76"/>
+  </w:num>
+  <w:num w:numId="21" w16cid:durableId="1364818147">
+    <w:abstractNumId w:val="35"/>
+  </w:num>
+  <w:num w:numId="22" w16cid:durableId="379861897">
+    <w:abstractNumId w:val="86"/>
+  </w:num>
+  <w:num w:numId="23" w16cid:durableId="1140224231">
+    <w:abstractNumId w:val="38"/>
+  </w:num>
+  <w:num w:numId="24" w16cid:durableId="1789008370">
+    <w:abstractNumId w:val="37"/>
+  </w:num>
+  <w:num w:numId="25" w16cid:durableId="1008286715">
+    <w:abstractNumId w:val="96"/>
+  </w:num>
+  <w:num w:numId="26" w16cid:durableId="2094541931">
+    <w:abstractNumId w:val="52"/>
+  </w:num>
+  <w:num w:numId="27" w16cid:durableId="576012676">
+    <w:abstractNumId w:val="39"/>
+  </w:num>
+  <w:num w:numId="28" w16cid:durableId="761488549">
+    <w:abstractNumId w:val="21"/>
+  </w:num>
+  <w:num w:numId="29" w16cid:durableId="1042558868">
+    <w:abstractNumId w:val="68"/>
+  </w:num>
+  <w:num w:numId="30" w16cid:durableId="1916746720">
+    <w:abstractNumId w:val="63"/>
+  </w:num>
+  <w:num w:numId="31" w16cid:durableId="129595486">
+    <w:abstractNumId w:val="43"/>
+  </w:num>
+  <w:num w:numId="32" w16cid:durableId="432407949">
+    <w:abstractNumId w:val="11"/>
+  </w:num>
+  <w:num w:numId="33" w16cid:durableId="1506896887">
+    <w:abstractNumId w:val="26"/>
+  </w:num>
+  <w:num w:numId="34" w16cid:durableId="1656715276">
+    <w:abstractNumId w:val="5"/>
+  </w:num>
+  <w:num w:numId="35" w16cid:durableId="1126462221">
+    <w:abstractNumId w:val="33"/>
+  </w:num>
+  <w:num w:numId="36" w16cid:durableId="684556098">
+    <w:abstractNumId w:val="12"/>
+  </w:num>
+  <w:num w:numId="37" w16cid:durableId="356128053">
+    <w:abstractNumId w:val="61"/>
+  </w:num>
+  <w:num w:numId="38" w16cid:durableId="1322272628">
+    <w:abstractNumId w:val="62"/>
+  </w:num>
+  <w:num w:numId="39" w16cid:durableId="1031220316">
+    <w:abstractNumId w:val="87"/>
+  </w:num>
+  <w:num w:numId="40" w16cid:durableId="1373573612">
+    <w:abstractNumId w:val="3"/>
+  </w:num>
+  <w:num w:numId="41" w16cid:durableId="634527523">
+    <w:abstractNumId w:val="27"/>
+  </w:num>
+  <w:num w:numId="42" w16cid:durableId="1484660289">
     <w:abstractNumId w:val="59"/>
   </w:num>
-  <w:num w:numId="10" w16cid:durableId="2115979461">
-    <w:abstractNumId w:val="33"/>
+  <w:num w:numId="43" w16cid:durableId="1783457883">
+    <w:abstractNumId w:val="83"/>
   </w:num>
-  <w:num w:numId="11" w16cid:durableId="1488744066">
-    <w:abstractNumId w:val="3"/>
+  <w:num w:numId="44" w16cid:durableId="1214973022">
+    <w:abstractNumId w:val="42"/>
   </w:num>
-  <w:num w:numId="12" w16cid:durableId="739714594">
-    <w:abstractNumId w:val="48"/>
+  <w:num w:numId="45" w16cid:durableId="2067143149">
+    <w:abstractNumId w:val="32"/>
   </w:num>
-  <w:num w:numId="13" w16cid:durableId="742068307">
-    <w:abstractNumId w:val="20"/>
-  </w:num>
-  <w:num w:numId="14" w16cid:durableId="911890441">
+  <w:num w:numId="46" w16cid:durableId="193228300">
     <w:abstractNumId w:val="77"/>
   </w:num>
-  <w:num w:numId="15" w16cid:durableId="1337803996">
-    <w:abstractNumId w:val="16"/>
+  <w:num w:numId="47" w16cid:durableId="1919054178">
+    <w:abstractNumId w:val="14"/>
   </w:num>
-  <w:num w:numId="16" w16cid:durableId="32273097">
-    <w:abstractNumId w:val="89"/>
+  <w:num w:numId="48" w16cid:durableId="487091626">
+    <w:abstractNumId w:val="10"/>
   </w:num>
-  <w:num w:numId="17" w16cid:durableId="528950544">
-    <w:abstractNumId w:val="78"/>
+  <w:num w:numId="49" w16cid:durableId="1977027139">
+    <w:abstractNumId w:val="64"/>
   </w:num>
-  <w:num w:numId="18" w16cid:durableId="381173997">
+  <w:num w:numId="50" w16cid:durableId="1847478714">
+    <w:abstractNumId w:val="81"/>
+  </w:num>
+  <w:num w:numId="51" w16cid:durableId="1941601938">
+    <w:abstractNumId w:val="31"/>
+  </w:num>
+  <w:num w:numId="52" w16cid:durableId="196241091">
+    <w:abstractNumId w:val="90"/>
+  </w:num>
+  <w:num w:numId="53" w16cid:durableId="1055813885">
+    <w:abstractNumId w:val="7"/>
+  </w:num>
+  <w:num w:numId="54" w16cid:durableId="1665666932">
+    <w:abstractNumId w:val="72"/>
+  </w:num>
+  <w:num w:numId="55" w16cid:durableId="1548639069">
+    <w:abstractNumId w:val="95"/>
+  </w:num>
+  <w:num w:numId="56" w16cid:durableId="373433159">
+    <w:abstractNumId w:val="75"/>
+  </w:num>
+  <w:num w:numId="57" w16cid:durableId="1312909043">
+    <w:abstractNumId w:val="13"/>
+  </w:num>
+  <w:num w:numId="58" w16cid:durableId="1809661571">
+    <w:abstractNumId w:val="54"/>
+  </w:num>
+  <w:num w:numId="59" w16cid:durableId="1545827899">
+    <w:abstractNumId w:val="80"/>
+  </w:num>
+  <w:num w:numId="60" w16cid:durableId="1716348091">
     <w:abstractNumId w:val="8"/>
   </w:num>
-  <w:num w:numId="19" w16cid:durableId="905799505">
-    <w:abstractNumId w:val="22"/>
-  </w:num>
-  <w:num w:numId="20" w16cid:durableId="360477177">
-    <w:abstractNumId w:val="69"/>
-  </w:num>
-  <w:num w:numId="21" w16cid:durableId="1364818147">
-    <w:abstractNumId w:val="32"/>
-  </w:num>
-  <w:num w:numId="22" w16cid:durableId="379861897">
-    <w:abstractNumId w:val="79"/>
-  </w:num>
-  <w:num w:numId="23" w16cid:durableId="1140224231">
-    <w:abstractNumId w:val="35"/>
-  </w:num>
-  <w:num w:numId="24" w16cid:durableId="1789008370">
-    <w:abstractNumId w:val="34"/>
-  </w:num>
-  <w:num w:numId="25" w16cid:durableId="1008286715">
-    <w:abstractNumId w:val="88"/>
-  </w:num>
-  <w:num w:numId="26" w16cid:durableId="2094541931">
-    <w:abstractNumId w:val="47"/>
-  </w:num>
-  <w:num w:numId="27" w16cid:durableId="576012676">
-    <w:abstractNumId w:val="36"/>
-  </w:num>
-  <w:num w:numId="28" w16cid:durableId="761488549">
-    <w:abstractNumId w:val="19"/>
-  </w:num>
-  <w:num w:numId="29" w16cid:durableId="1042558868">
-    <w:abstractNumId w:val="62"/>
-  </w:num>
-  <w:num w:numId="30" w16cid:durableId="1916746720">
-    <w:abstractNumId w:val="57"/>
-  </w:num>
-  <w:num w:numId="31" w16cid:durableId="129595486">
-    <w:abstractNumId w:val="39"/>
-  </w:num>
-  <w:num w:numId="32" w16cid:durableId="432407949">
-    <w:abstractNumId w:val="10"/>
-  </w:num>
-  <w:num w:numId="33" w16cid:durableId="1506896887">
-    <w:abstractNumId w:val="23"/>
-  </w:num>
-  <w:num w:numId="34" w16cid:durableId="1656715276">
-    <w:abstractNumId w:val="4"/>
-  </w:num>
-  <w:num w:numId="35" w16cid:durableId="1126462221">
-    <w:abstractNumId w:val="30"/>
-  </w:num>
-  <w:num w:numId="36" w16cid:durableId="684556098">
-    <w:abstractNumId w:val="11"/>
-  </w:num>
-  <w:num w:numId="37" w16cid:durableId="356128053">
-    <w:abstractNumId w:val="55"/>
-  </w:num>
-  <w:num w:numId="38" w16cid:durableId="1322272628">
-    <w:abstractNumId w:val="56"/>
-  </w:num>
-  <w:num w:numId="39" w16cid:durableId="1031220316">
-    <w:abstractNumId w:val="80"/>
-  </w:num>
-  <w:num w:numId="40" w16cid:durableId="1373573612">
-    <w:abstractNumId w:val="2"/>
-  </w:num>
-  <w:num w:numId="41" w16cid:durableId="634527523">
-    <w:abstractNumId w:val="24"/>
-  </w:num>
-  <w:num w:numId="42" w16cid:durableId="1484660289">
-    <w:abstractNumId w:val="53"/>
-  </w:num>
-  <w:num w:numId="43" w16cid:durableId="1783457883">
-    <w:abstractNumId w:val="76"/>
-  </w:num>
-  <w:num w:numId="44" w16cid:durableId="1214973022">
-    <w:abstractNumId w:val="38"/>
-  </w:num>
-  <w:num w:numId="45" w16cid:durableId="2067143149">
-    <w:abstractNumId w:val="29"/>
-  </w:num>
-  <w:num w:numId="46" w16cid:durableId="193228300">
-    <w:abstractNumId w:val="70"/>
-  </w:num>
-  <w:num w:numId="47" w16cid:durableId="1919054178">
-    <w:abstractNumId w:val="13"/>
-  </w:num>
-  <w:num w:numId="48" w16cid:durableId="487091626">
-    <w:abstractNumId w:val="9"/>
-  </w:num>
-  <w:num w:numId="49" w16cid:durableId="1977027139">
-    <w:abstractNumId w:val="58"/>
-  </w:num>
-  <w:num w:numId="50" w16cid:durableId="1847478714">
-    <w:abstractNumId w:val="74"/>
-  </w:num>
-  <w:num w:numId="51" w16cid:durableId="1941601938">
-    <w:abstractNumId w:val="28"/>
-  </w:num>
-  <w:num w:numId="52" w16cid:durableId="196241091">
-    <w:abstractNumId w:val="83"/>
-  </w:num>
-  <w:num w:numId="53" w16cid:durableId="1055813885">
-    <w:abstractNumId w:val="6"/>
-  </w:num>
-  <w:num w:numId="54" w16cid:durableId="1665666932">
-    <w:abstractNumId w:val="65"/>
-  </w:num>
-  <w:num w:numId="55" w16cid:durableId="1548639069">
-    <w:abstractNumId w:val="87"/>
-  </w:num>
-  <w:num w:numId="56" w16cid:durableId="373433159">
-    <w:abstractNumId w:val="68"/>
-  </w:num>
-  <w:num w:numId="57" w16cid:durableId="1312909043">
-    <w:abstractNumId w:val="12"/>
-  </w:num>
-  <w:num w:numId="58" w16cid:durableId="1809661571">
-    <w:abstractNumId w:val="49"/>
-  </w:num>
-  <w:num w:numId="59" w16cid:durableId="1545827899">
-    <w:abstractNumId w:val="73"/>
-  </w:num>
-  <w:num w:numId="60" w16cid:durableId="1716348091">
-    <w:abstractNumId w:val="7"/>
-  </w:num>
   <w:num w:numId="61" w16cid:durableId="817647083">
-    <w:abstractNumId w:val="14"/>
+    <w:abstractNumId w:val="15"/>
   </w:num>
   <w:num w:numId="62" w16cid:durableId="233201404">
     <w:abstractNumId w:val="1"/>
   </w:num>
   <w:num w:numId="63" w16cid:durableId="1157502318">
+    <w:abstractNumId w:val="56"/>
+  </w:num>
+  <w:num w:numId="64" w16cid:durableId="632253821">
+    <w:abstractNumId w:val="60"/>
+  </w:num>
+  <w:num w:numId="65" w16cid:durableId="574096445">
+    <w:abstractNumId w:val="29"/>
+  </w:num>
+  <w:num w:numId="66" w16cid:durableId="1679042737">
+    <w:abstractNumId w:val="66"/>
+  </w:num>
+  <w:num w:numId="67" w16cid:durableId="1641765291">
     <w:abstractNumId w:val="51"/>
   </w:num>
-  <w:num w:numId="64" w16cid:durableId="632253821">
-    <w:abstractNumId w:val="54"/>
+  <w:num w:numId="68" w16cid:durableId="1096514703">
+    <w:abstractNumId w:val="45"/>
   </w:num>
-  <w:num w:numId="65" w16cid:durableId="574096445">
-    <w:abstractNumId w:val="26"/>
+  <w:num w:numId="69" w16cid:durableId="399864210">
+    <w:abstractNumId w:val="78"/>
   </w:num>
-  <w:num w:numId="66" w16cid:durableId="1679042737">
-    <w:abstractNumId w:val="60"/>
+  <w:num w:numId="70" w16cid:durableId="125855137">
+    <w:abstractNumId w:val="55"/>
   </w:num>
-  <w:num w:numId="67" w16cid:durableId="1641765291">
+  <w:num w:numId="71" w16cid:durableId="688288430">
+    <w:abstractNumId w:val="30"/>
+  </w:num>
+  <w:num w:numId="72" w16cid:durableId="1774746457">
+    <w:abstractNumId w:val="49"/>
+  </w:num>
+  <w:num w:numId="73" w16cid:durableId="1410351349">
+    <w:abstractNumId w:val="67"/>
+  </w:num>
+  <w:num w:numId="74" w16cid:durableId="1829247184">
+    <w:abstractNumId w:val="34"/>
+  </w:num>
+  <w:num w:numId="75" w16cid:durableId="1907451556">
+    <w:abstractNumId w:val="17"/>
+  </w:num>
+  <w:num w:numId="76" w16cid:durableId="476074149">
+    <w:abstractNumId w:val="82"/>
+  </w:num>
+  <w:num w:numId="77" w16cid:durableId="1549686311">
+    <w:abstractNumId w:val="20"/>
+  </w:num>
+  <w:num w:numId="78" w16cid:durableId="1262101896">
+    <w:abstractNumId w:val="73"/>
+  </w:num>
+  <w:num w:numId="79" w16cid:durableId="1559122300">
+    <w:abstractNumId w:val="93"/>
+  </w:num>
+  <w:num w:numId="80" w16cid:durableId="1881479335">
+    <w:abstractNumId w:val="71"/>
+  </w:num>
+  <w:num w:numId="81" w16cid:durableId="1644889375">
+    <w:abstractNumId w:val="88"/>
+  </w:num>
+  <w:num w:numId="82" w16cid:durableId="266809816">
+    <w:abstractNumId w:val="41"/>
+  </w:num>
+  <w:num w:numId="83" w16cid:durableId="1898975329">
+    <w:abstractNumId w:val="79"/>
+  </w:num>
+  <w:num w:numId="84" w16cid:durableId="921790582">
+    <w:abstractNumId w:val="23"/>
+  </w:num>
+  <w:num w:numId="85" w16cid:durableId="1216041000">
     <w:abstractNumId w:val="46"/>
   </w:num>
-  <w:num w:numId="68" w16cid:durableId="1096514703">
-    <w:abstractNumId w:val="41"/>
-  </w:num>
-  <w:num w:numId="69" w16cid:durableId="399864210">
-    <w:abstractNumId w:val="71"/>
-  </w:num>
-  <w:num w:numId="70" w16cid:durableId="125855137">
-    <w:abstractNumId w:val="50"/>
-  </w:num>
-  <w:num w:numId="71" w16cid:durableId="688288430">
-    <w:abstractNumId w:val="27"/>
-  </w:num>
-  <w:num w:numId="72" w16cid:durableId="1774746457">
-    <w:abstractNumId w:val="44"/>
-  </w:num>
-  <w:num w:numId="73" w16cid:durableId="1410351349">
-    <w:abstractNumId w:val="61"/>
-  </w:num>
-  <w:num w:numId="74" w16cid:durableId="1829247184">
-    <w:abstractNumId w:val="31"/>
-  </w:num>
-  <w:num w:numId="75" w16cid:durableId="1907451556">
-    <w:abstractNumId w:val="15"/>
-  </w:num>
-  <w:num w:numId="76" w16cid:durableId="476074149">
-    <w:abstractNumId w:val="75"/>
-  </w:num>
-  <w:num w:numId="77" w16cid:durableId="1549686311">
-    <w:abstractNumId w:val="18"/>
-  </w:num>
-  <w:num w:numId="78" w16cid:durableId="1262101896">
-    <w:abstractNumId w:val="66"/>
-  </w:num>
-  <w:num w:numId="79" w16cid:durableId="1559122300">
-    <w:abstractNumId w:val="85"/>
-  </w:num>
-  <w:num w:numId="80" w16cid:durableId="1881479335">
-    <w:abstractNumId w:val="64"/>
-  </w:num>
-  <w:num w:numId="81" w16cid:durableId="1644889375">
-    <w:abstractNumId w:val="81"/>
-  </w:num>
-  <w:num w:numId="82" w16cid:durableId="266809816">
-    <w:abstractNumId w:val="37"/>
-  </w:num>
-  <w:num w:numId="83" w16cid:durableId="1898975329">
-    <w:abstractNumId w:val="72"/>
-  </w:num>
-  <w:num w:numId="84" w16cid:durableId="921790582">
-    <w:abstractNumId w:val="21"/>
-  </w:num>
-  <w:num w:numId="85" w16cid:durableId="1216041000">
-    <w:abstractNumId w:val="42"/>
-  </w:num>
   <w:num w:numId="86" w16cid:durableId="1230000132">
-    <w:abstractNumId w:val="52"/>
+    <w:abstractNumId w:val="58"/>
   </w:num>
   <w:num w:numId="87" w16cid:durableId="1151213614">
-    <w:abstractNumId w:val="86"/>
+    <w:abstractNumId w:val="94"/>
   </w:num>
   <w:num w:numId="88" w16cid:durableId="779648141">
-    <w:abstractNumId w:val="43"/>
+    <w:abstractNumId w:val="48"/>
   </w:num>
   <w:num w:numId="89" w16cid:durableId="1661083049">
-    <w:abstractNumId w:val="5"/>
+    <w:abstractNumId w:val="6"/>
   </w:num>
   <w:num w:numId="90" w16cid:durableId="1078475948">
-    <w:abstractNumId w:val="25"/>
+    <w:abstractNumId w:val="28"/>
   </w:num>
   <w:num w:numId="91" w16cid:durableId="7105176">
-    <w:abstractNumId w:val="63"/>
+    <w:abstractNumId w:val="69"/>
+  </w:num>
+  <w:num w:numId="92" w16cid:durableId="20787591">
+    <w:abstractNumId w:val="40"/>
+  </w:num>
+  <w:num w:numId="93" w16cid:durableId="2070494462">
+    <w:abstractNumId w:val="57"/>
+  </w:num>
+  <w:num w:numId="94" w16cid:durableId="152258199">
+    <w:abstractNumId w:val="16"/>
+  </w:num>
+  <w:num w:numId="95" w16cid:durableId="332027457">
+    <w:abstractNumId w:val="70"/>
+  </w:num>
+  <w:num w:numId="96" w16cid:durableId="1652637883">
+    <w:abstractNumId w:val="24"/>
+  </w:num>
+  <w:num w:numId="97" w16cid:durableId="1237008859">
+    <w:abstractNumId w:val="2"/>
+  </w:num>
+  <w:num w:numId="98" w16cid:durableId="676424320">
+    <w:abstractNumId w:val="47"/>
+  </w:num>
+  <w:num w:numId="99" w16cid:durableId="1044448274">
+    <w:abstractNumId w:val="92"/>
   </w:num>
 </w:numbering>
 </file>
@@ -26406,7 +28503,6 @@
   <w:style w:type="character" w:default="1" w:styleId="DefaultParagraphFont">
     <w:name w:val="Default Paragraph Font"/>
     <w:uiPriority w:val="1"/>
-    <w:semiHidden/>
     <w:unhideWhenUsed/>
   </w:style>
   <w:style w:type="table" w:default="1" w:styleId="TableNormal">

--- a/Coda Full Description.docx
+++ b/Coda Full Description.docx
@@ -5,7 +5,11 @@
     <w:sdt>
       <w:sdtPr>
         <w:rPr>
-          <w:rFonts w:ascii="Times New Roman" w:hAnsi="Times New Roman" w:cs="Times New Roman"/>
+          <w:rFonts w:ascii="Times New Roman" w:eastAsiaTheme="minorEastAsia" w:hAnsi="Times New Roman" w:cs="Times New Roman"/>
+          <w:color w:val="auto"/>
+          <w:sz w:val="22"/>
+          <w:szCs w:val="20"/>
+          <w:lang w:eastAsia="zh-CN"/>
         </w:rPr>
         <w:id w:val="-1185131498"/>
         <w:docPartObj>
@@ -15,14 +19,9 @@
       </w:sdtPr>
       <w:sdtEndPr>
         <w:rPr>
-          <w:rFonts w:eastAsiaTheme="minorEastAsia"/>
           <w:b/>
           <w:bCs/>
           <w:noProof/>
-          <w:color w:val="auto"/>
-          <w:sz w:val="22"/>
-          <w:szCs w:val="20"/>
-          <w:lang w:eastAsia="zh-CN"/>
         </w:rPr>
       </w:sdtEndPr>
       <w:sdtContent>
@@ -2060,23 +2059,7 @@
                 <w:rFonts w:cs="Times New Roman"/>
                 <w:noProof/>
               </w:rPr>
-              <w:t>2.2 Sig</w:t>
-            </w:r>
-            <w:r>
-              <w:rPr>
-                <w:rStyle w:val="Hyperlink"/>
-                <w:rFonts w:cs="Times New Roman"/>
-                <w:noProof/>
-              </w:rPr>
-              <w:t>n</w:t>
-            </w:r>
-            <w:r>
-              <w:rPr>
-                <w:rStyle w:val="Hyperlink"/>
-                <w:rFonts w:cs="Times New Roman"/>
-                <w:noProof/>
-              </w:rPr>
-              <w:t xml:space="preserve"> Up / Sign In</w:t>
+              <w:t>2.2 Sign Up / Sign In</w:t>
             </w:r>
             <w:r>
               <w:rPr>
@@ -3748,7 +3731,23 @@
                 <w:rFonts w:cs="Times New Roman"/>
                 <w:noProof/>
               </w:rPr>
-              <w:t>Sprint 4: Smart Search &amp; Filters</w:t>
+              <w:t>Sprint 4: Sm</w:t>
+            </w:r>
+            <w:r>
+              <w:rPr>
+                <w:rStyle w:val="Hyperlink"/>
+                <w:rFonts w:cs="Times New Roman"/>
+                <w:noProof/>
+              </w:rPr>
+              <w:t>a</w:t>
+            </w:r>
+            <w:r>
+              <w:rPr>
+                <w:rStyle w:val="Hyperlink"/>
+                <w:rFonts w:cs="Times New Roman"/>
+                <w:noProof/>
+              </w:rPr>
+              <w:t>rt Search &amp; Filters</w:t>
             </w:r>
             <w:r>
               <w:rPr>
@@ -7282,17 +7281,9 @@
         <w:rPr>
           <w:rFonts w:cs="Times New Roman"/>
         </w:rPr>
-        <w:t xml:space="preserve">1. </w:t>
-      </w:r>
-      <w:proofErr w:type="spellStart"/>
-      <w:r>
-        <w:rPr>
-          <w:rFonts w:cs="Times New Roman"/>
-        </w:rPr>
-        <w:t>Overview</w:t>
+        <w:t>1. Overview</w:t>
       </w:r>
       <w:bookmarkEnd w:id="23"/>
-      <w:proofErr w:type="spellEnd"/>
     </w:p>
     <w:p>
       <w:pPr>
@@ -14312,6 +14303,33 @@
           <w:rFonts w:cs="Times New Roman"/>
         </w:rPr>
         <w:t>About / Version Info Page (final version info update)</w:t>
+      </w:r>
+    </w:p>
+    <w:p>
+      <w:pPr>
+        <w:rPr>
+          <w:rFonts w:cs="Times New Roman"/>
+        </w:rPr>
+      </w:pPr>
+    </w:p>
+    <w:p>
+      <w:pPr>
+        <w:rPr>
+          <w:rFonts w:cs="Times New Roman"/>
+        </w:rPr>
+      </w:pPr>
+    </w:p>
+    <w:p>
+      <w:pPr>
+        <w:rPr>
+          <w:rFonts w:cs="Times New Roman"/>
+        </w:rPr>
+      </w:pPr>
+      <w:r>
+        <w:rPr>
+          <w:rFonts w:cs="Times New Roman"/>
+        </w:rPr>
+        <w:br/>
       </w:r>
     </w:p>
     <w:p>

--- a/Coda Full Description.docx
+++ b/Coda Full Description.docx
@@ -3731,23 +3731,7 @@
                 <w:rFonts w:cs="Times New Roman"/>
                 <w:noProof/>
               </w:rPr>
-              <w:t>Sprint 4: Sm</w:t>
-            </w:r>
-            <w:r>
-              <w:rPr>
-                <w:rStyle w:val="Hyperlink"/>
-                <w:rFonts w:cs="Times New Roman"/>
-                <w:noProof/>
-              </w:rPr>
-              <w:t>a</w:t>
-            </w:r>
-            <w:r>
-              <w:rPr>
-                <w:rStyle w:val="Hyperlink"/>
-                <w:rFonts w:cs="Times New Roman"/>
-                <w:noProof/>
-              </w:rPr>
-              <w:t>rt Search &amp; Filters</w:t>
+              <w:t>Sprint 4: Smart Search &amp; Filters</w:t>
             </w:r>
             <w:r>
               <w:rPr>
@@ -13734,13 +13718,20 @@
         <w:pStyle w:val="Heading2"/>
       </w:pPr>
       <w:r>
-        <w:t>Sprint 12: Build, Packaging, Security Hardening, and Optimization</w:t>
-      </w:r>
-    </w:p>
-    <w:p>
-      <w:pPr>
-        <w:rPr>
-          <w:rFonts w:cs="Times New Roman"/>
+        <w:t>Sprint 1</w:t>
+      </w:r>
+      <w:r>
+        <w:t>2</w:t>
+      </w:r>
+      <w:r>
+        <w:t>: Memory Efficiency &amp; Resource Optimization</w:t>
+      </w:r>
+    </w:p>
+    <w:p>
+      <w:pPr>
+        <w:rPr>
+          <w:rFonts w:cs="Times New Roman"/>
+          <w:szCs w:val="22"/>
         </w:rPr>
       </w:pPr>
       <w:r>
@@ -13748,6 +13739,7 @@
           <w:rFonts w:cs="Times New Roman"/>
           <w:b/>
           <w:bCs/>
+          <w:szCs w:val="22"/>
         </w:rPr>
         <w:t>Goals:</w:t>
       </w:r>
@@ -13756,57 +13748,83 @@
       <w:pPr>
         <w:numPr>
           <w:ilvl w:val="0"/>
-          <w:numId w:val="96"/>
-        </w:numPr>
-        <w:rPr>
-          <w:rFonts w:cs="Times New Roman"/>
-        </w:rPr>
-      </w:pPr>
-      <w:r>
-        <w:rPr>
-          <w:rFonts w:cs="Times New Roman"/>
-        </w:rPr>
-        <w:t xml:space="preserve">Produce production .exe build </w:t>
-      </w:r>
-    </w:p>
-    <w:p>
-      <w:pPr>
-        <w:numPr>
-          <w:ilvl w:val="0"/>
-          <w:numId w:val="96"/>
-        </w:numPr>
-        <w:rPr>
-          <w:rFonts w:cs="Times New Roman"/>
-        </w:rPr>
-      </w:pPr>
-      <w:r>
-        <w:rPr>
-          <w:rFonts w:cs="Times New Roman"/>
-        </w:rPr>
-        <w:t xml:space="preserve">Reduce app size </w:t>
-      </w:r>
-    </w:p>
-    <w:p>
-      <w:pPr>
-        <w:numPr>
-          <w:ilvl w:val="0"/>
-          <w:numId w:val="96"/>
-        </w:numPr>
-        <w:rPr>
-          <w:rFonts w:cs="Times New Roman"/>
-        </w:rPr>
-      </w:pPr>
-      <w:r>
-        <w:rPr>
-          <w:rFonts w:cs="Times New Roman"/>
-        </w:rPr>
-        <w:t xml:space="preserve">Harden security before release </w:t>
-      </w:r>
-    </w:p>
-    <w:p>
-      <w:pPr>
-        <w:rPr>
-          <w:rFonts w:cs="Times New Roman"/>
+          <w:numId w:val="100"/>
+        </w:numPr>
+        <w:rPr>
+          <w:rFonts w:cs="Times New Roman"/>
+          <w:szCs w:val="22"/>
+        </w:rPr>
+      </w:pPr>
+      <w:r>
+        <w:rPr>
+          <w:rFonts w:cs="Times New Roman"/>
+          <w:szCs w:val="22"/>
+        </w:rPr>
+        <w:t xml:space="preserve">Minimize RAM usage </w:t>
+      </w:r>
+    </w:p>
+    <w:p>
+      <w:pPr>
+        <w:numPr>
+          <w:ilvl w:val="0"/>
+          <w:numId w:val="100"/>
+        </w:numPr>
+        <w:rPr>
+          <w:rFonts w:cs="Times New Roman"/>
+          <w:szCs w:val="22"/>
+        </w:rPr>
+      </w:pPr>
+      <w:r>
+        <w:rPr>
+          <w:rFonts w:cs="Times New Roman"/>
+          <w:szCs w:val="22"/>
+        </w:rPr>
+        <w:t xml:space="preserve">Prevent memory leaks </w:t>
+      </w:r>
+    </w:p>
+    <w:p>
+      <w:pPr>
+        <w:numPr>
+          <w:ilvl w:val="0"/>
+          <w:numId w:val="100"/>
+        </w:numPr>
+        <w:rPr>
+          <w:rFonts w:cs="Times New Roman"/>
+          <w:szCs w:val="22"/>
+        </w:rPr>
+      </w:pPr>
+      <w:r>
+        <w:rPr>
+          <w:rFonts w:cs="Times New Roman"/>
+          <w:szCs w:val="22"/>
+        </w:rPr>
+        <w:t xml:space="preserve">Optimize data loading and caching </w:t>
+      </w:r>
+    </w:p>
+    <w:p>
+      <w:pPr>
+        <w:numPr>
+          <w:ilvl w:val="0"/>
+          <w:numId w:val="100"/>
+        </w:numPr>
+        <w:rPr>
+          <w:rFonts w:cs="Times New Roman"/>
+          <w:szCs w:val="22"/>
+        </w:rPr>
+      </w:pPr>
+      <w:r>
+        <w:rPr>
+          <w:rFonts w:cs="Times New Roman"/>
+          <w:szCs w:val="22"/>
+        </w:rPr>
+        <w:t xml:space="preserve">Ensure stable performance with large snippet datasets </w:t>
+      </w:r>
+    </w:p>
+    <w:p>
+      <w:pPr>
+        <w:rPr>
+          <w:rFonts w:cs="Times New Roman"/>
+          <w:szCs w:val="22"/>
         </w:rPr>
       </w:pPr>
       <w:r>
@@ -13814,12 +13832,941 @@
           <w:rFonts w:cs="Times New Roman"/>
           <w:b/>
           <w:bCs/>
+          <w:szCs w:val="22"/>
         </w:rPr>
         <w:t>Tasks:</w:t>
       </w:r>
     </w:p>
     <w:p>
       <w:pPr>
+        <w:rPr>
+          <w:rFonts w:cs="Times New Roman"/>
+          <w:szCs w:val="22"/>
+        </w:rPr>
+      </w:pPr>
+      <w:r>
+        <w:rPr>
+          <w:rFonts w:cs="Times New Roman"/>
+          <w:b/>
+          <w:bCs/>
+          <w:szCs w:val="22"/>
+        </w:rPr>
+        <w:t>Data Handling Optimization</w:t>
+      </w:r>
+    </w:p>
+    <w:p>
+      <w:pPr>
+        <w:numPr>
+          <w:ilvl w:val="0"/>
+          <w:numId w:val="101"/>
+        </w:numPr>
+        <w:rPr>
+          <w:rFonts w:cs="Times New Roman"/>
+          <w:szCs w:val="22"/>
+        </w:rPr>
+      </w:pPr>
+      <w:r>
+        <w:rPr>
+          <w:rFonts w:cs="Times New Roman"/>
+          <w:szCs w:val="22"/>
+        </w:rPr>
+        <w:t xml:space="preserve">Implement pagination or virtualized lists (load only visible snippets) </w:t>
+      </w:r>
+    </w:p>
+    <w:p>
+      <w:pPr>
+        <w:numPr>
+          <w:ilvl w:val="0"/>
+          <w:numId w:val="101"/>
+        </w:numPr>
+        <w:rPr>
+          <w:rFonts w:cs="Times New Roman"/>
+          <w:szCs w:val="22"/>
+        </w:rPr>
+      </w:pPr>
+      <w:r>
+        <w:rPr>
+          <w:rFonts w:cs="Times New Roman"/>
+          <w:szCs w:val="22"/>
+        </w:rPr>
+        <w:t xml:space="preserve">Avoid loading all snippets into global state at startup </w:t>
+      </w:r>
+    </w:p>
+    <w:p>
+      <w:pPr>
+        <w:numPr>
+          <w:ilvl w:val="0"/>
+          <w:numId w:val="101"/>
+        </w:numPr>
+        <w:rPr>
+          <w:rFonts w:cs="Times New Roman"/>
+          <w:szCs w:val="22"/>
+        </w:rPr>
+      </w:pPr>
+      <w:r>
+        <w:rPr>
+          <w:rFonts w:cs="Times New Roman"/>
+          <w:szCs w:val="22"/>
+        </w:rPr>
+        <w:t xml:space="preserve">Lazy-load snippet content (load code only when opened) </w:t>
+      </w:r>
+    </w:p>
+    <w:p>
+      <w:pPr>
+        <w:numPr>
+          <w:ilvl w:val="0"/>
+          <w:numId w:val="101"/>
+        </w:numPr>
+        <w:rPr>
+          <w:rFonts w:cs="Times New Roman"/>
+          <w:szCs w:val="22"/>
+        </w:rPr>
+      </w:pPr>
+      <w:r>
+        <w:rPr>
+          <w:rFonts w:cs="Times New Roman"/>
+          <w:szCs w:val="22"/>
+        </w:rPr>
+        <w:t xml:space="preserve">Normalize state (store IDs instead of full objects where possible) </w:t>
+      </w:r>
+    </w:p>
+    <w:p>
+      <w:pPr>
+        <w:rPr>
+          <w:rFonts w:cs="Times New Roman"/>
+          <w:szCs w:val="22"/>
+        </w:rPr>
+      </w:pPr>
+      <w:r>
+        <w:rPr>
+          <w:rFonts w:cs="Times New Roman"/>
+          <w:b/>
+          <w:bCs/>
+          <w:szCs w:val="22"/>
+        </w:rPr>
+        <w:t>Caching Strategy</w:t>
+      </w:r>
+    </w:p>
+    <w:p>
+      <w:pPr>
+        <w:pStyle w:val="ListParagraph"/>
+        <w:numPr>
+          <w:ilvl w:val="0"/>
+          <w:numId w:val="101"/>
+        </w:numPr>
+        <w:rPr>
+          <w:rFonts w:cs="Times New Roman"/>
+          <w:szCs w:val="22"/>
+        </w:rPr>
+      </w:pPr>
+      <w:r>
+        <w:rPr>
+          <w:rFonts w:cs="Times New Roman"/>
+          <w:szCs w:val="22"/>
+        </w:rPr>
+        <w:t>Add cache size limit (LRU cache for snippets)</w:t>
+      </w:r>
+    </w:p>
+    <w:p>
+      <w:pPr>
+        <w:pStyle w:val="ListParagraph"/>
+        <w:numPr>
+          <w:ilvl w:val="0"/>
+          <w:numId w:val="101"/>
+        </w:numPr>
+        <w:rPr>
+          <w:rFonts w:cs="Times New Roman"/>
+          <w:szCs w:val="22"/>
+        </w:rPr>
+      </w:pPr>
+      <w:r>
+        <w:rPr>
+          <w:rFonts w:cs="Times New Roman"/>
+          <w:szCs w:val="22"/>
+        </w:rPr>
+        <w:t>Evict least-used snippets from memory</w:t>
+      </w:r>
+    </w:p>
+    <w:p>
+      <w:pPr>
+        <w:pStyle w:val="ListParagraph"/>
+        <w:numPr>
+          <w:ilvl w:val="0"/>
+          <w:numId w:val="101"/>
+        </w:numPr>
+        <w:rPr>
+          <w:rFonts w:cs="Times New Roman"/>
+          <w:szCs w:val="22"/>
+        </w:rPr>
+      </w:pPr>
+      <w:r>
+        <w:rPr>
+          <w:rFonts w:cs="Times New Roman"/>
+          <w:szCs w:val="22"/>
+        </w:rPr>
+        <w:t>Avoid duplicate data in cache and state</w:t>
+      </w:r>
+    </w:p>
+    <w:p>
+      <w:pPr>
+        <w:pStyle w:val="ListParagraph"/>
+        <w:numPr>
+          <w:ilvl w:val="0"/>
+          <w:numId w:val="101"/>
+        </w:numPr>
+        <w:rPr>
+          <w:rFonts w:cs="Times New Roman"/>
+          <w:szCs w:val="22"/>
+        </w:rPr>
+      </w:pPr>
+      <w:r>
+        <w:rPr>
+          <w:rFonts w:cs="Times New Roman"/>
+          <w:szCs w:val="22"/>
+        </w:rPr>
+        <w:t>Store heavy data (code content) outside main state when idle</w:t>
+      </w:r>
+    </w:p>
+    <w:p>
+      <w:pPr>
+        <w:rPr>
+          <w:rFonts w:cs="Times New Roman"/>
+          <w:szCs w:val="22"/>
+        </w:rPr>
+      </w:pPr>
+      <w:r>
+        <w:rPr>
+          <w:rFonts w:cs="Times New Roman"/>
+          <w:b/>
+          <w:bCs/>
+          <w:szCs w:val="22"/>
+        </w:rPr>
+        <w:t>Memory Leak Prevention</w:t>
+      </w:r>
+    </w:p>
+    <w:p>
+      <w:pPr>
+        <w:pStyle w:val="ListParagraph"/>
+        <w:numPr>
+          <w:ilvl w:val="0"/>
+          <w:numId w:val="101"/>
+        </w:numPr>
+        <w:rPr>
+          <w:rFonts w:cs="Times New Roman"/>
+          <w:szCs w:val="22"/>
+        </w:rPr>
+      </w:pPr>
+      <w:r>
+        <w:rPr>
+          <w:rFonts w:cs="Times New Roman"/>
+          <w:szCs w:val="22"/>
+        </w:rPr>
+        <w:t>Clean up event listeners on component unmount</w:t>
+      </w:r>
+    </w:p>
+    <w:p>
+      <w:pPr>
+        <w:pStyle w:val="ListParagraph"/>
+        <w:numPr>
+          <w:ilvl w:val="0"/>
+          <w:numId w:val="101"/>
+        </w:numPr>
+        <w:rPr>
+          <w:rFonts w:cs="Times New Roman"/>
+          <w:szCs w:val="22"/>
+        </w:rPr>
+      </w:pPr>
+      <w:r>
+        <w:rPr>
+          <w:rFonts w:cs="Times New Roman"/>
+          <w:szCs w:val="22"/>
+        </w:rPr>
+        <w:t>Clear intervals, timers, and background jobs properly</w:t>
+      </w:r>
+    </w:p>
+    <w:p>
+      <w:pPr>
+        <w:pStyle w:val="ListParagraph"/>
+        <w:numPr>
+          <w:ilvl w:val="0"/>
+          <w:numId w:val="101"/>
+        </w:numPr>
+        <w:rPr>
+          <w:rFonts w:cs="Times New Roman"/>
+          <w:szCs w:val="22"/>
+        </w:rPr>
+      </w:pPr>
+      <w:r>
+        <w:rPr>
+          <w:rFonts w:cs="Times New Roman"/>
+          <w:szCs w:val="22"/>
+        </w:rPr>
+        <w:t>Avoid stale closures in React hooks</w:t>
+      </w:r>
+    </w:p>
+    <w:p>
+      <w:pPr>
+        <w:pStyle w:val="ListParagraph"/>
+        <w:numPr>
+          <w:ilvl w:val="0"/>
+          <w:numId w:val="101"/>
+        </w:numPr>
+        <w:rPr>
+          <w:rFonts w:cs="Times New Roman"/>
+          <w:szCs w:val="22"/>
+        </w:rPr>
+      </w:pPr>
+      <w:r>
+        <w:rPr>
+          <w:rFonts w:cs="Times New Roman"/>
+          <w:szCs w:val="22"/>
+        </w:rPr>
+        <w:t>Audit long-lived references in services</w:t>
+      </w:r>
+    </w:p>
+    <w:p>
+      <w:pPr>
+        <w:rPr>
+          <w:rFonts w:cs="Times New Roman"/>
+          <w:szCs w:val="22"/>
+        </w:rPr>
+      </w:pPr>
+      <w:r>
+        <w:rPr>
+          <w:rFonts w:cs="Times New Roman"/>
+          <w:b/>
+          <w:bCs/>
+          <w:szCs w:val="22"/>
+        </w:rPr>
+        <w:lastRenderedPageBreak/>
+        <w:t>Background Tasks Optimization</w:t>
+      </w:r>
+    </w:p>
+    <w:p>
+      <w:pPr>
+        <w:pStyle w:val="ListParagraph"/>
+        <w:numPr>
+          <w:ilvl w:val="0"/>
+          <w:numId w:val="101"/>
+        </w:numPr>
+        <w:rPr>
+          <w:rFonts w:cs="Times New Roman"/>
+          <w:szCs w:val="22"/>
+        </w:rPr>
+      </w:pPr>
+      <w:r>
+        <w:rPr>
+          <w:rFonts w:cs="Times New Roman"/>
+          <w:szCs w:val="22"/>
+        </w:rPr>
+        <w:t>Throttle background jobs (indexing, analytics, recommendations)</w:t>
+      </w:r>
+    </w:p>
+    <w:p>
+      <w:pPr>
+        <w:pStyle w:val="ListParagraph"/>
+        <w:numPr>
+          <w:ilvl w:val="0"/>
+          <w:numId w:val="101"/>
+        </w:numPr>
+        <w:rPr>
+          <w:rFonts w:cs="Times New Roman"/>
+          <w:szCs w:val="22"/>
+        </w:rPr>
+      </w:pPr>
+      <w:r>
+        <w:rPr>
+          <w:rFonts w:cs="Times New Roman"/>
+          <w:szCs w:val="22"/>
+        </w:rPr>
+        <w:t>Move heavy computation to Rust backend (Tauri side)</w:t>
+      </w:r>
+    </w:p>
+    <w:p>
+      <w:pPr>
+        <w:pStyle w:val="ListParagraph"/>
+        <w:numPr>
+          <w:ilvl w:val="0"/>
+          <w:numId w:val="101"/>
+        </w:numPr>
+        <w:rPr>
+          <w:rFonts w:cs="Times New Roman"/>
+          <w:szCs w:val="22"/>
+        </w:rPr>
+      </w:pPr>
+      <w:r>
+        <w:rPr>
+          <w:rFonts w:cs="Times New Roman"/>
+          <w:szCs w:val="22"/>
+        </w:rPr>
+        <w:t>Batch operations instead of frequent small updates</w:t>
+      </w:r>
+    </w:p>
+    <w:p>
+      <w:pPr>
+        <w:rPr>
+          <w:rFonts w:cs="Times New Roman"/>
+          <w:szCs w:val="22"/>
+        </w:rPr>
+      </w:pPr>
+      <w:r>
+        <w:rPr>
+          <w:rFonts w:cs="Times New Roman"/>
+          <w:b/>
+          <w:bCs/>
+          <w:szCs w:val="22"/>
+        </w:rPr>
+        <w:t>Rendering Optimization</w:t>
+      </w:r>
+    </w:p>
+    <w:p>
+      <w:pPr>
+        <w:pStyle w:val="ListParagraph"/>
+        <w:numPr>
+          <w:ilvl w:val="0"/>
+          <w:numId w:val="101"/>
+        </w:numPr>
+        <w:rPr>
+          <w:rFonts w:cs="Times New Roman"/>
+          <w:szCs w:val="22"/>
+        </w:rPr>
+      </w:pPr>
+      <w:r>
+        <w:rPr>
+          <w:rFonts w:cs="Times New Roman"/>
+          <w:szCs w:val="22"/>
+        </w:rPr>
+        <w:t xml:space="preserve">Use React </w:t>
+      </w:r>
+      <w:proofErr w:type="spellStart"/>
+      <w:r>
+        <w:rPr>
+          <w:rFonts w:cs="Times New Roman"/>
+          <w:szCs w:val="22"/>
+        </w:rPr>
+        <w:t>memoization</w:t>
+      </w:r>
+      <w:proofErr w:type="spellEnd"/>
+      <w:r>
+        <w:rPr>
+          <w:rFonts w:cs="Times New Roman"/>
+          <w:szCs w:val="22"/>
+        </w:rPr>
+        <w:t xml:space="preserve"> (memo, </w:t>
+      </w:r>
+      <w:proofErr w:type="spellStart"/>
+      <w:r>
+        <w:rPr>
+          <w:rFonts w:cs="Times New Roman"/>
+          <w:szCs w:val="22"/>
+        </w:rPr>
+        <w:t>useMemo</w:t>
+      </w:r>
+      <w:proofErr w:type="spellEnd"/>
+      <w:r>
+        <w:rPr>
+          <w:rFonts w:cs="Times New Roman"/>
+          <w:szCs w:val="22"/>
+        </w:rPr>
+        <w:t xml:space="preserve">, </w:t>
+      </w:r>
+      <w:proofErr w:type="spellStart"/>
+      <w:r>
+        <w:rPr>
+          <w:rFonts w:cs="Times New Roman"/>
+          <w:szCs w:val="22"/>
+        </w:rPr>
+        <w:t>useCallback</w:t>
+      </w:r>
+      <w:proofErr w:type="spellEnd"/>
+      <w:r>
+        <w:rPr>
+          <w:rFonts w:cs="Times New Roman"/>
+          <w:szCs w:val="22"/>
+        </w:rPr>
+        <w:t>)</w:t>
+      </w:r>
+    </w:p>
+    <w:p>
+      <w:pPr>
+        <w:pStyle w:val="ListParagraph"/>
+        <w:numPr>
+          <w:ilvl w:val="0"/>
+          <w:numId w:val="101"/>
+        </w:numPr>
+        <w:rPr>
+          <w:rFonts w:cs="Times New Roman"/>
+          <w:szCs w:val="22"/>
+        </w:rPr>
+      </w:pPr>
+      <w:r>
+        <w:rPr>
+          <w:rFonts w:cs="Times New Roman"/>
+          <w:szCs w:val="22"/>
+        </w:rPr>
+        <w:t>Prevent unnecessary re-renders (state slicing)</w:t>
+      </w:r>
+    </w:p>
+    <w:p>
+      <w:pPr>
+        <w:pStyle w:val="ListParagraph"/>
+        <w:numPr>
+          <w:ilvl w:val="0"/>
+          <w:numId w:val="101"/>
+        </w:numPr>
+        <w:rPr>
+          <w:rFonts w:cs="Times New Roman"/>
+          <w:szCs w:val="22"/>
+        </w:rPr>
+      </w:pPr>
+      <w:r>
+        <w:rPr>
+          <w:rFonts w:cs="Times New Roman"/>
+          <w:szCs w:val="22"/>
+        </w:rPr>
+        <w:t>Avoid large prop drilling</w:t>
+      </w:r>
+    </w:p>
+    <w:p>
+      <w:pPr>
+        <w:pStyle w:val="ListParagraph"/>
+        <w:numPr>
+          <w:ilvl w:val="0"/>
+          <w:numId w:val="101"/>
+        </w:numPr>
+        <w:rPr>
+          <w:rFonts w:cs="Times New Roman"/>
+          <w:szCs w:val="22"/>
+        </w:rPr>
+      </w:pPr>
+      <w:r>
+        <w:rPr>
+          <w:rFonts w:cs="Times New Roman"/>
+          <w:szCs w:val="22"/>
+        </w:rPr>
+        <w:t>Split large components into smaller isolated ones</w:t>
+      </w:r>
+    </w:p>
+    <w:p>
+      <w:pPr>
+        <w:rPr>
+          <w:rFonts w:cs="Times New Roman"/>
+          <w:szCs w:val="22"/>
+        </w:rPr>
+      </w:pPr>
+      <w:r>
+        <w:rPr>
+          <w:rFonts w:cs="Times New Roman"/>
+          <w:b/>
+          <w:bCs/>
+          <w:szCs w:val="22"/>
+        </w:rPr>
+        <w:t>Database Optimization</w:t>
+      </w:r>
+    </w:p>
+    <w:p>
+      <w:pPr>
+        <w:pStyle w:val="ListParagraph"/>
+        <w:numPr>
+          <w:ilvl w:val="0"/>
+          <w:numId w:val="101"/>
+        </w:numPr>
+        <w:rPr>
+          <w:rFonts w:cs="Times New Roman"/>
+          <w:szCs w:val="22"/>
+        </w:rPr>
+      </w:pPr>
+      <w:r>
+        <w:rPr>
+          <w:rFonts w:cs="Times New Roman"/>
+          <w:szCs w:val="22"/>
+        </w:rPr>
+        <w:t>Use indexed queries only</w:t>
+      </w:r>
+    </w:p>
+    <w:p>
+      <w:pPr>
+        <w:pStyle w:val="ListParagraph"/>
+        <w:numPr>
+          <w:ilvl w:val="0"/>
+          <w:numId w:val="101"/>
+        </w:numPr>
+        <w:rPr>
+          <w:rFonts w:cs="Times New Roman"/>
+          <w:szCs w:val="22"/>
+        </w:rPr>
+      </w:pPr>
+      <w:r>
+        <w:rPr>
+          <w:rFonts w:cs="Times New Roman"/>
+          <w:szCs w:val="22"/>
+        </w:rPr>
+        <w:t>Avoid full table scans</w:t>
+      </w:r>
+    </w:p>
+    <w:p>
+      <w:pPr>
+        <w:pStyle w:val="ListParagraph"/>
+        <w:numPr>
+          <w:ilvl w:val="0"/>
+          <w:numId w:val="101"/>
+        </w:numPr>
+        <w:rPr>
+          <w:rFonts w:cs="Times New Roman"/>
+          <w:szCs w:val="22"/>
+        </w:rPr>
+      </w:pPr>
+      <w:r>
+        <w:rPr>
+          <w:rFonts w:cs="Times New Roman"/>
+          <w:szCs w:val="22"/>
+        </w:rPr>
+        <w:t>Limit query result size</w:t>
+      </w:r>
+    </w:p>
+    <w:p>
+      <w:pPr>
+        <w:pStyle w:val="ListParagraph"/>
+        <w:numPr>
+          <w:ilvl w:val="0"/>
+          <w:numId w:val="101"/>
+        </w:numPr>
+        <w:rPr>
+          <w:rFonts w:cs="Times New Roman"/>
+          <w:szCs w:val="22"/>
+        </w:rPr>
+      </w:pPr>
+      <w:r>
+        <w:rPr>
+          <w:rFonts w:cs="Times New Roman"/>
+          <w:szCs w:val="22"/>
+        </w:rPr>
+        <w:t>Close unused DB connections</w:t>
+      </w:r>
+    </w:p>
+    <w:p>
+      <w:pPr>
+        <w:rPr>
+          <w:rFonts w:cs="Times New Roman"/>
+          <w:szCs w:val="22"/>
+        </w:rPr>
+      </w:pPr>
+      <w:r>
+        <w:rPr>
+          <w:rFonts w:cs="Times New Roman"/>
+          <w:b/>
+          <w:bCs/>
+          <w:szCs w:val="22"/>
+        </w:rPr>
+        <w:t>Monitoring &amp; Limits</w:t>
+      </w:r>
+    </w:p>
+    <w:p>
+      <w:pPr>
+        <w:pStyle w:val="ListParagraph"/>
+        <w:numPr>
+          <w:ilvl w:val="0"/>
+          <w:numId w:val="101"/>
+        </w:numPr>
+        <w:rPr>
+          <w:rFonts w:cs="Times New Roman"/>
+          <w:szCs w:val="22"/>
+        </w:rPr>
+      </w:pPr>
+      <w:r>
+        <w:rPr>
+          <w:rFonts w:cs="Times New Roman"/>
+          <w:szCs w:val="22"/>
+        </w:rPr>
+        <w:t>Track memory usage periodically</w:t>
+      </w:r>
+    </w:p>
+    <w:p>
+      <w:pPr>
+        <w:pStyle w:val="ListParagraph"/>
+        <w:numPr>
+          <w:ilvl w:val="0"/>
+          <w:numId w:val="101"/>
+        </w:numPr>
+        <w:rPr>
+          <w:rFonts w:cs="Times New Roman"/>
+          <w:szCs w:val="22"/>
+        </w:rPr>
+      </w:pPr>
+      <w:r>
+        <w:rPr>
+          <w:rFonts w:cs="Times New Roman"/>
+          <w:szCs w:val="22"/>
+        </w:rPr>
+        <w:t>Set memory thresholds (warn if exceeded)</w:t>
+      </w:r>
+    </w:p>
+    <w:p>
+      <w:pPr>
+        <w:pStyle w:val="ListParagraph"/>
+        <w:numPr>
+          <w:ilvl w:val="0"/>
+          <w:numId w:val="101"/>
+        </w:numPr>
+        <w:rPr>
+          <w:rFonts w:cs="Times New Roman"/>
+          <w:szCs w:val="22"/>
+        </w:rPr>
+      </w:pPr>
+      <w:r>
+        <w:rPr>
+          <w:rFonts w:cs="Times New Roman"/>
+          <w:szCs w:val="22"/>
+        </w:rPr>
+        <w:t>Log high memory spikes</w:t>
+      </w:r>
+    </w:p>
+    <w:p>
+      <w:pPr>
+        <w:pStyle w:val="ListParagraph"/>
+        <w:numPr>
+          <w:ilvl w:val="0"/>
+          <w:numId w:val="101"/>
+        </w:numPr>
+        <w:rPr>
+          <w:rFonts w:cs="Times New Roman"/>
+          <w:szCs w:val="22"/>
+        </w:rPr>
+      </w:pPr>
+      <w:r>
+        <w:rPr>
+          <w:rFonts w:cs="Times New Roman"/>
+          <w:szCs w:val="22"/>
+        </w:rPr>
+        <w:t>Add debug mode for memory profiling</w:t>
+      </w:r>
+    </w:p>
+    <w:p>
+      <w:pPr>
+        <w:rPr>
+          <w:rFonts w:cs="Times New Roman"/>
+          <w:szCs w:val="22"/>
+        </w:rPr>
+      </w:pPr>
+      <w:r>
+        <w:rPr>
+          <w:rFonts w:cs="Times New Roman"/>
+          <w:b/>
+          <w:bCs/>
+          <w:szCs w:val="22"/>
+        </w:rPr>
+        <w:t>Deliverables:</w:t>
+      </w:r>
+    </w:p>
+    <w:p>
+      <w:pPr>
+        <w:numPr>
+          <w:ilvl w:val="0"/>
+          <w:numId w:val="102"/>
+        </w:numPr>
+        <w:rPr>
+          <w:rFonts w:cs="Times New Roman"/>
+          <w:szCs w:val="22"/>
+        </w:rPr>
+      </w:pPr>
+      <w:r>
+        <w:rPr>
+          <w:rFonts w:cs="Times New Roman"/>
+          <w:szCs w:val="22"/>
+        </w:rPr>
+        <w:t xml:space="preserve">Reduced memory footprint under normal usage </w:t>
+      </w:r>
+    </w:p>
+    <w:p>
+      <w:pPr>
+        <w:numPr>
+          <w:ilvl w:val="0"/>
+          <w:numId w:val="102"/>
+        </w:numPr>
+        <w:rPr>
+          <w:rFonts w:cs="Times New Roman"/>
+          <w:szCs w:val="22"/>
+        </w:rPr>
+      </w:pPr>
+      <w:r>
+        <w:rPr>
+          <w:rFonts w:cs="Times New Roman"/>
+          <w:szCs w:val="22"/>
+        </w:rPr>
+        <w:t xml:space="preserve">Stable performance with large datasets (1000+ snippets) </w:t>
+      </w:r>
+    </w:p>
+    <w:p>
+      <w:pPr>
+        <w:numPr>
+          <w:ilvl w:val="0"/>
+          <w:numId w:val="102"/>
+        </w:numPr>
+        <w:rPr>
+          <w:rFonts w:cs="Times New Roman"/>
+          <w:szCs w:val="22"/>
+        </w:rPr>
+      </w:pPr>
+      <w:r>
+        <w:rPr>
+          <w:rFonts w:cs="Times New Roman"/>
+          <w:szCs w:val="22"/>
+        </w:rPr>
+        <w:t xml:space="preserve">No detectable memory leaks </w:t>
+      </w:r>
+    </w:p>
+    <w:p>
+      <w:pPr>
+        <w:numPr>
+          <w:ilvl w:val="0"/>
+          <w:numId w:val="102"/>
+        </w:numPr>
+        <w:rPr>
+          <w:rFonts w:cs="Times New Roman"/>
+          <w:szCs w:val="22"/>
+        </w:rPr>
+      </w:pPr>
+      <w:r>
+        <w:rPr>
+          <w:rFonts w:cs="Times New Roman"/>
+          <w:szCs w:val="22"/>
+        </w:rPr>
+        <w:t xml:space="preserve">Memory monitoring system integrated </w:t>
+      </w:r>
+    </w:p>
+    <w:p>
+      <w:pPr>
+        <w:rPr>
+          <w:rFonts w:cs="Times New Roman"/>
+          <w:szCs w:val="22"/>
+        </w:rPr>
+      </w:pPr>
+      <w:r>
+        <w:rPr>
+          <w:rFonts w:cs="Times New Roman"/>
+          <w:b/>
+          <w:bCs/>
+          <w:szCs w:val="22"/>
+        </w:rPr>
+        <w:t>Pages Implemented:</w:t>
+      </w:r>
+    </w:p>
+    <w:p>
+      <w:pPr>
+        <w:numPr>
+          <w:ilvl w:val="0"/>
+          <w:numId w:val="103"/>
+        </w:numPr>
+        <w:rPr>
+          <w:rFonts w:cs="Times New Roman"/>
+          <w:szCs w:val="22"/>
+        </w:rPr>
+      </w:pPr>
+      <w:r>
+        <w:rPr>
+          <w:rFonts w:cs="Times New Roman"/>
+          <w:szCs w:val="22"/>
+        </w:rPr>
+        <w:t>None (engineering sprint)</w:t>
+      </w:r>
+    </w:p>
+    <w:p>
+      <w:pPr>
+        <w:pStyle w:val="Heading2"/>
+      </w:pPr>
+      <w:r>
+        <w:t>Sprint 1</w:t>
+      </w:r>
+      <w:r>
+        <w:t>3</w:t>
+      </w:r>
+      <w:r>
+        <w:t>: Build, Packaging, Security Hardening, and Optimization</w:t>
+      </w:r>
+    </w:p>
+    <w:p>
+      <w:pPr>
+        <w:rPr>
+          <w:rFonts w:cs="Times New Roman"/>
+        </w:rPr>
+      </w:pPr>
+      <w:r>
+        <w:rPr>
+          <w:rFonts w:cs="Times New Roman"/>
+          <w:b/>
+          <w:bCs/>
+        </w:rPr>
+        <w:t>Goals:</w:t>
+      </w:r>
+    </w:p>
+    <w:p>
+      <w:pPr>
+        <w:numPr>
+          <w:ilvl w:val="0"/>
+          <w:numId w:val="96"/>
+        </w:numPr>
+        <w:rPr>
+          <w:rFonts w:cs="Times New Roman"/>
+        </w:rPr>
+      </w:pPr>
+      <w:r>
+        <w:rPr>
+          <w:rFonts w:cs="Times New Roman"/>
+        </w:rPr>
+        <w:t xml:space="preserve">Produce production .exe build </w:t>
+      </w:r>
+    </w:p>
+    <w:p>
+      <w:pPr>
+        <w:numPr>
+          <w:ilvl w:val="0"/>
+          <w:numId w:val="96"/>
+        </w:numPr>
+        <w:rPr>
+          <w:rFonts w:cs="Times New Roman"/>
+        </w:rPr>
+      </w:pPr>
+      <w:r>
+        <w:rPr>
+          <w:rFonts w:cs="Times New Roman"/>
+        </w:rPr>
+        <w:t xml:space="preserve">Reduce app size </w:t>
+      </w:r>
+    </w:p>
+    <w:p>
+      <w:pPr>
+        <w:numPr>
+          <w:ilvl w:val="0"/>
+          <w:numId w:val="96"/>
+        </w:numPr>
+        <w:rPr>
+          <w:rFonts w:cs="Times New Roman"/>
+        </w:rPr>
+      </w:pPr>
+      <w:r>
+        <w:rPr>
+          <w:rFonts w:cs="Times New Roman"/>
+        </w:rPr>
+        <w:t xml:space="preserve">Harden security before release </w:t>
+      </w:r>
+    </w:p>
+    <w:p>
+      <w:pPr>
+        <w:rPr>
+          <w:rFonts w:cs="Times New Roman"/>
+        </w:rPr>
+      </w:pPr>
+      <w:r>
+        <w:rPr>
+          <w:rFonts w:cs="Times New Roman"/>
+          <w:b/>
+          <w:bCs/>
+        </w:rPr>
+        <w:t>Tasks:</w:t>
+      </w:r>
+    </w:p>
+    <w:p>
+      <w:pPr>
         <w:numPr>
           <w:ilvl w:val="0"/>
           <w:numId w:val="97"/>
@@ -13934,6 +14881,7 @@
         <w:rPr>
           <w:rFonts w:cs="Times New Roman"/>
         </w:rPr>
+        <w:lastRenderedPageBreak/>
         <w:t xml:space="preserve">Disable unsafe browser APIs (eval, remote URLs) </w:t>
       </w:r>
     </w:p>
@@ -14084,7 +15032,6 @@
         <w:rPr>
           <w:rFonts w:cs="Times New Roman"/>
         </w:rPr>
-        <w:lastRenderedPageBreak/>
         <w:t xml:space="preserve">Test clean install on fresh Windows VM </w:t>
       </w:r>
     </w:p>
@@ -14868,6 +15815,119 @@
     </w:lvl>
   </w:abstractNum>
   <w:abstractNum w:abstractNumId="3" w15:restartNumberingAfterBreak="0">
+    <w:nsid w:val="03475EDE"/>
+    <w:multiLevelType w:val="multilevel"/>
+    <w:tmpl w:val="717622B0"/>
+    <w:lvl w:ilvl="0">
+      <w:start w:val="1"/>
+      <w:numFmt w:val="decimal"/>
+      <w:lvlText w:val="%1."/>
+      <w:lvlJc w:val="left"/>
+      <w:pPr>
+        <w:tabs>
+          <w:tab w:val="num" w:pos="720"/>
+        </w:tabs>
+        <w:ind w:left="720" w:hanging="360"/>
+      </w:pPr>
+    </w:lvl>
+    <w:lvl w:ilvl="1" w:tentative="1">
+      <w:start w:val="1"/>
+      <w:numFmt w:val="decimal"/>
+      <w:lvlText w:val="%2."/>
+      <w:lvlJc w:val="left"/>
+      <w:pPr>
+        <w:tabs>
+          <w:tab w:val="num" w:pos="1440"/>
+        </w:tabs>
+        <w:ind w:left="1440" w:hanging="360"/>
+      </w:pPr>
+    </w:lvl>
+    <w:lvl w:ilvl="2" w:tentative="1">
+      <w:start w:val="1"/>
+      <w:numFmt w:val="decimal"/>
+      <w:lvlText w:val="%3."/>
+      <w:lvlJc w:val="left"/>
+      <w:pPr>
+        <w:tabs>
+          <w:tab w:val="num" w:pos="2160"/>
+        </w:tabs>
+        <w:ind w:left="2160" w:hanging="360"/>
+      </w:pPr>
+    </w:lvl>
+    <w:lvl w:ilvl="3" w:tentative="1">
+      <w:start w:val="1"/>
+      <w:numFmt w:val="decimal"/>
+      <w:lvlText w:val="%4."/>
+      <w:lvlJc w:val="left"/>
+      <w:pPr>
+        <w:tabs>
+          <w:tab w:val="num" w:pos="2880"/>
+        </w:tabs>
+        <w:ind w:left="2880" w:hanging="360"/>
+      </w:pPr>
+    </w:lvl>
+    <w:lvl w:ilvl="4" w:tentative="1">
+      <w:start w:val="1"/>
+      <w:numFmt w:val="decimal"/>
+      <w:lvlText w:val="%5."/>
+      <w:lvlJc w:val="left"/>
+      <w:pPr>
+        <w:tabs>
+          <w:tab w:val="num" w:pos="3600"/>
+        </w:tabs>
+        <w:ind w:left="3600" w:hanging="360"/>
+      </w:pPr>
+    </w:lvl>
+    <w:lvl w:ilvl="5" w:tentative="1">
+      <w:start w:val="1"/>
+      <w:numFmt w:val="decimal"/>
+      <w:lvlText w:val="%6."/>
+      <w:lvlJc w:val="left"/>
+      <w:pPr>
+        <w:tabs>
+          <w:tab w:val="num" w:pos="4320"/>
+        </w:tabs>
+        <w:ind w:left="4320" w:hanging="360"/>
+      </w:pPr>
+    </w:lvl>
+    <w:lvl w:ilvl="6" w:tentative="1">
+      <w:start w:val="1"/>
+      <w:numFmt w:val="decimal"/>
+      <w:lvlText w:val="%7."/>
+      <w:lvlJc w:val="left"/>
+      <w:pPr>
+        <w:tabs>
+          <w:tab w:val="num" w:pos="5040"/>
+        </w:tabs>
+        <w:ind w:left="5040" w:hanging="360"/>
+      </w:pPr>
+    </w:lvl>
+    <w:lvl w:ilvl="7" w:tentative="1">
+      <w:start w:val="1"/>
+      <w:numFmt w:val="decimal"/>
+      <w:lvlText w:val="%8."/>
+      <w:lvlJc w:val="left"/>
+      <w:pPr>
+        <w:tabs>
+          <w:tab w:val="num" w:pos="5760"/>
+        </w:tabs>
+        <w:ind w:left="5760" w:hanging="360"/>
+      </w:pPr>
+    </w:lvl>
+    <w:lvl w:ilvl="8" w:tentative="1">
+      <w:start w:val="1"/>
+      <w:numFmt w:val="decimal"/>
+      <w:lvlText w:val="%9."/>
+      <w:lvlJc w:val="left"/>
+      <w:pPr>
+        <w:tabs>
+          <w:tab w:val="num" w:pos="6480"/>
+        </w:tabs>
+        <w:ind w:left="6480" w:hanging="360"/>
+      </w:pPr>
+    </w:lvl>
+  </w:abstractNum>
+  <w:abstractNum w:abstractNumId="4" w15:restartNumberingAfterBreak="0">
     <w:nsid w:val="04607FC9"/>
     <w:multiLevelType w:val="multilevel"/>
     <w:tmpl w:val="36222EFA"/>
@@ -15016,7 +16076,7 @@
       </w:rPr>
     </w:lvl>
   </w:abstractNum>
-  <w:abstractNum w:abstractNumId="4" w15:restartNumberingAfterBreak="0">
+  <w:abstractNum w:abstractNumId="5" w15:restartNumberingAfterBreak="0">
     <w:nsid w:val="049C7B72"/>
     <w:multiLevelType w:val="multilevel"/>
     <w:tmpl w:val="31F2A230"/>
@@ -15165,7 +16225,7 @@
       </w:rPr>
     </w:lvl>
   </w:abstractNum>
-  <w:abstractNum w:abstractNumId="5" w15:restartNumberingAfterBreak="0">
+  <w:abstractNum w:abstractNumId="6" w15:restartNumberingAfterBreak="0">
     <w:nsid w:val="058022D4"/>
     <w:multiLevelType w:val="multilevel"/>
     <w:tmpl w:val="BEC89872"/>
@@ -15314,7 +16374,7 @@
       </w:rPr>
     </w:lvl>
   </w:abstractNum>
-  <w:abstractNum w:abstractNumId="6" w15:restartNumberingAfterBreak="0">
+  <w:abstractNum w:abstractNumId="7" w15:restartNumberingAfterBreak="0">
     <w:nsid w:val="06977B43"/>
     <w:multiLevelType w:val="multilevel"/>
     <w:tmpl w:val="3AD2F86A"/>
@@ -15427,7 +16487,7 @@
       </w:pPr>
     </w:lvl>
   </w:abstractNum>
-  <w:abstractNum w:abstractNumId="7" w15:restartNumberingAfterBreak="0">
+  <w:abstractNum w:abstractNumId="8" w15:restartNumberingAfterBreak="0">
     <w:nsid w:val="09B62B2E"/>
     <w:multiLevelType w:val="multilevel"/>
     <w:tmpl w:val="9138B314"/>
@@ -15540,7 +16600,7 @@
       </w:pPr>
     </w:lvl>
   </w:abstractNum>
-  <w:abstractNum w:abstractNumId="8" w15:restartNumberingAfterBreak="0">
+  <w:abstractNum w:abstractNumId="9" w15:restartNumberingAfterBreak="0">
     <w:nsid w:val="0C41430A"/>
     <w:multiLevelType w:val="multilevel"/>
     <w:tmpl w:val="575CDB04"/>
@@ -15653,7 +16713,120 @@
       </w:pPr>
     </w:lvl>
   </w:abstractNum>
-  <w:abstractNum w:abstractNumId="9" w15:restartNumberingAfterBreak="0">
+  <w:abstractNum w:abstractNumId="10" w15:restartNumberingAfterBreak="0">
+    <w:nsid w:val="0D3E47A2"/>
+    <w:multiLevelType w:val="multilevel"/>
+    <w:tmpl w:val="717622B0"/>
+    <w:lvl w:ilvl="0">
+      <w:start w:val="1"/>
+      <w:numFmt w:val="decimal"/>
+      <w:lvlText w:val="%1."/>
+      <w:lvlJc w:val="left"/>
+      <w:pPr>
+        <w:tabs>
+          <w:tab w:val="num" w:pos="720"/>
+        </w:tabs>
+        <w:ind w:left="720" w:hanging="360"/>
+      </w:pPr>
+    </w:lvl>
+    <w:lvl w:ilvl="1" w:tentative="1">
+      <w:start w:val="1"/>
+      <w:numFmt w:val="decimal"/>
+      <w:lvlText w:val="%2."/>
+      <w:lvlJc w:val="left"/>
+      <w:pPr>
+        <w:tabs>
+          <w:tab w:val="num" w:pos="1440"/>
+        </w:tabs>
+        <w:ind w:left="1440" w:hanging="360"/>
+      </w:pPr>
+    </w:lvl>
+    <w:lvl w:ilvl="2" w:tentative="1">
+      <w:start w:val="1"/>
+      <w:numFmt w:val="decimal"/>
+      <w:lvlText w:val="%3."/>
+      <w:lvlJc w:val="left"/>
+      <w:pPr>
+        <w:tabs>
+          <w:tab w:val="num" w:pos="2160"/>
+        </w:tabs>
+        <w:ind w:left="2160" w:hanging="360"/>
+      </w:pPr>
+    </w:lvl>
+    <w:lvl w:ilvl="3" w:tentative="1">
+      <w:start w:val="1"/>
+      <w:numFmt w:val="decimal"/>
+      <w:lvlText w:val="%4."/>
+      <w:lvlJc w:val="left"/>
+      <w:pPr>
+        <w:tabs>
+          <w:tab w:val="num" w:pos="2880"/>
+        </w:tabs>
+        <w:ind w:left="2880" w:hanging="360"/>
+      </w:pPr>
+    </w:lvl>
+    <w:lvl w:ilvl="4" w:tentative="1">
+      <w:start w:val="1"/>
+      <w:numFmt w:val="decimal"/>
+      <w:lvlText w:val="%5."/>
+      <w:lvlJc w:val="left"/>
+      <w:pPr>
+        <w:tabs>
+          <w:tab w:val="num" w:pos="3600"/>
+        </w:tabs>
+        <w:ind w:left="3600" w:hanging="360"/>
+      </w:pPr>
+    </w:lvl>
+    <w:lvl w:ilvl="5" w:tentative="1">
+      <w:start w:val="1"/>
+      <w:numFmt w:val="decimal"/>
+      <w:lvlText w:val="%6."/>
+      <w:lvlJc w:val="left"/>
+      <w:pPr>
+        <w:tabs>
+          <w:tab w:val="num" w:pos="4320"/>
+        </w:tabs>
+        <w:ind w:left="4320" w:hanging="360"/>
+      </w:pPr>
+    </w:lvl>
+    <w:lvl w:ilvl="6" w:tentative="1">
+      <w:start w:val="1"/>
+      <w:numFmt w:val="decimal"/>
+      <w:lvlText w:val="%7."/>
+      <w:lvlJc w:val="left"/>
+      <w:pPr>
+        <w:tabs>
+          <w:tab w:val="num" w:pos="5040"/>
+        </w:tabs>
+        <w:ind w:left="5040" w:hanging="360"/>
+      </w:pPr>
+    </w:lvl>
+    <w:lvl w:ilvl="7" w:tentative="1">
+      <w:start w:val="1"/>
+      <w:numFmt w:val="decimal"/>
+      <w:lvlText w:val="%8."/>
+      <w:lvlJc w:val="left"/>
+      <w:pPr>
+        <w:tabs>
+          <w:tab w:val="num" w:pos="5760"/>
+        </w:tabs>
+        <w:ind w:left="5760" w:hanging="360"/>
+      </w:pPr>
+    </w:lvl>
+    <w:lvl w:ilvl="8" w:tentative="1">
+      <w:start w:val="1"/>
+      <w:numFmt w:val="decimal"/>
+      <w:lvlText w:val="%9."/>
+      <w:lvlJc w:val="left"/>
+      <w:pPr>
+        <w:tabs>
+          <w:tab w:val="num" w:pos="6480"/>
+        </w:tabs>
+        <w:ind w:left="6480" w:hanging="360"/>
+      </w:pPr>
+    </w:lvl>
+  </w:abstractNum>
+  <w:abstractNum w:abstractNumId="11" w15:restartNumberingAfterBreak="0">
     <w:nsid w:val="0DDB3EAF"/>
     <w:multiLevelType w:val="multilevel"/>
     <w:tmpl w:val="1EE80C46"/>
@@ -15802,7 +16975,7 @@
       </w:rPr>
     </w:lvl>
   </w:abstractNum>
-  <w:abstractNum w:abstractNumId="10" w15:restartNumberingAfterBreak="0">
+  <w:abstractNum w:abstractNumId="12" w15:restartNumberingAfterBreak="0">
     <w:nsid w:val="0FB70F4F"/>
     <w:multiLevelType w:val="multilevel"/>
     <w:tmpl w:val="D8583AE2"/>
@@ -15951,7 +17124,120 @@
       </w:rPr>
     </w:lvl>
   </w:abstractNum>
-  <w:abstractNum w:abstractNumId="11" w15:restartNumberingAfterBreak="0">
+  <w:abstractNum w:abstractNumId="13" w15:restartNumberingAfterBreak="0">
+    <w:nsid w:val="10762680"/>
+    <w:multiLevelType w:val="multilevel"/>
+    <w:tmpl w:val="717622B0"/>
+    <w:lvl w:ilvl="0">
+      <w:start w:val="1"/>
+      <w:numFmt w:val="decimal"/>
+      <w:lvlText w:val="%1."/>
+      <w:lvlJc w:val="left"/>
+      <w:pPr>
+        <w:tabs>
+          <w:tab w:val="num" w:pos="720"/>
+        </w:tabs>
+        <w:ind w:left="720" w:hanging="360"/>
+      </w:pPr>
+    </w:lvl>
+    <w:lvl w:ilvl="1" w:tentative="1">
+      <w:start w:val="1"/>
+      <w:numFmt w:val="decimal"/>
+      <w:lvlText w:val="%2."/>
+      <w:lvlJc w:val="left"/>
+      <w:pPr>
+        <w:tabs>
+          <w:tab w:val="num" w:pos="1440"/>
+        </w:tabs>
+        <w:ind w:left="1440" w:hanging="360"/>
+      </w:pPr>
+    </w:lvl>
+    <w:lvl w:ilvl="2" w:tentative="1">
+      <w:start w:val="1"/>
+      <w:numFmt w:val="decimal"/>
+      <w:lvlText w:val="%3."/>
+      <w:lvlJc w:val="left"/>
+      <w:pPr>
+        <w:tabs>
+          <w:tab w:val="num" w:pos="2160"/>
+        </w:tabs>
+        <w:ind w:left="2160" w:hanging="360"/>
+      </w:pPr>
+    </w:lvl>
+    <w:lvl w:ilvl="3" w:tentative="1">
+      <w:start w:val="1"/>
+      <w:numFmt w:val="decimal"/>
+      <w:lvlText w:val="%4."/>
+      <w:lvlJc w:val="left"/>
+      <w:pPr>
+        <w:tabs>
+          <w:tab w:val="num" w:pos="2880"/>
+        </w:tabs>
+        <w:ind w:left="2880" w:hanging="360"/>
+      </w:pPr>
+    </w:lvl>
+    <w:lvl w:ilvl="4" w:tentative="1">
+      <w:start w:val="1"/>
+      <w:numFmt w:val="decimal"/>
+      <w:lvlText w:val="%5."/>
+      <w:lvlJc w:val="left"/>
+      <w:pPr>
+        <w:tabs>
+          <w:tab w:val="num" w:pos="3600"/>
+        </w:tabs>
+        <w:ind w:left="3600" w:hanging="360"/>
+      </w:pPr>
+    </w:lvl>
+    <w:lvl w:ilvl="5" w:tentative="1">
+      <w:start w:val="1"/>
+      <w:numFmt w:val="decimal"/>
+      <w:lvlText w:val="%6."/>
+      <w:lvlJc w:val="left"/>
+      <w:pPr>
+        <w:tabs>
+          <w:tab w:val="num" w:pos="4320"/>
+        </w:tabs>
+        <w:ind w:left="4320" w:hanging="360"/>
+      </w:pPr>
+    </w:lvl>
+    <w:lvl w:ilvl="6" w:tentative="1">
+      <w:start w:val="1"/>
+      <w:numFmt w:val="decimal"/>
+      <w:lvlText w:val="%7."/>
+      <w:lvlJc w:val="left"/>
+      <w:pPr>
+        <w:tabs>
+          <w:tab w:val="num" w:pos="5040"/>
+        </w:tabs>
+        <w:ind w:left="5040" w:hanging="360"/>
+      </w:pPr>
+    </w:lvl>
+    <w:lvl w:ilvl="7" w:tentative="1">
+      <w:start w:val="1"/>
+      <w:numFmt w:val="decimal"/>
+      <w:lvlText w:val="%8."/>
+      <w:lvlJc w:val="left"/>
+      <w:pPr>
+        <w:tabs>
+          <w:tab w:val="num" w:pos="5760"/>
+        </w:tabs>
+        <w:ind w:left="5760" w:hanging="360"/>
+      </w:pPr>
+    </w:lvl>
+    <w:lvl w:ilvl="8" w:tentative="1">
+      <w:start w:val="1"/>
+      <w:numFmt w:val="decimal"/>
+      <w:lvlText w:val="%9."/>
+      <w:lvlJc w:val="left"/>
+      <w:pPr>
+        <w:tabs>
+          <w:tab w:val="num" w:pos="6480"/>
+        </w:tabs>
+        <w:ind w:left="6480" w:hanging="360"/>
+      </w:pPr>
+    </w:lvl>
+  </w:abstractNum>
+  <w:abstractNum w:abstractNumId="14" w15:restartNumberingAfterBreak="0">
     <w:nsid w:val="10C924B3"/>
     <w:multiLevelType w:val="multilevel"/>
     <w:tmpl w:val="26B2C214"/>
@@ -16100,7 +17386,7 @@
       </w:rPr>
     </w:lvl>
   </w:abstractNum>
-  <w:abstractNum w:abstractNumId="12" w15:restartNumberingAfterBreak="0">
+  <w:abstractNum w:abstractNumId="15" w15:restartNumberingAfterBreak="0">
     <w:nsid w:val="12E75C04"/>
     <w:multiLevelType w:val="multilevel"/>
     <w:tmpl w:val="806C4350"/>
@@ -16245,7 +17531,7 @@
       </w:rPr>
     </w:lvl>
   </w:abstractNum>
-  <w:abstractNum w:abstractNumId="13" w15:restartNumberingAfterBreak="0">
+  <w:abstractNum w:abstractNumId="16" w15:restartNumberingAfterBreak="0">
     <w:nsid w:val="13932941"/>
     <w:multiLevelType w:val="multilevel"/>
     <w:tmpl w:val="B560B844"/>
@@ -16358,7 +17644,7 @@
       </w:pPr>
     </w:lvl>
   </w:abstractNum>
-  <w:abstractNum w:abstractNumId="14" w15:restartNumberingAfterBreak="0">
+  <w:abstractNum w:abstractNumId="17" w15:restartNumberingAfterBreak="0">
     <w:nsid w:val="1602008C"/>
     <w:multiLevelType w:val="multilevel"/>
     <w:tmpl w:val="4F4EEB6A"/>
@@ -16507,7 +17793,7 @@
       </w:rPr>
     </w:lvl>
   </w:abstractNum>
-  <w:abstractNum w:abstractNumId="15" w15:restartNumberingAfterBreak="0">
+  <w:abstractNum w:abstractNumId="18" w15:restartNumberingAfterBreak="0">
     <w:nsid w:val="16CB2389"/>
     <w:multiLevelType w:val="multilevel"/>
     <w:tmpl w:val="CFAC72B8"/>
@@ -16620,7 +17906,7 @@
       </w:pPr>
     </w:lvl>
   </w:abstractNum>
-  <w:abstractNum w:abstractNumId="16" w15:restartNumberingAfterBreak="0">
+  <w:abstractNum w:abstractNumId="19" w15:restartNumberingAfterBreak="0">
     <w:nsid w:val="17C62C2B"/>
     <w:multiLevelType w:val="multilevel"/>
     <w:tmpl w:val="4F96ABD8"/>
@@ -16733,7 +18019,7 @@
       </w:pPr>
     </w:lvl>
   </w:abstractNum>
-  <w:abstractNum w:abstractNumId="17" w15:restartNumberingAfterBreak="0">
+  <w:abstractNum w:abstractNumId="20" w15:restartNumberingAfterBreak="0">
     <w:nsid w:val="18AA7593"/>
     <w:multiLevelType w:val="multilevel"/>
     <w:tmpl w:val="9C84E954"/>
@@ -16846,7 +18132,7 @@
       </w:pPr>
     </w:lvl>
   </w:abstractNum>
-  <w:abstractNum w:abstractNumId="18" w15:restartNumberingAfterBreak="0">
+  <w:abstractNum w:abstractNumId="21" w15:restartNumberingAfterBreak="0">
     <w:nsid w:val="19CA21BF"/>
     <w:multiLevelType w:val="multilevel"/>
     <w:tmpl w:val="97D0930C"/>
@@ -16995,7 +18281,7 @@
       </w:rPr>
     </w:lvl>
   </w:abstractNum>
-  <w:abstractNum w:abstractNumId="19" w15:restartNumberingAfterBreak="0">
+  <w:abstractNum w:abstractNumId="22" w15:restartNumberingAfterBreak="0">
     <w:nsid w:val="1A223B26"/>
     <w:multiLevelType w:val="multilevel"/>
     <w:tmpl w:val="B40E1430"/>
@@ -17144,7 +18430,7 @@
       </w:rPr>
     </w:lvl>
   </w:abstractNum>
-  <w:abstractNum w:abstractNumId="20" w15:restartNumberingAfterBreak="0">
+  <w:abstractNum w:abstractNumId="23" w15:restartNumberingAfterBreak="0">
     <w:nsid w:val="1AF72D51"/>
     <w:multiLevelType w:val="multilevel"/>
     <w:tmpl w:val="7BCCB972"/>
@@ -17257,7 +18543,7 @@
       </w:pPr>
     </w:lvl>
   </w:abstractNum>
-  <w:abstractNum w:abstractNumId="21" w15:restartNumberingAfterBreak="0">
+  <w:abstractNum w:abstractNumId="24" w15:restartNumberingAfterBreak="0">
     <w:nsid w:val="1BB22119"/>
     <w:multiLevelType w:val="multilevel"/>
     <w:tmpl w:val="60FE4D9C"/>
@@ -17402,7 +18688,120 @@
       </w:rPr>
     </w:lvl>
   </w:abstractNum>
-  <w:abstractNum w:abstractNumId="22" w15:restartNumberingAfterBreak="0">
+  <w:abstractNum w:abstractNumId="25" w15:restartNumberingAfterBreak="0">
+    <w:nsid w:val="1C983A13"/>
+    <w:multiLevelType w:val="multilevel"/>
+    <w:tmpl w:val="717622B0"/>
+    <w:lvl w:ilvl="0">
+      <w:start w:val="1"/>
+      <w:numFmt w:val="decimal"/>
+      <w:lvlText w:val="%1."/>
+      <w:lvlJc w:val="left"/>
+      <w:pPr>
+        <w:tabs>
+          <w:tab w:val="num" w:pos="720"/>
+        </w:tabs>
+        <w:ind w:left="720" w:hanging="360"/>
+      </w:pPr>
+    </w:lvl>
+    <w:lvl w:ilvl="1" w:tentative="1">
+      <w:start w:val="1"/>
+      <w:numFmt w:val="decimal"/>
+      <w:lvlText w:val="%2."/>
+      <w:lvlJc w:val="left"/>
+      <w:pPr>
+        <w:tabs>
+          <w:tab w:val="num" w:pos="1440"/>
+        </w:tabs>
+        <w:ind w:left="1440" w:hanging="360"/>
+      </w:pPr>
+    </w:lvl>
+    <w:lvl w:ilvl="2" w:tentative="1">
+      <w:start w:val="1"/>
+      <w:numFmt w:val="decimal"/>
+      <w:lvlText w:val="%3."/>
+      <w:lvlJc w:val="left"/>
+      <w:pPr>
+        <w:tabs>
+          <w:tab w:val="num" w:pos="2160"/>
+        </w:tabs>
+        <w:ind w:left="2160" w:hanging="360"/>
+      </w:pPr>
+    </w:lvl>
+    <w:lvl w:ilvl="3" w:tentative="1">
+      <w:start w:val="1"/>
+      <w:numFmt w:val="decimal"/>
+      <w:lvlText w:val="%4."/>
+      <w:lvlJc w:val="left"/>
+      <w:pPr>
+        <w:tabs>
+          <w:tab w:val="num" w:pos="2880"/>
+        </w:tabs>
+        <w:ind w:left="2880" w:hanging="360"/>
+      </w:pPr>
+    </w:lvl>
+    <w:lvl w:ilvl="4" w:tentative="1">
+      <w:start w:val="1"/>
+      <w:numFmt w:val="decimal"/>
+      <w:lvlText w:val="%5."/>
+      <w:lvlJc w:val="left"/>
+      <w:pPr>
+        <w:tabs>
+          <w:tab w:val="num" w:pos="3600"/>
+        </w:tabs>
+        <w:ind w:left="3600" w:hanging="360"/>
+      </w:pPr>
+    </w:lvl>
+    <w:lvl w:ilvl="5" w:tentative="1">
+      <w:start w:val="1"/>
+      <w:numFmt w:val="decimal"/>
+      <w:lvlText w:val="%6."/>
+      <w:lvlJc w:val="left"/>
+      <w:pPr>
+        <w:tabs>
+          <w:tab w:val="num" w:pos="4320"/>
+        </w:tabs>
+        <w:ind w:left="4320" w:hanging="360"/>
+      </w:pPr>
+    </w:lvl>
+    <w:lvl w:ilvl="6" w:tentative="1">
+      <w:start w:val="1"/>
+      <w:numFmt w:val="decimal"/>
+      <w:lvlText w:val="%7."/>
+      <w:lvlJc w:val="left"/>
+      <w:pPr>
+        <w:tabs>
+          <w:tab w:val="num" w:pos="5040"/>
+        </w:tabs>
+        <w:ind w:left="5040" w:hanging="360"/>
+      </w:pPr>
+    </w:lvl>
+    <w:lvl w:ilvl="7" w:tentative="1">
+      <w:start w:val="1"/>
+      <w:numFmt w:val="decimal"/>
+      <w:lvlText w:val="%8."/>
+      <w:lvlJc w:val="left"/>
+      <w:pPr>
+        <w:tabs>
+          <w:tab w:val="num" w:pos="5760"/>
+        </w:tabs>
+        <w:ind w:left="5760" w:hanging="360"/>
+      </w:pPr>
+    </w:lvl>
+    <w:lvl w:ilvl="8" w:tentative="1">
+      <w:start w:val="1"/>
+      <w:numFmt w:val="decimal"/>
+      <w:lvlText w:val="%9."/>
+      <w:lvlJc w:val="left"/>
+      <w:pPr>
+        <w:tabs>
+          <w:tab w:val="num" w:pos="6480"/>
+        </w:tabs>
+        <w:ind w:left="6480" w:hanging="360"/>
+      </w:pPr>
+    </w:lvl>
+  </w:abstractNum>
+  <w:abstractNum w:abstractNumId="26" w15:restartNumberingAfterBreak="0">
     <w:nsid w:val="1CB46389"/>
     <w:multiLevelType w:val="multilevel"/>
     <w:tmpl w:val="8DFA5820"/>
@@ -17551,7 +18950,7 @@
       </w:rPr>
     </w:lvl>
   </w:abstractNum>
-  <w:abstractNum w:abstractNumId="23" w15:restartNumberingAfterBreak="0">
+  <w:abstractNum w:abstractNumId="27" w15:restartNumberingAfterBreak="0">
     <w:nsid w:val="1CB75472"/>
     <w:multiLevelType w:val="multilevel"/>
     <w:tmpl w:val="B9F802C4"/>
@@ -17664,7 +19063,7 @@
       </w:pPr>
     </w:lvl>
   </w:abstractNum>
-  <w:abstractNum w:abstractNumId="24" w15:restartNumberingAfterBreak="0">
+  <w:abstractNum w:abstractNumId="28" w15:restartNumberingAfterBreak="0">
     <w:nsid w:val="1EB5409B"/>
     <w:multiLevelType w:val="multilevel"/>
     <w:tmpl w:val="5C98AF5A"/>
@@ -17813,7 +19212,7 @@
       </w:rPr>
     </w:lvl>
   </w:abstractNum>
-  <w:abstractNum w:abstractNumId="25" w15:restartNumberingAfterBreak="0">
+  <w:abstractNum w:abstractNumId="29" w15:restartNumberingAfterBreak="0">
     <w:nsid w:val="1F110C09"/>
     <w:multiLevelType w:val="multilevel"/>
     <w:tmpl w:val="E3CA6E36"/>
@@ -17962,7 +19361,7 @@
       </w:rPr>
     </w:lvl>
   </w:abstractNum>
-  <w:abstractNum w:abstractNumId="26" w15:restartNumberingAfterBreak="0">
+  <w:abstractNum w:abstractNumId="30" w15:restartNumberingAfterBreak="0">
     <w:nsid w:val="208F43F7"/>
     <w:multiLevelType w:val="multilevel"/>
     <w:tmpl w:val="27D8E2F0"/>
@@ -18111,7 +19510,7 @@
       </w:rPr>
     </w:lvl>
   </w:abstractNum>
-  <w:abstractNum w:abstractNumId="27" w15:restartNumberingAfterBreak="0">
+  <w:abstractNum w:abstractNumId="31" w15:restartNumberingAfterBreak="0">
     <w:nsid w:val="240B6A2C"/>
     <w:multiLevelType w:val="multilevel"/>
     <w:tmpl w:val="AC9A1740"/>
@@ -18260,7 +19659,7 @@
       </w:rPr>
     </w:lvl>
   </w:abstractNum>
-  <w:abstractNum w:abstractNumId="28" w15:restartNumberingAfterBreak="0">
+  <w:abstractNum w:abstractNumId="32" w15:restartNumberingAfterBreak="0">
     <w:nsid w:val="253521F6"/>
     <w:multiLevelType w:val="multilevel"/>
     <w:tmpl w:val="20A47FBA"/>
@@ -18373,7 +19772,7 @@
       </w:pPr>
     </w:lvl>
   </w:abstractNum>
-  <w:abstractNum w:abstractNumId="29" w15:restartNumberingAfterBreak="0">
+  <w:abstractNum w:abstractNumId="33" w15:restartNumberingAfterBreak="0">
     <w:nsid w:val="25641CAE"/>
     <w:multiLevelType w:val="multilevel"/>
     <w:tmpl w:val="F65E3AC6"/>
@@ -18486,7 +19885,7 @@
       </w:pPr>
     </w:lvl>
   </w:abstractNum>
-  <w:abstractNum w:abstractNumId="30" w15:restartNumberingAfterBreak="0">
+  <w:abstractNum w:abstractNumId="34" w15:restartNumberingAfterBreak="0">
     <w:nsid w:val="279F2947"/>
     <w:multiLevelType w:val="multilevel"/>
     <w:tmpl w:val="6386901E"/>
@@ -18599,7 +19998,7 @@
       </w:pPr>
     </w:lvl>
   </w:abstractNum>
-  <w:abstractNum w:abstractNumId="31" w15:restartNumberingAfterBreak="0">
+  <w:abstractNum w:abstractNumId="35" w15:restartNumberingAfterBreak="0">
     <w:nsid w:val="27BA384A"/>
     <w:multiLevelType w:val="multilevel"/>
     <w:tmpl w:val="5EF8D430"/>
@@ -18712,7 +20111,7 @@
       </w:pPr>
     </w:lvl>
   </w:abstractNum>
-  <w:abstractNum w:abstractNumId="32" w15:restartNumberingAfterBreak="0">
+  <w:abstractNum w:abstractNumId="36" w15:restartNumberingAfterBreak="0">
     <w:nsid w:val="28DA7723"/>
     <w:multiLevelType w:val="multilevel"/>
     <w:tmpl w:val="B6DE1C46"/>
@@ -18861,7 +20260,7 @@
       </w:rPr>
     </w:lvl>
   </w:abstractNum>
-  <w:abstractNum w:abstractNumId="33" w15:restartNumberingAfterBreak="0">
+  <w:abstractNum w:abstractNumId="37" w15:restartNumberingAfterBreak="0">
     <w:nsid w:val="29CE7CE2"/>
     <w:multiLevelType w:val="multilevel"/>
     <w:tmpl w:val="9CE8118C"/>
@@ -19010,7 +20409,7 @@
       </w:rPr>
     </w:lvl>
   </w:abstractNum>
-  <w:abstractNum w:abstractNumId="34" w15:restartNumberingAfterBreak="0">
+  <w:abstractNum w:abstractNumId="38" w15:restartNumberingAfterBreak="0">
     <w:nsid w:val="2A8A336E"/>
     <w:multiLevelType w:val="multilevel"/>
     <w:tmpl w:val="935C9DA2"/>
@@ -19159,7 +20558,7 @@
       </w:rPr>
     </w:lvl>
   </w:abstractNum>
-  <w:abstractNum w:abstractNumId="35" w15:restartNumberingAfterBreak="0">
+  <w:abstractNum w:abstractNumId="39" w15:restartNumberingAfterBreak="0">
     <w:nsid w:val="2B3420F5"/>
     <w:multiLevelType w:val="multilevel"/>
     <w:tmpl w:val="280A50A0"/>
@@ -19308,7 +20707,7 @@
       </w:rPr>
     </w:lvl>
   </w:abstractNum>
-  <w:abstractNum w:abstractNumId="36" w15:restartNumberingAfterBreak="0">
+  <w:abstractNum w:abstractNumId="40" w15:restartNumberingAfterBreak="0">
     <w:nsid w:val="2B5B07B3"/>
     <w:multiLevelType w:val="multilevel"/>
     <w:tmpl w:val="326CDD36"/>
@@ -19457,7 +20856,7 @@
       </w:rPr>
     </w:lvl>
   </w:abstractNum>
-  <w:abstractNum w:abstractNumId="37" w15:restartNumberingAfterBreak="0">
+  <w:abstractNum w:abstractNumId="41" w15:restartNumberingAfterBreak="0">
     <w:nsid w:val="2B86625A"/>
     <w:multiLevelType w:val="multilevel"/>
     <w:tmpl w:val="D46CC164"/>
@@ -19606,7 +21005,7 @@
       </w:rPr>
     </w:lvl>
   </w:abstractNum>
-  <w:abstractNum w:abstractNumId="38" w15:restartNumberingAfterBreak="0">
+  <w:abstractNum w:abstractNumId="42" w15:restartNumberingAfterBreak="0">
     <w:nsid w:val="2B9B1804"/>
     <w:multiLevelType w:val="multilevel"/>
     <w:tmpl w:val="5866BA0A"/>
@@ -19751,7 +21150,7 @@
       </w:rPr>
     </w:lvl>
   </w:abstractNum>
-  <w:abstractNum w:abstractNumId="39" w15:restartNumberingAfterBreak="0">
+  <w:abstractNum w:abstractNumId="43" w15:restartNumberingAfterBreak="0">
     <w:nsid w:val="2DD90D07"/>
     <w:multiLevelType w:val="multilevel"/>
     <w:tmpl w:val="10726800"/>
@@ -19900,7 +21299,7 @@
       </w:rPr>
     </w:lvl>
   </w:abstractNum>
-  <w:abstractNum w:abstractNumId="40" w15:restartNumberingAfterBreak="0">
+  <w:abstractNum w:abstractNumId="44" w15:restartNumberingAfterBreak="0">
     <w:nsid w:val="330F721A"/>
     <w:multiLevelType w:val="multilevel"/>
     <w:tmpl w:val="378EABBE"/>
@@ -20049,7 +21448,7 @@
       </w:rPr>
     </w:lvl>
   </w:abstractNum>
-  <w:abstractNum w:abstractNumId="41" w15:restartNumberingAfterBreak="0">
+  <w:abstractNum w:abstractNumId="45" w15:restartNumberingAfterBreak="0">
     <w:nsid w:val="347E7C09"/>
     <w:multiLevelType w:val="multilevel"/>
     <w:tmpl w:val="7972790C"/>
@@ -20198,7 +21597,7 @@
       </w:rPr>
     </w:lvl>
   </w:abstractNum>
-  <w:abstractNum w:abstractNumId="42" w15:restartNumberingAfterBreak="0">
+  <w:abstractNum w:abstractNumId="46" w15:restartNumberingAfterBreak="0">
     <w:nsid w:val="37574FA6"/>
     <w:multiLevelType w:val="multilevel"/>
     <w:tmpl w:val="A83EE576"/>
@@ -20347,7 +21746,7 @@
       </w:rPr>
     </w:lvl>
   </w:abstractNum>
-  <w:abstractNum w:abstractNumId="43" w15:restartNumberingAfterBreak="0">
+  <w:abstractNum w:abstractNumId="47" w15:restartNumberingAfterBreak="0">
     <w:nsid w:val="376A28DA"/>
     <w:multiLevelType w:val="multilevel"/>
     <w:tmpl w:val="D0EEE99E"/>
@@ -20496,7 +21895,7 @@
       </w:rPr>
     </w:lvl>
   </w:abstractNum>
-  <w:abstractNum w:abstractNumId="44" w15:restartNumberingAfterBreak="0">
+  <w:abstractNum w:abstractNumId="48" w15:restartNumberingAfterBreak="0">
     <w:nsid w:val="37E16113"/>
     <w:multiLevelType w:val="multilevel"/>
     <w:tmpl w:val="DE76DD34"/>
@@ -20645,7 +22044,7 @@
       </w:rPr>
     </w:lvl>
   </w:abstractNum>
-  <w:abstractNum w:abstractNumId="45" w15:restartNumberingAfterBreak="0">
+  <w:abstractNum w:abstractNumId="49" w15:restartNumberingAfterBreak="0">
     <w:nsid w:val="386B1DBE"/>
     <w:multiLevelType w:val="multilevel"/>
     <w:tmpl w:val="767AC314"/>
@@ -20758,7 +22157,7 @@
       </w:pPr>
     </w:lvl>
   </w:abstractNum>
-  <w:abstractNum w:abstractNumId="46" w15:restartNumberingAfterBreak="0">
+  <w:abstractNum w:abstractNumId="50" w15:restartNumberingAfterBreak="0">
     <w:nsid w:val="38CC2CC7"/>
     <w:multiLevelType w:val="multilevel"/>
     <w:tmpl w:val="EF60D922"/>
@@ -20871,7 +22270,7 @@
       </w:pPr>
     </w:lvl>
   </w:abstractNum>
-  <w:abstractNum w:abstractNumId="47" w15:restartNumberingAfterBreak="0">
+  <w:abstractNum w:abstractNumId="51" w15:restartNumberingAfterBreak="0">
     <w:nsid w:val="38ED0F68"/>
     <w:multiLevelType w:val="multilevel"/>
     <w:tmpl w:val="84482972"/>
@@ -20984,7 +22383,7 @@
       </w:pPr>
     </w:lvl>
   </w:abstractNum>
-  <w:abstractNum w:abstractNumId="48" w15:restartNumberingAfterBreak="0">
+  <w:abstractNum w:abstractNumId="52" w15:restartNumberingAfterBreak="0">
     <w:nsid w:val="3ADE11E3"/>
     <w:multiLevelType w:val="multilevel"/>
     <w:tmpl w:val="D146EEDE"/>
@@ -21097,7 +22496,7 @@
       </w:pPr>
     </w:lvl>
   </w:abstractNum>
-  <w:abstractNum w:abstractNumId="49" w15:restartNumberingAfterBreak="0">
+  <w:abstractNum w:abstractNumId="53" w15:restartNumberingAfterBreak="0">
     <w:nsid w:val="3B3D562E"/>
     <w:multiLevelType w:val="multilevel"/>
     <w:tmpl w:val="F85EF790"/>
@@ -21210,7 +22609,7 @@
       </w:pPr>
     </w:lvl>
   </w:abstractNum>
-  <w:abstractNum w:abstractNumId="50" w15:restartNumberingAfterBreak="0">
+  <w:abstractNum w:abstractNumId="54" w15:restartNumberingAfterBreak="0">
     <w:nsid w:val="3BAC784C"/>
     <w:multiLevelType w:val="multilevel"/>
     <w:tmpl w:val="9382678E"/>
@@ -21359,7 +22758,7 @@
       </w:rPr>
     </w:lvl>
   </w:abstractNum>
-  <w:abstractNum w:abstractNumId="51" w15:restartNumberingAfterBreak="0">
+  <w:abstractNum w:abstractNumId="55" w15:restartNumberingAfterBreak="0">
     <w:nsid w:val="3CA96E09"/>
     <w:multiLevelType w:val="multilevel"/>
     <w:tmpl w:val="56D0F33A"/>
@@ -21472,7 +22871,7 @@
       </w:pPr>
     </w:lvl>
   </w:abstractNum>
-  <w:abstractNum w:abstractNumId="52" w15:restartNumberingAfterBreak="0">
+  <w:abstractNum w:abstractNumId="56" w15:restartNumberingAfterBreak="0">
     <w:nsid w:val="3CC75BEE"/>
     <w:multiLevelType w:val="multilevel"/>
     <w:tmpl w:val="21481F66"/>
@@ -21621,7 +23020,7 @@
       </w:rPr>
     </w:lvl>
   </w:abstractNum>
-  <w:abstractNum w:abstractNumId="53" w15:restartNumberingAfterBreak="0">
+  <w:abstractNum w:abstractNumId="57" w15:restartNumberingAfterBreak="0">
     <w:nsid w:val="3D6B682C"/>
     <w:multiLevelType w:val="multilevel"/>
     <w:tmpl w:val="5540F590"/>
@@ -21770,7 +23169,120 @@
       </w:rPr>
     </w:lvl>
   </w:abstractNum>
-  <w:abstractNum w:abstractNumId="54" w15:restartNumberingAfterBreak="0">
+  <w:abstractNum w:abstractNumId="58" w15:restartNumberingAfterBreak="0">
+    <w:nsid w:val="3DDC663E"/>
+    <w:multiLevelType w:val="multilevel"/>
+    <w:tmpl w:val="717622B0"/>
+    <w:lvl w:ilvl="0">
+      <w:start w:val="1"/>
+      <w:numFmt w:val="decimal"/>
+      <w:lvlText w:val="%1."/>
+      <w:lvlJc w:val="left"/>
+      <w:pPr>
+        <w:tabs>
+          <w:tab w:val="num" w:pos="720"/>
+        </w:tabs>
+        <w:ind w:left="720" w:hanging="360"/>
+      </w:pPr>
+    </w:lvl>
+    <w:lvl w:ilvl="1" w:tentative="1">
+      <w:start w:val="1"/>
+      <w:numFmt w:val="decimal"/>
+      <w:lvlText w:val="%2."/>
+      <w:lvlJc w:val="left"/>
+      <w:pPr>
+        <w:tabs>
+          <w:tab w:val="num" w:pos="1440"/>
+        </w:tabs>
+        <w:ind w:left="1440" w:hanging="360"/>
+      </w:pPr>
+    </w:lvl>
+    <w:lvl w:ilvl="2" w:tentative="1">
+      <w:start w:val="1"/>
+      <w:numFmt w:val="decimal"/>
+      <w:lvlText w:val="%3."/>
+      <w:lvlJc w:val="left"/>
+      <w:pPr>
+        <w:tabs>
+          <w:tab w:val="num" w:pos="2160"/>
+        </w:tabs>
+        <w:ind w:left="2160" w:hanging="360"/>
+      </w:pPr>
+    </w:lvl>
+    <w:lvl w:ilvl="3" w:tentative="1">
+      <w:start w:val="1"/>
+      <w:numFmt w:val="decimal"/>
+      <w:lvlText w:val="%4."/>
+      <w:lvlJc w:val="left"/>
+      <w:pPr>
+        <w:tabs>
+          <w:tab w:val="num" w:pos="2880"/>
+        </w:tabs>
+        <w:ind w:left="2880" w:hanging="360"/>
+      </w:pPr>
+    </w:lvl>
+    <w:lvl w:ilvl="4" w:tentative="1">
+      <w:start w:val="1"/>
+      <w:numFmt w:val="decimal"/>
+      <w:lvlText w:val="%5."/>
+      <w:lvlJc w:val="left"/>
+      <w:pPr>
+        <w:tabs>
+          <w:tab w:val="num" w:pos="3600"/>
+        </w:tabs>
+        <w:ind w:left="3600" w:hanging="360"/>
+      </w:pPr>
+    </w:lvl>
+    <w:lvl w:ilvl="5" w:tentative="1">
+      <w:start w:val="1"/>
+      <w:numFmt w:val="decimal"/>
+      <w:lvlText w:val="%6."/>
+      <w:lvlJc w:val="left"/>
+      <w:pPr>
+        <w:tabs>
+          <w:tab w:val="num" w:pos="4320"/>
+        </w:tabs>
+        <w:ind w:left="4320" w:hanging="360"/>
+      </w:pPr>
+    </w:lvl>
+    <w:lvl w:ilvl="6" w:tentative="1">
+      <w:start w:val="1"/>
+      <w:numFmt w:val="decimal"/>
+      <w:lvlText w:val="%7."/>
+      <w:lvlJc w:val="left"/>
+      <w:pPr>
+        <w:tabs>
+          <w:tab w:val="num" w:pos="5040"/>
+        </w:tabs>
+        <w:ind w:left="5040" w:hanging="360"/>
+      </w:pPr>
+    </w:lvl>
+    <w:lvl w:ilvl="7" w:tentative="1">
+      <w:start w:val="1"/>
+      <w:numFmt w:val="decimal"/>
+      <w:lvlText w:val="%8."/>
+      <w:lvlJc w:val="left"/>
+      <w:pPr>
+        <w:tabs>
+          <w:tab w:val="num" w:pos="5760"/>
+        </w:tabs>
+        <w:ind w:left="5760" w:hanging="360"/>
+      </w:pPr>
+    </w:lvl>
+    <w:lvl w:ilvl="8" w:tentative="1">
+      <w:start w:val="1"/>
+      <w:numFmt w:val="decimal"/>
+      <w:lvlText w:val="%9."/>
+      <w:lvlJc w:val="left"/>
+      <w:pPr>
+        <w:tabs>
+          <w:tab w:val="num" w:pos="6480"/>
+        </w:tabs>
+        <w:ind w:left="6480" w:hanging="360"/>
+      </w:pPr>
+    </w:lvl>
+  </w:abstractNum>
+  <w:abstractNum w:abstractNumId="59" w15:restartNumberingAfterBreak="0">
     <w:nsid w:val="3E335B58"/>
     <w:multiLevelType w:val="multilevel"/>
     <w:tmpl w:val="10DC39C6"/>
@@ -21919,7 +23431,7 @@
       </w:rPr>
     </w:lvl>
   </w:abstractNum>
-  <w:abstractNum w:abstractNumId="55" w15:restartNumberingAfterBreak="0">
+  <w:abstractNum w:abstractNumId="60" w15:restartNumberingAfterBreak="0">
     <w:nsid w:val="3E3E0E6F"/>
     <w:multiLevelType w:val="multilevel"/>
     <w:tmpl w:val="D11465C0"/>
@@ -22068,7 +23580,7 @@
       </w:rPr>
     </w:lvl>
   </w:abstractNum>
-  <w:abstractNum w:abstractNumId="56" w15:restartNumberingAfterBreak="0">
+  <w:abstractNum w:abstractNumId="61" w15:restartNumberingAfterBreak="0">
     <w:nsid w:val="41E52897"/>
     <w:multiLevelType w:val="multilevel"/>
     <w:tmpl w:val="B8725F76"/>
@@ -22181,7 +23693,120 @@
       </w:pPr>
     </w:lvl>
   </w:abstractNum>
-  <w:abstractNum w:abstractNumId="57" w15:restartNumberingAfterBreak="0">
+  <w:abstractNum w:abstractNumId="62" w15:restartNumberingAfterBreak="0">
+    <w:nsid w:val="42FA215B"/>
+    <w:multiLevelType w:val="multilevel"/>
+    <w:tmpl w:val="717622B0"/>
+    <w:lvl w:ilvl="0">
+      <w:start w:val="1"/>
+      <w:numFmt w:val="decimal"/>
+      <w:lvlText w:val="%1."/>
+      <w:lvlJc w:val="left"/>
+      <w:pPr>
+        <w:tabs>
+          <w:tab w:val="num" w:pos="720"/>
+        </w:tabs>
+        <w:ind w:left="720" w:hanging="360"/>
+      </w:pPr>
+    </w:lvl>
+    <w:lvl w:ilvl="1" w:tentative="1">
+      <w:start w:val="1"/>
+      <w:numFmt w:val="decimal"/>
+      <w:lvlText w:val="%2."/>
+      <w:lvlJc w:val="left"/>
+      <w:pPr>
+        <w:tabs>
+          <w:tab w:val="num" w:pos="1440"/>
+        </w:tabs>
+        <w:ind w:left="1440" w:hanging="360"/>
+      </w:pPr>
+    </w:lvl>
+    <w:lvl w:ilvl="2" w:tentative="1">
+      <w:start w:val="1"/>
+      <w:numFmt w:val="decimal"/>
+      <w:lvlText w:val="%3."/>
+      <w:lvlJc w:val="left"/>
+      <w:pPr>
+        <w:tabs>
+          <w:tab w:val="num" w:pos="2160"/>
+        </w:tabs>
+        <w:ind w:left="2160" w:hanging="360"/>
+      </w:pPr>
+    </w:lvl>
+    <w:lvl w:ilvl="3" w:tentative="1">
+      <w:start w:val="1"/>
+      <w:numFmt w:val="decimal"/>
+      <w:lvlText w:val="%4."/>
+      <w:lvlJc w:val="left"/>
+      <w:pPr>
+        <w:tabs>
+          <w:tab w:val="num" w:pos="2880"/>
+        </w:tabs>
+        <w:ind w:left="2880" w:hanging="360"/>
+      </w:pPr>
+    </w:lvl>
+    <w:lvl w:ilvl="4" w:tentative="1">
+      <w:start w:val="1"/>
+      <w:numFmt w:val="decimal"/>
+      <w:lvlText w:val="%5."/>
+      <w:lvlJc w:val="left"/>
+      <w:pPr>
+        <w:tabs>
+          <w:tab w:val="num" w:pos="3600"/>
+        </w:tabs>
+        <w:ind w:left="3600" w:hanging="360"/>
+      </w:pPr>
+    </w:lvl>
+    <w:lvl w:ilvl="5" w:tentative="1">
+      <w:start w:val="1"/>
+      <w:numFmt w:val="decimal"/>
+      <w:lvlText w:val="%6."/>
+      <w:lvlJc w:val="left"/>
+      <w:pPr>
+        <w:tabs>
+          <w:tab w:val="num" w:pos="4320"/>
+        </w:tabs>
+        <w:ind w:left="4320" w:hanging="360"/>
+      </w:pPr>
+    </w:lvl>
+    <w:lvl w:ilvl="6" w:tentative="1">
+      <w:start w:val="1"/>
+      <w:numFmt w:val="decimal"/>
+      <w:lvlText w:val="%7."/>
+      <w:lvlJc w:val="left"/>
+      <w:pPr>
+        <w:tabs>
+          <w:tab w:val="num" w:pos="5040"/>
+        </w:tabs>
+        <w:ind w:left="5040" w:hanging="360"/>
+      </w:pPr>
+    </w:lvl>
+    <w:lvl w:ilvl="7" w:tentative="1">
+      <w:start w:val="1"/>
+      <w:numFmt w:val="decimal"/>
+      <w:lvlText w:val="%8."/>
+      <w:lvlJc w:val="left"/>
+      <w:pPr>
+        <w:tabs>
+          <w:tab w:val="num" w:pos="5760"/>
+        </w:tabs>
+        <w:ind w:left="5760" w:hanging="360"/>
+      </w:pPr>
+    </w:lvl>
+    <w:lvl w:ilvl="8" w:tentative="1">
+      <w:start w:val="1"/>
+      <w:numFmt w:val="decimal"/>
+      <w:lvlText w:val="%9."/>
+      <w:lvlJc w:val="left"/>
+      <w:pPr>
+        <w:tabs>
+          <w:tab w:val="num" w:pos="6480"/>
+        </w:tabs>
+        <w:ind w:left="6480" w:hanging="360"/>
+      </w:pPr>
+    </w:lvl>
+  </w:abstractNum>
+  <w:abstractNum w:abstractNumId="63" w15:restartNumberingAfterBreak="0">
     <w:nsid w:val="45020F0C"/>
     <w:multiLevelType w:val="multilevel"/>
     <w:tmpl w:val="D688B6C4"/>
@@ -22294,7 +23919,7 @@
       </w:pPr>
     </w:lvl>
   </w:abstractNum>
-  <w:abstractNum w:abstractNumId="58" w15:restartNumberingAfterBreak="0">
+  <w:abstractNum w:abstractNumId="64" w15:restartNumberingAfterBreak="0">
     <w:nsid w:val="45200D9F"/>
     <w:multiLevelType w:val="multilevel"/>
     <w:tmpl w:val="768EAFB8"/>
@@ -22443,7 +24068,7 @@
       </w:rPr>
     </w:lvl>
   </w:abstractNum>
-  <w:abstractNum w:abstractNumId="59" w15:restartNumberingAfterBreak="0">
+  <w:abstractNum w:abstractNumId="65" w15:restartNumberingAfterBreak="0">
     <w:nsid w:val="466F5315"/>
     <w:multiLevelType w:val="multilevel"/>
     <w:tmpl w:val="398E7464"/>
@@ -22592,7 +24217,7 @@
       </w:rPr>
     </w:lvl>
   </w:abstractNum>
-  <w:abstractNum w:abstractNumId="60" w15:restartNumberingAfterBreak="0">
+  <w:abstractNum w:abstractNumId="66" w15:restartNumberingAfterBreak="0">
     <w:nsid w:val="49144418"/>
     <w:multiLevelType w:val="multilevel"/>
     <w:tmpl w:val="22BE5F10"/>
@@ -22705,7 +24330,7 @@
       </w:pPr>
     </w:lvl>
   </w:abstractNum>
-  <w:abstractNum w:abstractNumId="61" w15:restartNumberingAfterBreak="0">
+  <w:abstractNum w:abstractNumId="67" w15:restartNumberingAfterBreak="0">
     <w:nsid w:val="4921366B"/>
     <w:multiLevelType w:val="multilevel"/>
     <w:tmpl w:val="C8026EB8"/>
@@ -22854,7 +24479,7 @@
       </w:rPr>
     </w:lvl>
   </w:abstractNum>
-  <w:abstractNum w:abstractNumId="62" w15:restartNumberingAfterBreak="0">
+  <w:abstractNum w:abstractNumId="68" w15:restartNumberingAfterBreak="0">
     <w:nsid w:val="4A9029A0"/>
     <w:multiLevelType w:val="multilevel"/>
     <w:tmpl w:val="3C90E960"/>
@@ -23003,7 +24628,7 @@
       </w:rPr>
     </w:lvl>
   </w:abstractNum>
-  <w:abstractNum w:abstractNumId="63" w15:restartNumberingAfterBreak="0">
+  <w:abstractNum w:abstractNumId="69" w15:restartNumberingAfterBreak="0">
     <w:nsid w:val="4D922B09"/>
     <w:multiLevelType w:val="multilevel"/>
     <w:tmpl w:val="8252146C"/>
@@ -23152,7 +24777,7 @@
       </w:rPr>
     </w:lvl>
   </w:abstractNum>
-  <w:abstractNum w:abstractNumId="64" w15:restartNumberingAfterBreak="0">
+  <w:abstractNum w:abstractNumId="70" w15:restartNumberingAfterBreak="0">
     <w:nsid w:val="4ED63451"/>
     <w:multiLevelType w:val="multilevel"/>
     <w:tmpl w:val="7290A134"/>
@@ -23301,7 +24926,7 @@
       </w:rPr>
     </w:lvl>
   </w:abstractNum>
-  <w:abstractNum w:abstractNumId="65" w15:restartNumberingAfterBreak="0">
+  <w:abstractNum w:abstractNumId="71" w15:restartNumberingAfterBreak="0">
     <w:nsid w:val="4F97188C"/>
     <w:multiLevelType w:val="multilevel"/>
     <w:tmpl w:val="B89A6D40"/>
@@ -23450,7 +25075,7 @@
       </w:rPr>
     </w:lvl>
   </w:abstractNum>
-  <w:abstractNum w:abstractNumId="66" w15:restartNumberingAfterBreak="0">
+  <w:abstractNum w:abstractNumId="72" w15:restartNumberingAfterBreak="0">
     <w:nsid w:val="4FA65DFC"/>
     <w:multiLevelType w:val="multilevel"/>
     <w:tmpl w:val="99EA3BB4"/>
@@ -23599,7 +25224,7 @@
       </w:rPr>
     </w:lvl>
   </w:abstractNum>
-  <w:abstractNum w:abstractNumId="67" w15:restartNumberingAfterBreak="0">
+  <w:abstractNum w:abstractNumId="73" w15:restartNumberingAfterBreak="0">
     <w:nsid w:val="4FB47787"/>
     <w:multiLevelType w:val="multilevel"/>
     <w:tmpl w:val="9E3E2584"/>
@@ -23712,7 +25337,7 @@
       </w:pPr>
     </w:lvl>
   </w:abstractNum>
-  <w:abstractNum w:abstractNumId="68" w15:restartNumberingAfterBreak="0">
+  <w:abstractNum w:abstractNumId="74" w15:restartNumberingAfterBreak="0">
     <w:nsid w:val="50244E21"/>
     <w:multiLevelType w:val="multilevel"/>
     <w:tmpl w:val="0AFE1D4E"/>
@@ -23825,7 +25450,7 @@
       </w:pPr>
     </w:lvl>
   </w:abstractNum>
-  <w:abstractNum w:abstractNumId="69" w15:restartNumberingAfterBreak="0">
+  <w:abstractNum w:abstractNumId="75" w15:restartNumberingAfterBreak="0">
     <w:nsid w:val="50A169E7"/>
     <w:multiLevelType w:val="multilevel"/>
     <w:tmpl w:val="38E2C3B2"/>
@@ -23938,7 +25563,7 @@
       </w:pPr>
     </w:lvl>
   </w:abstractNum>
-  <w:abstractNum w:abstractNumId="70" w15:restartNumberingAfterBreak="0">
+  <w:abstractNum w:abstractNumId="76" w15:restartNumberingAfterBreak="0">
     <w:nsid w:val="54190045"/>
     <w:multiLevelType w:val="multilevel"/>
     <w:tmpl w:val="FF32E9A6"/>
@@ -24051,7 +25676,7 @@
       </w:pPr>
     </w:lvl>
   </w:abstractNum>
-  <w:abstractNum w:abstractNumId="71" w15:restartNumberingAfterBreak="0">
+  <w:abstractNum w:abstractNumId="77" w15:restartNumberingAfterBreak="0">
     <w:nsid w:val="557B17F9"/>
     <w:multiLevelType w:val="multilevel"/>
     <w:tmpl w:val="DE6A1736"/>
@@ -24164,7 +25789,120 @@
       </w:pPr>
     </w:lvl>
   </w:abstractNum>
-  <w:abstractNum w:abstractNumId="72" w15:restartNumberingAfterBreak="0">
+  <w:abstractNum w:abstractNumId="78" w15:restartNumberingAfterBreak="0">
+    <w:nsid w:val="56826FAE"/>
+    <w:multiLevelType w:val="multilevel"/>
+    <w:tmpl w:val="717622B0"/>
+    <w:lvl w:ilvl="0">
+      <w:start w:val="1"/>
+      <w:numFmt w:val="decimal"/>
+      <w:lvlText w:val="%1."/>
+      <w:lvlJc w:val="left"/>
+      <w:pPr>
+        <w:tabs>
+          <w:tab w:val="num" w:pos="720"/>
+        </w:tabs>
+        <w:ind w:left="720" w:hanging="360"/>
+      </w:pPr>
+    </w:lvl>
+    <w:lvl w:ilvl="1" w:tentative="1">
+      <w:start w:val="1"/>
+      <w:numFmt w:val="decimal"/>
+      <w:lvlText w:val="%2."/>
+      <w:lvlJc w:val="left"/>
+      <w:pPr>
+        <w:tabs>
+          <w:tab w:val="num" w:pos="1440"/>
+        </w:tabs>
+        <w:ind w:left="1440" w:hanging="360"/>
+      </w:pPr>
+    </w:lvl>
+    <w:lvl w:ilvl="2" w:tentative="1">
+      <w:start w:val="1"/>
+      <w:numFmt w:val="decimal"/>
+      <w:lvlText w:val="%3."/>
+      <w:lvlJc w:val="left"/>
+      <w:pPr>
+        <w:tabs>
+          <w:tab w:val="num" w:pos="2160"/>
+        </w:tabs>
+        <w:ind w:left="2160" w:hanging="360"/>
+      </w:pPr>
+    </w:lvl>
+    <w:lvl w:ilvl="3" w:tentative="1">
+      <w:start w:val="1"/>
+      <w:numFmt w:val="decimal"/>
+      <w:lvlText w:val="%4."/>
+      <w:lvlJc w:val="left"/>
+      <w:pPr>
+        <w:tabs>
+          <w:tab w:val="num" w:pos="2880"/>
+        </w:tabs>
+        <w:ind w:left="2880" w:hanging="360"/>
+      </w:pPr>
+    </w:lvl>
+    <w:lvl w:ilvl="4" w:tentative="1">
+      <w:start w:val="1"/>
+      <w:numFmt w:val="decimal"/>
+      <w:lvlText w:val="%5."/>
+      <w:lvlJc w:val="left"/>
+      <w:pPr>
+        <w:tabs>
+          <w:tab w:val="num" w:pos="3600"/>
+        </w:tabs>
+        <w:ind w:left="3600" w:hanging="360"/>
+      </w:pPr>
+    </w:lvl>
+    <w:lvl w:ilvl="5" w:tentative="1">
+      <w:start w:val="1"/>
+      <w:numFmt w:val="decimal"/>
+      <w:lvlText w:val="%6."/>
+      <w:lvlJc w:val="left"/>
+      <w:pPr>
+        <w:tabs>
+          <w:tab w:val="num" w:pos="4320"/>
+        </w:tabs>
+        <w:ind w:left="4320" w:hanging="360"/>
+      </w:pPr>
+    </w:lvl>
+    <w:lvl w:ilvl="6" w:tentative="1">
+      <w:start w:val="1"/>
+      <w:numFmt w:val="decimal"/>
+      <w:lvlText w:val="%7."/>
+      <w:lvlJc w:val="left"/>
+      <w:pPr>
+        <w:tabs>
+          <w:tab w:val="num" w:pos="5040"/>
+        </w:tabs>
+        <w:ind w:left="5040" w:hanging="360"/>
+      </w:pPr>
+    </w:lvl>
+    <w:lvl w:ilvl="7" w:tentative="1">
+      <w:start w:val="1"/>
+      <w:numFmt w:val="decimal"/>
+      <w:lvlText w:val="%8."/>
+      <w:lvlJc w:val="left"/>
+      <w:pPr>
+        <w:tabs>
+          <w:tab w:val="num" w:pos="5760"/>
+        </w:tabs>
+        <w:ind w:left="5760" w:hanging="360"/>
+      </w:pPr>
+    </w:lvl>
+    <w:lvl w:ilvl="8" w:tentative="1">
+      <w:start w:val="1"/>
+      <w:numFmt w:val="decimal"/>
+      <w:lvlText w:val="%9."/>
+      <w:lvlJc w:val="left"/>
+      <w:pPr>
+        <w:tabs>
+          <w:tab w:val="num" w:pos="6480"/>
+        </w:tabs>
+        <w:ind w:left="6480" w:hanging="360"/>
+      </w:pPr>
+    </w:lvl>
+  </w:abstractNum>
+  <w:abstractNum w:abstractNumId="79" w15:restartNumberingAfterBreak="0">
     <w:nsid w:val="57C90D88"/>
     <w:multiLevelType w:val="multilevel"/>
     <w:tmpl w:val="96FE2AC8"/>
@@ -24313,7 +26051,7 @@
       </w:rPr>
     </w:lvl>
   </w:abstractNum>
-  <w:abstractNum w:abstractNumId="73" w15:restartNumberingAfterBreak="0">
+  <w:abstractNum w:abstractNumId="80" w15:restartNumberingAfterBreak="0">
     <w:nsid w:val="590909F1"/>
     <w:multiLevelType w:val="multilevel"/>
     <w:tmpl w:val="2BEECC5C"/>
@@ -24462,7 +26200,7 @@
       </w:rPr>
     </w:lvl>
   </w:abstractNum>
-  <w:abstractNum w:abstractNumId="74" w15:restartNumberingAfterBreak="0">
+  <w:abstractNum w:abstractNumId="81" w15:restartNumberingAfterBreak="0">
     <w:nsid w:val="5A37430D"/>
     <w:multiLevelType w:val="multilevel"/>
     <w:tmpl w:val="E35AB092"/>
@@ -24575,7 +26313,7 @@
       </w:pPr>
     </w:lvl>
   </w:abstractNum>
-  <w:abstractNum w:abstractNumId="75" w15:restartNumberingAfterBreak="0">
+  <w:abstractNum w:abstractNumId="82" w15:restartNumberingAfterBreak="0">
     <w:nsid w:val="5AC50D18"/>
     <w:multiLevelType w:val="multilevel"/>
     <w:tmpl w:val="0A64F05A"/>
@@ -24688,7 +26426,7 @@
       </w:pPr>
     </w:lvl>
   </w:abstractNum>
-  <w:abstractNum w:abstractNumId="76" w15:restartNumberingAfterBreak="0">
+  <w:abstractNum w:abstractNumId="83" w15:restartNumberingAfterBreak="0">
     <w:nsid w:val="5BA87BC1"/>
     <w:multiLevelType w:val="multilevel"/>
     <w:tmpl w:val="07AC9870"/>
@@ -24833,7 +26571,7 @@
       </w:rPr>
     </w:lvl>
   </w:abstractNum>
-  <w:abstractNum w:abstractNumId="77" w15:restartNumberingAfterBreak="0">
+  <w:abstractNum w:abstractNumId="84" w15:restartNumberingAfterBreak="0">
     <w:nsid w:val="5C0E515A"/>
     <w:multiLevelType w:val="multilevel"/>
     <w:tmpl w:val="73643614"/>
@@ -24982,7 +26720,7 @@
       </w:rPr>
     </w:lvl>
   </w:abstractNum>
-  <w:abstractNum w:abstractNumId="78" w15:restartNumberingAfterBreak="0">
+  <w:abstractNum w:abstractNumId="85" w15:restartNumberingAfterBreak="0">
     <w:nsid w:val="5C2F3709"/>
     <w:multiLevelType w:val="multilevel"/>
     <w:tmpl w:val="2C787536"/>
@@ -25095,7 +26833,7 @@
       </w:pPr>
     </w:lvl>
   </w:abstractNum>
-  <w:abstractNum w:abstractNumId="79" w15:restartNumberingAfterBreak="0">
+  <w:abstractNum w:abstractNumId="86" w15:restartNumberingAfterBreak="0">
     <w:nsid w:val="60BE1BD1"/>
     <w:multiLevelType w:val="multilevel"/>
     <w:tmpl w:val="92485686"/>
@@ -25208,7 +26946,7 @@
       </w:pPr>
     </w:lvl>
   </w:abstractNum>
-  <w:abstractNum w:abstractNumId="80" w15:restartNumberingAfterBreak="0">
+  <w:abstractNum w:abstractNumId="87" w15:restartNumberingAfterBreak="0">
     <w:nsid w:val="61717056"/>
     <w:multiLevelType w:val="multilevel"/>
     <w:tmpl w:val="E57C4CD4"/>
@@ -25321,7 +27059,7 @@
       </w:pPr>
     </w:lvl>
   </w:abstractNum>
-  <w:abstractNum w:abstractNumId="81" w15:restartNumberingAfterBreak="0">
+  <w:abstractNum w:abstractNumId="88" w15:restartNumberingAfterBreak="0">
     <w:nsid w:val="63050B90"/>
     <w:multiLevelType w:val="multilevel"/>
     <w:tmpl w:val="8458B1F6"/>
@@ -25470,7 +27208,7 @@
       </w:rPr>
     </w:lvl>
   </w:abstractNum>
-  <w:abstractNum w:abstractNumId="82" w15:restartNumberingAfterBreak="0">
+  <w:abstractNum w:abstractNumId="89" w15:restartNumberingAfterBreak="0">
     <w:nsid w:val="636D188F"/>
     <w:multiLevelType w:val="multilevel"/>
     <w:tmpl w:val="9B128350"/>
@@ -25583,7 +27321,7 @@
       </w:pPr>
     </w:lvl>
   </w:abstractNum>
-  <w:abstractNum w:abstractNumId="83" w15:restartNumberingAfterBreak="0">
+  <w:abstractNum w:abstractNumId="90" w15:restartNumberingAfterBreak="0">
     <w:nsid w:val="64874BC5"/>
     <w:multiLevelType w:val="multilevel"/>
     <w:tmpl w:val="0DE0B358"/>
@@ -25732,7 +27470,7 @@
       </w:rPr>
     </w:lvl>
   </w:abstractNum>
-  <w:abstractNum w:abstractNumId="84" w15:restartNumberingAfterBreak="0">
+  <w:abstractNum w:abstractNumId="91" w15:restartNumberingAfterBreak="0">
     <w:nsid w:val="668F52A0"/>
     <w:multiLevelType w:val="multilevel"/>
     <w:tmpl w:val="FE8CC984"/>
@@ -25881,7 +27619,7 @@
       </w:rPr>
     </w:lvl>
   </w:abstractNum>
-  <w:abstractNum w:abstractNumId="85" w15:restartNumberingAfterBreak="0">
+  <w:abstractNum w:abstractNumId="92" w15:restartNumberingAfterBreak="0">
     <w:nsid w:val="66A81766"/>
     <w:multiLevelType w:val="multilevel"/>
     <w:tmpl w:val="A0926E8A"/>
@@ -26030,7 +27768,7 @@
       </w:rPr>
     </w:lvl>
   </w:abstractNum>
-  <w:abstractNum w:abstractNumId="86" w15:restartNumberingAfterBreak="0">
+  <w:abstractNum w:abstractNumId="93" w15:restartNumberingAfterBreak="0">
     <w:nsid w:val="6B5019CC"/>
     <w:multiLevelType w:val="multilevel"/>
     <w:tmpl w:val="C34CB002"/>
@@ -26175,7 +27913,7 @@
       </w:rPr>
     </w:lvl>
   </w:abstractNum>
-  <w:abstractNum w:abstractNumId="87" w15:restartNumberingAfterBreak="0">
+  <w:abstractNum w:abstractNumId="94" w15:restartNumberingAfterBreak="0">
     <w:nsid w:val="6CA4237C"/>
     <w:multiLevelType w:val="multilevel"/>
     <w:tmpl w:val="90C2D3D0"/>
@@ -26320,7 +28058,120 @@
       </w:rPr>
     </w:lvl>
   </w:abstractNum>
-  <w:abstractNum w:abstractNumId="88" w15:restartNumberingAfterBreak="0">
+  <w:abstractNum w:abstractNumId="95" w15:restartNumberingAfterBreak="0">
+    <w:nsid w:val="6E4D4A90"/>
+    <w:multiLevelType w:val="multilevel"/>
+    <w:tmpl w:val="4FBC4DFC"/>
+    <w:lvl w:ilvl="0">
+      <w:start w:val="1"/>
+      <w:numFmt w:val="decimal"/>
+      <w:lvlText w:val="%1."/>
+      <w:lvlJc w:val="left"/>
+      <w:pPr>
+        <w:tabs>
+          <w:tab w:val="num" w:pos="720"/>
+        </w:tabs>
+        <w:ind w:left="720" w:hanging="360"/>
+      </w:pPr>
+    </w:lvl>
+    <w:lvl w:ilvl="1" w:tentative="1">
+      <w:start w:val="1"/>
+      <w:numFmt w:val="decimal"/>
+      <w:lvlText w:val="%2."/>
+      <w:lvlJc w:val="left"/>
+      <w:pPr>
+        <w:tabs>
+          <w:tab w:val="num" w:pos="1440"/>
+        </w:tabs>
+        <w:ind w:left="1440" w:hanging="360"/>
+      </w:pPr>
+    </w:lvl>
+    <w:lvl w:ilvl="2" w:tentative="1">
+      <w:start w:val="1"/>
+      <w:numFmt w:val="decimal"/>
+      <w:lvlText w:val="%3."/>
+      <w:lvlJc w:val="left"/>
+      <w:pPr>
+        <w:tabs>
+          <w:tab w:val="num" w:pos="2160"/>
+        </w:tabs>
+        <w:ind w:left="2160" w:hanging="360"/>
+      </w:pPr>
+    </w:lvl>
+    <w:lvl w:ilvl="3" w:tentative="1">
+      <w:start w:val="1"/>
+      <w:numFmt w:val="decimal"/>
+      <w:lvlText w:val="%4."/>
+      <w:lvlJc w:val="left"/>
+      <w:pPr>
+        <w:tabs>
+          <w:tab w:val="num" w:pos="2880"/>
+        </w:tabs>
+        <w:ind w:left="2880" w:hanging="360"/>
+      </w:pPr>
+    </w:lvl>
+    <w:lvl w:ilvl="4" w:tentative="1">
+      <w:start w:val="1"/>
+      <w:numFmt w:val="decimal"/>
+      <w:lvlText w:val="%5."/>
+      <w:lvlJc w:val="left"/>
+      <w:pPr>
+        <w:tabs>
+          <w:tab w:val="num" w:pos="3600"/>
+        </w:tabs>
+        <w:ind w:left="3600" w:hanging="360"/>
+      </w:pPr>
+    </w:lvl>
+    <w:lvl w:ilvl="5" w:tentative="1">
+      <w:start w:val="1"/>
+      <w:numFmt w:val="decimal"/>
+      <w:lvlText w:val="%6."/>
+      <w:lvlJc w:val="left"/>
+      <w:pPr>
+        <w:tabs>
+          <w:tab w:val="num" w:pos="4320"/>
+        </w:tabs>
+        <w:ind w:left="4320" w:hanging="360"/>
+      </w:pPr>
+    </w:lvl>
+    <w:lvl w:ilvl="6" w:tentative="1">
+      <w:start w:val="1"/>
+      <w:numFmt w:val="decimal"/>
+      <w:lvlText w:val="%7."/>
+      <w:lvlJc w:val="left"/>
+      <w:pPr>
+        <w:tabs>
+          <w:tab w:val="num" w:pos="5040"/>
+        </w:tabs>
+        <w:ind w:left="5040" w:hanging="360"/>
+      </w:pPr>
+    </w:lvl>
+    <w:lvl w:ilvl="7" w:tentative="1">
+      <w:start w:val="1"/>
+      <w:numFmt w:val="decimal"/>
+      <w:lvlText w:val="%8."/>
+      <w:lvlJc w:val="left"/>
+      <w:pPr>
+        <w:tabs>
+          <w:tab w:val="num" w:pos="5760"/>
+        </w:tabs>
+        <w:ind w:left="5760" w:hanging="360"/>
+      </w:pPr>
+    </w:lvl>
+    <w:lvl w:ilvl="8" w:tentative="1">
+      <w:start w:val="1"/>
+      <w:numFmt w:val="decimal"/>
+      <w:lvlText w:val="%9."/>
+      <w:lvlJc w:val="left"/>
+      <w:pPr>
+        <w:tabs>
+          <w:tab w:val="num" w:pos="6480"/>
+        </w:tabs>
+        <w:ind w:left="6480" w:hanging="360"/>
+      </w:pPr>
+    </w:lvl>
+  </w:abstractNum>
+  <w:abstractNum w:abstractNumId="96" w15:restartNumberingAfterBreak="0">
     <w:nsid w:val="71F16AA6"/>
     <w:multiLevelType w:val="multilevel"/>
     <w:tmpl w:val="718C759E"/>
@@ -26433,7 +28284,156 @@
       </w:pPr>
     </w:lvl>
   </w:abstractNum>
-  <w:abstractNum w:abstractNumId="89" w15:restartNumberingAfterBreak="0">
+  <w:abstractNum w:abstractNumId="97" w15:restartNumberingAfterBreak="0">
+    <w:nsid w:val="73847262"/>
+    <w:multiLevelType w:val="multilevel"/>
+    <w:tmpl w:val="DB7006E0"/>
+    <w:lvl w:ilvl="0">
+      <w:start w:val="1"/>
+      <w:numFmt w:val="bullet"/>
+      <w:lvlText w:val=""/>
+      <w:lvlJc w:val="left"/>
+      <w:pPr>
+        <w:tabs>
+          <w:tab w:val="num" w:pos="720"/>
+        </w:tabs>
+        <w:ind w:left="720" w:hanging="360"/>
+      </w:pPr>
+      <w:rPr>
+        <w:rFonts w:ascii="Symbol" w:hAnsi="Symbol" w:hint="default"/>
+        <w:sz w:val="20"/>
+      </w:rPr>
+    </w:lvl>
+    <w:lvl w:ilvl="1" w:tentative="1">
+      <w:start w:val="1"/>
+      <w:numFmt w:val="bullet"/>
+      <w:lvlText w:val="o"/>
+      <w:lvlJc w:val="left"/>
+      <w:pPr>
+        <w:tabs>
+          <w:tab w:val="num" w:pos="1440"/>
+        </w:tabs>
+        <w:ind w:left="1440" w:hanging="360"/>
+      </w:pPr>
+      <w:rPr>
+        <w:rFonts w:ascii="Courier New" w:hAnsi="Courier New" w:hint="default"/>
+        <w:sz w:val="20"/>
+      </w:rPr>
+    </w:lvl>
+    <w:lvl w:ilvl="2" w:tentative="1">
+      <w:start w:val="1"/>
+      <w:numFmt w:val="bullet"/>
+      <w:lvlText w:val=""/>
+      <w:lvlJc w:val="left"/>
+      <w:pPr>
+        <w:tabs>
+          <w:tab w:val="num" w:pos="2160"/>
+        </w:tabs>
+        <w:ind w:left="2160" w:hanging="360"/>
+      </w:pPr>
+      <w:rPr>
+        <w:rFonts w:ascii="Wingdings" w:hAnsi="Wingdings" w:hint="default"/>
+        <w:sz w:val="20"/>
+      </w:rPr>
+    </w:lvl>
+    <w:lvl w:ilvl="3" w:tentative="1">
+      <w:start w:val="1"/>
+      <w:numFmt w:val="bullet"/>
+      <w:lvlText w:val=""/>
+      <w:lvlJc w:val="left"/>
+      <w:pPr>
+        <w:tabs>
+          <w:tab w:val="num" w:pos="2880"/>
+        </w:tabs>
+        <w:ind w:left="2880" w:hanging="360"/>
+      </w:pPr>
+      <w:rPr>
+        <w:rFonts w:ascii="Wingdings" w:hAnsi="Wingdings" w:hint="default"/>
+        <w:sz w:val="20"/>
+      </w:rPr>
+    </w:lvl>
+    <w:lvl w:ilvl="4" w:tentative="1">
+      <w:start w:val="1"/>
+      <w:numFmt w:val="bullet"/>
+      <w:lvlText w:val=""/>
+      <w:lvlJc w:val="left"/>
+      <w:pPr>
+        <w:tabs>
+          <w:tab w:val="num" w:pos="3600"/>
+        </w:tabs>
+        <w:ind w:left="3600" w:hanging="360"/>
+      </w:pPr>
+      <w:rPr>
+        <w:rFonts w:ascii="Wingdings" w:hAnsi="Wingdings" w:hint="default"/>
+        <w:sz w:val="20"/>
+      </w:rPr>
+    </w:lvl>
+    <w:lvl w:ilvl="5" w:tentative="1">
+      <w:start w:val="1"/>
+      <w:numFmt w:val="bullet"/>
+      <w:lvlText w:val=""/>
+      <w:lvlJc w:val="left"/>
+      <w:pPr>
+        <w:tabs>
+          <w:tab w:val="num" w:pos="4320"/>
+        </w:tabs>
+        <w:ind w:left="4320" w:hanging="360"/>
+      </w:pPr>
+      <w:rPr>
+        <w:rFonts w:ascii="Wingdings" w:hAnsi="Wingdings" w:hint="default"/>
+        <w:sz w:val="20"/>
+      </w:rPr>
+    </w:lvl>
+    <w:lvl w:ilvl="6" w:tentative="1">
+      <w:start w:val="1"/>
+      <w:numFmt w:val="bullet"/>
+      <w:lvlText w:val=""/>
+      <w:lvlJc w:val="left"/>
+      <w:pPr>
+        <w:tabs>
+          <w:tab w:val="num" w:pos="5040"/>
+        </w:tabs>
+        <w:ind w:left="5040" w:hanging="360"/>
+      </w:pPr>
+      <w:rPr>
+        <w:rFonts w:ascii="Wingdings" w:hAnsi="Wingdings" w:hint="default"/>
+        <w:sz w:val="20"/>
+      </w:rPr>
+    </w:lvl>
+    <w:lvl w:ilvl="7" w:tentative="1">
+      <w:start w:val="1"/>
+      <w:numFmt w:val="bullet"/>
+      <w:lvlText w:val=""/>
+      <w:lvlJc w:val="left"/>
+      <w:pPr>
+        <w:tabs>
+          <w:tab w:val="num" w:pos="5760"/>
+        </w:tabs>
+        <w:ind w:left="5760" w:hanging="360"/>
+      </w:pPr>
+      <w:rPr>
+        <w:rFonts w:ascii="Wingdings" w:hAnsi="Wingdings" w:hint="default"/>
+        <w:sz w:val="20"/>
+      </w:rPr>
+    </w:lvl>
+    <w:lvl w:ilvl="8" w:tentative="1">
+      <w:start w:val="1"/>
+      <w:numFmt w:val="bullet"/>
+      <w:lvlText w:val=""/>
+      <w:lvlJc w:val="left"/>
+      <w:pPr>
+        <w:tabs>
+          <w:tab w:val="num" w:pos="6480"/>
+        </w:tabs>
+        <w:ind w:left="6480" w:hanging="360"/>
+      </w:pPr>
+      <w:rPr>
+        <w:rFonts w:ascii="Wingdings" w:hAnsi="Wingdings" w:hint="default"/>
+        <w:sz w:val="20"/>
+      </w:rPr>
+    </w:lvl>
+  </w:abstractNum>
+  <w:abstractNum w:abstractNumId="98" w15:restartNumberingAfterBreak="0">
     <w:nsid w:val="74C15120"/>
     <w:multiLevelType w:val="multilevel"/>
     <w:tmpl w:val="1A84AD6C"/>
@@ -26582,7 +28582,7 @@
       </w:rPr>
     </w:lvl>
   </w:abstractNum>
-  <w:abstractNum w:abstractNumId="90" w15:restartNumberingAfterBreak="0">
+  <w:abstractNum w:abstractNumId="99" w15:restartNumberingAfterBreak="0">
     <w:nsid w:val="7636516F"/>
     <w:multiLevelType w:val="multilevel"/>
     <w:tmpl w:val="8DCE8D66"/>
@@ -26695,7 +28695,7 @@
       </w:pPr>
     </w:lvl>
   </w:abstractNum>
-  <w:abstractNum w:abstractNumId="91" w15:restartNumberingAfterBreak="0">
+  <w:abstractNum w:abstractNumId="100" w15:restartNumberingAfterBreak="0">
     <w:nsid w:val="76921C18"/>
     <w:multiLevelType w:val="multilevel"/>
     <w:tmpl w:val="1556D09A"/>
@@ -26844,7 +28844,7 @@
       </w:rPr>
     </w:lvl>
   </w:abstractNum>
-  <w:abstractNum w:abstractNumId="92" w15:restartNumberingAfterBreak="0">
+  <w:abstractNum w:abstractNumId="101" w15:restartNumberingAfterBreak="0">
     <w:nsid w:val="78A119C4"/>
     <w:multiLevelType w:val="multilevel"/>
     <w:tmpl w:val="68B69A8C"/>
@@ -26957,7 +28957,120 @@
       </w:pPr>
     </w:lvl>
   </w:abstractNum>
-  <w:abstractNum w:abstractNumId="93" w15:restartNumberingAfterBreak="0">
+  <w:abstractNum w:abstractNumId="102" w15:restartNumberingAfterBreak="0">
+    <w:nsid w:val="7ADF1B46"/>
+    <w:multiLevelType w:val="multilevel"/>
+    <w:tmpl w:val="1B7E1068"/>
+    <w:lvl w:ilvl="0">
+      <w:start w:val="1"/>
+      <w:numFmt w:val="decimal"/>
+      <w:lvlText w:val="%1."/>
+      <w:lvlJc w:val="left"/>
+      <w:pPr>
+        <w:tabs>
+          <w:tab w:val="num" w:pos="720"/>
+        </w:tabs>
+        <w:ind w:left="720" w:hanging="360"/>
+      </w:pPr>
+    </w:lvl>
+    <w:lvl w:ilvl="1" w:tentative="1">
+      <w:start w:val="1"/>
+      <w:numFmt w:val="decimal"/>
+      <w:lvlText w:val="%2."/>
+      <w:lvlJc w:val="left"/>
+      <w:pPr>
+        <w:tabs>
+          <w:tab w:val="num" w:pos="1440"/>
+        </w:tabs>
+        <w:ind w:left="1440" w:hanging="360"/>
+      </w:pPr>
+    </w:lvl>
+    <w:lvl w:ilvl="2" w:tentative="1">
+      <w:start w:val="1"/>
+      <w:numFmt w:val="decimal"/>
+      <w:lvlText w:val="%3."/>
+      <w:lvlJc w:val="left"/>
+      <w:pPr>
+        <w:tabs>
+          <w:tab w:val="num" w:pos="2160"/>
+        </w:tabs>
+        <w:ind w:left="2160" w:hanging="360"/>
+      </w:pPr>
+    </w:lvl>
+    <w:lvl w:ilvl="3" w:tentative="1">
+      <w:start w:val="1"/>
+      <w:numFmt w:val="decimal"/>
+      <w:lvlText w:val="%4."/>
+      <w:lvlJc w:val="left"/>
+      <w:pPr>
+        <w:tabs>
+          <w:tab w:val="num" w:pos="2880"/>
+        </w:tabs>
+        <w:ind w:left="2880" w:hanging="360"/>
+      </w:pPr>
+    </w:lvl>
+    <w:lvl w:ilvl="4" w:tentative="1">
+      <w:start w:val="1"/>
+      <w:numFmt w:val="decimal"/>
+      <w:lvlText w:val="%5."/>
+      <w:lvlJc w:val="left"/>
+      <w:pPr>
+        <w:tabs>
+          <w:tab w:val="num" w:pos="3600"/>
+        </w:tabs>
+        <w:ind w:left="3600" w:hanging="360"/>
+      </w:pPr>
+    </w:lvl>
+    <w:lvl w:ilvl="5" w:tentative="1">
+      <w:start w:val="1"/>
+      <w:numFmt w:val="decimal"/>
+      <w:lvlText w:val="%6."/>
+      <w:lvlJc w:val="left"/>
+      <w:pPr>
+        <w:tabs>
+          <w:tab w:val="num" w:pos="4320"/>
+        </w:tabs>
+        <w:ind w:left="4320" w:hanging="360"/>
+      </w:pPr>
+    </w:lvl>
+    <w:lvl w:ilvl="6" w:tentative="1">
+      <w:start w:val="1"/>
+      <w:numFmt w:val="decimal"/>
+      <w:lvlText w:val="%7."/>
+      <w:lvlJc w:val="left"/>
+      <w:pPr>
+        <w:tabs>
+          <w:tab w:val="num" w:pos="5040"/>
+        </w:tabs>
+        <w:ind w:left="5040" w:hanging="360"/>
+      </w:pPr>
+    </w:lvl>
+    <w:lvl w:ilvl="7" w:tentative="1">
+      <w:start w:val="1"/>
+      <w:numFmt w:val="decimal"/>
+      <w:lvlText w:val="%8."/>
+      <w:lvlJc w:val="left"/>
+      <w:pPr>
+        <w:tabs>
+          <w:tab w:val="num" w:pos="5760"/>
+        </w:tabs>
+        <w:ind w:left="5760" w:hanging="360"/>
+      </w:pPr>
+    </w:lvl>
+    <w:lvl w:ilvl="8" w:tentative="1">
+      <w:start w:val="1"/>
+      <w:numFmt w:val="decimal"/>
+      <w:lvlText w:val="%9."/>
+      <w:lvlJc w:val="left"/>
+      <w:pPr>
+        <w:tabs>
+          <w:tab w:val="num" w:pos="6480"/>
+        </w:tabs>
+        <w:ind w:left="6480" w:hanging="360"/>
+      </w:pPr>
+    </w:lvl>
+  </w:abstractNum>
+  <w:abstractNum w:abstractNumId="103" w15:restartNumberingAfterBreak="0">
     <w:nsid w:val="7C593B46"/>
     <w:multiLevelType w:val="multilevel"/>
     <w:tmpl w:val="3BC68F2A"/>
@@ -27070,7 +29183,7 @@
       </w:pPr>
     </w:lvl>
   </w:abstractNum>
-  <w:abstractNum w:abstractNumId="94" w15:restartNumberingAfterBreak="0">
+  <w:abstractNum w:abstractNumId="104" w15:restartNumberingAfterBreak="0">
     <w:nsid w:val="7C5E697B"/>
     <w:multiLevelType w:val="multilevel"/>
     <w:tmpl w:val="C02A7BAA"/>
@@ -27183,7 +29296,7 @@
       </w:pPr>
     </w:lvl>
   </w:abstractNum>
-  <w:abstractNum w:abstractNumId="95" w15:restartNumberingAfterBreak="0">
+  <w:abstractNum w:abstractNumId="105" w15:restartNumberingAfterBreak="0">
     <w:nsid w:val="7CAE7295"/>
     <w:multiLevelType w:val="multilevel"/>
     <w:tmpl w:val="215C0D12"/>
@@ -27296,7 +29409,7 @@
       </w:pPr>
     </w:lvl>
   </w:abstractNum>
-  <w:abstractNum w:abstractNumId="96" w15:restartNumberingAfterBreak="0">
+  <w:abstractNum w:abstractNumId="106" w15:restartNumberingAfterBreak="0">
     <w:nsid w:val="7EBA6FEE"/>
     <w:multiLevelType w:val="multilevel"/>
     <w:tmpl w:val="90521802"/>
@@ -27445,7 +29558,7 @@
       </w:rPr>
     </w:lvl>
   </w:abstractNum>
-  <w:abstractNum w:abstractNumId="97" w15:restartNumberingAfterBreak="0">
+  <w:abstractNum w:abstractNumId="107" w15:restartNumberingAfterBreak="0">
     <w:nsid w:val="7EC64166"/>
     <w:multiLevelType w:val="multilevel"/>
     <w:tmpl w:val="5B4E36D6"/>
@@ -27595,28 +29708,28 @@
     </w:lvl>
   </w:abstractNum>
   <w:num w:numId="1" w16cid:durableId="1485967246">
-    <w:abstractNumId w:val="44"/>
+    <w:abstractNumId w:val="48"/>
   </w:num>
   <w:num w:numId="2" w16cid:durableId="1060515020">
-    <w:abstractNumId w:val="89"/>
+    <w:abstractNumId w:val="98"/>
   </w:num>
   <w:num w:numId="3" w16cid:durableId="166214235">
-    <w:abstractNumId w:val="50"/>
+    <w:abstractNumId w:val="54"/>
   </w:num>
   <w:num w:numId="4" w16cid:durableId="635063584">
-    <w:abstractNumId w:val="91"/>
+    <w:abstractNumId w:val="100"/>
   </w:num>
   <w:num w:numId="5" w16cid:durableId="1488328455">
     <w:abstractNumId w:val="0"/>
   </w:num>
   <w:num w:numId="6" w16cid:durableId="1820532546">
-    <w:abstractNumId w:val="19"/>
+    <w:abstractNumId w:val="22"/>
   </w:num>
   <w:num w:numId="7" w16cid:durableId="217979751">
-    <w:abstractNumId w:val="74"/>
+    <w:abstractNumId w:val="81"/>
   </w:num>
   <w:num w:numId="8" w16cid:durableId="824931281">
-    <w:abstractNumId w:val="74"/>
+    <w:abstractNumId w:val="81"/>
     <w:lvlOverride w:ilvl="1">
       <w:lvl w:ilvl="1">
         <w:numFmt w:val="decimal"/>
@@ -27626,277 +29739,307 @@
     </w:lvlOverride>
   </w:num>
   <w:num w:numId="9" w16cid:durableId="1247495937">
+    <w:abstractNumId w:val="71"/>
+  </w:num>
+  <w:num w:numId="10" w16cid:durableId="2115979461">
+    <w:abstractNumId w:val="40"/>
+  </w:num>
+  <w:num w:numId="11" w16cid:durableId="1488744066">
+    <w:abstractNumId w:val="5"/>
+  </w:num>
+  <w:num w:numId="12" w16cid:durableId="739714594">
+    <w:abstractNumId w:val="57"/>
+  </w:num>
+  <w:num w:numId="13" w16cid:durableId="742068307">
+    <w:abstractNumId w:val="26"/>
+  </w:num>
+  <w:num w:numId="14" w16cid:durableId="911890441">
+    <w:abstractNumId w:val="91"/>
+  </w:num>
+  <w:num w:numId="15" w16cid:durableId="1337803996">
+    <w:abstractNumId w:val="21"/>
+  </w:num>
+  <w:num w:numId="16" w16cid:durableId="32273097">
+    <w:abstractNumId w:val="107"/>
+  </w:num>
+  <w:num w:numId="17" w16cid:durableId="528950544">
+    <w:abstractNumId w:val="92"/>
+  </w:num>
+  <w:num w:numId="18" w16cid:durableId="381173997">
+    <w:abstractNumId w:val="11"/>
+  </w:num>
+  <w:num w:numId="19" w16cid:durableId="905799505">
+    <w:abstractNumId w:val="29"/>
+  </w:num>
+  <w:num w:numId="20" w16cid:durableId="360477177">
+    <w:abstractNumId w:val="83"/>
+  </w:num>
+  <w:num w:numId="21" w16cid:durableId="1364818147">
+    <w:abstractNumId w:val="39"/>
+  </w:num>
+  <w:num w:numId="22" w16cid:durableId="379861897">
+    <w:abstractNumId w:val="93"/>
+  </w:num>
+  <w:num w:numId="23" w16cid:durableId="1140224231">
+    <w:abstractNumId w:val="42"/>
+  </w:num>
+  <w:num w:numId="24" w16cid:durableId="1789008370">
+    <w:abstractNumId w:val="41"/>
+  </w:num>
+  <w:num w:numId="25" w16cid:durableId="1008286715">
+    <w:abstractNumId w:val="106"/>
+  </w:num>
+  <w:num w:numId="26" w16cid:durableId="2094541931">
+    <w:abstractNumId w:val="56"/>
+  </w:num>
+  <w:num w:numId="27" w16cid:durableId="576012676">
+    <w:abstractNumId w:val="43"/>
+  </w:num>
+  <w:num w:numId="28" w16cid:durableId="761488549">
+    <w:abstractNumId w:val="24"/>
+  </w:num>
+  <w:num w:numId="29" w16cid:durableId="1042558868">
+    <w:abstractNumId w:val="74"/>
+  </w:num>
+  <w:num w:numId="30" w16cid:durableId="1916746720">
+    <w:abstractNumId w:val="69"/>
+  </w:num>
+  <w:num w:numId="31" w16cid:durableId="129595486">
+    <w:abstractNumId w:val="47"/>
+  </w:num>
+  <w:num w:numId="32" w16cid:durableId="432407949">
+    <w:abstractNumId w:val="14"/>
+  </w:num>
+  <w:num w:numId="33" w16cid:durableId="1506896887">
+    <w:abstractNumId w:val="30"/>
+  </w:num>
+  <w:num w:numId="34" w16cid:durableId="1656715276">
+    <w:abstractNumId w:val="6"/>
+  </w:num>
+  <w:num w:numId="35" w16cid:durableId="1126462221">
+    <w:abstractNumId w:val="37"/>
+  </w:num>
+  <w:num w:numId="36" w16cid:durableId="684556098">
+    <w:abstractNumId w:val="15"/>
+  </w:num>
+  <w:num w:numId="37" w16cid:durableId="356128053">
+    <w:abstractNumId w:val="67"/>
+  </w:num>
+  <w:num w:numId="38" w16cid:durableId="1322272628">
+    <w:abstractNumId w:val="68"/>
+  </w:num>
+  <w:num w:numId="39" w16cid:durableId="1031220316">
+    <w:abstractNumId w:val="94"/>
+  </w:num>
+  <w:num w:numId="40" w16cid:durableId="1373573612">
+    <w:abstractNumId w:val="4"/>
+  </w:num>
+  <w:num w:numId="41" w16cid:durableId="634527523">
+    <w:abstractNumId w:val="31"/>
+  </w:num>
+  <w:num w:numId="42" w16cid:durableId="1484660289">
     <w:abstractNumId w:val="65"/>
   </w:num>
-  <w:num w:numId="10" w16cid:durableId="2115979461">
+  <w:num w:numId="43" w16cid:durableId="1783457883">
+    <w:abstractNumId w:val="90"/>
+  </w:num>
+  <w:num w:numId="44" w16cid:durableId="1214973022">
+    <w:abstractNumId w:val="46"/>
+  </w:num>
+  <w:num w:numId="45" w16cid:durableId="2067143149">
     <w:abstractNumId w:val="36"/>
   </w:num>
-  <w:num w:numId="11" w16cid:durableId="1488744066">
-    <w:abstractNumId w:val="4"/>
-  </w:num>
-  <w:num w:numId="12" w16cid:durableId="739714594">
-    <w:abstractNumId w:val="53"/>
-  </w:num>
-  <w:num w:numId="13" w16cid:durableId="742068307">
-    <w:abstractNumId w:val="22"/>
-  </w:num>
-  <w:num w:numId="14" w16cid:durableId="911890441">
+  <w:num w:numId="46" w16cid:durableId="193228300">
     <w:abstractNumId w:val="84"/>
   </w:num>
-  <w:num w:numId="15" w16cid:durableId="1337803996">
-    <w:abstractNumId w:val="18"/>
+  <w:num w:numId="47" w16cid:durableId="1919054178">
+    <w:abstractNumId w:val="17"/>
   </w:num>
-  <w:num w:numId="16" w16cid:durableId="32273097">
-    <w:abstractNumId w:val="97"/>
+  <w:num w:numId="48" w16cid:durableId="487091626">
+    <w:abstractNumId w:val="12"/>
   </w:num>
-  <w:num w:numId="17" w16cid:durableId="528950544">
-    <w:abstractNumId w:val="85"/>
+  <w:num w:numId="49" w16cid:durableId="1977027139">
+    <w:abstractNumId w:val="70"/>
   </w:num>
-  <w:num w:numId="18" w16cid:durableId="381173997">
+  <w:num w:numId="50" w16cid:durableId="1847478714">
+    <w:abstractNumId w:val="88"/>
+  </w:num>
+  <w:num w:numId="51" w16cid:durableId="1941601938">
+    <w:abstractNumId w:val="35"/>
+  </w:num>
+  <w:num w:numId="52" w16cid:durableId="196241091">
+    <w:abstractNumId w:val="99"/>
+  </w:num>
+  <w:num w:numId="53" w16cid:durableId="1055813885">
+    <w:abstractNumId w:val="8"/>
+  </w:num>
+  <w:num w:numId="54" w16cid:durableId="1665666932">
+    <w:abstractNumId w:val="79"/>
+  </w:num>
+  <w:num w:numId="55" w16cid:durableId="1548639069">
+    <w:abstractNumId w:val="105"/>
+  </w:num>
+  <w:num w:numId="56" w16cid:durableId="373433159">
+    <w:abstractNumId w:val="82"/>
+  </w:num>
+  <w:num w:numId="57" w16cid:durableId="1312909043">
+    <w:abstractNumId w:val="16"/>
+  </w:num>
+  <w:num w:numId="58" w16cid:durableId="1809661571">
+    <w:abstractNumId w:val="59"/>
+  </w:num>
+  <w:num w:numId="59" w16cid:durableId="1545827899">
+    <w:abstractNumId w:val="87"/>
+  </w:num>
+  <w:num w:numId="60" w16cid:durableId="1716348091">
     <w:abstractNumId w:val="9"/>
   </w:num>
-  <w:num w:numId="19" w16cid:durableId="905799505">
-    <w:abstractNumId w:val="25"/>
-  </w:num>
-  <w:num w:numId="20" w16cid:durableId="360477177">
-    <w:abstractNumId w:val="76"/>
-  </w:num>
-  <w:num w:numId="21" w16cid:durableId="1364818147">
-    <w:abstractNumId w:val="35"/>
-  </w:num>
-  <w:num w:numId="22" w16cid:durableId="379861897">
-    <w:abstractNumId w:val="86"/>
-  </w:num>
-  <w:num w:numId="23" w16cid:durableId="1140224231">
-    <w:abstractNumId w:val="38"/>
-  </w:num>
-  <w:num w:numId="24" w16cid:durableId="1789008370">
-    <w:abstractNumId w:val="37"/>
-  </w:num>
-  <w:num w:numId="25" w16cid:durableId="1008286715">
-    <w:abstractNumId w:val="96"/>
-  </w:num>
-  <w:num w:numId="26" w16cid:durableId="2094541931">
-    <w:abstractNumId w:val="52"/>
-  </w:num>
-  <w:num w:numId="27" w16cid:durableId="576012676">
-    <w:abstractNumId w:val="39"/>
-  </w:num>
-  <w:num w:numId="28" w16cid:durableId="761488549">
-    <w:abstractNumId w:val="21"/>
-  </w:num>
-  <w:num w:numId="29" w16cid:durableId="1042558868">
-    <w:abstractNumId w:val="68"/>
-  </w:num>
-  <w:num w:numId="30" w16cid:durableId="1916746720">
-    <w:abstractNumId w:val="63"/>
-  </w:num>
-  <w:num w:numId="31" w16cid:durableId="129595486">
-    <w:abstractNumId w:val="43"/>
-  </w:num>
-  <w:num w:numId="32" w16cid:durableId="432407949">
-    <w:abstractNumId w:val="11"/>
-  </w:num>
-  <w:num w:numId="33" w16cid:durableId="1506896887">
-    <w:abstractNumId w:val="26"/>
-  </w:num>
-  <w:num w:numId="34" w16cid:durableId="1656715276">
-    <w:abstractNumId w:val="5"/>
-  </w:num>
-  <w:num w:numId="35" w16cid:durableId="1126462221">
-    <w:abstractNumId w:val="33"/>
-  </w:num>
-  <w:num w:numId="36" w16cid:durableId="684556098">
-    <w:abstractNumId w:val="12"/>
-  </w:num>
-  <w:num w:numId="37" w16cid:durableId="356128053">
-    <w:abstractNumId w:val="61"/>
-  </w:num>
-  <w:num w:numId="38" w16cid:durableId="1322272628">
-    <w:abstractNumId w:val="62"/>
-  </w:num>
-  <w:num w:numId="39" w16cid:durableId="1031220316">
-    <w:abstractNumId w:val="87"/>
-  </w:num>
-  <w:num w:numId="40" w16cid:durableId="1373573612">
-    <w:abstractNumId w:val="3"/>
-  </w:num>
-  <w:num w:numId="41" w16cid:durableId="634527523">
-    <w:abstractNumId w:val="27"/>
-  </w:num>
-  <w:num w:numId="42" w16cid:durableId="1484660289">
-    <w:abstractNumId w:val="59"/>
-  </w:num>
-  <w:num w:numId="43" w16cid:durableId="1783457883">
-    <w:abstractNumId w:val="83"/>
-  </w:num>
-  <w:num w:numId="44" w16cid:durableId="1214973022">
-    <w:abstractNumId w:val="42"/>
-  </w:num>
-  <w:num w:numId="45" w16cid:durableId="2067143149">
-    <w:abstractNumId w:val="32"/>
-  </w:num>
-  <w:num w:numId="46" w16cid:durableId="193228300">
-    <w:abstractNumId w:val="77"/>
-  </w:num>
-  <w:num w:numId="47" w16cid:durableId="1919054178">
-    <w:abstractNumId w:val="14"/>
-  </w:num>
-  <w:num w:numId="48" w16cid:durableId="487091626">
-    <w:abstractNumId w:val="10"/>
-  </w:num>
-  <w:num w:numId="49" w16cid:durableId="1977027139">
-    <w:abstractNumId w:val="64"/>
-  </w:num>
-  <w:num w:numId="50" w16cid:durableId="1847478714">
-    <w:abstractNumId w:val="81"/>
-  </w:num>
-  <w:num w:numId="51" w16cid:durableId="1941601938">
-    <w:abstractNumId w:val="31"/>
-  </w:num>
-  <w:num w:numId="52" w16cid:durableId="196241091">
-    <w:abstractNumId w:val="90"/>
-  </w:num>
-  <w:num w:numId="53" w16cid:durableId="1055813885">
-    <w:abstractNumId w:val="7"/>
-  </w:num>
-  <w:num w:numId="54" w16cid:durableId="1665666932">
-    <w:abstractNumId w:val="72"/>
-  </w:num>
-  <w:num w:numId="55" w16cid:durableId="1548639069">
-    <w:abstractNumId w:val="95"/>
-  </w:num>
-  <w:num w:numId="56" w16cid:durableId="373433159">
-    <w:abstractNumId w:val="75"/>
-  </w:num>
-  <w:num w:numId="57" w16cid:durableId="1312909043">
-    <w:abstractNumId w:val="13"/>
-  </w:num>
-  <w:num w:numId="58" w16cid:durableId="1809661571">
-    <w:abstractNumId w:val="54"/>
-  </w:num>
-  <w:num w:numId="59" w16cid:durableId="1545827899">
-    <w:abstractNumId w:val="80"/>
-  </w:num>
-  <w:num w:numId="60" w16cid:durableId="1716348091">
-    <w:abstractNumId w:val="8"/>
-  </w:num>
   <w:num w:numId="61" w16cid:durableId="817647083">
-    <w:abstractNumId w:val="15"/>
+    <w:abstractNumId w:val="18"/>
   </w:num>
   <w:num w:numId="62" w16cid:durableId="233201404">
     <w:abstractNumId w:val="1"/>
   </w:num>
   <w:num w:numId="63" w16cid:durableId="1157502318">
-    <w:abstractNumId w:val="56"/>
+    <w:abstractNumId w:val="61"/>
   </w:num>
   <w:num w:numId="64" w16cid:durableId="632253821">
+    <w:abstractNumId w:val="66"/>
+  </w:num>
+  <w:num w:numId="65" w16cid:durableId="574096445">
+    <w:abstractNumId w:val="33"/>
+  </w:num>
+  <w:num w:numId="66" w16cid:durableId="1679042737">
+    <w:abstractNumId w:val="72"/>
+  </w:num>
+  <w:num w:numId="67" w16cid:durableId="1641765291">
+    <w:abstractNumId w:val="55"/>
+  </w:num>
+  <w:num w:numId="68" w16cid:durableId="1096514703">
+    <w:abstractNumId w:val="49"/>
+  </w:num>
+  <w:num w:numId="69" w16cid:durableId="399864210">
+    <w:abstractNumId w:val="85"/>
+  </w:num>
+  <w:num w:numId="70" w16cid:durableId="125855137">
     <w:abstractNumId w:val="60"/>
   </w:num>
-  <w:num w:numId="65" w16cid:durableId="574096445">
-    <w:abstractNumId w:val="29"/>
+  <w:num w:numId="71" w16cid:durableId="688288430">
+    <w:abstractNumId w:val="34"/>
   </w:num>
-  <w:num w:numId="66" w16cid:durableId="1679042737">
-    <w:abstractNumId w:val="66"/>
+  <w:num w:numId="72" w16cid:durableId="1774746457">
+    <w:abstractNumId w:val="53"/>
   </w:num>
-  <w:num w:numId="67" w16cid:durableId="1641765291">
-    <w:abstractNumId w:val="51"/>
+  <w:num w:numId="73" w16cid:durableId="1410351349">
+    <w:abstractNumId w:val="73"/>
   </w:num>
-  <w:num w:numId="68" w16cid:durableId="1096514703">
+  <w:num w:numId="74" w16cid:durableId="1829247184">
+    <w:abstractNumId w:val="38"/>
+  </w:num>
+  <w:num w:numId="75" w16cid:durableId="1907451556">
+    <w:abstractNumId w:val="20"/>
+  </w:num>
+  <w:num w:numId="76" w16cid:durableId="476074149">
+    <w:abstractNumId w:val="89"/>
+  </w:num>
+  <w:num w:numId="77" w16cid:durableId="1549686311">
+    <w:abstractNumId w:val="23"/>
+  </w:num>
+  <w:num w:numId="78" w16cid:durableId="1262101896">
+    <w:abstractNumId w:val="80"/>
+  </w:num>
+  <w:num w:numId="79" w16cid:durableId="1559122300">
+    <w:abstractNumId w:val="103"/>
+  </w:num>
+  <w:num w:numId="80" w16cid:durableId="1881479335">
+    <w:abstractNumId w:val="77"/>
+  </w:num>
+  <w:num w:numId="81" w16cid:durableId="1644889375">
+    <w:abstractNumId w:val="96"/>
+  </w:num>
+  <w:num w:numId="82" w16cid:durableId="266809816">
     <w:abstractNumId w:val="45"/>
   </w:num>
-  <w:num w:numId="69" w16cid:durableId="399864210">
-    <w:abstractNumId w:val="78"/>
-  </w:num>
-  <w:num w:numId="70" w16cid:durableId="125855137">
-    <w:abstractNumId w:val="55"/>
-  </w:num>
-  <w:num w:numId="71" w16cid:durableId="688288430">
-    <w:abstractNumId w:val="30"/>
-  </w:num>
-  <w:num w:numId="72" w16cid:durableId="1774746457">
-    <w:abstractNumId w:val="49"/>
-  </w:num>
-  <w:num w:numId="73" w16cid:durableId="1410351349">
-    <w:abstractNumId w:val="67"/>
-  </w:num>
-  <w:num w:numId="74" w16cid:durableId="1829247184">
-    <w:abstractNumId w:val="34"/>
-  </w:num>
-  <w:num w:numId="75" w16cid:durableId="1907451556">
-    <w:abstractNumId w:val="17"/>
-  </w:num>
-  <w:num w:numId="76" w16cid:durableId="476074149">
-    <w:abstractNumId w:val="82"/>
-  </w:num>
-  <w:num w:numId="77" w16cid:durableId="1549686311">
-    <w:abstractNumId w:val="20"/>
-  </w:num>
-  <w:num w:numId="78" w16cid:durableId="1262101896">
-    <w:abstractNumId w:val="73"/>
-  </w:num>
-  <w:num w:numId="79" w16cid:durableId="1559122300">
-    <w:abstractNumId w:val="93"/>
-  </w:num>
-  <w:num w:numId="80" w16cid:durableId="1881479335">
-    <w:abstractNumId w:val="71"/>
-  </w:num>
-  <w:num w:numId="81" w16cid:durableId="1644889375">
-    <w:abstractNumId w:val="88"/>
-  </w:num>
-  <w:num w:numId="82" w16cid:durableId="266809816">
-    <w:abstractNumId w:val="41"/>
-  </w:num>
   <w:num w:numId="83" w16cid:durableId="1898975329">
-    <w:abstractNumId w:val="79"/>
+    <w:abstractNumId w:val="86"/>
   </w:num>
   <w:num w:numId="84" w16cid:durableId="921790582">
-    <w:abstractNumId w:val="23"/>
+    <w:abstractNumId w:val="27"/>
   </w:num>
   <w:num w:numId="85" w16cid:durableId="1216041000">
-    <w:abstractNumId w:val="46"/>
+    <w:abstractNumId w:val="50"/>
   </w:num>
   <w:num w:numId="86" w16cid:durableId="1230000132">
-    <w:abstractNumId w:val="58"/>
+    <w:abstractNumId w:val="64"/>
   </w:num>
   <w:num w:numId="87" w16cid:durableId="1151213614">
-    <w:abstractNumId w:val="94"/>
+    <w:abstractNumId w:val="104"/>
   </w:num>
   <w:num w:numId="88" w16cid:durableId="779648141">
-    <w:abstractNumId w:val="48"/>
+    <w:abstractNumId w:val="52"/>
   </w:num>
   <w:num w:numId="89" w16cid:durableId="1661083049">
-    <w:abstractNumId w:val="6"/>
+    <w:abstractNumId w:val="7"/>
   </w:num>
   <w:num w:numId="90" w16cid:durableId="1078475948">
-    <w:abstractNumId w:val="28"/>
+    <w:abstractNumId w:val="32"/>
   </w:num>
   <w:num w:numId="91" w16cid:durableId="7105176">
-    <w:abstractNumId w:val="69"/>
+    <w:abstractNumId w:val="75"/>
   </w:num>
   <w:num w:numId="92" w16cid:durableId="20787591">
-    <w:abstractNumId w:val="40"/>
+    <w:abstractNumId w:val="44"/>
   </w:num>
   <w:num w:numId="93" w16cid:durableId="2070494462">
-    <w:abstractNumId w:val="57"/>
+    <w:abstractNumId w:val="63"/>
   </w:num>
   <w:num w:numId="94" w16cid:durableId="152258199">
-    <w:abstractNumId w:val="16"/>
+    <w:abstractNumId w:val="19"/>
   </w:num>
   <w:num w:numId="95" w16cid:durableId="332027457">
-    <w:abstractNumId w:val="70"/>
+    <w:abstractNumId w:val="76"/>
   </w:num>
   <w:num w:numId="96" w16cid:durableId="1652637883">
-    <w:abstractNumId w:val="24"/>
+    <w:abstractNumId w:val="28"/>
   </w:num>
   <w:num w:numId="97" w16cid:durableId="1237008859">
     <w:abstractNumId w:val="2"/>
   </w:num>
   <w:num w:numId="98" w16cid:durableId="676424320">
-    <w:abstractNumId w:val="47"/>
+    <w:abstractNumId w:val="51"/>
   </w:num>
   <w:num w:numId="99" w16cid:durableId="1044448274">
-    <w:abstractNumId w:val="92"/>
+    <w:abstractNumId w:val="101"/>
+  </w:num>
+  <w:num w:numId="100" w16cid:durableId="441801916">
+    <w:abstractNumId w:val="97"/>
+  </w:num>
+  <w:num w:numId="101" w16cid:durableId="434790148">
+    <w:abstractNumId w:val="78"/>
+  </w:num>
+  <w:num w:numId="102" w16cid:durableId="454905697">
+    <w:abstractNumId w:val="95"/>
+  </w:num>
+  <w:num w:numId="103" w16cid:durableId="1840731875">
+    <w:abstractNumId w:val="102"/>
+  </w:num>
+  <w:num w:numId="104" w16cid:durableId="1922332760">
+    <w:abstractNumId w:val="13"/>
+  </w:num>
+  <w:num w:numId="105" w16cid:durableId="1200508534">
+    <w:abstractNumId w:val="58"/>
+  </w:num>
+  <w:num w:numId="106" w16cid:durableId="348803123">
+    <w:abstractNumId w:val="3"/>
+  </w:num>
+  <w:num w:numId="107" w16cid:durableId="435366611">
+    <w:abstractNumId w:val="10"/>
+  </w:num>
+  <w:num w:numId="108" w16cid:durableId="4015072">
+    <w:abstractNumId w:val="25"/>
+  </w:num>
+  <w:num w:numId="109" w16cid:durableId="679084656">
+    <w:abstractNumId w:val="62"/>
   </w:num>
 </w:numbering>
 </file>

--- a/Coda Full Description.docx
+++ b/Coda Full Description.docx
@@ -47,7 +47,6 @@
             <w:tabs>
               <w:tab w:val="right" w:leader="dot" w:pos="9350"/>
             </w:tabs>
-            <w:spacing w:after="120"/>
             <w:rPr>
               <w:rFonts w:asciiTheme="minorHAnsi" w:hAnsiTheme="minorHAnsi"/>
               <w:noProof/>
@@ -76,7 +75,7 @@
             </w:rPr>
             <w:fldChar w:fldCharType="separate"/>
           </w:r>
-          <w:hyperlink w:anchor="_Toc226132446" w:history="1">
+          <w:hyperlink w:anchor="_Toc227707566" w:history="1">
             <w:r>
               <w:rPr>
                 <w:rStyle w:val="Hyperlink"/>
@@ -104,7 +103,7 @@
                 <w:noProof/>
                 <w:webHidden/>
               </w:rPr>
-              <w:instrText xml:space="preserve"> PAGEREF _Toc226132446 \h </w:instrText>
+              <w:instrText xml:space="preserve"> PAGEREF _Toc227707566 \h </w:instrText>
             </w:r>
             <w:r>
               <w:rPr>
@@ -141,7 +140,6 @@
             <w:tabs>
               <w:tab w:val="right" w:leader="dot" w:pos="9350"/>
             </w:tabs>
-            <w:spacing w:after="120"/>
             <w:rPr>
               <w:rFonts w:asciiTheme="minorHAnsi" w:hAnsiTheme="minorHAnsi"/>
               <w:noProof/>
@@ -152,7 +150,7 @@
               <w14:ligatures w14:val="standardContextual"/>
             </w:rPr>
           </w:pPr>
-          <w:hyperlink w:anchor="_Toc226132447" w:history="1">
+          <w:hyperlink w:anchor="_Toc227707567" w:history="1">
             <w:r>
               <w:rPr>
                 <w:rStyle w:val="Hyperlink"/>
@@ -180,7 +178,7 @@
                 <w:noProof/>
                 <w:webHidden/>
               </w:rPr>
-              <w:instrText xml:space="preserve"> PAGEREF _Toc226132447 \h </w:instrText>
+              <w:instrText xml:space="preserve"> PAGEREF _Toc227707567 \h </w:instrText>
             </w:r>
             <w:r>
               <w:rPr>
@@ -217,7 +215,6 @@
             <w:tabs>
               <w:tab w:val="right" w:leader="dot" w:pos="9350"/>
             </w:tabs>
-            <w:spacing w:after="120"/>
             <w:rPr>
               <w:rFonts w:asciiTheme="minorHAnsi" w:hAnsiTheme="minorHAnsi"/>
               <w:noProof/>
@@ -228,7 +225,7 @@
               <w14:ligatures w14:val="standardContextual"/>
             </w:rPr>
           </w:pPr>
-          <w:hyperlink w:anchor="_Toc226132448" w:history="1">
+          <w:hyperlink w:anchor="_Toc227707568" w:history="1">
             <w:r>
               <w:rPr>
                 <w:rStyle w:val="Hyperlink"/>
@@ -256,7 +253,7 @@
                 <w:noProof/>
                 <w:webHidden/>
               </w:rPr>
-              <w:instrText xml:space="preserve"> PAGEREF _Toc226132448 \h </w:instrText>
+              <w:instrText xml:space="preserve"> PAGEREF _Toc227707568 \h </w:instrText>
             </w:r>
             <w:r>
               <w:rPr>
@@ -293,7 +290,6 @@
             <w:tabs>
               <w:tab w:val="right" w:leader="dot" w:pos="9350"/>
             </w:tabs>
-            <w:spacing w:after="120"/>
             <w:rPr>
               <w:rFonts w:asciiTheme="minorHAnsi" w:hAnsiTheme="minorHAnsi"/>
               <w:noProof/>
@@ -304,7 +300,7 @@
               <w14:ligatures w14:val="standardContextual"/>
             </w:rPr>
           </w:pPr>
-          <w:hyperlink w:anchor="_Toc226132449" w:history="1">
+          <w:hyperlink w:anchor="_Toc227707569" w:history="1">
             <w:r>
               <w:rPr>
                 <w:rStyle w:val="Hyperlink"/>
@@ -332,7 +328,7 @@
                 <w:noProof/>
                 <w:webHidden/>
               </w:rPr>
-              <w:instrText xml:space="preserve"> PAGEREF _Toc226132449 \h </w:instrText>
+              <w:instrText xml:space="preserve"> PAGEREF _Toc227707569 \h </w:instrText>
             </w:r>
             <w:r>
               <w:rPr>
@@ -369,7 +365,6 @@
             <w:tabs>
               <w:tab w:val="right" w:leader="dot" w:pos="9350"/>
             </w:tabs>
-            <w:spacing w:after="120"/>
             <w:rPr>
               <w:rFonts w:asciiTheme="minorHAnsi" w:hAnsiTheme="minorHAnsi"/>
               <w:noProof/>
@@ -380,7 +375,7 @@
               <w14:ligatures w14:val="standardContextual"/>
             </w:rPr>
           </w:pPr>
-          <w:hyperlink w:anchor="_Toc226132450" w:history="1">
+          <w:hyperlink w:anchor="_Toc227707570" w:history="1">
             <w:r>
               <w:rPr>
                 <w:rStyle w:val="Hyperlink"/>
@@ -408,7 +403,7 @@
                 <w:noProof/>
                 <w:webHidden/>
               </w:rPr>
-              <w:instrText xml:space="preserve"> PAGEREF _Toc226132450 \h </w:instrText>
+              <w:instrText xml:space="preserve"> PAGEREF _Toc227707570 \h </w:instrText>
             </w:r>
             <w:r>
               <w:rPr>
@@ -445,7 +440,6 @@
             <w:tabs>
               <w:tab w:val="right" w:leader="dot" w:pos="9350"/>
             </w:tabs>
-            <w:spacing w:after="120"/>
             <w:rPr>
               <w:rFonts w:asciiTheme="minorHAnsi" w:hAnsiTheme="minorHAnsi"/>
               <w:noProof/>
@@ -456,7 +450,7 @@
               <w14:ligatures w14:val="standardContextual"/>
             </w:rPr>
           </w:pPr>
-          <w:hyperlink w:anchor="_Toc226132451" w:history="1">
+          <w:hyperlink w:anchor="_Toc227707571" w:history="1">
             <w:r>
               <w:rPr>
                 <w:rStyle w:val="Hyperlink"/>
@@ -484,7 +478,7 @@
                 <w:noProof/>
                 <w:webHidden/>
               </w:rPr>
-              <w:instrText xml:space="preserve"> PAGEREF _Toc226132451 \h </w:instrText>
+              <w:instrText xml:space="preserve"> PAGEREF _Toc227707571 \h </w:instrText>
             </w:r>
             <w:r>
               <w:rPr>
@@ -521,7 +515,6 @@
             <w:tabs>
               <w:tab w:val="right" w:leader="dot" w:pos="9350"/>
             </w:tabs>
-            <w:spacing w:after="120"/>
             <w:rPr>
               <w:rFonts w:asciiTheme="minorHAnsi" w:hAnsiTheme="minorHAnsi"/>
               <w:noProof/>
@@ -532,7 +525,7 @@
               <w14:ligatures w14:val="standardContextual"/>
             </w:rPr>
           </w:pPr>
-          <w:hyperlink w:anchor="_Toc226132452" w:history="1">
+          <w:hyperlink w:anchor="_Toc227707572" w:history="1">
             <w:r>
               <w:rPr>
                 <w:rStyle w:val="Hyperlink"/>
@@ -560,7 +553,7 @@
                 <w:noProof/>
                 <w:webHidden/>
               </w:rPr>
-              <w:instrText xml:space="preserve"> PAGEREF _Toc226132452 \h </w:instrText>
+              <w:instrText xml:space="preserve"> PAGEREF _Toc227707572 \h </w:instrText>
             </w:r>
             <w:r>
               <w:rPr>
@@ -597,7 +590,6 @@
             <w:tabs>
               <w:tab w:val="right" w:leader="dot" w:pos="9350"/>
             </w:tabs>
-            <w:spacing w:after="120"/>
             <w:rPr>
               <w:rFonts w:asciiTheme="minorHAnsi" w:hAnsiTheme="minorHAnsi"/>
               <w:noProof/>
@@ -608,7 +600,7 @@
               <w14:ligatures w14:val="standardContextual"/>
             </w:rPr>
           </w:pPr>
-          <w:hyperlink w:anchor="_Toc226132453" w:history="1">
+          <w:hyperlink w:anchor="_Toc227707573" w:history="1">
             <w:r>
               <w:rPr>
                 <w:rStyle w:val="Hyperlink"/>
@@ -636,7 +628,7 @@
                 <w:noProof/>
                 <w:webHidden/>
               </w:rPr>
-              <w:instrText xml:space="preserve"> PAGEREF _Toc226132453 \h </w:instrText>
+              <w:instrText xml:space="preserve"> PAGEREF _Toc227707573 \h </w:instrText>
             </w:r>
             <w:r>
               <w:rPr>
@@ -673,7 +665,6 @@
             <w:tabs>
               <w:tab w:val="right" w:leader="dot" w:pos="9350"/>
             </w:tabs>
-            <w:spacing w:after="120"/>
             <w:rPr>
               <w:rFonts w:asciiTheme="minorHAnsi" w:hAnsiTheme="minorHAnsi"/>
               <w:noProof/>
@@ -684,7 +675,7 @@
               <w14:ligatures w14:val="standardContextual"/>
             </w:rPr>
           </w:pPr>
-          <w:hyperlink w:anchor="_Toc226132454" w:history="1">
+          <w:hyperlink w:anchor="_Toc227707574" w:history="1">
             <w:r>
               <w:rPr>
                 <w:rStyle w:val="Hyperlink"/>
@@ -712,7 +703,7 @@
                 <w:noProof/>
                 <w:webHidden/>
               </w:rPr>
-              <w:instrText xml:space="preserve"> PAGEREF _Toc226132454 \h </w:instrText>
+              <w:instrText xml:space="preserve"> PAGEREF _Toc227707574 \h </w:instrText>
             </w:r>
             <w:r>
               <w:rPr>
@@ -749,7 +740,6 @@
             <w:tabs>
               <w:tab w:val="right" w:leader="dot" w:pos="9350"/>
             </w:tabs>
-            <w:spacing w:after="120"/>
             <w:rPr>
               <w:rFonts w:asciiTheme="minorHAnsi" w:hAnsiTheme="minorHAnsi"/>
               <w:noProof/>
@@ -760,7 +750,7 @@
               <w14:ligatures w14:val="standardContextual"/>
             </w:rPr>
           </w:pPr>
-          <w:hyperlink w:anchor="_Toc226132455" w:history="1">
+          <w:hyperlink w:anchor="_Toc227707575" w:history="1">
             <w:r>
               <w:rPr>
                 <w:rStyle w:val="Hyperlink"/>
@@ -788,7 +778,7 @@
                 <w:noProof/>
                 <w:webHidden/>
               </w:rPr>
-              <w:instrText xml:space="preserve"> PAGEREF _Toc226132455 \h </w:instrText>
+              <w:instrText xml:space="preserve"> PAGEREF _Toc227707575 \h </w:instrText>
             </w:r>
             <w:r>
               <w:rPr>
@@ -825,7 +815,6 @@
             <w:tabs>
               <w:tab w:val="right" w:leader="dot" w:pos="9350"/>
             </w:tabs>
-            <w:spacing w:after="120"/>
             <w:rPr>
               <w:rFonts w:asciiTheme="minorHAnsi" w:hAnsiTheme="minorHAnsi"/>
               <w:noProof/>
@@ -836,7 +825,7 @@
               <w14:ligatures w14:val="standardContextual"/>
             </w:rPr>
           </w:pPr>
-          <w:hyperlink w:anchor="_Toc226132456" w:history="1">
+          <w:hyperlink w:anchor="_Toc227707576" w:history="1">
             <w:r>
               <w:rPr>
                 <w:rStyle w:val="Hyperlink"/>
@@ -864,7 +853,7 @@
                 <w:noProof/>
                 <w:webHidden/>
               </w:rPr>
-              <w:instrText xml:space="preserve"> PAGEREF _Toc226132456 \h </w:instrText>
+              <w:instrText xml:space="preserve"> PAGEREF _Toc227707576 \h </w:instrText>
             </w:r>
             <w:r>
               <w:rPr>
@@ -901,7 +890,6 @@
             <w:tabs>
               <w:tab w:val="right" w:leader="dot" w:pos="9350"/>
             </w:tabs>
-            <w:spacing w:after="120"/>
             <w:rPr>
               <w:rFonts w:asciiTheme="minorHAnsi" w:hAnsiTheme="minorHAnsi"/>
               <w:noProof/>
@@ -912,7 +900,7 @@
               <w14:ligatures w14:val="standardContextual"/>
             </w:rPr>
           </w:pPr>
-          <w:hyperlink w:anchor="_Toc226132457" w:history="1">
+          <w:hyperlink w:anchor="_Toc227707577" w:history="1">
             <w:r>
               <w:rPr>
                 <w:rStyle w:val="Hyperlink"/>
@@ -940,7 +928,7 @@
                 <w:noProof/>
                 <w:webHidden/>
               </w:rPr>
-              <w:instrText xml:space="preserve"> PAGEREF _Toc226132457 \h </w:instrText>
+              <w:instrText xml:space="preserve"> PAGEREF _Toc227707577 \h </w:instrText>
             </w:r>
             <w:r>
               <w:rPr>
@@ -977,7 +965,6 @@
             <w:tabs>
               <w:tab w:val="right" w:leader="dot" w:pos="9350"/>
             </w:tabs>
-            <w:spacing w:after="120"/>
             <w:rPr>
               <w:rFonts w:asciiTheme="minorHAnsi" w:hAnsiTheme="minorHAnsi"/>
               <w:noProof/>
@@ -988,7 +975,7 @@
               <w14:ligatures w14:val="standardContextual"/>
             </w:rPr>
           </w:pPr>
-          <w:hyperlink w:anchor="_Toc226132458" w:history="1">
+          <w:hyperlink w:anchor="_Toc227707578" w:history="1">
             <w:r>
               <w:rPr>
                 <w:rStyle w:val="Hyperlink"/>
@@ -1016,7 +1003,7 @@
                 <w:noProof/>
                 <w:webHidden/>
               </w:rPr>
-              <w:instrText xml:space="preserve"> PAGEREF _Toc226132458 \h </w:instrText>
+              <w:instrText xml:space="preserve"> PAGEREF _Toc227707578 \h </w:instrText>
             </w:r>
             <w:r>
               <w:rPr>
@@ -1053,7 +1040,6 @@
             <w:tabs>
               <w:tab w:val="right" w:leader="dot" w:pos="9350"/>
             </w:tabs>
-            <w:spacing w:after="120"/>
             <w:rPr>
               <w:rFonts w:asciiTheme="minorHAnsi" w:hAnsiTheme="minorHAnsi"/>
               <w:noProof/>
@@ -1064,7 +1050,7 @@
               <w14:ligatures w14:val="standardContextual"/>
             </w:rPr>
           </w:pPr>
-          <w:hyperlink w:anchor="_Toc226132459" w:history="1">
+          <w:hyperlink w:anchor="_Toc227707579" w:history="1">
             <w:r>
               <w:rPr>
                 <w:rStyle w:val="Hyperlink"/>
@@ -1092,7 +1078,7 @@
                 <w:noProof/>
                 <w:webHidden/>
               </w:rPr>
-              <w:instrText xml:space="preserve"> PAGEREF _Toc226132459 \h </w:instrText>
+              <w:instrText xml:space="preserve"> PAGEREF _Toc227707579 \h </w:instrText>
             </w:r>
             <w:r>
               <w:rPr>
@@ -1129,7 +1115,6 @@
             <w:tabs>
               <w:tab w:val="right" w:leader="dot" w:pos="9350"/>
             </w:tabs>
-            <w:spacing w:after="120"/>
             <w:rPr>
               <w:rFonts w:asciiTheme="minorHAnsi" w:hAnsiTheme="minorHAnsi"/>
               <w:noProof/>
@@ -1140,7 +1125,7 @@
               <w14:ligatures w14:val="standardContextual"/>
             </w:rPr>
           </w:pPr>
-          <w:hyperlink w:anchor="_Toc226132460" w:history="1">
+          <w:hyperlink w:anchor="_Toc227707580" w:history="1">
             <w:r>
               <w:rPr>
                 <w:rStyle w:val="Hyperlink"/>
@@ -1168,7 +1153,7 @@
                 <w:noProof/>
                 <w:webHidden/>
               </w:rPr>
-              <w:instrText xml:space="preserve"> PAGEREF _Toc226132460 \h </w:instrText>
+              <w:instrText xml:space="preserve"> PAGEREF _Toc227707580 \h </w:instrText>
             </w:r>
             <w:r>
               <w:rPr>
@@ -1205,7 +1190,6 @@
             <w:tabs>
               <w:tab w:val="right" w:leader="dot" w:pos="9350"/>
             </w:tabs>
-            <w:spacing w:after="120"/>
             <w:rPr>
               <w:rFonts w:asciiTheme="minorHAnsi" w:hAnsiTheme="minorHAnsi"/>
               <w:noProof/>
@@ -1216,7 +1200,7 @@
               <w14:ligatures w14:val="standardContextual"/>
             </w:rPr>
           </w:pPr>
-          <w:hyperlink w:anchor="_Toc226132461" w:history="1">
+          <w:hyperlink w:anchor="_Toc227707581" w:history="1">
             <w:r>
               <w:rPr>
                 <w:rStyle w:val="Hyperlink"/>
@@ -1244,7 +1228,7 @@
                 <w:noProof/>
                 <w:webHidden/>
               </w:rPr>
-              <w:instrText xml:space="preserve"> PAGEREF _Toc226132461 \h </w:instrText>
+              <w:instrText xml:space="preserve"> PAGEREF _Toc227707581 \h </w:instrText>
             </w:r>
             <w:r>
               <w:rPr>
@@ -1281,7 +1265,6 @@
             <w:tabs>
               <w:tab w:val="right" w:leader="dot" w:pos="9350"/>
             </w:tabs>
-            <w:spacing w:after="120"/>
             <w:rPr>
               <w:rFonts w:asciiTheme="minorHAnsi" w:hAnsiTheme="minorHAnsi"/>
               <w:noProof/>
@@ -1292,7 +1275,7 @@
               <w14:ligatures w14:val="standardContextual"/>
             </w:rPr>
           </w:pPr>
-          <w:hyperlink w:anchor="_Toc226132462" w:history="1">
+          <w:hyperlink w:anchor="_Toc227707582" w:history="1">
             <w:r>
               <w:rPr>
                 <w:rStyle w:val="Hyperlink"/>
@@ -1320,7 +1303,7 @@
                 <w:noProof/>
                 <w:webHidden/>
               </w:rPr>
-              <w:instrText xml:space="preserve"> PAGEREF _Toc226132462 \h </w:instrText>
+              <w:instrText xml:space="preserve"> PAGEREF _Toc227707582 \h </w:instrText>
             </w:r>
             <w:r>
               <w:rPr>
@@ -1357,7 +1340,6 @@
             <w:tabs>
               <w:tab w:val="right" w:leader="dot" w:pos="9350"/>
             </w:tabs>
-            <w:spacing w:after="120"/>
             <w:rPr>
               <w:rFonts w:asciiTheme="minorHAnsi" w:hAnsiTheme="minorHAnsi"/>
               <w:noProof/>
@@ -1368,7 +1350,7 @@
               <w14:ligatures w14:val="standardContextual"/>
             </w:rPr>
           </w:pPr>
-          <w:hyperlink w:anchor="_Toc226132463" w:history="1">
+          <w:hyperlink w:anchor="_Toc227707583" w:history="1">
             <w:r>
               <w:rPr>
                 <w:rStyle w:val="Hyperlink"/>
@@ -1396,7 +1378,7 @@
                 <w:noProof/>
                 <w:webHidden/>
               </w:rPr>
-              <w:instrText xml:space="preserve"> PAGEREF _Toc226132463 \h </w:instrText>
+              <w:instrText xml:space="preserve"> PAGEREF _Toc227707583 \h </w:instrText>
             </w:r>
             <w:r>
               <w:rPr>
@@ -1433,7 +1415,6 @@
             <w:tabs>
               <w:tab w:val="right" w:leader="dot" w:pos="9350"/>
             </w:tabs>
-            <w:spacing w:after="120"/>
             <w:rPr>
               <w:rFonts w:asciiTheme="minorHAnsi" w:hAnsiTheme="minorHAnsi"/>
               <w:noProof/>
@@ -1444,7 +1425,7 @@
               <w14:ligatures w14:val="standardContextual"/>
             </w:rPr>
           </w:pPr>
-          <w:hyperlink w:anchor="_Toc226132464" w:history="1">
+          <w:hyperlink w:anchor="_Toc227707584" w:history="1">
             <w:r>
               <w:rPr>
                 <w:rStyle w:val="Hyperlink"/>
@@ -1472,7 +1453,7 @@
                 <w:noProof/>
                 <w:webHidden/>
               </w:rPr>
-              <w:instrText xml:space="preserve"> PAGEREF _Toc226132464 \h </w:instrText>
+              <w:instrText xml:space="preserve"> PAGEREF _Toc227707584 \h </w:instrText>
             </w:r>
             <w:r>
               <w:rPr>
@@ -1509,7 +1490,6 @@
             <w:tabs>
               <w:tab w:val="right" w:leader="dot" w:pos="9350"/>
             </w:tabs>
-            <w:spacing w:after="120"/>
             <w:rPr>
               <w:rFonts w:asciiTheme="minorHAnsi" w:hAnsiTheme="minorHAnsi"/>
               <w:noProof/>
@@ -1520,7 +1500,7 @@
               <w14:ligatures w14:val="standardContextual"/>
             </w:rPr>
           </w:pPr>
-          <w:hyperlink w:anchor="_Toc226132465" w:history="1">
+          <w:hyperlink w:anchor="_Toc227707585" w:history="1">
             <w:r>
               <w:rPr>
                 <w:rStyle w:val="Hyperlink"/>
@@ -1548,7 +1528,7 @@
                 <w:noProof/>
                 <w:webHidden/>
               </w:rPr>
-              <w:instrText xml:space="preserve"> PAGEREF _Toc226132465 \h </w:instrText>
+              <w:instrText xml:space="preserve"> PAGEREF _Toc227707585 \h </w:instrText>
             </w:r>
             <w:r>
               <w:rPr>
@@ -1585,7 +1565,6 @@
             <w:tabs>
               <w:tab w:val="right" w:leader="dot" w:pos="9350"/>
             </w:tabs>
-            <w:spacing w:after="120"/>
             <w:rPr>
               <w:rFonts w:asciiTheme="minorHAnsi" w:hAnsiTheme="minorHAnsi"/>
               <w:noProof/>
@@ -1596,7 +1575,7 @@
               <w14:ligatures w14:val="standardContextual"/>
             </w:rPr>
           </w:pPr>
-          <w:hyperlink w:anchor="_Toc226132466" w:history="1">
+          <w:hyperlink w:anchor="_Toc227707586" w:history="1">
             <w:r>
               <w:rPr>
                 <w:rStyle w:val="Hyperlink"/>
@@ -1624,7 +1603,7 @@
                 <w:noProof/>
                 <w:webHidden/>
               </w:rPr>
-              <w:instrText xml:space="preserve"> PAGEREF _Toc226132466 \h </w:instrText>
+              <w:instrText xml:space="preserve"> PAGEREF _Toc227707586 \h </w:instrText>
             </w:r>
             <w:r>
               <w:rPr>
@@ -1661,7 +1640,6 @@
             <w:tabs>
               <w:tab w:val="right" w:leader="dot" w:pos="9350"/>
             </w:tabs>
-            <w:spacing w:after="120"/>
             <w:rPr>
               <w:rFonts w:asciiTheme="minorHAnsi" w:hAnsiTheme="minorHAnsi"/>
               <w:noProof/>
@@ -1672,7 +1650,7 @@
               <w14:ligatures w14:val="standardContextual"/>
             </w:rPr>
           </w:pPr>
-          <w:hyperlink w:anchor="_Toc226132467" w:history="1">
+          <w:hyperlink w:anchor="_Toc227707587" w:history="1">
             <w:r>
               <w:rPr>
                 <w:rStyle w:val="Hyperlink"/>
@@ -1700,7 +1678,7 @@
                 <w:noProof/>
                 <w:webHidden/>
               </w:rPr>
-              <w:instrText xml:space="preserve"> PAGEREF _Toc226132467 \h </w:instrText>
+              <w:instrText xml:space="preserve"> PAGEREF _Toc227707587 \h </w:instrText>
             </w:r>
             <w:r>
               <w:rPr>
@@ -1737,7 +1715,6 @@
             <w:tabs>
               <w:tab w:val="right" w:leader="dot" w:pos="9350"/>
             </w:tabs>
-            <w:spacing w:after="120"/>
             <w:rPr>
               <w:rFonts w:asciiTheme="minorHAnsi" w:hAnsiTheme="minorHAnsi"/>
               <w:noProof/>
@@ -1748,7 +1725,7 @@
               <w14:ligatures w14:val="standardContextual"/>
             </w:rPr>
           </w:pPr>
-          <w:hyperlink w:anchor="_Toc226132468" w:history="1">
+          <w:hyperlink w:anchor="_Toc227707588" w:history="1">
             <w:r>
               <w:rPr>
                 <w:rStyle w:val="Hyperlink"/>
@@ -1776,7 +1753,7 @@
                 <w:noProof/>
                 <w:webHidden/>
               </w:rPr>
-              <w:instrText xml:space="preserve"> PAGEREF _Toc226132468 \h </w:instrText>
+              <w:instrText xml:space="preserve"> PAGEREF _Toc227707588 \h </w:instrText>
             </w:r>
             <w:r>
               <w:rPr>
@@ -1813,7 +1790,6 @@
             <w:tabs>
               <w:tab w:val="right" w:leader="dot" w:pos="9350"/>
             </w:tabs>
-            <w:spacing w:after="120"/>
             <w:rPr>
               <w:rFonts w:asciiTheme="minorHAnsi" w:hAnsiTheme="minorHAnsi"/>
               <w:noProof/>
@@ -1824,7 +1800,7 @@
               <w14:ligatures w14:val="standardContextual"/>
             </w:rPr>
           </w:pPr>
-          <w:hyperlink w:anchor="_Toc226132469" w:history="1">
+          <w:hyperlink w:anchor="_Toc227707589" w:history="1">
             <w:r>
               <w:rPr>
                 <w:rStyle w:val="Hyperlink"/>
@@ -1852,7 +1828,7 @@
                 <w:noProof/>
                 <w:webHidden/>
               </w:rPr>
-              <w:instrText xml:space="preserve"> PAGEREF _Toc226132469 \h </w:instrText>
+              <w:instrText xml:space="preserve"> PAGEREF _Toc227707589 \h </w:instrText>
             </w:r>
             <w:r>
               <w:rPr>
@@ -1889,7 +1865,6 @@
             <w:tabs>
               <w:tab w:val="right" w:leader="dot" w:pos="9350"/>
             </w:tabs>
-            <w:spacing w:after="120"/>
             <w:rPr>
               <w:rFonts w:asciiTheme="minorHAnsi" w:hAnsiTheme="minorHAnsi"/>
               <w:noProof/>
@@ -1900,7 +1875,7 @@
               <w14:ligatures w14:val="standardContextual"/>
             </w:rPr>
           </w:pPr>
-          <w:hyperlink w:anchor="_Toc226132470" w:history="1">
+          <w:hyperlink w:anchor="_Toc227707590" w:history="1">
             <w:r>
               <w:rPr>
                 <w:rStyle w:val="Hyperlink"/>
@@ -1928,7 +1903,7 @@
                 <w:noProof/>
                 <w:webHidden/>
               </w:rPr>
-              <w:instrText xml:space="preserve"> PAGEREF _Toc226132470 \h </w:instrText>
+              <w:instrText xml:space="preserve"> PAGEREF _Toc227707590 \h </w:instrText>
             </w:r>
             <w:r>
               <w:rPr>
@@ -1965,7 +1940,6 @@
             <w:tabs>
               <w:tab w:val="right" w:leader="dot" w:pos="9350"/>
             </w:tabs>
-            <w:spacing w:after="120"/>
             <w:rPr>
               <w:rFonts w:asciiTheme="minorHAnsi" w:hAnsiTheme="minorHAnsi"/>
               <w:noProof/>
@@ -1976,7 +1950,7 @@
               <w14:ligatures w14:val="standardContextual"/>
             </w:rPr>
           </w:pPr>
-          <w:hyperlink w:anchor="_Toc226132471" w:history="1">
+          <w:hyperlink w:anchor="_Toc227707591" w:history="1">
             <w:r>
               <w:rPr>
                 <w:rStyle w:val="Hyperlink"/>
@@ -2004,7 +1978,7 @@
                 <w:noProof/>
                 <w:webHidden/>
               </w:rPr>
-              <w:instrText xml:space="preserve"> PAGEREF _Toc226132471 \h </w:instrText>
+              <w:instrText xml:space="preserve"> PAGEREF _Toc227707591 \h </w:instrText>
             </w:r>
             <w:r>
               <w:rPr>
@@ -2041,7 +2015,6 @@
             <w:tabs>
               <w:tab w:val="right" w:leader="dot" w:pos="9350"/>
             </w:tabs>
-            <w:spacing w:after="120"/>
             <w:rPr>
               <w:rFonts w:asciiTheme="minorHAnsi" w:hAnsiTheme="minorHAnsi"/>
               <w:noProof/>
@@ -2052,7 +2025,7 @@
               <w14:ligatures w14:val="standardContextual"/>
             </w:rPr>
           </w:pPr>
-          <w:hyperlink w:anchor="_Toc226132472" w:history="1">
+          <w:hyperlink w:anchor="_Toc227707592" w:history="1">
             <w:r>
               <w:rPr>
                 <w:rStyle w:val="Hyperlink"/>
@@ -2080,7 +2053,7 @@
                 <w:noProof/>
                 <w:webHidden/>
               </w:rPr>
-              <w:instrText xml:space="preserve"> PAGEREF _Toc226132472 \h </w:instrText>
+              <w:instrText xml:space="preserve"> PAGEREF _Toc227707592 \h </w:instrText>
             </w:r>
             <w:r>
               <w:rPr>
@@ -2117,7 +2090,6 @@
             <w:tabs>
               <w:tab w:val="right" w:leader="dot" w:pos="9350"/>
             </w:tabs>
-            <w:spacing w:after="120"/>
             <w:rPr>
               <w:rFonts w:asciiTheme="minorHAnsi" w:hAnsiTheme="minorHAnsi"/>
               <w:noProof/>
@@ -2128,7 +2100,7 @@
               <w14:ligatures w14:val="standardContextual"/>
             </w:rPr>
           </w:pPr>
-          <w:hyperlink w:anchor="_Toc226132473" w:history="1">
+          <w:hyperlink w:anchor="_Toc227707593" w:history="1">
             <w:r>
               <w:rPr>
                 <w:rStyle w:val="Hyperlink"/>
@@ -2156,7 +2128,7 @@
                 <w:noProof/>
                 <w:webHidden/>
               </w:rPr>
-              <w:instrText xml:space="preserve"> PAGEREF _Toc226132473 \h </w:instrText>
+              <w:instrText xml:space="preserve"> PAGEREF _Toc227707593 \h </w:instrText>
             </w:r>
             <w:r>
               <w:rPr>
@@ -2193,7 +2165,6 @@
             <w:tabs>
               <w:tab w:val="right" w:leader="dot" w:pos="9350"/>
             </w:tabs>
-            <w:spacing w:after="120"/>
             <w:rPr>
               <w:rFonts w:asciiTheme="minorHAnsi" w:hAnsiTheme="minorHAnsi"/>
               <w:noProof/>
@@ -2204,7 +2175,7 @@
               <w14:ligatures w14:val="standardContextual"/>
             </w:rPr>
           </w:pPr>
-          <w:hyperlink w:anchor="_Toc226132474" w:history="1">
+          <w:hyperlink w:anchor="_Toc227707594" w:history="1">
             <w:r>
               <w:rPr>
                 <w:rStyle w:val="Hyperlink"/>
@@ -2232,7 +2203,7 @@
                 <w:noProof/>
                 <w:webHidden/>
               </w:rPr>
-              <w:instrText xml:space="preserve"> PAGEREF _Toc226132474 \h </w:instrText>
+              <w:instrText xml:space="preserve"> PAGEREF _Toc227707594 \h </w:instrText>
             </w:r>
             <w:r>
               <w:rPr>
@@ -2269,7 +2240,6 @@
             <w:tabs>
               <w:tab w:val="right" w:leader="dot" w:pos="9350"/>
             </w:tabs>
-            <w:spacing w:after="120"/>
             <w:rPr>
               <w:rFonts w:asciiTheme="minorHAnsi" w:hAnsiTheme="minorHAnsi"/>
               <w:noProof/>
@@ -2280,7 +2250,7 @@
               <w14:ligatures w14:val="standardContextual"/>
             </w:rPr>
           </w:pPr>
-          <w:hyperlink w:anchor="_Toc226132475" w:history="1">
+          <w:hyperlink w:anchor="_Toc227707595" w:history="1">
             <w:r>
               <w:rPr>
                 <w:rStyle w:val="Hyperlink"/>
@@ -2308,7 +2278,7 @@
                 <w:noProof/>
                 <w:webHidden/>
               </w:rPr>
-              <w:instrText xml:space="preserve"> PAGEREF _Toc226132475 \h </w:instrText>
+              <w:instrText xml:space="preserve"> PAGEREF _Toc227707595 \h </w:instrText>
             </w:r>
             <w:r>
               <w:rPr>
@@ -2345,7 +2315,6 @@
             <w:tabs>
               <w:tab w:val="right" w:leader="dot" w:pos="9350"/>
             </w:tabs>
-            <w:spacing w:after="120"/>
             <w:rPr>
               <w:rFonts w:asciiTheme="minorHAnsi" w:hAnsiTheme="minorHAnsi"/>
               <w:noProof/>
@@ -2356,7 +2325,7 @@
               <w14:ligatures w14:val="standardContextual"/>
             </w:rPr>
           </w:pPr>
-          <w:hyperlink w:anchor="_Toc226132476" w:history="1">
+          <w:hyperlink w:anchor="_Toc227707596" w:history="1">
             <w:r>
               <w:rPr>
                 <w:rStyle w:val="Hyperlink"/>
@@ -2384,7 +2353,7 @@
                 <w:noProof/>
                 <w:webHidden/>
               </w:rPr>
-              <w:instrText xml:space="preserve"> PAGEREF _Toc226132476 \h </w:instrText>
+              <w:instrText xml:space="preserve"> PAGEREF _Toc227707596 \h </w:instrText>
             </w:r>
             <w:r>
               <w:rPr>
@@ -2421,7 +2390,6 @@
             <w:tabs>
               <w:tab w:val="right" w:leader="dot" w:pos="9350"/>
             </w:tabs>
-            <w:spacing w:after="120"/>
             <w:rPr>
               <w:rFonts w:asciiTheme="minorHAnsi" w:hAnsiTheme="minorHAnsi"/>
               <w:noProof/>
@@ -2432,7 +2400,7 @@
               <w14:ligatures w14:val="standardContextual"/>
             </w:rPr>
           </w:pPr>
-          <w:hyperlink w:anchor="_Toc226132477" w:history="1">
+          <w:hyperlink w:anchor="_Toc227707597" w:history="1">
             <w:r>
               <w:rPr>
                 <w:rStyle w:val="Hyperlink"/>
@@ -2460,7 +2428,7 @@
                 <w:noProof/>
                 <w:webHidden/>
               </w:rPr>
-              <w:instrText xml:space="preserve"> PAGEREF _Toc226132477 \h </w:instrText>
+              <w:instrText xml:space="preserve"> PAGEREF _Toc227707597 \h </w:instrText>
             </w:r>
             <w:r>
               <w:rPr>
@@ -2497,7 +2465,6 @@
             <w:tabs>
               <w:tab w:val="right" w:leader="dot" w:pos="9350"/>
             </w:tabs>
-            <w:spacing w:after="120"/>
             <w:rPr>
               <w:rFonts w:asciiTheme="minorHAnsi" w:hAnsiTheme="minorHAnsi"/>
               <w:noProof/>
@@ -2508,7 +2475,7 @@
               <w14:ligatures w14:val="standardContextual"/>
             </w:rPr>
           </w:pPr>
-          <w:hyperlink w:anchor="_Toc226132478" w:history="1">
+          <w:hyperlink w:anchor="_Toc227707598" w:history="1">
             <w:r>
               <w:rPr>
                 <w:rStyle w:val="Hyperlink"/>
@@ -2536,7 +2503,7 @@
                 <w:noProof/>
                 <w:webHidden/>
               </w:rPr>
-              <w:instrText xml:space="preserve"> PAGEREF _Toc226132478 \h </w:instrText>
+              <w:instrText xml:space="preserve"> PAGEREF _Toc227707598 \h </w:instrText>
             </w:r>
             <w:r>
               <w:rPr>
@@ -2573,7 +2540,6 @@
             <w:tabs>
               <w:tab w:val="right" w:leader="dot" w:pos="9350"/>
             </w:tabs>
-            <w:spacing w:after="120"/>
             <w:rPr>
               <w:rFonts w:asciiTheme="minorHAnsi" w:hAnsiTheme="minorHAnsi"/>
               <w:noProof/>
@@ -2584,7 +2550,7 @@
               <w14:ligatures w14:val="standardContextual"/>
             </w:rPr>
           </w:pPr>
-          <w:hyperlink w:anchor="_Toc226132479" w:history="1">
+          <w:hyperlink w:anchor="_Toc227707599" w:history="1">
             <w:r>
               <w:rPr>
                 <w:rStyle w:val="Hyperlink"/>
@@ -2612,7 +2578,7 @@
                 <w:noProof/>
                 <w:webHidden/>
               </w:rPr>
-              <w:instrText xml:space="preserve"> PAGEREF _Toc226132479 \h </w:instrText>
+              <w:instrText xml:space="preserve"> PAGEREF _Toc227707599 \h </w:instrText>
             </w:r>
             <w:r>
               <w:rPr>
@@ -2649,7 +2615,6 @@
             <w:tabs>
               <w:tab w:val="right" w:leader="dot" w:pos="9350"/>
             </w:tabs>
-            <w:spacing w:after="120"/>
             <w:rPr>
               <w:rFonts w:asciiTheme="minorHAnsi" w:hAnsiTheme="minorHAnsi"/>
               <w:noProof/>
@@ -2660,14 +2625,13 @@
               <w14:ligatures w14:val="standardContextual"/>
             </w:rPr>
           </w:pPr>
-          <w:hyperlink w:anchor="_Toc226132480" w:history="1">
+          <w:hyperlink w:anchor="_Toc227707600" w:history="1">
             <w:r>
               <w:rPr>
                 <w:rStyle w:val="Hyperlink"/>
-                <w:rFonts w:cs="Times New Roman"/>
-                <w:noProof/>
-              </w:rPr>
-              <w:t>2.10. Import / Export</w:t>
+                <w:noProof/>
+              </w:rPr>
+              <w:t>2.10 Smart Feature Panels</w:t>
             </w:r>
             <w:r>
               <w:rPr>
@@ -2688,7 +2652,7 @@
                 <w:noProof/>
                 <w:webHidden/>
               </w:rPr>
-              <w:instrText xml:space="preserve"> PAGEREF _Toc226132480 \h </w:instrText>
+              <w:instrText xml:space="preserve"> PAGEREF _Toc227707600 \h </w:instrText>
             </w:r>
             <w:r>
               <w:rPr>
@@ -2725,7 +2689,6 @@
             <w:tabs>
               <w:tab w:val="right" w:leader="dot" w:pos="9350"/>
             </w:tabs>
-            <w:spacing w:after="120"/>
             <w:rPr>
               <w:rFonts w:asciiTheme="minorHAnsi" w:hAnsiTheme="minorHAnsi"/>
               <w:noProof/>
@@ -2736,7 +2699,7 @@
               <w14:ligatures w14:val="standardContextual"/>
             </w:rPr>
           </w:pPr>
-          <w:hyperlink w:anchor="_Toc226132481" w:history="1">
+          <w:hyperlink w:anchor="_Toc227707601" w:history="1">
             <w:r>
               <w:rPr>
                 <w:rStyle w:val="Hyperlink"/>
@@ -2764,7 +2727,7 @@
                 <w:noProof/>
                 <w:webHidden/>
               </w:rPr>
-              <w:instrText xml:space="preserve"> PAGEREF _Toc226132481 \h </w:instrText>
+              <w:instrText xml:space="preserve"> PAGEREF _Toc227707601 \h </w:instrText>
             </w:r>
             <w:r>
               <w:rPr>
@@ -2801,7 +2764,6 @@
             <w:tabs>
               <w:tab w:val="right" w:leader="dot" w:pos="9350"/>
             </w:tabs>
-            <w:spacing w:after="120"/>
             <w:rPr>
               <w:rFonts w:asciiTheme="minorHAnsi" w:hAnsiTheme="minorHAnsi"/>
               <w:noProof/>
@@ -2812,7 +2774,7 @@
               <w14:ligatures w14:val="standardContextual"/>
             </w:rPr>
           </w:pPr>
-          <w:hyperlink w:anchor="_Toc226132482" w:history="1">
+          <w:hyperlink w:anchor="_Toc227707602" w:history="1">
             <w:r>
               <w:rPr>
                 <w:rStyle w:val="Hyperlink"/>
@@ -2840,7 +2802,7 @@
                 <w:noProof/>
                 <w:webHidden/>
               </w:rPr>
-              <w:instrText xml:space="preserve"> PAGEREF _Toc226132482 \h </w:instrText>
+              <w:instrText xml:space="preserve"> PAGEREF _Toc227707602 \h </w:instrText>
             </w:r>
             <w:r>
               <w:rPr>
@@ -2877,7 +2839,6 @@
             <w:tabs>
               <w:tab w:val="right" w:leader="dot" w:pos="9350"/>
             </w:tabs>
-            <w:spacing w:after="120"/>
             <w:rPr>
               <w:rFonts w:asciiTheme="minorHAnsi" w:hAnsiTheme="minorHAnsi"/>
               <w:noProof/>
@@ -2888,7 +2849,7 @@
               <w14:ligatures w14:val="standardContextual"/>
             </w:rPr>
           </w:pPr>
-          <w:hyperlink w:anchor="_Toc226132483" w:history="1">
+          <w:hyperlink w:anchor="_Toc227707603" w:history="1">
             <w:r>
               <w:rPr>
                 <w:rStyle w:val="Hyperlink"/>
@@ -2916,7 +2877,7 @@
                 <w:noProof/>
                 <w:webHidden/>
               </w:rPr>
-              <w:instrText xml:space="preserve"> PAGEREF _Toc226132483 \h </w:instrText>
+              <w:instrText xml:space="preserve"> PAGEREF _Toc227707603 \h </w:instrText>
             </w:r>
             <w:r>
               <w:rPr>
@@ -2953,7 +2914,6 @@
             <w:tabs>
               <w:tab w:val="right" w:leader="dot" w:pos="9350"/>
             </w:tabs>
-            <w:spacing w:after="120"/>
             <w:rPr>
               <w:rFonts w:asciiTheme="minorHAnsi" w:hAnsiTheme="minorHAnsi"/>
               <w:noProof/>
@@ -2964,7 +2924,7 @@
               <w14:ligatures w14:val="standardContextual"/>
             </w:rPr>
           </w:pPr>
-          <w:hyperlink w:anchor="_Toc226132484" w:history="1">
+          <w:hyperlink w:anchor="_Toc227707604" w:history="1">
             <w:r>
               <w:rPr>
                 <w:rStyle w:val="Hyperlink"/>
@@ -2992,7 +2952,7 @@
                 <w:noProof/>
                 <w:webHidden/>
               </w:rPr>
-              <w:instrText xml:space="preserve"> PAGEREF _Toc226132484 \h </w:instrText>
+              <w:instrText xml:space="preserve"> PAGEREF _Toc227707604 \h </w:instrText>
             </w:r>
             <w:r>
               <w:rPr>
@@ -3029,7 +2989,6 @@
             <w:tabs>
               <w:tab w:val="right" w:leader="dot" w:pos="9350"/>
             </w:tabs>
-            <w:spacing w:after="120"/>
             <w:rPr>
               <w:rFonts w:asciiTheme="minorHAnsi" w:hAnsiTheme="minorHAnsi"/>
               <w:noProof/>
@@ -3040,7 +2999,7 @@
               <w14:ligatures w14:val="standardContextual"/>
             </w:rPr>
           </w:pPr>
-          <w:hyperlink w:anchor="_Toc226132485" w:history="1">
+          <w:hyperlink w:anchor="_Toc227707605" w:history="1">
             <w:r>
               <w:rPr>
                 <w:rStyle w:val="Hyperlink"/>
@@ -3068,7 +3027,7 @@
                 <w:noProof/>
                 <w:webHidden/>
               </w:rPr>
-              <w:instrText xml:space="preserve"> PAGEREF _Toc226132485 \h </w:instrText>
+              <w:instrText xml:space="preserve"> PAGEREF _Toc227707605 \h </w:instrText>
             </w:r>
             <w:r>
               <w:rPr>
@@ -3088,7 +3047,7 @@
                 <w:noProof/>
                 <w:webHidden/>
               </w:rPr>
-              <w:t>8</w:t>
+              <w:t>7</w:t>
             </w:r>
             <w:r>
               <w:rPr>
@@ -3105,7 +3064,6 @@
             <w:tabs>
               <w:tab w:val="right" w:leader="dot" w:pos="9350"/>
             </w:tabs>
-            <w:spacing w:after="120"/>
             <w:rPr>
               <w:rFonts w:asciiTheme="minorHAnsi" w:hAnsiTheme="minorHAnsi"/>
               <w:noProof/>
@@ -3116,7 +3074,7 @@
               <w14:ligatures w14:val="standardContextual"/>
             </w:rPr>
           </w:pPr>
-          <w:hyperlink w:anchor="_Toc226132486" w:history="1">
+          <w:hyperlink w:anchor="_Toc227707606" w:history="1">
             <w:r>
               <w:rPr>
                 <w:rStyle w:val="Hyperlink"/>
@@ -3144,7 +3102,7 @@
                 <w:noProof/>
                 <w:webHidden/>
               </w:rPr>
-              <w:instrText xml:space="preserve"> PAGEREF _Toc226132486 \h </w:instrText>
+              <w:instrText xml:space="preserve"> PAGEREF _Toc227707606 \h </w:instrText>
             </w:r>
             <w:r>
               <w:rPr>
@@ -3181,7 +3139,6 @@
             <w:tabs>
               <w:tab w:val="right" w:leader="dot" w:pos="9350"/>
             </w:tabs>
-            <w:spacing w:after="120"/>
             <w:rPr>
               <w:rFonts w:asciiTheme="minorHAnsi" w:hAnsiTheme="minorHAnsi"/>
               <w:noProof/>
@@ -3192,7 +3149,7 @@
               <w14:ligatures w14:val="standardContextual"/>
             </w:rPr>
           </w:pPr>
-          <w:hyperlink w:anchor="_Toc226132487" w:history="1">
+          <w:hyperlink w:anchor="_Toc227707607" w:history="1">
             <w:r>
               <w:rPr>
                 <w:rStyle w:val="Hyperlink"/>
@@ -3220,7 +3177,7 @@
                 <w:noProof/>
                 <w:webHidden/>
               </w:rPr>
-              <w:instrText xml:space="preserve"> PAGEREF _Toc226132487 \h </w:instrText>
+              <w:instrText xml:space="preserve"> PAGEREF _Toc227707607 \h </w:instrText>
             </w:r>
             <w:r>
               <w:rPr>
@@ -3257,7 +3214,6 @@
             <w:tabs>
               <w:tab w:val="right" w:leader="dot" w:pos="9350"/>
             </w:tabs>
-            <w:spacing w:after="120"/>
             <w:rPr>
               <w:rFonts w:asciiTheme="minorHAnsi" w:hAnsiTheme="minorHAnsi"/>
               <w:noProof/>
@@ -3268,7 +3224,7 @@
               <w14:ligatures w14:val="standardContextual"/>
             </w:rPr>
           </w:pPr>
-          <w:hyperlink w:anchor="_Toc226132488" w:history="1">
+          <w:hyperlink w:anchor="_Toc227707608" w:history="1">
             <w:r>
               <w:rPr>
                 <w:rStyle w:val="Hyperlink"/>
@@ -3296,7 +3252,7 @@
                 <w:noProof/>
                 <w:webHidden/>
               </w:rPr>
-              <w:instrText xml:space="preserve"> PAGEREF _Toc226132488 \h </w:instrText>
+              <w:instrText xml:space="preserve"> PAGEREF _Toc227707608 \h </w:instrText>
             </w:r>
             <w:r>
               <w:rPr>
@@ -3333,7 +3289,6 @@
             <w:tabs>
               <w:tab w:val="right" w:leader="dot" w:pos="9350"/>
             </w:tabs>
-            <w:spacing w:after="120"/>
             <w:rPr>
               <w:rFonts w:asciiTheme="minorHAnsi" w:hAnsiTheme="minorHAnsi"/>
               <w:noProof/>
@@ -3344,7 +3299,7 @@
               <w14:ligatures w14:val="standardContextual"/>
             </w:rPr>
           </w:pPr>
-          <w:hyperlink w:anchor="_Toc226132489" w:history="1">
+          <w:hyperlink w:anchor="_Toc227707609" w:history="1">
             <w:r>
               <w:rPr>
                 <w:rStyle w:val="Hyperlink"/>
@@ -3372,7 +3327,7 @@
                 <w:noProof/>
                 <w:webHidden/>
               </w:rPr>
-              <w:instrText xml:space="preserve"> PAGEREF _Toc226132489 \h </w:instrText>
+              <w:instrText xml:space="preserve"> PAGEREF _Toc227707609 \h </w:instrText>
             </w:r>
             <w:r>
               <w:rPr>
@@ -3409,7 +3364,6 @@
             <w:tabs>
               <w:tab w:val="right" w:leader="dot" w:pos="9350"/>
             </w:tabs>
-            <w:spacing w:after="120"/>
             <w:rPr>
               <w:rFonts w:asciiTheme="minorHAnsi" w:hAnsiTheme="minorHAnsi"/>
               <w:noProof/>
@@ -3420,7 +3374,7 @@
               <w14:ligatures w14:val="standardContextual"/>
             </w:rPr>
           </w:pPr>
-          <w:hyperlink w:anchor="_Toc226132490" w:history="1">
+          <w:hyperlink w:anchor="_Toc227707610" w:history="1">
             <w:r>
               <w:rPr>
                 <w:rStyle w:val="Hyperlink"/>
@@ -3448,7 +3402,7 @@
                 <w:noProof/>
                 <w:webHidden/>
               </w:rPr>
-              <w:instrText xml:space="preserve"> PAGEREF _Toc226132490 \h </w:instrText>
+              <w:instrText xml:space="preserve"> PAGEREF _Toc227707610 \h </w:instrText>
             </w:r>
             <w:r>
               <w:rPr>
@@ -3485,7 +3439,6 @@
             <w:tabs>
               <w:tab w:val="right" w:leader="dot" w:pos="9350"/>
             </w:tabs>
-            <w:spacing w:after="120"/>
             <w:rPr>
               <w:rFonts w:asciiTheme="minorHAnsi" w:hAnsiTheme="minorHAnsi"/>
               <w:noProof/>
@@ -3496,7 +3449,7 @@
               <w14:ligatures w14:val="standardContextual"/>
             </w:rPr>
           </w:pPr>
-          <w:hyperlink w:anchor="_Toc226132491" w:history="1">
+          <w:hyperlink w:anchor="_Toc227707611" w:history="1">
             <w:r>
               <w:rPr>
                 <w:rStyle w:val="Hyperlink"/>
@@ -3524,7 +3477,7 @@
                 <w:noProof/>
                 <w:webHidden/>
               </w:rPr>
-              <w:instrText xml:space="preserve"> PAGEREF _Toc226132491 \h </w:instrText>
+              <w:instrText xml:space="preserve"> PAGEREF _Toc227707611 \h </w:instrText>
             </w:r>
             <w:r>
               <w:rPr>
@@ -3561,7 +3514,6 @@
             <w:tabs>
               <w:tab w:val="right" w:leader="dot" w:pos="9350"/>
             </w:tabs>
-            <w:spacing w:after="120"/>
             <w:rPr>
               <w:rFonts w:asciiTheme="minorHAnsi" w:hAnsiTheme="minorHAnsi"/>
               <w:noProof/>
@@ -3572,7 +3524,7 @@
               <w14:ligatures w14:val="standardContextual"/>
             </w:rPr>
           </w:pPr>
-          <w:hyperlink w:anchor="_Toc226132492" w:history="1">
+          <w:hyperlink w:anchor="_Toc227707612" w:history="1">
             <w:r>
               <w:rPr>
                 <w:rStyle w:val="Hyperlink"/>
@@ -3600,7 +3552,7 @@
                 <w:noProof/>
                 <w:webHidden/>
               </w:rPr>
-              <w:instrText xml:space="preserve"> PAGEREF _Toc226132492 \h </w:instrText>
+              <w:instrText xml:space="preserve"> PAGEREF _Toc227707612 \h </w:instrText>
             </w:r>
             <w:r>
               <w:rPr>
@@ -3637,7 +3589,6 @@
             <w:tabs>
               <w:tab w:val="right" w:leader="dot" w:pos="9350"/>
             </w:tabs>
-            <w:spacing w:after="120"/>
             <w:rPr>
               <w:rFonts w:asciiTheme="minorHAnsi" w:hAnsiTheme="minorHAnsi"/>
               <w:noProof/>
@@ -3648,7 +3599,7 @@
               <w14:ligatures w14:val="standardContextual"/>
             </w:rPr>
           </w:pPr>
-          <w:hyperlink w:anchor="_Toc226132493" w:history="1">
+          <w:hyperlink w:anchor="_Toc227707613" w:history="1">
             <w:r>
               <w:rPr>
                 <w:rStyle w:val="Hyperlink"/>
@@ -3676,7 +3627,7 @@
                 <w:noProof/>
                 <w:webHidden/>
               </w:rPr>
-              <w:instrText xml:space="preserve"> PAGEREF _Toc226132493 \h </w:instrText>
+              <w:instrText xml:space="preserve"> PAGEREF _Toc227707613 \h </w:instrText>
             </w:r>
             <w:r>
               <w:rPr>
@@ -3713,7 +3664,6 @@
             <w:tabs>
               <w:tab w:val="right" w:leader="dot" w:pos="9350"/>
             </w:tabs>
-            <w:spacing w:after="120"/>
             <w:rPr>
               <w:rFonts w:asciiTheme="minorHAnsi" w:hAnsiTheme="minorHAnsi"/>
               <w:noProof/>
@@ -3724,7 +3674,7 @@
               <w14:ligatures w14:val="standardContextual"/>
             </w:rPr>
           </w:pPr>
-          <w:hyperlink w:anchor="_Toc226132494" w:history="1">
+          <w:hyperlink w:anchor="_Toc227707614" w:history="1">
             <w:r>
               <w:rPr>
                 <w:rStyle w:val="Hyperlink"/>
@@ -3752,7 +3702,7 @@
                 <w:noProof/>
                 <w:webHidden/>
               </w:rPr>
-              <w:instrText xml:space="preserve"> PAGEREF _Toc226132494 \h </w:instrText>
+              <w:instrText xml:space="preserve"> PAGEREF _Toc227707614 \h </w:instrText>
             </w:r>
             <w:r>
               <w:rPr>
@@ -3789,7 +3739,6 @@
             <w:tabs>
               <w:tab w:val="right" w:leader="dot" w:pos="9350"/>
             </w:tabs>
-            <w:spacing w:after="120"/>
             <w:rPr>
               <w:rFonts w:asciiTheme="minorHAnsi" w:hAnsiTheme="minorHAnsi"/>
               <w:noProof/>
@@ -3800,7 +3749,7 @@
               <w14:ligatures w14:val="standardContextual"/>
             </w:rPr>
           </w:pPr>
-          <w:hyperlink w:anchor="_Toc226132495" w:history="1">
+          <w:hyperlink w:anchor="_Toc227707615" w:history="1">
             <w:r>
               <w:rPr>
                 <w:rStyle w:val="Hyperlink"/>
@@ -3828,7 +3777,7 @@
                 <w:noProof/>
                 <w:webHidden/>
               </w:rPr>
-              <w:instrText xml:space="preserve"> PAGEREF _Toc226132495 \h </w:instrText>
+              <w:instrText xml:space="preserve"> PAGEREF _Toc227707615 \h </w:instrText>
             </w:r>
             <w:r>
               <w:rPr>
@@ -3865,7 +3814,6 @@
             <w:tabs>
               <w:tab w:val="right" w:leader="dot" w:pos="9350"/>
             </w:tabs>
-            <w:spacing w:after="120"/>
             <w:rPr>
               <w:rFonts w:asciiTheme="minorHAnsi" w:hAnsiTheme="minorHAnsi"/>
               <w:noProof/>
@@ -3876,7 +3824,7 @@
               <w14:ligatures w14:val="standardContextual"/>
             </w:rPr>
           </w:pPr>
-          <w:hyperlink w:anchor="_Toc226132496" w:history="1">
+          <w:hyperlink w:anchor="_Toc227707616" w:history="1">
             <w:r>
               <w:rPr>
                 <w:rStyle w:val="Hyperlink"/>
@@ -3904,7 +3852,7 @@
                 <w:noProof/>
                 <w:webHidden/>
               </w:rPr>
-              <w:instrText xml:space="preserve"> PAGEREF _Toc226132496 \h </w:instrText>
+              <w:instrText xml:space="preserve"> PAGEREF _Toc227707616 \h </w:instrText>
             </w:r>
             <w:r>
               <w:rPr>
@@ -3941,7 +3889,6 @@
             <w:tabs>
               <w:tab w:val="right" w:leader="dot" w:pos="9350"/>
             </w:tabs>
-            <w:spacing w:after="120"/>
             <w:rPr>
               <w:rFonts w:asciiTheme="minorHAnsi" w:hAnsiTheme="minorHAnsi"/>
               <w:noProof/>
@@ -3952,7 +3899,7 @@
               <w14:ligatures w14:val="standardContextual"/>
             </w:rPr>
           </w:pPr>
-          <w:hyperlink w:anchor="_Toc226132497" w:history="1">
+          <w:hyperlink w:anchor="_Toc227707617" w:history="1">
             <w:r>
               <w:rPr>
                 <w:rStyle w:val="Hyperlink"/>
@@ -3980,7 +3927,7 @@
                 <w:noProof/>
                 <w:webHidden/>
               </w:rPr>
-              <w:instrText xml:space="preserve"> PAGEREF _Toc226132497 \h </w:instrText>
+              <w:instrText xml:space="preserve"> PAGEREF _Toc227707617 \h </w:instrText>
             </w:r>
             <w:r>
               <w:rPr>
@@ -4000,7 +3947,7 @@
                 <w:noProof/>
                 <w:webHidden/>
               </w:rPr>
-              <w:t>12</w:t>
+              <w:t>11</w:t>
             </w:r>
             <w:r>
               <w:rPr>
@@ -4017,7 +3964,6 @@
             <w:tabs>
               <w:tab w:val="right" w:leader="dot" w:pos="9350"/>
             </w:tabs>
-            <w:spacing w:after="120"/>
             <w:rPr>
               <w:rFonts w:asciiTheme="minorHAnsi" w:hAnsiTheme="minorHAnsi"/>
               <w:noProof/>
@@ -4028,7 +3974,7 @@
               <w14:ligatures w14:val="standardContextual"/>
             </w:rPr>
           </w:pPr>
-          <w:hyperlink w:anchor="_Toc226132498" w:history="1">
+          <w:hyperlink w:anchor="_Toc227707618" w:history="1">
             <w:r>
               <w:rPr>
                 <w:rStyle w:val="Hyperlink"/>
@@ -4056,7 +4002,7 @@
                 <w:noProof/>
                 <w:webHidden/>
               </w:rPr>
-              <w:instrText xml:space="preserve"> PAGEREF _Toc226132498 \h </w:instrText>
+              <w:instrText xml:space="preserve"> PAGEREF _Toc227707618 \h </w:instrText>
             </w:r>
             <w:r>
               <w:rPr>
@@ -4093,7 +4039,6 @@
             <w:tabs>
               <w:tab w:val="right" w:leader="dot" w:pos="9350"/>
             </w:tabs>
-            <w:spacing w:after="120"/>
             <w:rPr>
               <w:rFonts w:asciiTheme="minorHAnsi" w:hAnsiTheme="minorHAnsi"/>
               <w:noProof/>
@@ -4104,7 +4049,7 @@
               <w14:ligatures w14:val="standardContextual"/>
             </w:rPr>
           </w:pPr>
-          <w:hyperlink w:anchor="_Toc226132499" w:history="1">
+          <w:hyperlink w:anchor="_Toc227707619" w:history="1">
             <w:r>
               <w:rPr>
                 <w:rStyle w:val="Hyperlink"/>
@@ -4132,7 +4077,7 @@
                 <w:noProof/>
                 <w:webHidden/>
               </w:rPr>
-              <w:instrText xml:space="preserve"> PAGEREF _Toc226132499 \h </w:instrText>
+              <w:instrText xml:space="preserve"> PAGEREF _Toc227707619 \h </w:instrText>
             </w:r>
             <w:r>
               <w:rPr>
@@ -4169,7 +4114,6 @@
             <w:tabs>
               <w:tab w:val="right" w:leader="dot" w:pos="9350"/>
             </w:tabs>
-            <w:spacing w:after="120"/>
             <w:rPr>
               <w:rFonts w:asciiTheme="minorHAnsi" w:hAnsiTheme="minorHAnsi"/>
               <w:noProof/>
@@ -4180,7 +4124,7 @@
               <w14:ligatures w14:val="standardContextual"/>
             </w:rPr>
           </w:pPr>
-          <w:hyperlink w:anchor="_Toc226132500" w:history="1">
+          <w:hyperlink w:anchor="_Toc227707620" w:history="1">
             <w:r>
               <w:rPr>
                 <w:rStyle w:val="Hyperlink"/>
@@ -4208,7 +4152,7 @@
                 <w:noProof/>
                 <w:webHidden/>
               </w:rPr>
-              <w:instrText xml:space="preserve"> PAGEREF _Toc226132500 \h </w:instrText>
+              <w:instrText xml:space="preserve"> PAGEREF _Toc227707620 \h </w:instrText>
             </w:r>
             <w:r>
               <w:rPr>
@@ -4229,6 +4173,228 @@
                 <w:webHidden/>
               </w:rPr>
               <w:t>13</w:t>
+            </w:r>
+            <w:r>
+              <w:rPr>
+                <w:noProof/>
+                <w:webHidden/>
+              </w:rPr>
+              <w:fldChar w:fldCharType="end"/>
+            </w:r>
+          </w:hyperlink>
+        </w:p>
+        <w:p>
+          <w:pPr>
+            <w:pStyle w:val="TOC2"/>
+            <w:tabs>
+              <w:tab w:val="right" w:leader="dot" w:pos="9350"/>
+            </w:tabs>
+            <w:rPr>
+              <w:rFonts w:asciiTheme="minorHAnsi" w:hAnsiTheme="minorHAnsi"/>
+              <w:noProof/>
+              <w:kern w:val="2"/>
+              <w:sz w:val="24"/>
+              <w:szCs w:val="24"/>
+              <w:lang w:eastAsia="en-US"/>
+              <w14:ligatures w14:val="standardContextual"/>
+            </w:rPr>
+          </w:pPr>
+          <w:hyperlink w:anchor="_Toc227707621" w:history="1">
+            <w:r>
+              <w:rPr>
+                <w:rStyle w:val="Hyperlink"/>
+                <w:noProof/>
+              </w:rPr>
+              <w:t>Sprint 11: Favorites, Tags, and Trash</w:t>
+            </w:r>
+            <w:r>
+              <w:rPr>
+                <w:noProof/>
+                <w:webHidden/>
+              </w:rPr>
+              <w:tab/>
+            </w:r>
+            <w:r>
+              <w:rPr>
+                <w:noProof/>
+                <w:webHidden/>
+              </w:rPr>
+              <w:fldChar w:fldCharType="begin"/>
+            </w:r>
+            <w:r>
+              <w:rPr>
+                <w:noProof/>
+                <w:webHidden/>
+              </w:rPr>
+              <w:instrText xml:space="preserve"> PAGEREF _Toc227707621 \h </w:instrText>
+            </w:r>
+            <w:r>
+              <w:rPr>
+                <w:noProof/>
+                <w:webHidden/>
+              </w:rPr>
+            </w:r>
+            <w:r>
+              <w:rPr>
+                <w:noProof/>
+                <w:webHidden/>
+              </w:rPr>
+              <w:fldChar w:fldCharType="separate"/>
+            </w:r>
+            <w:r>
+              <w:rPr>
+                <w:noProof/>
+                <w:webHidden/>
+              </w:rPr>
+              <w:t>13</w:t>
+            </w:r>
+            <w:r>
+              <w:rPr>
+                <w:noProof/>
+                <w:webHidden/>
+              </w:rPr>
+              <w:fldChar w:fldCharType="end"/>
+            </w:r>
+          </w:hyperlink>
+        </w:p>
+        <w:p>
+          <w:pPr>
+            <w:pStyle w:val="TOC2"/>
+            <w:tabs>
+              <w:tab w:val="right" w:leader="dot" w:pos="9350"/>
+            </w:tabs>
+            <w:rPr>
+              <w:rFonts w:asciiTheme="minorHAnsi" w:hAnsiTheme="minorHAnsi"/>
+              <w:noProof/>
+              <w:kern w:val="2"/>
+              <w:sz w:val="24"/>
+              <w:szCs w:val="24"/>
+              <w:lang w:eastAsia="en-US"/>
+              <w14:ligatures w14:val="standardContextual"/>
+            </w:rPr>
+          </w:pPr>
+          <w:hyperlink w:anchor="_Toc227707622" w:history="1">
+            <w:r>
+              <w:rPr>
+                <w:rStyle w:val="Hyperlink"/>
+                <w:noProof/>
+              </w:rPr>
+              <w:t>Sprint 12: Memory Efficiency &amp; Resource Optimization</w:t>
+            </w:r>
+            <w:r>
+              <w:rPr>
+                <w:noProof/>
+                <w:webHidden/>
+              </w:rPr>
+              <w:tab/>
+            </w:r>
+            <w:r>
+              <w:rPr>
+                <w:noProof/>
+                <w:webHidden/>
+              </w:rPr>
+              <w:fldChar w:fldCharType="begin"/>
+            </w:r>
+            <w:r>
+              <w:rPr>
+                <w:noProof/>
+                <w:webHidden/>
+              </w:rPr>
+              <w:instrText xml:space="preserve"> PAGEREF _Toc227707622 \h </w:instrText>
+            </w:r>
+            <w:r>
+              <w:rPr>
+                <w:noProof/>
+                <w:webHidden/>
+              </w:rPr>
+            </w:r>
+            <w:r>
+              <w:rPr>
+                <w:noProof/>
+                <w:webHidden/>
+              </w:rPr>
+              <w:fldChar w:fldCharType="separate"/>
+            </w:r>
+            <w:r>
+              <w:rPr>
+                <w:noProof/>
+                <w:webHidden/>
+              </w:rPr>
+              <w:t>14</w:t>
+            </w:r>
+            <w:r>
+              <w:rPr>
+                <w:noProof/>
+                <w:webHidden/>
+              </w:rPr>
+              <w:fldChar w:fldCharType="end"/>
+            </w:r>
+          </w:hyperlink>
+        </w:p>
+        <w:p>
+          <w:pPr>
+            <w:pStyle w:val="TOC2"/>
+            <w:tabs>
+              <w:tab w:val="right" w:leader="dot" w:pos="9350"/>
+            </w:tabs>
+            <w:rPr>
+              <w:rFonts w:asciiTheme="minorHAnsi" w:hAnsiTheme="minorHAnsi"/>
+              <w:noProof/>
+              <w:kern w:val="2"/>
+              <w:sz w:val="24"/>
+              <w:szCs w:val="24"/>
+              <w:lang w:eastAsia="en-US"/>
+              <w14:ligatures w14:val="standardContextual"/>
+            </w:rPr>
+          </w:pPr>
+          <w:hyperlink w:anchor="_Toc227707623" w:history="1">
+            <w:r>
+              <w:rPr>
+                <w:rStyle w:val="Hyperlink"/>
+                <w:noProof/>
+              </w:rPr>
+              <w:t>Sprint 13: Build, Packaging, Security Hardening, and Optimization</w:t>
+            </w:r>
+            <w:r>
+              <w:rPr>
+                <w:noProof/>
+                <w:webHidden/>
+              </w:rPr>
+              <w:tab/>
+            </w:r>
+            <w:r>
+              <w:rPr>
+                <w:noProof/>
+                <w:webHidden/>
+              </w:rPr>
+              <w:fldChar w:fldCharType="begin"/>
+            </w:r>
+            <w:r>
+              <w:rPr>
+                <w:noProof/>
+                <w:webHidden/>
+              </w:rPr>
+              <w:instrText xml:space="preserve"> PAGEREF _Toc227707623 \h </w:instrText>
+            </w:r>
+            <w:r>
+              <w:rPr>
+                <w:noProof/>
+                <w:webHidden/>
+              </w:rPr>
+            </w:r>
+            <w:r>
+              <w:rPr>
+                <w:noProof/>
+                <w:webHidden/>
+              </w:rPr>
+              <w:fldChar w:fldCharType="separate"/>
+            </w:r>
+            <w:r>
+              <w:rPr>
+                <w:noProof/>
+                <w:webHidden/>
+              </w:rPr>
+              <w:t>15</w:t>
             </w:r>
             <w:r>
               <w:rPr>
@@ -4299,7 +4465,7 @@
           <w:rFonts w:cs="Times New Roman"/>
         </w:rPr>
       </w:pPr>
-      <w:bookmarkStart w:id="0" w:name="_Toc226132446"/>
+      <w:bookmarkStart w:id="0" w:name="_Toc227707566"/>
       <w:r>
         <w:rPr>
           <w:rFonts w:cs="Times New Roman"/>
@@ -4316,7 +4482,7 @@
           <w:rFonts w:cs="Times New Roman"/>
         </w:rPr>
       </w:pPr>
-      <w:bookmarkStart w:id="1" w:name="_Toc226132447"/>
+      <w:bookmarkStart w:id="1" w:name="_Toc227707567"/>
       <w:r>
         <w:rPr>
           <w:rFonts w:cs="Times New Roman"/>
@@ -4332,7 +4498,7 @@
           <w:rFonts w:cs="Times New Roman"/>
         </w:rPr>
       </w:pPr>
-      <w:bookmarkStart w:id="2" w:name="_Toc226132448"/>
+      <w:bookmarkStart w:id="2" w:name="_Toc227707568"/>
       <w:r>
         <w:rPr>
           <w:rFonts w:cs="Times New Roman"/>
@@ -4373,7 +4539,7 @@
           <w:rFonts w:cs="Times New Roman"/>
         </w:rPr>
       </w:pPr>
-      <w:bookmarkStart w:id="3" w:name="_Toc226132449"/>
+      <w:bookmarkStart w:id="3" w:name="_Toc227707569"/>
       <w:r>
         <w:rPr>
           <w:rFonts w:cs="Times New Roman"/>
@@ -4536,7 +4702,7 @@
           <w:rFonts w:cs="Times New Roman"/>
         </w:rPr>
       </w:pPr>
-      <w:bookmarkStart w:id="4" w:name="_Toc226132450"/>
+      <w:bookmarkStart w:id="4" w:name="_Toc227707570"/>
       <w:r>
         <w:rPr>
           <w:rFonts w:cs="Times New Roman"/>
@@ -4693,7 +4859,7 @@
           <w:rFonts w:cs="Times New Roman"/>
         </w:rPr>
       </w:pPr>
-      <w:bookmarkStart w:id="5" w:name="_Toc226132451"/>
+      <w:bookmarkStart w:id="5" w:name="_Toc227707571"/>
       <w:r>
         <w:rPr>
           <w:rFonts w:cs="Times New Roman"/>
@@ -4709,7 +4875,7 @@
           <w:rFonts w:cs="Times New Roman"/>
         </w:rPr>
       </w:pPr>
-      <w:bookmarkStart w:id="6" w:name="_Toc226132452"/>
+      <w:bookmarkStart w:id="6" w:name="_Toc227707572"/>
       <w:r>
         <w:rPr>
           <w:rFonts w:cs="Times New Roman"/>
@@ -4767,7 +4933,7 @@
           <w:rFonts w:cs="Times New Roman"/>
         </w:rPr>
       </w:pPr>
-      <w:bookmarkStart w:id="7" w:name="_Toc226132453"/>
+      <w:bookmarkStart w:id="7" w:name="_Toc227707573"/>
       <w:r>
         <w:rPr>
           <w:rFonts w:cs="Times New Roman"/>
@@ -4846,7 +5012,7 @@
           <w:rFonts w:cs="Times New Roman"/>
         </w:rPr>
       </w:pPr>
-      <w:bookmarkStart w:id="8" w:name="_Toc226132454"/>
+      <w:bookmarkStart w:id="8" w:name="_Toc227707574"/>
       <w:r>
         <w:rPr>
           <w:rFonts w:cs="Times New Roman"/>
@@ -4946,7 +5112,7 @@
           <w:rFonts w:cs="Times New Roman"/>
         </w:rPr>
       </w:pPr>
-      <w:bookmarkStart w:id="9" w:name="_Toc226132455"/>
+      <w:bookmarkStart w:id="9" w:name="_Toc227707575"/>
       <w:r>
         <w:rPr>
           <w:rFonts w:cs="Times New Roman"/>
@@ -5026,7 +5192,7 @@
           <w:rFonts w:cs="Times New Roman"/>
         </w:rPr>
       </w:pPr>
-      <w:bookmarkStart w:id="10" w:name="_Toc226132456"/>
+      <w:bookmarkStart w:id="10" w:name="_Toc227707576"/>
       <w:r>
         <w:rPr>
           <w:rFonts w:cs="Times New Roman"/>
@@ -5042,7 +5208,7 @@
           <w:rFonts w:cs="Times New Roman"/>
         </w:rPr>
       </w:pPr>
-      <w:bookmarkStart w:id="11" w:name="_Toc226132457"/>
+      <w:bookmarkStart w:id="11" w:name="_Toc227707577"/>
       <w:r>
         <w:rPr>
           <w:rFonts w:cs="Times New Roman"/>
@@ -5914,7 +6080,7 @@
           <w:rFonts w:cs="Times New Roman"/>
         </w:rPr>
       </w:pPr>
-      <w:bookmarkStart w:id="12" w:name="_Toc226132458"/>
+      <w:bookmarkStart w:id="12" w:name="_Toc227707578"/>
       <w:r>
         <w:rPr>
           <w:rFonts w:cs="Times New Roman"/>
@@ -6075,7 +6241,7 @@
           <w:rFonts w:cs="Times New Roman"/>
         </w:rPr>
       </w:pPr>
-      <w:bookmarkStart w:id="13" w:name="_Toc226132459"/>
+      <w:bookmarkStart w:id="13" w:name="_Toc227707579"/>
       <w:r>
         <w:rPr>
           <w:rFonts w:cs="Times New Roman"/>
@@ -6091,7 +6257,7 @@
           <w:rFonts w:cs="Times New Roman"/>
         </w:rPr>
       </w:pPr>
-      <w:bookmarkStart w:id="14" w:name="_Toc226132460"/>
+      <w:bookmarkStart w:id="14" w:name="_Toc227707580"/>
       <w:r>
         <w:rPr>
           <w:rFonts w:cs="Times New Roman"/>
@@ -6265,7 +6431,7 @@
           <w:rFonts w:cs="Times New Roman"/>
         </w:rPr>
       </w:pPr>
-      <w:bookmarkStart w:id="15" w:name="_Toc226132461"/>
+      <w:bookmarkStart w:id="15" w:name="_Toc227707581"/>
       <w:r>
         <w:rPr>
           <w:rFonts w:cs="Times New Roman"/>
@@ -6338,7 +6504,7 @@
           <w:rFonts w:cs="Times New Roman"/>
         </w:rPr>
       </w:pPr>
-      <w:bookmarkStart w:id="16" w:name="_Toc226132462"/>
+      <w:bookmarkStart w:id="16" w:name="_Toc227707582"/>
       <w:r>
         <w:rPr>
           <w:rFonts w:cs="Times New Roman"/>
@@ -6441,7 +6607,7 @@
           <w:rFonts w:cs="Times New Roman"/>
         </w:rPr>
       </w:pPr>
-      <w:bookmarkStart w:id="17" w:name="_Toc226132463"/>
+      <w:bookmarkStart w:id="17" w:name="_Toc227707583"/>
       <w:r>
         <w:rPr>
           <w:rFonts w:cs="Times New Roman"/>
@@ -6815,7 +6981,7 @@
           <w:rFonts w:cs="Times New Roman"/>
         </w:rPr>
       </w:pPr>
-      <w:bookmarkStart w:id="18" w:name="_Toc226132464"/>
+      <w:bookmarkStart w:id="18" w:name="_Toc227707584"/>
       <w:r>
         <w:rPr>
           <w:rFonts w:cs="Times New Roman"/>
@@ -6942,7 +7108,7 @@
           <w:rFonts w:cs="Times New Roman"/>
         </w:rPr>
       </w:pPr>
-      <w:bookmarkStart w:id="19" w:name="_Toc226132465"/>
+      <w:bookmarkStart w:id="19" w:name="_Toc227707585"/>
       <w:r>
         <w:rPr>
           <w:rFonts w:cs="Times New Roman"/>
@@ -7064,7 +7230,7 @@
           <w:rFonts w:cs="Times New Roman"/>
         </w:rPr>
       </w:pPr>
-      <w:bookmarkStart w:id="20" w:name="_Toc226132466"/>
+      <w:bookmarkStart w:id="20" w:name="_Toc227707586"/>
       <w:r>
         <w:rPr>
           <w:rFonts w:cs="Times New Roman"/>
@@ -7143,7 +7309,7 @@
           <w:rFonts w:cs="Times New Roman"/>
         </w:rPr>
       </w:pPr>
-      <w:bookmarkStart w:id="21" w:name="_Toc226132467"/>
+      <w:bookmarkStart w:id="21" w:name="_Toc227707587"/>
       <w:r>
         <w:rPr>
           <w:rFonts w:cs="Times New Roman"/>
@@ -7244,7 +7410,7 @@
           <w:rFonts w:cs="Times New Roman"/>
         </w:rPr>
       </w:pPr>
-      <w:bookmarkStart w:id="22" w:name="_Toc226132468"/>
+      <w:bookmarkStart w:id="22" w:name="_Toc227707588"/>
       <w:r>
         <w:rPr>
           <w:rFonts w:cs="Times New Roman"/>
@@ -7260,7 +7426,7 @@
           <w:rFonts w:cs="Times New Roman"/>
         </w:rPr>
       </w:pPr>
-      <w:bookmarkStart w:id="23" w:name="_Toc226132469"/>
+      <w:bookmarkStart w:id="23" w:name="_Toc227707589"/>
       <w:r>
         <w:rPr>
           <w:rFonts w:cs="Times New Roman"/>
@@ -7422,7 +7588,7 @@
           <w:rFonts w:cs="Times New Roman"/>
         </w:rPr>
       </w:pPr>
-      <w:bookmarkStart w:id="24" w:name="_Toc226132470"/>
+      <w:bookmarkStart w:id="24" w:name="_Toc227707590"/>
       <w:r>
         <w:rPr>
           <w:rFonts w:cs="Times New Roman"/>
@@ -7438,7 +7604,7 @@
           <w:rFonts w:cs="Times New Roman"/>
         </w:rPr>
       </w:pPr>
-      <w:bookmarkStart w:id="25" w:name="_Toc226132471"/>
+      <w:bookmarkStart w:id="25" w:name="_Toc227707591"/>
       <w:r>
         <w:rPr>
           <w:rFonts w:cs="Times New Roman"/>
@@ -7574,7 +7740,7 @@
           <w:rFonts w:cs="Times New Roman"/>
         </w:rPr>
       </w:pPr>
-      <w:bookmarkStart w:id="26" w:name="_Toc226132472"/>
+      <w:bookmarkStart w:id="26" w:name="_Toc227707592"/>
       <w:r>
         <w:rPr>
           <w:rFonts w:cs="Times New Roman"/>
@@ -7690,7 +7856,7 @@
           <w:rFonts w:cs="Times New Roman"/>
         </w:rPr>
       </w:pPr>
-      <w:bookmarkStart w:id="27" w:name="_Toc226132473"/>
+      <w:bookmarkStart w:id="27" w:name="_Toc227707593"/>
       <w:r>
         <w:rPr>
           <w:rFonts w:cs="Times New Roman"/>
@@ -7897,7 +8063,7 @@
           <w:rFonts w:cs="Times New Roman"/>
         </w:rPr>
       </w:pPr>
-      <w:bookmarkStart w:id="28" w:name="_Toc226132474"/>
+      <w:bookmarkStart w:id="28" w:name="_Toc227707594"/>
       <w:r>
         <w:rPr>
           <w:rFonts w:cs="Times New Roman"/>
@@ -8034,7 +8200,7 @@
           <w:rFonts w:cs="Times New Roman"/>
         </w:rPr>
       </w:pPr>
-      <w:bookmarkStart w:id="29" w:name="_Toc226132475"/>
+      <w:bookmarkStart w:id="29" w:name="_Toc227707595"/>
       <w:r>
         <w:rPr>
           <w:rFonts w:cs="Times New Roman"/>
@@ -8170,7 +8336,7 @@
           <w:rFonts w:cs="Times New Roman"/>
         </w:rPr>
       </w:pPr>
-      <w:bookmarkStart w:id="30" w:name="_Toc226132476"/>
+      <w:bookmarkStart w:id="30" w:name="_Toc227707596"/>
       <w:r>
         <w:rPr>
           <w:rFonts w:cs="Times New Roman"/>
@@ -8273,7 +8439,7 @@
           <w:rFonts w:cs="Times New Roman"/>
         </w:rPr>
       </w:pPr>
-      <w:bookmarkStart w:id="31" w:name="_Toc226132477"/>
+      <w:bookmarkStart w:id="31" w:name="_Toc227707597"/>
       <w:r>
         <w:rPr>
           <w:rFonts w:cs="Times New Roman"/>
@@ -8427,7 +8593,7 @@
           <w:rFonts w:cs="Times New Roman"/>
         </w:rPr>
       </w:pPr>
-      <w:bookmarkStart w:id="32" w:name="_Toc226132478"/>
+      <w:bookmarkStart w:id="32" w:name="_Toc227707598"/>
       <w:r>
         <w:rPr>
           <w:rFonts w:cs="Times New Roman"/>
@@ -8530,7 +8696,7 @@
           <w:rFonts w:cs="Times New Roman"/>
         </w:rPr>
       </w:pPr>
-      <w:bookmarkStart w:id="33" w:name="_Toc226132479"/>
+      <w:bookmarkStart w:id="33" w:name="_Toc227707599"/>
       <w:r>
         <w:rPr>
           <w:rFonts w:cs="Times New Roman"/>
@@ -8706,12 +8872,14 @@
       <w:pPr>
         <w:pStyle w:val="Heading3"/>
       </w:pPr>
+      <w:bookmarkStart w:id="34" w:name="_Toc227707600"/>
       <w:r>
         <w:t xml:space="preserve">2.10 </w:t>
       </w:r>
       <w:r>
         <w:t>Smart Feature Panels</w:t>
       </w:r>
+      <w:bookmarkEnd w:id="34"/>
     </w:p>
     <w:p>
       <w:pPr>
@@ -8795,7 +8963,7 @@
           <w:rFonts w:cs="Times New Roman"/>
         </w:rPr>
       </w:pPr>
-      <w:bookmarkStart w:id="34" w:name="_Toc226132481"/>
+      <w:bookmarkStart w:id="35" w:name="_Toc227707601"/>
       <w:r>
         <w:rPr>
           <w:rFonts w:cs="Times New Roman"/>
@@ -8814,7 +8982,7 @@
         </w:rPr>
         <w:t>. Settings &amp; Account</w:t>
       </w:r>
-      <w:bookmarkEnd w:id="34"/>
+      <w:bookmarkEnd w:id="35"/>
     </w:p>
     <w:p>
       <w:pPr>
@@ -8909,7 +9077,7 @@
           <w:rFonts w:cs="Times New Roman"/>
         </w:rPr>
       </w:pPr>
-      <w:bookmarkStart w:id="35" w:name="_Toc226132482"/>
+      <w:bookmarkStart w:id="36" w:name="_Toc227707602"/>
       <w:r>
         <w:rPr>
           <w:rFonts w:cs="Times New Roman"/>
@@ -8928,7 +9096,7 @@
         </w:rPr>
         <w:t>. Notifications &amp; Feedback</w:t>
       </w:r>
-      <w:bookmarkEnd w:id="35"/>
+      <w:bookmarkEnd w:id="36"/>
     </w:p>
     <w:p>
       <w:pPr>
@@ -8987,14 +9155,14 @@
           <w:rFonts w:cs="Times New Roman"/>
         </w:rPr>
       </w:pPr>
-      <w:bookmarkStart w:id="36" w:name="_Toc226132483"/>
+      <w:bookmarkStart w:id="37" w:name="_Toc227707603"/>
       <w:r>
         <w:rPr>
           <w:rFonts w:cs="Times New Roman"/>
         </w:rPr>
         <w:t>3. Navigation &amp; Interaction</w:t>
       </w:r>
-      <w:bookmarkEnd w:id="36"/>
+      <w:bookmarkEnd w:id="37"/>
     </w:p>
     <w:p>
       <w:pPr>
@@ -9224,14 +9392,14 @@
           <w:rFonts w:cs="Times New Roman"/>
         </w:rPr>
       </w:pPr>
-      <w:bookmarkStart w:id="37" w:name="_Toc226132484"/>
+      <w:bookmarkStart w:id="38" w:name="_Toc227707604"/>
       <w:r>
         <w:rPr>
           <w:rFonts w:cs="Times New Roman"/>
         </w:rPr>
         <w:t>4. UI/UX Design Principles</w:t>
       </w:r>
-      <w:bookmarkEnd w:id="37"/>
+      <w:bookmarkEnd w:id="38"/>
     </w:p>
     <w:p>
       <w:pPr>
@@ -9365,14 +9533,14 @@
           <w:rFonts w:cs="Times New Roman"/>
         </w:rPr>
       </w:pPr>
-      <w:bookmarkStart w:id="38" w:name="_Toc226132485"/>
+      <w:bookmarkStart w:id="39" w:name="_Toc227707605"/>
       <w:r>
         <w:rPr>
           <w:rFonts w:cs="Times New Roman"/>
         </w:rPr>
         <w:t>5. Smart Feature Behavior</w:t>
       </w:r>
-      <w:bookmarkEnd w:id="38"/>
+      <w:bookmarkEnd w:id="39"/>
     </w:p>
     <w:tbl>
       <w:tblPr>
@@ -10204,14 +10372,14 @@
           <w:rFonts w:cs="Times New Roman"/>
         </w:rPr>
       </w:pPr>
-      <w:bookmarkStart w:id="39" w:name="_Toc226132486"/>
+      <w:bookmarkStart w:id="40" w:name="_Toc227707606"/>
       <w:r>
         <w:rPr>
           <w:rFonts w:cs="Times New Roman"/>
         </w:rPr>
         <w:t>6. Error &amp; Feedback Design</w:t>
       </w:r>
-      <w:bookmarkEnd w:id="39"/>
+      <w:bookmarkEnd w:id="40"/>
     </w:p>
     <w:p>
       <w:pPr>
@@ -10320,14 +10488,14 @@
           <w:rFonts w:cs="Times New Roman"/>
         </w:rPr>
       </w:pPr>
-      <w:bookmarkStart w:id="40" w:name="_Toc226132487"/>
+      <w:bookmarkStart w:id="41" w:name="_Toc227707607"/>
       <w:r>
         <w:rPr>
           <w:rFonts w:cs="Times New Roman"/>
         </w:rPr>
         <w:t>7. Caching &amp; State Design</w:t>
       </w:r>
-      <w:bookmarkEnd w:id="40"/>
+      <w:bookmarkEnd w:id="41"/>
     </w:p>
     <w:p>
       <w:pPr>
@@ -10458,14 +10626,14 @@
           <w:rFonts w:cs="Times New Roman"/>
         </w:rPr>
       </w:pPr>
-      <w:bookmarkStart w:id="41" w:name="_Toc226132488"/>
+      <w:bookmarkStart w:id="42" w:name="_Toc227707608"/>
       <w:r>
         <w:rPr>
           <w:rFonts w:cs="Times New Roman"/>
         </w:rPr>
         <w:t>8. Design Constraints</w:t>
       </w:r>
-      <w:bookmarkEnd w:id="41"/>
+      <w:bookmarkEnd w:id="42"/>
     </w:p>
     <w:p>
       <w:pPr>
@@ -10586,7 +10754,7 @@
           <w:rFonts w:cs="Times New Roman"/>
         </w:rPr>
       </w:pPr>
-      <w:bookmarkStart w:id="42" w:name="_Toc226132489"/>
+      <w:bookmarkStart w:id="43" w:name="_Toc227707609"/>
       <w:r>
         <w:rPr>
           <w:rFonts w:cs="Times New Roman"/>
@@ -10594,7 +10762,7 @@
         <w:lastRenderedPageBreak/>
         <w:t>9. Branding / Visual Style</w:t>
       </w:r>
-      <w:bookmarkEnd w:id="42"/>
+      <w:bookmarkEnd w:id="43"/>
     </w:p>
     <w:p>
       <w:pPr>
@@ -10717,14 +10885,14 @@
           <w:rFonts w:cs="Times New Roman"/>
         </w:rPr>
       </w:pPr>
-      <w:bookmarkStart w:id="43" w:name="_Toc226132490"/>
+      <w:bookmarkStart w:id="44" w:name="_Toc227707610"/>
       <w:r>
         <w:rPr>
           <w:rFonts w:cs="Times New Roman"/>
         </w:rPr>
         <w:t>Sprints</w:t>
       </w:r>
-      <w:bookmarkEnd w:id="43"/>
+      <w:bookmarkEnd w:id="44"/>
     </w:p>
     <w:p>
       <w:pPr>
@@ -10733,14 +10901,14 @@
           <w:rFonts w:cs="Times New Roman"/>
         </w:rPr>
       </w:pPr>
-      <w:bookmarkStart w:id="44" w:name="_Toc226132491"/>
+      <w:bookmarkStart w:id="45" w:name="_Toc227707611"/>
       <w:r>
         <w:rPr>
           <w:rFonts w:cs="Times New Roman"/>
         </w:rPr>
         <w:t>Sprint 1: Core Setup &amp; User Authentication</w:t>
       </w:r>
-      <w:bookmarkEnd w:id="44"/>
+      <w:bookmarkEnd w:id="45"/>
     </w:p>
     <w:p>
       <w:pPr>
@@ -11052,14 +11220,14 @@
           <w:rFonts w:cs="Times New Roman"/>
         </w:rPr>
       </w:pPr>
-      <w:bookmarkStart w:id="45" w:name="_Toc226132492"/>
+      <w:bookmarkStart w:id="46" w:name="_Toc227707612"/>
       <w:r>
         <w:rPr>
           <w:rFonts w:cs="Times New Roman"/>
         </w:rPr>
         <w:t>Sprint 2: Snippet CRUD &amp; Dashboard</w:t>
       </w:r>
-      <w:bookmarkEnd w:id="45"/>
+      <w:bookmarkEnd w:id="46"/>
     </w:p>
     <w:p>
       <w:pPr>
@@ -11328,14 +11496,14 @@
           <w:rFonts w:cs="Times New Roman"/>
         </w:rPr>
       </w:pPr>
-      <w:bookmarkStart w:id="46" w:name="_Toc226132493"/>
+      <w:bookmarkStart w:id="47" w:name="_Toc227707613"/>
       <w:r>
         <w:rPr>
           <w:rFonts w:cs="Times New Roman"/>
         </w:rPr>
         <w:t>Sprint 3: Snippet Editor &amp; Versioning</w:t>
       </w:r>
-      <w:bookmarkEnd w:id="46"/>
+      <w:bookmarkEnd w:id="47"/>
     </w:p>
     <w:p>
       <w:pPr>
@@ -11591,14 +11759,14 @@
           <w:rFonts w:cs="Times New Roman"/>
         </w:rPr>
       </w:pPr>
-      <w:bookmarkStart w:id="47" w:name="_Toc226132494"/>
+      <w:bookmarkStart w:id="48" w:name="_Toc227707614"/>
       <w:r>
         <w:rPr>
           <w:rFonts w:cs="Times New Roman"/>
         </w:rPr>
         <w:t>Sprint 4: Smart Search &amp; Filters</w:t>
       </w:r>
-      <w:bookmarkEnd w:id="47"/>
+      <w:bookmarkEnd w:id="48"/>
     </w:p>
     <w:p>
       <w:pPr>
@@ -11821,14 +11989,14 @@
           <w:rFonts w:cs="Times New Roman"/>
         </w:rPr>
       </w:pPr>
-      <w:bookmarkStart w:id="48" w:name="_Toc226132495"/>
+      <w:bookmarkStart w:id="49" w:name="_Toc227707615"/>
       <w:r>
         <w:rPr>
           <w:rFonts w:cs="Times New Roman"/>
         </w:rPr>
         <w:t>Sprint 5: Templates &amp; Boilerplates</w:t>
       </w:r>
-      <w:bookmarkEnd w:id="48"/>
+      <w:bookmarkEnd w:id="49"/>
     </w:p>
     <w:p>
       <w:pPr>
@@ -12050,14 +12218,14 @@
           <w:rFonts w:cs="Times New Roman"/>
         </w:rPr>
       </w:pPr>
-      <w:bookmarkStart w:id="49" w:name="_Toc226132496"/>
+      <w:bookmarkStart w:id="50" w:name="_Toc227707616"/>
       <w:r>
         <w:rPr>
           <w:rFonts w:cs="Times New Roman"/>
         </w:rPr>
         <w:t>Sprint 6: Smart Recommendations &amp; Analytics</w:t>
       </w:r>
-      <w:bookmarkEnd w:id="49"/>
+      <w:bookmarkEnd w:id="50"/>
     </w:p>
     <w:p>
       <w:pPr>
@@ -12296,14 +12464,14 @@
           <w:rFonts w:cs="Times New Roman"/>
         </w:rPr>
       </w:pPr>
-      <w:bookmarkStart w:id="50" w:name="_Toc226132497"/>
+      <w:bookmarkStart w:id="51" w:name="_Toc227707617"/>
       <w:r>
         <w:rPr>
           <w:rFonts w:cs="Times New Roman"/>
         </w:rPr>
         <w:t>Sprint 7: Cross-Project Linking &amp; Smart Archiving</w:t>
       </w:r>
-      <w:bookmarkEnd w:id="50"/>
+      <w:bookmarkEnd w:id="51"/>
     </w:p>
     <w:p>
       <w:pPr>
@@ -12549,14 +12717,14 @@
           <w:rFonts w:cs="Times New Roman"/>
         </w:rPr>
       </w:pPr>
-      <w:bookmarkStart w:id="51" w:name="_Toc226132498"/>
+      <w:bookmarkStart w:id="52" w:name="_Toc227707618"/>
       <w:r>
         <w:rPr>
           <w:rFonts w:cs="Times New Roman"/>
         </w:rPr>
         <w:t>Sprint 8: Export &amp; Import Intelligence</w:t>
       </w:r>
-      <w:bookmarkEnd w:id="51"/>
+      <w:bookmarkEnd w:id="52"/>
     </w:p>
     <w:p>
       <w:pPr>
@@ -12795,14 +12963,14 @@
           <w:rFonts w:cs="Times New Roman"/>
         </w:rPr>
       </w:pPr>
-      <w:bookmarkStart w:id="52" w:name="_Toc226132499"/>
+      <w:bookmarkStart w:id="53" w:name="_Toc227707619"/>
       <w:r>
         <w:rPr>
           <w:rFonts w:cs="Times New Roman"/>
         </w:rPr>
         <w:t>Sprint 9: Syntax-Aware Enhancements &amp; Validation</w:t>
       </w:r>
-      <w:bookmarkEnd w:id="52"/>
+      <w:bookmarkEnd w:id="53"/>
     </w:p>
     <w:p>
       <w:pPr>
@@ -13042,14 +13210,14 @@
           <w:rFonts w:cs="Times New Roman"/>
         </w:rPr>
       </w:pPr>
-      <w:bookmarkStart w:id="53" w:name="_Toc226132500"/>
+      <w:bookmarkStart w:id="54" w:name="_Toc227707620"/>
       <w:r>
         <w:rPr>
           <w:rFonts w:cs="Times New Roman"/>
         </w:rPr>
         <w:t>Sprint 10: Settings, Notifications &amp; Final Polish</w:t>
       </w:r>
-      <w:bookmarkEnd w:id="53"/>
+      <w:bookmarkEnd w:id="54"/>
     </w:p>
     <w:p>
       <w:pPr>
@@ -13353,9 +13521,11 @@
       <w:pPr>
         <w:pStyle w:val="Heading2"/>
       </w:pPr>
+      <w:bookmarkStart w:id="55" w:name="_Toc227707621"/>
       <w:r>
         <w:t>Sprint 11: Favorites, Tags, and Trash</w:t>
       </w:r>
+      <w:bookmarkEnd w:id="55"/>
     </w:p>
     <w:p>
       <w:pPr>
@@ -13717,6 +13887,7 @@
       <w:pPr>
         <w:pStyle w:val="Heading2"/>
       </w:pPr>
+      <w:bookmarkStart w:id="56" w:name="_Toc227707622"/>
       <w:r>
         <w:t>Sprint 1</w:t>
       </w:r>
@@ -13726,6 +13897,7 @@
       <w:r>
         <w:t>: Memory Efficiency &amp; Resource Optimization</w:t>
       </w:r>
+      <w:bookmarkEnd w:id="56"/>
     </w:p>
     <w:p>
       <w:pPr>
@@ -14674,6 +14846,7 @@
       <w:pPr>
         <w:pStyle w:val="Heading2"/>
       </w:pPr>
+      <w:bookmarkStart w:id="57" w:name="_Toc227707623"/>
       <w:r>
         <w:t>Sprint 1</w:t>
       </w:r>
@@ -14683,6 +14856,7 @@
       <w:r>
         <w:t>: Build, Packaging, Security Hardening, and Optimization</w:t>
       </w:r>
+      <w:bookmarkEnd w:id="57"/>
     </w:p>
     <w:p>
       <w:pPr>
@@ -30664,6 +30838,7 @@
   <w:style w:type="character" w:default="1" w:styleId="DefaultParagraphFont">
     <w:name w:val="Default Paragraph Font"/>
     <w:uiPriority w:val="1"/>
+    <w:semiHidden/>
     <w:unhideWhenUsed/>
   </w:style>
   <w:style w:type="table" w:default="1" w:styleId="TableNormal">

--- a/Coda Full Description.docx
+++ b/Coda Full Description.docx
@@ -12959,6 +12959,7 @@
     <w:p>
       <w:pPr>
         <w:pStyle w:val="Heading2"/>
+        <w:ind w:left="720"/>
         <w:rPr>
           <w:rFonts w:cs="Times New Roman"/>
         </w:rPr>
